--- a/documents/manual/manual.docx
+++ b/documents/manual/manual.docx
@@ -8,7 +8,6 @@
       </w:pPr>
       <w:r>
         <w:rPr>
-          <w:noProof/>
           <w:color w:val="0D0D0D" w:themeColor="text1" w:themeTint="F2"/>
         </w:rPr>
         <w:drawing>
@@ -214,7 +213,7 @@
           <w:sz w:val="24"/>
           <w:szCs w:val="24"/>
         </w:rPr>
-        <w:t>7</w:t>
+        <w:t>19</w:t>
       </w:r>
       <w:r>
         <w:rPr>
@@ -263,7 +262,6 @@
           <w:tab w:val="right" w:leader="dot" w:pos="9736"/>
         </w:tabs>
         <w:rPr>
-          <w:noProof/>
           <w:szCs w:val="24"/>
           <w14:ligatures w14:val="standardContextual"/>
         </w:rPr>
@@ -277,58 +275,51 @@
       <w:r>
         <w:fldChar w:fldCharType="separate"/>
       </w:r>
-      <w:hyperlink w:anchor="_Toc205476819" w:history="1">
+      <w:hyperlink w:anchor="_Toc206502998" w:history="1">
         <w:r>
           <w:rPr>
             <w:rStyle w:val="a7"/>
+          </w:rPr>
+          <w:t>ストーリー</w:t>
+        </w:r>
+        <w:r>
+          <w:rPr>
+            <w:webHidden/>
+          </w:rPr>
+          <w:tab/>
+        </w:r>
+        <w:r>
+          <w:rPr>
+            <w:webHidden/>
+          </w:rPr>
+          <w:fldChar w:fldCharType="begin"/>
+        </w:r>
+        <w:r>
+          <w:rPr>
+            <w:webHidden/>
+          </w:rPr>
+          <w:instrText xml:space="preserve"> PAGEREF _Toc206502998 \h </w:instrText>
+        </w:r>
+        <w:r>
+          <w:rPr>
+            <w:webHidden/>
+          </w:rPr>
+        </w:r>
+        <w:r>
+          <w:rPr>
+            <w:webHidden/>
+          </w:rPr>
+          <w:fldChar w:fldCharType="separate"/>
+        </w:r>
+        <w:r>
+          <w:rPr>
             <w:noProof/>
-          </w:rPr>
-          <w:t>ストーリー</w:t>
-        </w:r>
-        <w:r>
-          <w:rPr>
-            <w:noProof/>
-            <w:webHidden/>
-          </w:rPr>
-          <w:tab/>
-        </w:r>
-        <w:r>
-          <w:rPr>
-            <w:noProof/>
-            <w:webHidden/>
-          </w:rPr>
-          <w:fldChar w:fldCharType="begin"/>
-        </w:r>
-        <w:r>
-          <w:rPr>
-            <w:noProof/>
-            <w:webHidden/>
-          </w:rPr>
-          <w:instrText xml:space="preserve"> PAGEREF _Toc205476819 \h </w:instrText>
-        </w:r>
-        <w:r>
-          <w:rPr>
-            <w:noProof/>
-            <w:webHidden/>
-          </w:rPr>
-        </w:r>
-        <w:r>
-          <w:rPr>
-            <w:noProof/>
-            <w:webHidden/>
-          </w:rPr>
-          <w:fldChar w:fldCharType="separate"/>
-        </w:r>
-        <w:r>
-          <w:rPr>
-            <w:noProof/>
             <w:webHidden/>
           </w:rPr>
           <w:t>2</w:t>
         </w:r>
         <w:r>
           <w:rPr>
-            <w:noProof/>
             <w:webHidden/>
           </w:rPr>
           <w:fldChar w:fldCharType="end"/>
@@ -342,63 +333,55 @@
           <w:tab w:val="right" w:leader="dot" w:pos="9736"/>
         </w:tabs>
         <w:rPr>
-          <w:noProof/>
           <w:szCs w:val="24"/>
           <w14:ligatures w14:val="standardContextual"/>
         </w:rPr>
       </w:pPr>
-      <w:hyperlink w:anchor="_Toc205476820" w:history="1">
+      <w:hyperlink w:anchor="_Toc206502999" w:history="1">
         <w:r>
           <w:rPr>
             <w:rStyle w:val="a7"/>
+          </w:rPr>
+          <w:t>キー操作</w:t>
+        </w:r>
+        <w:r>
+          <w:rPr>
+            <w:webHidden/>
+          </w:rPr>
+          <w:tab/>
+        </w:r>
+        <w:r>
+          <w:rPr>
+            <w:webHidden/>
+          </w:rPr>
+          <w:fldChar w:fldCharType="begin"/>
+        </w:r>
+        <w:r>
+          <w:rPr>
+            <w:webHidden/>
+          </w:rPr>
+          <w:instrText xml:space="preserve"> PAGEREF _Toc206502999 \h </w:instrText>
+        </w:r>
+        <w:r>
+          <w:rPr>
+            <w:webHidden/>
+          </w:rPr>
+        </w:r>
+        <w:r>
+          <w:rPr>
+            <w:webHidden/>
+          </w:rPr>
+          <w:fldChar w:fldCharType="separate"/>
+        </w:r>
+        <w:r>
+          <w:rPr>
             <w:noProof/>
-          </w:rPr>
-          <w:t>キー操作</w:t>
-        </w:r>
-        <w:r>
-          <w:rPr>
-            <w:noProof/>
-            <w:webHidden/>
-          </w:rPr>
-          <w:tab/>
-        </w:r>
-        <w:r>
-          <w:rPr>
-            <w:noProof/>
-            <w:webHidden/>
-          </w:rPr>
-          <w:fldChar w:fldCharType="begin"/>
-        </w:r>
-        <w:r>
-          <w:rPr>
-            <w:noProof/>
-            <w:webHidden/>
-          </w:rPr>
-          <w:instrText xml:space="preserve"> PAGEREF _Toc205476820 \h </w:instrText>
-        </w:r>
-        <w:r>
-          <w:rPr>
-            <w:noProof/>
-            <w:webHidden/>
-          </w:rPr>
-        </w:r>
-        <w:r>
-          <w:rPr>
-            <w:noProof/>
-            <w:webHidden/>
-          </w:rPr>
-          <w:fldChar w:fldCharType="separate"/>
-        </w:r>
-        <w:r>
-          <w:rPr>
-            <w:noProof/>
             <w:webHidden/>
           </w:rPr>
           <w:t>3</w:t>
         </w:r>
         <w:r>
           <w:rPr>
-            <w:noProof/>
             <w:webHidden/>
           </w:rPr>
           <w:fldChar w:fldCharType="end"/>
@@ -412,63 +395,55 @@
           <w:tab w:val="right" w:leader="dot" w:pos="9736"/>
         </w:tabs>
         <w:rPr>
-          <w:noProof/>
           <w:szCs w:val="24"/>
           <w14:ligatures w14:val="standardContextual"/>
         </w:rPr>
       </w:pPr>
-      <w:hyperlink w:anchor="_Toc205476821" w:history="1">
+      <w:hyperlink w:anchor="_Toc206503000" w:history="1">
         <w:r>
           <w:rPr>
             <w:rStyle w:val="a7"/>
+          </w:rPr>
+          <w:t>ゲームの動作環境</w:t>
+        </w:r>
+        <w:r>
+          <w:rPr>
+            <w:webHidden/>
+          </w:rPr>
+          <w:tab/>
+        </w:r>
+        <w:r>
+          <w:rPr>
+            <w:webHidden/>
+          </w:rPr>
+          <w:fldChar w:fldCharType="begin"/>
+        </w:r>
+        <w:r>
+          <w:rPr>
+            <w:webHidden/>
+          </w:rPr>
+          <w:instrText xml:space="preserve"> PAGEREF _Toc206503000 \h </w:instrText>
+        </w:r>
+        <w:r>
+          <w:rPr>
+            <w:webHidden/>
+          </w:rPr>
+        </w:r>
+        <w:r>
+          <w:rPr>
+            <w:webHidden/>
+          </w:rPr>
+          <w:fldChar w:fldCharType="separate"/>
+        </w:r>
+        <w:r>
+          <w:rPr>
             <w:noProof/>
-          </w:rPr>
-          <w:t>ゲームの動作環境</w:t>
-        </w:r>
-        <w:r>
-          <w:rPr>
-            <w:noProof/>
-            <w:webHidden/>
-          </w:rPr>
-          <w:tab/>
-        </w:r>
-        <w:r>
-          <w:rPr>
-            <w:noProof/>
-            <w:webHidden/>
-          </w:rPr>
-          <w:fldChar w:fldCharType="begin"/>
-        </w:r>
-        <w:r>
-          <w:rPr>
-            <w:noProof/>
-            <w:webHidden/>
-          </w:rPr>
-          <w:instrText xml:space="preserve"> PAGEREF _Toc205476821 \h </w:instrText>
-        </w:r>
-        <w:r>
-          <w:rPr>
-            <w:noProof/>
-            <w:webHidden/>
-          </w:rPr>
-        </w:r>
-        <w:r>
-          <w:rPr>
-            <w:noProof/>
-            <w:webHidden/>
-          </w:rPr>
-          <w:fldChar w:fldCharType="separate"/>
-        </w:r>
-        <w:r>
-          <w:rPr>
-            <w:noProof/>
             <w:webHidden/>
           </w:rPr>
           <w:t>4</w:t>
         </w:r>
         <w:r>
           <w:rPr>
-            <w:noProof/>
             <w:webHidden/>
           </w:rPr>
           <w:fldChar w:fldCharType="end"/>
@@ -482,63 +457,55 @@
           <w:tab w:val="right" w:leader="dot" w:pos="9736"/>
         </w:tabs>
         <w:rPr>
-          <w:noProof/>
           <w:szCs w:val="24"/>
           <w14:ligatures w14:val="standardContextual"/>
         </w:rPr>
       </w:pPr>
-      <w:hyperlink w:anchor="_Toc205476822" w:history="1">
+      <w:hyperlink w:anchor="_Toc206503001" w:history="1">
         <w:r>
           <w:rPr>
             <w:rStyle w:val="a7"/>
+          </w:rPr>
+          <w:t>ゲームのダウンロード、インストールとアンインストール</w:t>
+        </w:r>
+        <w:r>
+          <w:rPr>
+            <w:webHidden/>
+          </w:rPr>
+          <w:tab/>
+        </w:r>
+        <w:r>
+          <w:rPr>
+            <w:webHidden/>
+          </w:rPr>
+          <w:fldChar w:fldCharType="begin"/>
+        </w:r>
+        <w:r>
+          <w:rPr>
+            <w:webHidden/>
+          </w:rPr>
+          <w:instrText xml:space="preserve"> PAGEREF _Toc206503001 \h </w:instrText>
+        </w:r>
+        <w:r>
+          <w:rPr>
+            <w:webHidden/>
+          </w:rPr>
+        </w:r>
+        <w:r>
+          <w:rPr>
+            <w:webHidden/>
+          </w:rPr>
+          <w:fldChar w:fldCharType="separate"/>
+        </w:r>
+        <w:r>
+          <w:rPr>
             <w:noProof/>
-          </w:rPr>
-          <w:t>ゲームのダウンロードとアーカイブの展開</w:t>
-        </w:r>
-        <w:r>
-          <w:rPr>
-            <w:noProof/>
-            <w:webHidden/>
-          </w:rPr>
-          <w:tab/>
-        </w:r>
-        <w:r>
-          <w:rPr>
-            <w:noProof/>
-            <w:webHidden/>
-          </w:rPr>
-          <w:fldChar w:fldCharType="begin"/>
-        </w:r>
-        <w:r>
-          <w:rPr>
-            <w:noProof/>
-            <w:webHidden/>
-          </w:rPr>
-          <w:instrText xml:space="preserve"> PAGEREF _Toc205476822 \h </w:instrText>
-        </w:r>
-        <w:r>
-          <w:rPr>
-            <w:noProof/>
-            <w:webHidden/>
-          </w:rPr>
-        </w:r>
-        <w:r>
-          <w:rPr>
-            <w:noProof/>
-            <w:webHidden/>
-          </w:rPr>
-          <w:fldChar w:fldCharType="separate"/>
-        </w:r>
-        <w:r>
-          <w:rPr>
-            <w:noProof/>
-            <w:webHidden/>
-          </w:rPr>
-          <w:t>4</w:t>
-        </w:r>
-        <w:r>
-          <w:rPr>
-            <w:noProof/>
+            <w:webHidden/>
+          </w:rPr>
+          <w:t>5</w:t>
+        </w:r>
+        <w:r>
+          <w:rPr>
             <w:webHidden/>
           </w:rPr>
           <w:fldChar w:fldCharType="end"/>
@@ -552,63 +519,55 @@
           <w:tab w:val="right" w:leader="dot" w:pos="9736"/>
         </w:tabs>
         <w:rPr>
-          <w:noProof/>
           <w:szCs w:val="24"/>
           <w14:ligatures w14:val="standardContextual"/>
         </w:rPr>
       </w:pPr>
-      <w:hyperlink w:anchor="_Toc205476823" w:history="1">
+      <w:hyperlink w:anchor="_Toc206503002" w:history="1">
         <w:r>
           <w:rPr>
             <w:rStyle w:val="a7"/>
+          </w:rPr>
+          <w:t>ゲームの起動</w:t>
+        </w:r>
+        <w:r>
+          <w:rPr>
+            <w:webHidden/>
+          </w:rPr>
+          <w:tab/>
+        </w:r>
+        <w:r>
+          <w:rPr>
+            <w:webHidden/>
+          </w:rPr>
+          <w:fldChar w:fldCharType="begin"/>
+        </w:r>
+        <w:r>
+          <w:rPr>
+            <w:webHidden/>
+          </w:rPr>
+          <w:instrText xml:space="preserve"> PAGEREF _Toc206503002 \h </w:instrText>
+        </w:r>
+        <w:r>
+          <w:rPr>
+            <w:webHidden/>
+          </w:rPr>
+        </w:r>
+        <w:r>
+          <w:rPr>
+            <w:webHidden/>
+          </w:rPr>
+          <w:fldChar w:fldCharType="separate"/>
+        </w:r>
+        <w:r>
+          <w:rPr>
             <w:noProof/>
-          </w:rPr>
-          <w:t>ゲームの起動</w:t>
-        </w:r>
-        <w:r>
-          <w:rPr>
-            <w:noProof/>
-            <w:webHidden/>
-          </w:rPr>
-          <w:tab/>
-        </w:r>
-        <w:r>
-          <w:rPr>
-            <w:noProof/>
-            <w:webHidden/>
-          </w:rPr>
-          <w:fldChar w:fldCharType="begin"/>
-        </w:r>
-        <w:r>
-          <w:rPr>
-            <w:noProof/>
-            <w:webHidden/>
-          </w:rPr>
-          <w:instrText xml:space="preserve"> PAGEREF _Toc205476823 \h </w:instrText>
-        </w:r>
-        <w:r>
-          <w:rPr>
-            <w:noProof/>
-            <w:webHidden/>
-          </w:rPr>
-        </w:r>
-        <w:r>
-          <w:rPr>
-            <w:noProof/>
-            <w:webHidden/>
-          </w:rPr>
-          <w:fldChar w:fldCharType="separate"/>
-        </w:r>
-        <w:r>
-          <w:rPr>
-            <w:noProof/>
             <w:webHidden/>
           </w:rPr>
           <w:t>5</w:t>
         </w:r>
         <w:r>
           <w:rPr>
-            <w:noProof/>
             <w:webHidden/>
           </w:rPr>
           <w:fldChar w:fldCharType="end"/>
@@ -622,63 +581,55 @@
           <w:tab w:val="right" w:leader="dot" w:pos="9736"/>
         </w:tabs>
         <w:rPr>
-          <w:noProof/>
           <w:szCs w:val="24"/>
           <w14:ligatures w14:val="standardContextual"/>
         </w:rPr>
       </w:pPr>
-      <w:hyperlink w:anchor="_Toc205476824" w:history="1">
+      <w:hyperlink w:anchor="_Toc206503003" w:history="1">
         <w:r>
           <w:rPr>
             <w:rStyle w:val="a7"/>
+          </w:rPr>
+          <w:t>タイトル画面</w:t>
+        </w:r>
+        <w:r>
+          <w:rPr>
+            <w:webHidden/>
+          </w:rPr>
+          <w:tab/>
+        </w:r>
+        <w:r>
+          <w:rPr>
+            <w:webHidden/>
+          </w:rPr>
+          <w:fldChar w:fldCharType="begin"/>
+        </w:r>
+        <w:r>
+          <w:rPr>
+            <w:webHidden/>
+          </w:rPr>
+          <w:instrText xml:space="preserve"> PAGEREF _Toc206503003 \h </w:instrText>
+        </w:r>
+        <w:r>
+          <w:rPr>
+            <w:webHidden/>
+          </w:rPr>
+        </w:r>
+        <w:r>
+          <w:rPr>
+            <w:webHidden/>
+          </w:rPr>
+          <w:fldChar w:fldCharType="separate"/>
+        </w:r>
+        <w:r>
+          <w:rPr>
             <w:noProof/>
-          </w:rPr>
-          <w:t>タイトル画面</w:t>
-        </w:r>
-        <w:r>
-          <w:rPr>
-            <w:noProof/>
-            <w:webHidden/>
-          </w:rPr>
-          <w:tab/>
-        </w:r>
-        <w:r>
-          <w:rPr>
-            <w:noProof/>
-            <w:webHidden/>
-          </w:rPr>
-          <w:fldChar w:fldCharType="begin"/>
-        </w:r>
-        <w:r>
-          <w:rPr>
-            <w:noProof/>
-            <w:webHidden/>
-          </w:rPr>
-          <w:instrText xml:space="preserve"> PAGEREF _Toc205476824 \h </w:instrText>
-        </w:r>
-        <w:r>
-          <w:rPr>
-            <w:noProof/>
-            <w:webHidden/>
-          </w:rPr>
-        </w:r>
-        <w:r>
-          <w:rPr>
-            <w:noProof/>
-            <w:webHidden/>
-          </w:rPr>
-          <w:fldChar w:fldCharType="separate"/>
-        </w:r>
-        <w:r>
-          <w:rPr>
-            <w:noProof/>
             <w:webHidden/>
           </w:rPr>
           <w:t>6</w:t>
         </w:r>
         <w:r>
           <w:rPr>
-            <w:noProof/>
             <w:webHidden/>
           </w:rPr>
           <w:fldChar w:fldCharType="end"/>
@@ -692,63 +643,55 @@
           <w:tab w:val="right" w:leader="dot" w:pos="9736"/>
         </w:tabs>
         <w:rPr>
-          <w:noProof/>
           <w:szCs w:val="24"/>
           <w14:ligatures w14:val="standardContextual"/>
         </w:rPr>
       </w:pPr>
-      <w:hyperlink w:anchor="_Toc205476825" w:history="1">
+      <w:hyperlink w:anchor="_Toc206503004" w:history="1">
         <w:r>
           <w:rPr>
             <w:rStyle w:val="a7"/>
+          </w:rPr>
+          <w:t>“最初から”ボタン</w:t>
+        </w:r>
+        <w:r>
+          <w:rPr>
+            <w:webHidden/>
+          </w:rPr>
+          <w:tab/>
+        </w:r>
+        <w:r>
+          <w:rPr>
+            <w:webHidden/>
+          </w:rPr>
+          <w:fldChar w:fldCharType="begin"/>
+        </w:r>
+        <w:r>
+          <w:rPr>
+            <w:webHidden/>
+          </w:rPr>
+          <w:instrText xml:space="preserve"> PAGEREF _Toc206503004 \h </w:instrText>
+        </w:r>
+        <w:r>
+          <w:rPr>
+            <w:webHidden/>
+          </w:rPr>
+        </w:r>
+        <w:r>
+          <w:rPr>
+            <w:webHidden/>
+          </w:rPr>
+          <w:fldChar w:fldCharType="separate"/>
+        </w:r>
+        <w:r>
+          <w:rPr>
             <w:noProof/>
-          </w:rPr>
-          <w:t>“最初から”ボタン</w:t>
-        </w:r>
-        <w:r>
-          <w:rPr>
-            <w:noProof/>
-            <w:webHidden/>
-          </w:rPr>
-          <w:tab/>
-        </w:r>
-        <w:r>
-          <w:rPr>
-            <w:noProof/>
-            <w:webHidden/>
-          </w:rPr>
-          <w:fldChar w:fldCharType="begin"/>
-        </w:r>
-        <w:r>
-          <w:rPr>
-            <w:noProof/>
-            <w:webHidden/>
-          </w:rPr>
-          <w:instrText xml:space="preserve"> PAGEREF _Toc205476825 \h </w:instrText>
-        </w:r>
-        <w:r>
-          <w:rPr>
-            <w:noProof/>
-            <w:webHidden/>
-          </w:rPr>
-        </w:r>
-        <w:r>
-          <w:rPr>
-            <w:noProof/>
-            <w:webHidden/>
-          </w:rPr>
-          <w:fldChar w:fldCharType="separate"/>
-        </w:r>
-        <w:r>
-          <w:rPr>
-            <w:noProof/>
-            <w:webHidden/>
-          </w:rPr>
-          <w:t>6</w:t>
-        </w:r>
-        <w:r>
-          <w:rPr>
-            <w:noProof/>
+            <w:webHidden/>
+          </w:rPr>
+          <w:t>7</w:t>
+        </w:r>
+        <w:r>
+          <w:rPr>
             <w:webHidden/>
           </w:rPr>
           <w:fldChar w:fldCharType="end"/>
@@ -762,63 +705,55 @@
           <w:tab w:val="right" w:leader="dot" w:pos="9736"/>
         </w:tabs>
         <w:rPr>
-          <w:noProof/>
           <w:szCs w:val="24"/>
           <w14:ligatures w14:val="standardContextual"/>
         </w:rPr>
       </w:pPr>
-      <w:hyperlink w:anchor="_Toc205476826" w:history="1">
+      <w:hyperlink w:anchor="_Toc206503005" w:history="1">
         <w:r>
           <w:rPr>
             <w:rStyle w:val="a7"/>
+          </w:rPr>
+          <w:t>“ロード”ボタン</w:t>
+        </w:r>
+        <w:r>
+          <w:rPr>
+            <w:webHidden/>
+          </w:rPr>
+          <w:tab/>
+        </w:r>
+        <w:r>
+          <w:rPr>
+            <w:webHidden/>
+          </w:rPr>
+          <w:fldChar w:fldCharType="begin"/>
+        </w:r>
+        <w:r>
+          <w:rPr>
+            <w:webHidden/>
+          </w:rPr>
+          <w:instrText xml:space="preserve"> PAGEREF _Toc206503005 \h </w:instrText>
+        </w:r>
+        <w:r>
+          <w:rPr>
+            <w:webHidden/>
+          </w:rPr>
+        </w:r>
+        <w:r>
+          <w:rPr>
+            <w:webHidden/>
+          </w:rPr>
+          <w:fldChar w:fldCharType="separate"/>
+        </w:r>
+        <w:r>
+          <w:rPr>
             <w:noProof/>
-          </w:rPr>
-          <w:t>“ロード”ボタン</w:t>
-        </w:r>
-        <w:r>
-          <w:rPr>
-            <w:noProof/>
-            <w:webHidden/>
-          </w:rPr>
-          <w:tab/>
-        </w:r>
-        <w:r>
-          <w:rPr>
-            <w:noProof/>
-            <w:webHidden/>
-          </w:rPr>
-          <w:fldChar w:fldCharType="begin"/>
-        </w:r>
-        <w:r>
-          <w:rPr>
-            <w:noProof/>
-            <w:webHidden/>
-          </w:rPr>
-          <w:instrText xml:space="preserve"> PAGEREF _Toc205476826 \h </w:instrText>
-        </w:r>
-        <w:r>
-          <w:rPr>
-            <w:noProof/>
-            <w:webHidden/>
-          </w:rPr>
-        </w:r>
-        <w:r>
-          <w:rPr>
-            <w:noProof/>
-            <w:webHidden/>
-          </w:rPr>
-          <w:fldChar w:fldCharType="separate"/>
-        </w:r>
-        <w:r>
-          <w:rPr>
-            <w:noProof/>
             <w:webHidden/>
           </w:rPr>
           <w:t>7</w:t>
         </w:r>
         <w:r>
           <w:rPr>
-            <w:noProof/>
             <w:webHidden/>
           </w:rPr>
           <w:fldChar w:fldCharType="end"/>
@@ -832,63 +767,55 @@
           <w:tab w:val="right" w:leader="dot" w:pos="9736"/>
         </w:tabs>
         <w:rPr>
-          <w:noProof/>
           <w:szCs w:val="24"/>
           <w14:ligatures w14:val="standardContextual"/>
         </w:rPr>
       </w:pPr>
-      <w:hyperlink w:anchor="_Toc205476827" w:history="1">
+      <w:hyperlink w:anchor="_Toc206503006" w:history="1">
         <w:r>
           <w:rPr>
             <w:rStyle w:val="a7"/>
+          </w:rPr>
+          <w:t>“設定”ボタン</w:t>
+        </w:r>
+        <w:r>
+          <w:rPr>
+            <w:webHidden/>
+          </w:rPr>
+          <w:tab/>
+        </w:r>
+        <w:r>
+          <w:rPr>
+            <w:webHidden/>
+          </w:rPr>
+          <w:fldChar w:fldCharType="begin"/>
+        </w:r>
+        <w:r>
+          <w:rPr>
+            <w:webHidden/>
+          </w:rPr>
+          <w:instrText xml:space="preserve"> PAGEREF _Toc206503006 \h </w:instrText>
+        </w:r>
+        <w:r>
+          <w:rPr>
+            <w:webHidden/>
+          </w:rPr>
+        </w:r>
+        <w:r>
+          <w:rPr>
+            <w:webHidden/>
+          </w:rPr>
+          <w:fldChar w:fldCharType="separate"/>
+        </w:r>
+        <w:r>
+          <w:rPr>
             <w:noProof/>
-          </w:rPr>
-          <w:t>“設定”ボタン</w:t>
-        </w:r>
-        <w:r>
-          <w:rPr>
-            <w:noProof/>
-            <w:webHidden/>
-          </w:rPr>
-          <w:tab/>
-        </w:r>
-        <w:r>
-          <w:rPr>
-            <w:noProof/>
-            <w:webHidden/>
-          </w:rPr>
-          <w:fldChar w:fldCharType="begin"/>
-        </w:r>
-        <w:r>
-          <w:rPr>
-            <w:noProof/>
-            <w:webHidden/>
-          </w:rPr>
-          <w:instrText xml:space="preserve"> PAGEREF _Toc205476827 \h </w:instrText>
-        </w:r>
-        <w:r>
-          <w:rPr>
-            <w:noProof/>
-            <w:webHidden/>
-          </w:rPr>
-        </w:r>
-        <w:r>
-          <w:rPr>
-            <w:noProof/>
-            <w:webHidden/>
-          </w:rPr>
-          <w:fldChar w:fldCharType="separate"/>
-        </w:r>
-        <w:r>
-          <w:rPr>
-            <w:noProof/>
             <w:webHidden/>
           </w:rPr>
           <w:t>7</w:t>
         </w:r>
         <w:r>
           <w:rPr>
-            <w:noProof/>
             <w:webHidden/>
           </w:rPr>
           <w:fldChar w:fldCharType="end"/>
@@ -902,63 +829,55 @@
           <w:tab w:val="right" w:leader="dot" w:pos="9736"/>
         </w:tabs>
         <w:rPr>
-          <w:noProof/>
           <w:szCs w:val="24"/>
           <w14:ligatures w14:val="standardContextual"/>
         </w:rPr>
       </w:pPr>
-      <w:hyperlink w:anchor="_Toc205476828" w:history="1">
+      <w:hyperlink w:anchor="_Toc206503007" w:history="1">
         <w:r>
           <w:rPr>
             <w:rStyle w:val="a7"/>
+          </w:rPr>
+          <w:t>“終了”ボタン</w:t>
+        </w:r>
+        <w:r>
+          <w:rPr>
+            <w:webHidden/>
+          </w:rPr>
+          <w:tab/>
+        </w:r>
+        <w:r>
+          <w:rPr>
+            <w:webHidden/>
+          </w:rPr>
+          <w:fldChar w:fldCharType="begin"/>
+        </w:r>
+        <w:r>
+          <w:rPr>
+            <w:webHidden/>
+          </w:rPr>
+          <w:instrText xml:space="preserve"> PAGEREF _Toc206503007 \h </w:instrText>
+        </w:r>
+        <w:r>
+          <w:rPr>
+            <w:webHidden/>
+          </w:rPr>
+        </w:r>
+        <w:r>
+          <w:rPr>
+            <w:webHidden/>
+          </w:rPr>
+          <w:fldChar w:fldCharType="separate"/>
+        </w:r>
+        <w:r>
+          <w:rPr>
             <w:noProof/>
-          </w:rPr>
-          <w:t>“終了”ボタン</w:t>
-        </w:r>
-        <w:r>
-          <w:rPr>
-            <w:noProof/>
-            <w:webHidden/>
-          </w:rPr>
-          <w:tab/>
-        </w:r>
-        <w:r>
-          <w:rPr>
-            <w:noProof/>
-            <w:webHidden/>
-          </w:rPr>
-          <w:fldChar w:fldCharType="begin"/>
-        </w:r>
-        <w:r>
-          <w:rPr>
-            <w:noProof/>
-            <w:webHidden/>
-          </w:rPr>
-          <w:instrText xml:space="preserve"> PAGEREF _Toc205476828 \h </w:instrText>
-        </w:r>
-        <w:r>
-          <w:rPr>
-            <w:noProof/>
-            <w:webHidden/>
-          </w:rPr>
-        </w:r>
-        <w:r>
-          <w:rPr>
-            <w:noProof/>
-            <w:webHidden/>
-          </w:rPr>
-          <w:fldChar w:fldCharType="separate"/>
-        </w:r>
-        <w:r>
-          <w:rPr>
-            <w:noProof/>
             <w:webHidden/>
           </w:rPr>
           <w:t>7</w:t>
         </w:r>
         <w:r>
           <w:rPr>
-            <w:noProof/>
             <w:webHidden/>
           </w:rPr>
           <w:fldChar w:fldCharType="end"/>
@@ -972,63 +891,55 @@
           <w:tab w:val="right" w:leader="dot" w:pos="9736"/>
         </w:tabs>
         <w:rPr>
-          <w:noProof/>
           <w:szCs w:val="24"/>
           <w14:ligatures w14:val="standardContextual"/>
         </w:rPr>
       </w:pPr>
-      <w:hyperlink w:anchor="_Toc205476829" w:history="1">
+      <w:hyperlink w:anchor="_Toc206503008" w:history="1">
         <w:r>
           <w:rPr>
             <w:rStyle w:val="a7"/>
+          </w:rPr>
+          <w:t>“ライセンス”ボタン</w:t>
+        </w:r>
+        <w:r>
+          <w:rPr>
+            <w:webHidden/>
+          </w:rPr>
+          <w:tab/>
+        </w:r>
+        <w:r>
+          <w:rPr>
+            <w:webHidden/>
+          </w:rPr>
+          <w:fldChar w:fldCharType="begin"/>
+        </w:r>
+        <w:r>
+          <w:rPr>
+            <w:webHidden/>
+          </w:rPr>
+          <w:instrText xml:space="preserve"> PAGEREF _Toc206503008 \h </w:instrText>
+        </w:r>
+        <w:r>
+          <w:rPr>
+            <w:webHidden/>
+          </w:rPr>
+        </w:r>
+        <w:r>
+          <w:rPr>
+            <w:webHidden/>
+          </w:rPr>
+          <w:fldChar w:fldCharType="separate"/>
+        </w:r>
+        <w:r>
+          <w:rPr>
             <w:noProof/>
-          </w:rPr>
-          <w:t>“ライセンス”ボタン</w:t>
-        </w:r>
-        <w:r>
-          <w:rPr>
-            <w:noProof/>
-            <w:webHidden/>
-          </w:rPr>
-          <w:tab/>
-        </w:r>
-        <w:r>
-          <w:rPr>
-            <w:noProof/>
-            <w:webHidden/>
-          </w:rPr>
-          <w:fldChar w:fldCharType="begin"/>
-        </w:r>
-        <w:r>
-          <w:rPr>
-            <w:noProof/>
-            <w:webHidden/>
-          </w:rPr>
-          <w:instrText xml:space="preserve"> PAGEREF _Toc205476829 \h </w:instrText>
-        </w:r>
-        <w:r>
-          <w:rPr>
-            <w:noProof/>
-            <w:webHidden/>
-          </w:rPr>
-        </w:r>
-        <w:r>
-          <w:rPr>
-            <w:noProof/>
-            <w:webHidden/>
-          </w:rPr>
-          <w:fldChar w:fldCharType="separate"/>
-        </w:r>
-        <w:r>
-          <w:rPr>
-            <w:noProof/>
-            <w:webHidden/>
-          </w:rPr>
-          <w:t>7</w:t>
-        </w:r>
-        <w:r>
-          <w:rPr>
-            <w:noProof/>
+            <w:webHidden/>
+          </w:rPr>
+          <w:t>8</w:t>
+        </w:r>
+        <w:r>
+          <w:rPr>
             <w:webHidden/>
           </w:rPr>
           <w:fldChar w:fldCharType="end"/>
@@ -1042,63 +953,55 @@
           <w:tab w:val="right" w:leader="dot" w:pos="9736"/>
         </w:tabs>
         <w:rPr>
-          <w:noProof/>
           <w:szCs w:val="24"/>
           <w14:ligatures w14:val="standardContextual"/>
         </w:rPr>
       </w:pPr>
-      <w:hyperlink w:anchor="_Toc205476830" w:history="1">
+      <w:hyperlink w:anchor="_Toc206503009" w:history="1">
         <w:r>
           <w:rPr>
             <w:rStyle w:val="a7"/>
+          </w:rPr>
+          <w:t>“BGMを聞く”ボタン</w:t>
+        </w:r>
+        <w:r>
+          <w:rPr>
+            <w:webHidden/>
+          </w:rPr>
+          <w:tab/>
+        </w:r>
+        <w:r>
+          <w:rPr>
+            <w:webHidden/>
+          </w:rPr>
+          <w:fldChar w:fldCharType="begin"/>
+        </w:r>
+        <w:r>
+          <w:rPr>
+            <w:webHidden/>
+          </w:rPr>
+          <w:instrText xml:space="preserve"> PAGEREF _Toc206503009 \h </w:instrText>
+        </w:r>
+        <w:r>
+          <w:rPr>
+            <w:webHidden/>
+          </w:rPr>
+        </w:r>
+        <w:r>
+          <w:rPr>
+            <w:webHidden/>
+          </w:rPr>
+          <w:fldChar w:fldCharType="separate"/>
+        </w:r>
+        <w:r>
+          <w:rPr>
             <w:noProof/>
-          </w:rPr>
-          <w:t>“BGMを聞く”ボタン</w:t>
-        </w:r>
-        <w:r>
-          <w:rPr>
-            <w:noProof/>
-            <w:webHidden/>
-          </w:rPr>
-          <w:tab/>
-        </w:r>
-        <w:r>
-          <w:rPr>
-            <w:noProof/>
-            <w:webHidden/>
-          </w:rPr>
-          <w:fldChar w:fldCharType="begin"/>
-        </w:r>
-        <w:r>
-          <w:rPr>
-            <w:noProof/>
-            <w:webHidden/>
-          </w:rPr>
-          <w:instrText xml:space="preserve"> PAGEREF _Toc205476830 \h </w:instrText>
-        </w:r>
-        <w:r>
-          <w:rPr>
-            <w:noProof/>
-            <w:webHidden/>
-          </w:rPr>
-        </w:r>
-        <w:r>
-          <w:rPr>
-            <w:noProof/>
-            <w:webHidden/>
-          </w:rPr>
-          <w:fldChar w:fldCharType="separate"/>
-        </w:r>
-        <w:r>
-          <w:rPr>
-            <w:noProof/>
-            <w:webHidden/>
-          </w:rPr>
-          <w:t>7</w:t>
-        </w:r>
-        <w:r>
-          <w:rPr>
-            <w:noProof/>
+            <w:webHidden/>
+          </w:rPr>
+          <w:t>8</w:t>
+        </w:r>
+        <w:r>
+          <w:rPr>
             <w:webHidden/>
           </w:rPr>
           <w:fldChar w:fldCharType="end"/>
@@ -1112,63 +1015,55 @@
           <w:tab w:val="right" w:leader="dot" w:pos="9736"/>
         </w:tabs>
         <w:rPr>
-          <w:noProof/>
           <w:szCs w:val="24"/>
           <w14:ligatures w14:val="standardContextual"/>
         </w:rPr>
       </w:pPr>
-      <w:hyperlink w:anchor="_Toc205476831" w:history="1">
+      <w:hyperlink w:anchor="_Toc206503010" w:history="1">
         <w:r>
           <w:rPr>
             <w:rStyle w:val="a7"/>
+          </w:rPr>
+          <w:t>ライセンス画面</w:t>
+        </w:r>
+        <w:r>
+          <w:rPr>
+            <w:webHidden/>
+          </w:rPr>
+          <w:tab/>
+        </w:r>
+        <w:r>
+          <w:rPr>
+            <w:webHidden/>
+          </w:rPr>
+          <w:fldChar w:fldCharType="begin"/>
+        </w:r>
+        <w:r>
+          <w:rPr>
+            <w:webHidden/>
+          </w:rPr>
+          <w:instrText xml:space="preserve"> PAGEREF _Toc206503010 \h </w:instrText>
+        </w:r>
+        <w:r>
+          <w:rPr>
+            <w:webHidden/>
+          </w:rPr>
+        </w:r>
+        <w:r>
+          <w:rPr>
+            <w:webHidden/>
+          </w:rPr>
+          <w:fldChar w:fldCharType="separate"/>
+        </w:r>
+        <w:r>
+          <w:rPr>
             <w:noProof/>
-          </w:rPr>
-          <w:t>ライセンス画面</w:t>
-        </w:r>
-        <w:r>
-          <w:rPr>
-            <w:noProof/>
-            <w:webHidden/>
-          </w:rPr>
-          <w:tab/>
-        </w:r>
-        <w:r>
-          <w:rPr>
-            <w:noProof/>
-            <w:webHidden/>
-          </w:rPr>
-          <w:fldChar w:fldCharType="begin"/>
-        </w:r>
-        <w:r>
-          <w:rPr>
-            <w:noProof/>
-            <w:webHidden/>
-          </w:rPr>
-          <w:instrText xml:space="preserve"> PAGEREF _Toc205476831 \h </w:instrText>
-        </w:r>
-        <w:r>
-          <w:rPr>
-            <w:noProof/>
-            <w:webHidden/>
-          </w:rPr>
-        </w:r>
-        <w:r>
-          <w:rPr>
-            <w:noProof/>
-            <w:webHidden/>
-          </w:rPr>
-          <w:fldChar w:fldCharType="separate"/>
-        </w:r>
-        <w:r>
-          <w:rPr>
-            <w:noProof/>
             <w:webHidden/>
           </w:rPr>
           <w:t>8</w:t>
         </w:r>
         <w:r>
           <w:rPr>
-            <w:noProof/>
             <w:webHidden/>
           </w:rPr>
           <w:fldChar w:fldCharType="end"/>
@@ -1182,63 +1077,55 @@
           <w:tab w:val="right" w:leader="dot" w:pos="9736"/>
         </w:tabs>
         <w:rPr>
-          <w:noProof/>
           <w:szCs w:val="24"/>
           <w14:ligatures w14:val="standardContextual"/>
         </w:rPr>
       </w:pPr>
-      <w:hyperlink w:anchor="_Toc205476832" w:history="1">
+      <w:hyperlink w:anchor="_Toc206503011" w:history="1">
         <w:r>
           <w:rPr>
             <w:rStyle w:val="a7"/>
+          </w:rPr>
+          <w:t>ジュークボックス画面</w:t>
+        </w:r>
+        <w:r>
+          <w:rPr>
+            <w:webHidden/>
+          </w:rPr>
+          <w:tab/>
+        </w:r>
+        <w:r>
+          <w:rPr>
+            <w:webHidden/>
+          </w:rPr>
+          <w:fldChar w:fldCharType="begin"/>
+        </w:r>
+        <w:r>
+          <w:rPr>
+            <w:webHidden/>
+          </w:rPr>
+          <w:instrText xml:space="preserve"> PAGEREF _Toc206503011 \h </w:instrText>
+        </w:r>
+        <w:r>
+          <w:rPr>
+            <w:webHidden/>
+          </w:rPr>
+        </w:r>
+        <w:r>
+          <w:rPr>
+            <w:webHidden/>
+          </w:rPr>
+          <w:fldChar w:fldCharType="separate"/>
+        </w:r>
+        <w:r>
+          <w:rPr>
             <w:noProof/>
-          </w:rPr>
-          <w:t>ジュークボックス画面</w:t>
-        </w:r>
-        <w:r>
-          <w:rPr>
-            <w:noProof/>
-            <w:webHidden/>
-          </w:rPr>
-          <w:tab/>
-        </w:r>
-        <w:r>
-          <w:rPr>
-            <w:noProof/>
-            <w:webHidden/>
-          </w:rPr>
-          <w:fldChar w:fldCharType="begin"/>
-        </w:r>
-        <w:r>
-          <w:rPr>
-            <w:noProof/>
-            <w:webHidden/>
-          </w:rPr>
-          <w:instrText xml:space="preserve"> PAGEREF _Toc205476832 \h </w:instrText>
-        </w:r>
-        <w:r>
-          <w:rPr>
-            <w:noProof/>
-            <w:webHidden/>
-          </w:rPr>
-        </w:r>
-        <w:r>
-          <w:rPr>
-            <w:noProof/>
-            <w:webHidden/>
-          </w:rPr>
-          <w:fldChar w:fldCharType="separate"/>
-        </w:r>
-        <w:r>
-          <w:rPr>
-            <w:noProof/>
-            <w:webHidden/>
-          </w:rPr>
-          <w:t>8</w:t>
-        </w:r>
-        <w:r>
-          <w:rPr>
-            <w:noProof/>
+            <w:webHidden/>
+          </w:rPr>
+          <w:t>9</w:t>
+        </w:r>
+        <w:r>
+          <w:rPr>
             <w:webHidden/>
           </w:rPr>
           <w:fldChar w:fldCharType="end"/>
@@ -1252,63 +1139,55 @@
           <w:tab w:val="right" w:leader="dot" w:pos="9736"/>
         </w:tabs>
         <w:rPr>
-          <w:noProof/>
           <w:szCs w:val="24"/>
           <w14:ligatures w14:val="standardContextual"/>
         </w:rPr>
       </w:pPr>
-      <w:hyperlink w:anchor="_Toc205476833" w:history="1">
+      <w:hyperlink w:anchor="_Toc206503012" w:history="1">
         <w:r>
           <w:rPr>
             <w:rStyle w:val="a7"/>
+          </w:rPr>
+          <w:t>設定画面</w:t>
+        </w:r>
+        <w:r>
+          <w:rPr>
+            <w:webHidden/>
+          </w:rPr>
+          <w:tab/>
+        </w:r>
+        <w:r>
+          <w:rPr>
+            <w:webHidden/>
+          </w:rPr>
+          <w:fldChar w:fldCharType="begin"/>
+        </w:r>
+        <w:r>
+          <w:rPr>
+            <w:webHidden/>
+          </w:rPr>
+          <w:instrText xml:space="preserve"> PAGEREF _Toc206503012 \h </w:instrText>
+        </w:r>
+        <w:r>
+          <w:rPr>
+            <w:webHidden/>
+          </w:rPr>
+        </w:r>
+        <w:r>
+          <w:rPr>
+            <w:webHidden/>
+          </w:rPr>
+          <w:fldChar w:fldCharType="separate"/>
+        </w:r>
+        <w:r>
+          <w:rPr>
             <w:noProof/>
-          </w:rPr>
-          <w:t>設定画面</w:t>
-        </w:r>
-        <w:r>
-          <w:rPr>
-            <w:noProof/>
-            <w:webHidden/>
-          </w:rPr>
-          <w:tab/>
-        </w:r>
-        <w:r>
-          <w:rPr>
-            <w:noProof/>
-            <w:webHidden/>
-          </w:rPr>
-          <w:fldChar w:fldCharType="begin"/>
-        </w:r>
-        <w:r>
-          <w:rPr>
-            <w:noProof/>
-            <w:webHidden/>
-          </w:rPr>
-          <w:instrText xml:space="preserve"> PAGEREF _Toc205476833 \h </w:instrText>
-        </w:r>
-        <w:r>
-          <w:rPr>
-            <w:noProof/>
-            <w:webHidden/>
-          </w:rPr>
-        </w:r>
-        <w:r>
-          <w:rPr>
-            <w:noProof/>
-            <w:webHidden/>
-          </w:rPr>
-          <w:fldChar w:fldCharType="separate"/>
-        </w:r>
-        <w:r>
-          <w:rPr>
-            <w:noProof/>
-            <w:webHidden/>
-          </w:rPr>
-          <w:t>9</w:t>
-        </w:r>
-        <w:r>
-          <w:rPr>
-            <w:noProof/>
+            <w:webHidden/>
+          </w:rPr>
+          <w:t>10</w:t>
+        </w:r>
+        <w:r>
+          <w:rPr>
             <w:webHidden/>
           </w:rPr>
           <w:fldChar w:fldCharType="end"/>
@@ -1322,63 +1201,55 @@
           <w:tab w:val="right" w:leader="dot" w:pos="9736"/>
         </w:tabs>
         <w:rPr>
-          <w:noProof/>
           <w:szCs w:val="24"/>
           <w14:ligatures w14:val="standardContextual"/>
         </w:rPr>
       </w:pPr>
-      <w:hyperlink w:anchor="_Toc205476834" w:history="1">
+      <w:hyperlink w:anchor="_Toc206503013" w:history="1">
         <w:r>
           <w:rPr>
             <w:rStyle w:val="a7"/>
+          </w:rPr>
+          <w:t>操作確認画面</w:t>
+        </w:r>
+        <w:r>
+          <w:rPr>
+            <w:webHidden/>
+          </w:rPr>
+          <w:tab/>
+        </w:r>
+        <w:r>
+          <w:rPr>
+            <w:webHidden/>
+          </w:rPr>
+          <w:fldChar w:fldCharType="begin"/>
+        </w:r>
+        <w:r>
+          <w:rPr>
+            <w:webHidden/>
+          </w:rPr>
+          <w:instrText xml:space="preserve"> PAGEREF _Toc206503013 \h </w:instrText>
+        </w:r>
+        <w:r>
+          <w:rPr>
+            <w:webHidden/>
+          </w:rPr>
+        </w:r>
+        <w:r>
+          <w:rPr>
+            <w:webHidden/>
+          </w:rPr>
+          <w:fldChar w:fldCharType="separate"/>
+        </w:r>
+        <w:r>
+          <w:rPr>
             <w:noProof/>
-          </w:rPr>
-          <w:t>操作確認画面</w:t>
-        </w:r>
-        <w:r>
-          <w:rPr>
-            <w:noProof/>
-            <w:webHidden/>
-          </w:rPr>
-          <w:tab/>
-        </w:r>
-        <w:r>
-          <w:rPr>
-            <w:noProof/>
-            <w:webHidden/>
-          </w:rPr>
-          <w:fldChar w:fldCharType="begin"/>
-        </w:r>
-        <w:r>
-          <w:rPr>
-            <w:noProof/>
-            <w:webHidden/>
-          </w:rPr>
-          <w:instrText xml:space="preserve"> PAGEREF _Toc205476834 \h </w:instrText>
-        </w:r>
-        <w:r>
-          <w:rPr>
-            <w:noProof/>
-            <w:webHidden/>
-          </w:rPr>
-        </w:r>
-        <w:r>
-          <w:rPr>
-            <w:noProof/>
-            <w:webHidden/>
-          </w:rPr>
-          <w:fldChar w:fldCharType="separate"/>
-        </w:r>
-        <w:r>
-          <w:rPr>
-            <w:noProof/>
-            <w:webHidden/>
-          </w:rPr>
-          <w:t>10</w:t>
-        </w:r>
-        <w:r>
-          <w:rPr>
-            <w:noProof/>
+            <w:webHidden/>
+          </w:rPr>
+          <w:t>11</w:t>
+        </w:r>
+        <w:r>
+          <w:rPr>
             <w:webHidden/>
           </w:rPr>
           <w:fldChar w:fldCharType="end"/>
@@ -1392,63 +1263,55 @@
           <w:tab w:val="right" w:leader="dot" w:pos="9736"/>
         </w:tabs>
         <w:rPr>
-          <w:noProof/>
           <w:szCs w:val="24"/>
           <w14:ligatures w14:val="standardContextual"/>
         </w:rPr>
       </w:pPr>
-      <w:hyperlink w:anchor="_Toc205476835" w:history="1">
+      <w:hyperlink w:anchor="_Toc206503014" w:history="1">
         <w:r>
           <w:rPr>
             <w:rStyle w:val="a7"/>
+          </w:rPr>
+          <w:t>操作設定画面</w:t>
+        </w:r>
+        <w:r>
+          <w:rPr>
+            <w:webHidden/>
+          </w:rPr>
+          <w:tab/>
+        </w:r>
+        <w:r>
+          <w:rPr>
+            <w:webHidden/>
+          </w:rPr>
+          <w:fldChar w:fldCharType="begin"/>
+        </w:r>
+        <w:r>
+          <w:rPr>
+            <w:webHidden/>
+          </w:rPr>
+          <w:instrText xml:space="preserve"> PAGEREF _Toc206503014 \h </w:instrText>
+        </w:r>
+        <w:r>
+          <w:rPr>
+            <w:webHidden/>
+          </w:rPr>
+        </w:r>
+        <w:r>
+          <w:rPr>
+            <w:webHidden/>
+          </w:rPr>
+          <w:fldChar w:fldCharType="separate"/>
+        </w:r>
+        <w:r>
+          <w:rPr>
             <w:noProof/>
-          </w:rPr>
-          <w:t>操作設定画面</w:t>
-        </w:r>
-        <w:r>
-          <w:rPr>
-            <w:noProof/>
-            <w:webHidden/>
-          </w:rPr>
-          <w:tab/>
-        </w:r>
-        <w:r>
-          <w:rPr>
-            <w:noProof/>
-            <w:webHidden/>
-          </w:rPr>
-          <w:fldChar w:fldCharType="begin"/>
-        </w:r>
-        <w:r>
-          <w:rPr>
-            <w:noProof/>
-            <w:webHidden/>
-          </w:rPr>
-          <w:instrText xml:space="preserve"> PAGEREF _Toc205476835 \h </w:instrText>
-        </w:r>
-        <w:r>
-          <w:rPr>
-            <w:noProof/>
-            <w:webHidden/>
-          </w:rPr>
-        </w:r>
-        <w:r>
-          <w:rPr>
-            <w:noProof/>
-            <w:webHidden/>
-          </w:rPr>
-          <w:fldChar w:fldCharType="separate"/>
-        </w:r>
-        <w:r>
-          <w:rPr>
-            <w:noProof/>
-            <w:webHidden/>
-          </w:rPr>
-          <w:t>11</w:t>
-        </w:r>
-        <w:r>
-          <w:rPr>
-            <w:noProof/>
+            <w:webHidden/>
+          </w:rPr>
+          <w:t>12</w:t>
+        </w:r>
+        <w:r>
+          <w:rPr>
             <w:webHidden/>
           </w:rPr>
           <w:fldChar w:fldCharType="end"/>
@@ -1462,63 +1325,55 @@
           <w:tab w:val="right" w:leader="dot" w:pos="9736"/>
         </w:tabs>
         <w:rPr>
-          <w:noProof/>
           <w:szCs w:val="24"/>
           <w14:ligatures w14:val="standardContextual"/>
         </w:rPr>
       </w:pPr>
-      <w:hyperlink w:anchor="_Toc205476836" w:history="1">
+      <w:hyperlink w:anchor="_Toc206503015" w:history="1">
         <w:r>
           <w:rPr>
             <w:rStyle w:val="a7"/>
+          </w:rPr>
+          <w:t>ゲーム画面</w:t>
+        </w:r>
+        <w:r>
+          <w:rPr>
+            <w:webHidden/>
+          </w:rPr>
+          <w:tab/>
+        </w:r>
+        <w:r>
+          <w:rPr>
+            <w:webHidden/>
+          </w:rPr>
+          <w:fldChar w:fldCharType="begin"/>
+        </w:r>
+        <w:r>
+          <w:rPr>
+            <w:webHidden/>
+          </w:rPr>
+          <w:instrText xml:space="preserve"> PAGEREF _Toc206503015 \h </w:instrText>
+        </w:r>
+        <w:r>
+          <w:rPr>
+            <w:webHidden/>
+          </w:rPr>
+        </w:r>
+        <w:r>
+          <w:rPr>
+            <w:webHidden/>
+          </w:rPr>
+          <w:fldChar w:fldCharType="separate"/>
+        </w:r>
+        <w:r>
+          <w:rPr>
             <w:noProof/>
-          </w:rPr>
-          <w:t>ゲーム画面</w:t>
-        </w:r>
-        <w:r>
-          <w:rPr>
-            <w:noProof/>
-            <w:webHidden/>
-          </w:rPr>
-          <w:tab/>
-        </w:r>
-        <w:r>
-          <w:rPr>
-            <w:noProof/>
-            <w:webHidden/>
-          </w:rPr>
-          <w:fldChar w:fldCharType="begin"/>
-        </w:r>
-        <w:r>
-          <w:rPr>
-            <w:noProof/>
-            <w:webHidden/>
-          </w:rPr>
-          <w:instrText xml:space="preserve"> PAGEREF _Toc205476836 \h </w:instrText>
-        </w:r>
-        <w:r>
-          <w:rPr>
-            <w:noProof/>
-            <w:webHidden/>
-          </w:rPr>
-        </w:r>
-        <w:r>
-          <w:rPr>
-            <w:noProof/>
-            <w:webHidden/>
-          </w:rPr>
-          <w:fldChar w:fldCharType="separate"/>
-        </w:r>
-        <w:r>
-          <w:rPr>
-            <w:noProof/>
-            <w:webHidden/>
-          </w:rPr>
-          <w:t>12</w:t>
-        </w:r>
-        <w:r>
-          <w:rPr>
-            <w:noProof/>
+            <w:webHidden/>
+          </w:rPr>
+          <w:t>13</w:t>
+        </w:r>
+        <w:r>
+          <w:rPr>
             <w:webHidden/>
           </w:rPr>
           <w:fldChar w:fldCharType="end"/>
@@ -1532,63 +1387,55 @@
           <w:tab w:val="right" w:leader="dot" w:pos="9736"/>
         </w:tabs>
         <w:rPr>
-          <w:noProof/>
           <w:szCs w:val="24"/>
           <w14:ligatures w14:val="standardContextual"/>
         </w:rPr>
       </w:pPr>
-      <w:hyperlink w:anchor="_Toc205476837" w:history="1">
+      <w:hyperlink w:anchor="_Toc206503016" w:history="1">
         <w:r>
           <w:rPr>
             <w:rStyle w:val="a7"/>
+          </w:rPr>
+          <w:t>ゲームオーバー画面</w:t>
+        </w:r>
+        <w:r>
+          <w:rPr>
+            <w:webHidden/>
+          </w:rPr>
+          <w:tab/>
+        </w:r>
+        <w:r>
+          <w:rPr>
+            <w:webHidden/>
+          </w:rPr>
+          <w:fldChar w:fldCharType="begin"/>
+        </w:r>
+        <w:r>
+          <w:rPr>
+            <w:webHidden/>
+          </w:rPr>
+          <w:instrText xml:space="preserve"> PAGEREF _Toc206503016 \h </w:instrText>
+        </w:r>
+        <w:r>
+          <w:rPr>
+            <w:webHidden/>
+          </w:rPr>
+        </w:r>
+        <w:r>
+          <w:rPr>
+            <w:webHidden/>
+          </w:rPr>
+          <w:fldChar w:fldCharType="separate"/>
+        </w:r>
+        <w:r>
+          <w:rPr>
             <w:noProof/>
-          </w:rPr>
-          <w:t>ゲームオーバー画面</w:t>
-        </w:r>
-        <w:r>
-          <w:rPr>
-            <w:noProof/>
-            <w:webHidden/>
-          </w:rPr>
-          <w:tab/>
-        </w:r>
-        <w:r>
-          <w:rPr>
-            <w:noProof/>
-            <w:webHidden/>
-          </w:rPr>
-          <w:fldChar w:fldCharType="begin"/>
-        </w:r>
-        <w:r>
-          <w:rPr>
-            <w:noProof/>
-            <w:webHidden/>
-          </w:rPr>
-          <w:instrText xml:space="preserve"> PAGEREF _Toc205476837 \h </w:instrText>
-        </w:r>
-        <w:r>
-          <w:rPr>
-            <w:noProof/>
-            <w:webHidden/>
-          </w:rPr>
-        </w:r>
-        <w:r>
-          <w:rPr>
-            <w:noProof/>
-            <w:webHidden/>
-          </w:rPr>
-          <w:fldChar w:fldCharType="separate"/>
-        </w:r>
-        <w:r>
-          <w:rPr>
-            <w:noProof/>
             <w:webHidden/>
           </w:rPr>
           <w:t>14</w:t>
         </w:r>
         <w:r>
           <w:rPr>
-            <w:noProof/>
             <w:webHidden/>
           </w:rPr>
           <w:fldChar w:fldCharType="end"/>
@@ -1602,63 +1449,55 @@
           <w:tab w:val="right" w:leader="dot" w:pos="9736"/>
         </w:tabs>
         <w:rPr>
-          <w:noProof/>
           <w:szCs w:val="24"/>
           <w14:ligatures w14:val="standardContextual"/>
         </w:rPr>
       </w:pPr>
-      <w:hyperlink w:anchor="_Toc205476838" w:history="1">
+      <w:hyperlink w:anchor="_Toc206503017" w:history="1">
         <w:r>
           <w:rPr>
             <w:rStyle w:val="a7"/>
+          </w:rPr>
+          <w:t>ロード画面</w:t>
+        </w:r>
+        <w:r>
+          <w:rPr>
+            <w:webHidden/>
+          </w:rPr>
+          <w:tab/>
+        </w:r>
+        <w:r>
+          <w:rPr>
+            <w:webHidden/>
+          </w:rPr>
+          <w:fldChar w:fldCharType="begin"/>
+        </w:r>
+        <w:r>
+          <w:rPr>
+            <w:webHidden/>
+          </w:rPr>
+          <w:instrText xml:space="preserve"> PAGEREF _Toc206503017 \h </w:instrText>
+        </w:r>
+        <w:r>
+          <w:rPr>
+            <w:webHidden/>
+          </w:rPr>
+        </w:r>
+        <w:r>
+          <w:rPr>
+            <w:webHidden/>
+          </w:rPr>
+          <w:fldChar w:fldCharType="separate"/>
+        </w:r>
+        <w:r>
+          <w:rPr>
             <w:noProof/>
-          </w:rPr>
-          <w:t>ロード画面</w:t>
-        </w:r>
-        <w:r>
-          <w:rPr>
-            <w:noProof/>
-            <w:webHidden/>
-          </w:rPr>
-          <w:tab/>
-        </w:r>
-        <w:r>
-          <w:rPr>
-            <w:noProof/>
-            <w:webHidden/>
-          </w:rPr>
-          <w:fldChar w:fldCharType="begin"/>
-        </w:r>
-        <w:r>
-          <w:rPr>
-            <w:noProof/>
-            <w:webHidden/>
-          </w:rPr>
-          <w:instrText xml:space="preserve"> PAGEREF _Toc205476838 \h </w:instrText>
-        </w:r>
-        <w:r>
-          <w:rPr>
-            <w:noProof/>
-            <w:webHidden/>
-          </w:rPr>
-        </w:r>
-        <w:r>
-          <w:rPr>
-            <w:noProof/>
-            <w:webHidden/>
-          </w:rPr>
-          <w:fldChar w:fldCharType="separate"/>
-        </w:r>
-        <w:r>
-          <w:rPr>
-            <w:noProof/>
             <w:webHidden/>
           </w:rPr>
           <w:t>15</w:t>
         </w:r>
         <w:r>
           <w:rPr>
-            <w:noProof/>
             <w:webHidden/>
           </w:rPr>
           <w:fldChar w:fldCharType="end"/>
@@ -1672,63 +1511,55 @@
           <w:tab w:val="right" w:leader="dot" w:pos="9736"/>
         </w:tabs>
         <w:rPr>
-          <w:noProof/>
           <w:szCs w:val="24"/>
           <w14:ligatures w14:val="standardContextual"/>
         </w:rPr>
       </w:pPr>
-      <w:hyperlink w:anchor="_Toc205476839" w:history="1">
+      <w:hyperlink w:anchor="_Toc206503018" w:history="1">
         <w:r>
           <w:rPr>
             <w:rStyle w:val="a7"/>
+          </w:rPr>
+          <w:t>セーブ画面</w:t>
+        </w:r>
+        <w:r>
+          <w:rPr>
+            <w:webHidden/>
+          </w:rPr>
+          <w:tab/>
+        </w:r>
+        <w:r>
+          <w:rPr>
+            <w:webHidden/>
+          </w:rPr>
+          <w:fldChar w:fldCharType="begin"/>
+        </w:r>
+        <w:r>
+          <w:rPr>
+            <w:webHidden/>
+          </w:rPr>
+          <w:instrText xml:space="preserve"> PAGEREF _Toc206503018 \h </w:instrText>
+        </w:r>
+        <w:r>
+          <w:rPr>
+            <w:webHidden/>
+          </w:rPr>
+        </w:r>
+        <w:r>
+          <w:rPr>
+            <w:webHidden/>
+          </w:rPr>
+          <w:fldChar w:fldCharType="separate"/>
+        </w:r>
+        <w:r>
+          <w:rPr>
             <w:noProof/>
-          </w:rPr>
-          <w:t>セーブ画面</w:t>
-        </w:r>
-        <w:r>
-          <w:rPr>
-            <w:noProof/>
-            <w:webHidden/>
-          </w:rPr>
-          <w:tab/>
-        </w:r>
-        <w:r>
-          <w:rPr>
-            <w:noProof/>
-            <w:webHidden/>
-          </w:rPr>
-          <w:fldChar w:fldCharType="begin"/>
-        </w:r>
-        <w:r>
-          <w:rPr>
-            <w:noProof/>
-            <w:webHidden/>
-          </w:rPr>
-          <w:instrText xml:space="preserve"> PAGEREF _Toc205476839 \h </w:instrText>
-        </w:r>
-        <w:r>
-          <w:rPr>
-            <w:noProof/>
-            <w:webHidden/>
-          </w:rPr>
-        </w:r>
-        <w:r>
-          <w:rPr>
-            <w:noProof/>
-            <w:webHidden/>
-          </w:rPr>
-          <w:fldChar w:fldCharType="separate"/>
-        </w:r>
-        <w:r>
-          <w:rPr>
-            <w:noProof/>
-            <w:webHidden/>
-          </w:rPr>
-          <w:t>15</w:t>
-        </w:r>
-        <w:r>
-          <w:rPr>
-            <w:noProof/>
+            <w:webHidden/>
+          </w:rPr>
+          <w:t>16</w:t>
+        </w:r>
+        <w:r>
+          <w:rPr>
             <w:webHidden/>
           </w:rPr>
           <w:fldChar w:fldCharType="end"/>
@@ -1742,63 +1573,55 @@
           <w:tab w:val="right" w:leader="dot" w:pos="9736"/>
         </w:tabs>
         <w:rPr>
-          <w:noProof/>
           <w:szCs w:val="24"/>
           <w14:ligatures w14:val="standardContextual"/>
         </w:rPr>
       </w:pPr>
-      <w:hyperlink w:anchor="_Toc205476840" w:history="1">
+      <w:hyperlink w:anchor="_Toc206503019" w:history="1">
         <w:r>
           <w:rPr>
             <w:rStyle w:val="a7"/>
+          </w:rPr>
+          <w:t>アイテム</w:t>
+        </w:r>
+        <w:r>
+          <w:rPr>
+            <w:webHidden/>
+          </w:rPr>
+          <w:tab/>
+        </w:r>
+        <w:r>
+          <w:rPr>
+            <w:webHidden/>
+          </w:rPr>
+          <w:fldChar w:fldCharType="begin"/>
+        </w:r>
+        <w:r>
+          <w:rPr>
+            <w:webHidden/>
+          </w:rPr>
+          <w:instrText xml:space="preserve"> PAGEREF _Toc206503019 \h </w:instrText>
+        </w:r>
+        <w:r>
+          <w:rPr>
+            <w:webHidden/>
+          </w:rPr>
+        </w:r>
+        <w:r>
+          <w:rPr>
+            <w:webHidden/>
+          </w:rPr>
+          <w:fldChar w:fldCharType="separate"/>
+        </w:r>
+        <w:r>
+          <w:rPr>
             <w:noProof/>
-          </w:rPr>
-          <w:t>アイテム</w:t>
-        </w:r>
-        <w:r>
-          <w:rPr>
-            <w:noProof/>
-            <w:webHidden/>
-          </w:rPr>
-          <w:tab/>
-        </w:r>
-        <w:r>
-          <w:rPr>
-            <w:noProof/>
-            <w:webHidden/>
-          </w:rPr>
-          <w:fldChar w:fldCharType="begin"/>
-        </w:r>
-        <w:r>
-          <w:rPr>
-            <w:noProof/>
-            <w:webHidden/>
-          </w:rPr>
-          <w:instrText xml:space="preserve"> PAGEREF _Toc205476840 \h </w:instrText>
-        </w:r>
-        <w:r>
-          <w:rPr>
-            <w:noProof/>
-            <w:webHidden/>
-          </w:rPr>
-        </w:r>
-        <w:r>
-          <w:rPr>
-            <w:noProof/>
-            <w:webHidden/>
-          </w:rPr>
-          <w:fldChar w:fldCharType="separate"/>
-        </w:r>
-        <w:r>
-          <w:rPr>
-            <w:noProof/>
             <w:webHidden/>
           </w:rPr>
           <w:t>16</w:t>
         </w:r>
         <w:r>
           <w:rPr>
-            <w:noProof/>
             <w:webHidden/>
           </w:rPr>
           <w:fldChar w:fldCharType="end"/>
@@ -1812,63 +1635,55 @@
           <w:tab w:val="right" w:leader="dot" w:pos="9736"/>
         </w:tabs>
         <w:rPr>
-          <w:noProof/>
           <w:szCs w:val="24"/>
           <w14:ligatures w14:val="standardContextual"/>
         </w:rPr>
       </w:pPr>
-      <w:hyperlink w:anchor="_Toc205476841" w:history="1">
+      <w:hyperlink w:anchor="_Toc206503020" w:history="1">
         <w:r>
           <w:rPr>
             <w:rStyle w:val="a7"/>
+          </w:rPr>
+          <w:t>データフォルダ</w:t>
+        </w:r>
+        <w:r>
+          <w:rPr>
+            <w:webHidden/>
+          </w:rPr>
+          <w:tab/>
+        </w:r>
+        <w:r>
+          <w:rPr>
+            <w:webHidden/>
+          </w:rPr>
+          <w:fldChar w:fldCharType="begin"/>
+        </w:r>
+        <w:r>
+          <w:rPr>
+            <w:webHidden/>
+          </w:rPr>
+          <w:instrText xml:space="preserve"> PAGEREF _Toc206503020 \h </w:instrText>
+        </w:r>
+        <w:r>
+          <w:rPr>
+            <w:webHidden/>
+          </w:rPr>
+        </w:r>
+        <w:r>
+          <w:rPr>
+            <w:webHidden/>
+          </w:rPr>
+          <w:fldChar w:fldCharType="separate"/>
+        </w:r>
+        <w:r>
+          <w:rPr>
             <w:noProof/>
-          </w:rPr>
-          <w:t>データフォルダ</w:t>
-        </w:r>
-        <w:r>
-          <w:rPr>
-            <w:noProof/>
-            <w:webHidden/>
-          </w:rPr>
-          <w:tab/>
-        </w:r>
-        <w:r>
-          <w:rPr>
-            <w:noProof/>
-            <w:webHidden/>
-          </w:rPr>
-          <w:fldChar w:fldCharType="begin"/>
-        </w:r>
-        <w:r>
-          <w:rPr>
-            <w:noProof/>
-            <w:webHidden/>
-          </w:rPr>
-          <w:instrText xml:space="preserve"> PAGEREF _Toc205476841 \h </w:instrText>
-        </w:r>
-        <w:r>
-          <w:rPr>
-            <w:noProof/>
-            <w:webHidden/>
-          </w:rPr>
-        </w:r>
-        <w:r>
-          <w:rPr>
-            <w:noProof/>
-            <w:webHidden/>
-          </w:rPr>
-          <w:fldChar w:fldCharType="separate"/>
-        </w:r>
-        <w:r>
-          <w:rPr>
-            <w:noProof/>
             <w:webHidden/>
           </w:rPr>
           <w:t>17</w:t>
         </w:r>
         <w:r>
           <w:rPr>
-            <w:noProof/>
             <w:webHidden/>
           </w:rPr>
           <w:fldChar w:fldCharType="end"/>
@@ -1887,7 +1702,7 @@
       <w:pPr>
         <w:pStyle w:val="1"/>
       </w:pPr>
-      <w:bookmarkStart w:id="0" w:name="_Toc205476819"/>
+      <w:bookmarkStart w:id="0" w:name="_Toc206502998"/>
       <w:r>
         <w:rPr>
           <w:rFonts w:hint="eastAsia"/>
@@ -1899,9 +1714,6 @@
     </w:p>
     <w:p>
       <w:r>
-        <w:rPr>
-          <w:noProof/>
-        </w:rPr>
         <w:drawing>
           <wp:inline distT="0" distB="0" distL="0" distR="0" wp14:anchorId="51D7C85D" wp14:editId="5E2E6F73">
             <wp:extent cx="1562040" cy="1562040"/>
@@ -1980,9 +1792,6 @@
     <w:p/>
     <w:p>
       <w:r>
-        <w:rPr>
-          <w:noProof/>
-        </w:rPr>
         <w:drawing>
           <wp:inline distT="0" distB="0" distL="0" distR="0" wp14:anchorId="5AF870FF" wp14:editId="0813C9B2">
             <wp:extent cx="1905000" cy="1905000"/>
@@ -2044,9 +1853,6 @@
     <w:p/>
     <w:p>
       <w:r>
-        <w:rPr>
-          <w:noProof/>
-        </w:rPr>
         <w:drawing>
           <wp:inline distT="0" distB="0" distL="0" distR="0" wp14:anchorId="3C31122B" wp14:editId="4192CD38">
             <wp:extent cx="1562040" cy="1562040"/>
@@ -2115,7 +1921,7 @@
       <w:pPr>
         <w:pStyle w:val="1"/>
       </w:pPr>
-      <w:bookmarkStart w:id="1" w:name="_Toc205476820"/>
+      <w:bookmarkStart w:id="1" w:name="_Toc206502999"/>
       <w:r>
         <w:rPr>
           <w:rFonts w:hint="eastAsia"/>
@@ -3899,7 +3705,7 @@
       <w:pPr>
         <w:pStyle w:val="1"/>
       </w:pPr>
-      <w:bookmarkStart w:id="2" w:name="_Toc205476821"/>
+      <w:bookmarkStart w:id="2" w:name="_Toc206503000"/>
       <w:r>
         <w:rPr>
           <w:rFonts w:hint="eastAsia"/>
@@ -3916,37 +3722,64 @@
         <w:t>ゲームの実行には</w:t>
       </w:r>
       <w:r>
+        <w:t>”</w:t>
+      </w:r>
+      <w:r>
         <w:t>.NET 8.0</w:t>
       </w:r>
       <w:r>
+        <w:t>”</w:t>
+      </w:r>
+      <w:r>
         <w:rPr>
           <w:rFonts w:hint="eastAsia"/>
         </w:rPr>
         <w:t>の</w:t>
       </w:r>
       <w:r>
+        <w:t>”</w:t>
+      </w:r>
+      <w:r>
         <w:t>.NET デスクトップ ランタイム</w:t>
       </w:r>
       <w:r>
+        <w:t>”</w:t>
+      </w:r>
+      <w:r>
         <w:rPr>
           <w:rFonts w:hint="eastAsia"/>
         </w:rPr>
         <w:t>のインストールが必要です。</w:t>
       </w:r>
       <w:r>
+        <w:rPr>
+          <w:rFonts w:hint="eastAsia"/>
+        </w:rPr>
+        <w:t>ゲームのインストール中に自動的にインストールされるはずですが、ゲームが実行できなかった場合は</w:t>
+      </w:r>
+      <w:r>
         <w:t>https://dotnet.microsoft.com/ja-jp/download/dotnet/8.0から</w:t>
       </w:r>
       <w:r>
+        <w:t>”</w:t>
+      </w:r>
+      <w:r>
+        <w:t>.NET デスクトップ ランタイム</w:t>
+      </w:r>
+      <w:r>
+        <w:t>”</w:t>
+      </w:r>
+      <w:r>
+        <w:rPr>
+          <w:rFonts w:hint="eastAsia"/>
+        </w:rPr>
+        <w:t>を</w:t>
+      </w:r>
+      <w:r>
         <w:rPr>
           <w:rFonts w:hint="eastAsia"/>
         </w:rPr>
         <w:t>ダウンロードしてインストールしてください。環境によっては既にインストールされている場合もあります。</w:t>
-      </w:r>
-      <w:r>
-        <w:rPr>
-          <w:rFonts w:hint="eastAsia"/>
-        </w:rPr>
-        <w:t>わからない方は詳しい人にやってもらってください。私がいる場所に居合わせることができたら、私に頼んでもらっても構いません。</w:t>
       </w:r>
     </w:p>
     <w:p/>
@@ -4176,7 +4009,34 @@
           </w:tcPr>
           <w:p>
             <w:r>
-              <w:t>.NET 8.0</w:t>
+              <w:t>“</w:t>
+            </w:r>
+            <w:r>
+              <w:rPr>
+                <w:rFonts w:hint="eastAsia"/>
+              </w:rPr>
+              <w:t>.</w:t>
+            </w:r>
+            <w:r>
+              <w:t>NET 8.0</w:t>
+            </w:r>
+            <w:r>
+              <w:t>”</w:t>
+            </w:r>
+            <w:r>
+              <w:rPr>
+                <w:rFonts w:hint="eastAsia"/>
+              </w:rPr>
+              <w:t>の</w:t>
+            </w:r>
+            <w:r>
+              <w:t>”</w:t>
+            </w:r>
+            <w:r>
+              <w:t>.NET デスクトップ ランタイム</w:t>
+            </w:r>
+            <w:r>
+              <w:t>”</w:t>
             </w:r>
           </w:p>
         </w:tc>
@@ -4184,16 +4044,43 @@
     </w:tbl>
     <w:p/>
     <w:p/>
+    <w:p/>
+    <w:p>
+      <w:pPr>
+        <w:rPr>
+          <w:rFonts w:hint="eastAsia"/>
+        </w:rPr>
+      </w:pPr>
+    </w:p>
     <w:p>
       <w:pPr>
         <w:pStyle w:val="1"/>
       </w:pPr>
-      <w:bookmarkStart w:id="3" w:name="_Toc205476822"/>
-      <w:r>
-        <w:rPr>
-          <w:rFonts w:hint="eastAsia"/>
-        </w:rPr>
-        <w:t>ゲームのダウンロードとアーカイブの展開</w:t>
+      <w:bookmarkStart w:id="3" w:name="_Toc206503001"/>
+      <w:r>
+        <w:rPr>
+          <w:rFonts w:hint="eastAsia"/>
+        </w:rPr>
+        <w:lastRenderedPageBreak/>
+        <w:t>ゲームのダウンロード</w:t>
+      </w:r>
+      <w:r>
+        <w:rPr>
+          <w:rFonts w:hint="eastAsia"/>
+        </w:rPr>
+        <w:t>、</w:t>
+      </w:r>
+      <w:r>
+        <w:rPr>
+          <w:rFonts w:hint="eastAsia"/>
+        </w:rPr>
+        <w:t>インストール</w:t>
+      </w:r>
+      <w:r>
+        <w:rPr>
+          <w:rFonts w:hint="eastAsia"/>
+        </w:rPr>
+        <w:t>とアンインストール</w:t>
       </w:r>
       <w:bookmarkEnd w:id="3"/>
     </w:p>
@@ -4205,11 +4092,115 @@
         <w:t>ダウンロードした</w:t>
       </w:r>
       <w:r>
-        <w:t>zipファイルを右クリックし、"プロパティ"を選び、"セキュリティ"の"許可する"にチェックを入れ、"OK"ボタンを押してください。その後、再びzipファイルを右クリックし、"すべて展開</w:t>
-      </w:r>
-      <w:r>
-        <w:lastRenderedPageBreak/>
-        <w:t>"を選択し、"展開"ボタンを押してください。zipファイルが展開されます。</w:t>
+        <w:rPr>
+          <w:rFonts w:hint="eastAsia"/>
+        </w:rPr>
+        <w:t>インストーラ</w:t>
+      </w:r>
+      <w:r>
+        <w:t>”</w:t>
+      </w:r>
+      <w:r>
+        <w:t>tmfos_setup_1.2.14.msi</w:t>
+      </w:r>
+      <w:r>
+        <w:t>”</w:t>
+      </w:r>
+      <w:r>
+        <w:rPr>
+          <w:rFonts w:hint="eastAsia"/>
+        </w:rPr>
+        <w:t>または</w:t>
+      </w:r>
+      <w:r>
+        <w:t>”</w:t>
+      </w:r>
+      <w:r>
+        <w:t>tmfos_setup_1.2.14</w:t>
+      </w:r>
+      <w:r>
+        <w:t>”</w:t>
+      </w:r>
+      <w:r>
+        <w:t>を右クリックし、"プロパティ"を選び、"セキュリティ"の"許可する"にチェックを入れ、"OK"ボタンを押してください。その後、</w:t>
+      </w:r>
+      <w:r>
+        <w:rPr>
+          <w:rFonts w:hint="eastAsia"/>
+        </w:rPr>
+        <w:t>インストーラ</w:t>
+      </w:r>
+      <w:r>
+        <w:t>”</w:t>
+      </w:r>
+      <w:r>
+        <w:t>tmfos_setup_1.2.14.msi</w:t>
+      </w:r>
+      <w:r>
+        <w:t>”</w:t>
+      </w:r>
+      <w:r>
+        <w:rPr>
+          <w:rFonts w:hint="eastAsia"/>
+        </w:rPr>
+        <w:t>または</w:t>
+      </w:r>
+      <w:r>
+        <w:t>”</w:t>
+      </w:r>
+      <w:r>
+        <w:t>tmfos_setup_1.2.14</w:t>
+      </w:r>
+      <w:r>
+        <w:t>”を</w:t>
+      </w:r>
+      <w:r>
+        <w:rPr>
+          <w:rFonts w:hint="eastAsia"/>
+        </w:rPr>
+        <w:t>ダブルクリックしてください。インストールが開始されます。画面の説明をよく読み、ウィンドウ下部の</w:t>
+      </w:r>
+      <w:r>
+        <w:t>”</w:t>
+      </w:r>
+      <w:r>
+        <w:rPr>
+          <w:rFonts w:hint="eastAsia"/>
+        </w:rPr>
+        <w:t>次へ</w:t>
+      </w:r>
+      <w:r>
+        <w:t>”</w:t>
+      </w:r>
+      <w:r>
+        <w:rPr>
+          <w:rFonts w:hint="eastAsia"/>
+        </w:rPr>
+        <w:t>ボタンを押してインストールを行ってください。途中</w:t>
+      </w:r>
+      <w:r>
+        <w:rPr>
+          <w:rFonts w:hint="eastAsia"/>
+        </w:rPr>
+        <w:t>の説明を理解できない場合は、何も変更せずに</w:t>
+      </w:r>
+      <w:r>
+        <w:t>”</w:t>
+      </w:r>
+      <w:r>
+        <w:rPr>
+          <w:rFonts w:hint="eastAsia"/>
+        </w:rPr>
+        <w:t>次へ</w:t>
+      </w:r>
+      <w:r>
+        <w:t>”</w:t>
+      </w:r>
+      <w:r>
+        <w:rPr>
+          <w:rFonts w:hint="eastAsia"/>
+        </w:rPr>
+        <w:t>ボタンを押せば通常の設定でインストールが行われます。</w:t>
       </w:r>
     </w:p>
     <w:p/>
@@ -4218,13 +4209,215 @@
         <w:rPr>
           <w:rFonts w:hint="eastAsia"/>
         </w:rPr>
-        <w:t>わからない方は</w:t>
-      </w:r>
-      <w:r>
-        <w:rPr>
-          <w:rFonts w:hint="eastAsia"/>
-        </w:rPr>
-        <w:t>詳しい人にやってもらってください。私がいる場所に居合わせることができたら、私に頼んでもらっても構いません。</w:t>
+        <w:t>ゲームをアンインストールするには、</w:t>
+      </w:r>
+      <w:r>
+        <w:rPr>
+          <w:rFonts w:hint="eastAsia"/>
+        </w:rPr>
+        <w:t>インストーラ</w:t>
+      </w:r>
+      <w:r>
+        <w:t>”</w:t>
+      </w:r>
+      <w:r>
+        <w:t>tmfos_setup_1.2.14.msi</w:t>
+      </w:r>
+      <w:r>
+        <w:t>”</w:t>
+      </w:r>
+      <w:r>
+        <w:rPr>
+          <w:rFonts w:hint="eastAsia"/>
+        </w:rPr>
+        <w:t>または</w:t>
+      </w:r>
+      <w:r>
+        <w:t>”</w:t>
+      </w:r>
+      <w:r>
+        <w:t>tmfos_setup_1.2.14</w:t>
+      </w:r>
+      <w:r>
+        <w:t>”を</w:t>
+      </w:r>
+      <w:r>
+        <w:rPr>
+          <w:rFonts w:hint="eastAsia"/>
+        </w:rPr>
+        <w:t>ダブルクリックして、</w:t>
+      </w:r>
+      <w:r>
+        <w:t>”</w:t>
+      </w:r>
+      <w:r>
+        <w:rPr>
+          <w:rFonts w:hint="eastAsia"/>
+        </w:rPr>
+        <w:t>宇宙から来たメイドの削除</w:t>
+      </w:r>
+      <w:r>
+        <w:t>”</w:t>
+      </w:r>
+      <w:r>
+        <w:rPr>
+          <w:rFonts w:hint="eastAsia"/>
+        </w:rPr>
+        <w:t>にチェックを入れ、</w:t>
+      </w:r>
+      <w:r>
+        <w:t>”</w:t>
+      </w:r>
+      <w:r>
+        <w:rPr>
+          <w:rFonts w:hint="eastAsia"/>
+        </w:rPr>
+        <w:t>完了</w:t>
+      </w:r>
+      <w:r>
+        <w:t>”</w:t>
+      </w:r>
+      <w:r>
+        <w:rPr>
+          <w:rFonts w:hint="eastAsia"/>
+        </w:rPr>
+        <w:t>ボタンを押してください。ゲームがアンインストールされます。Windowsの</w:t>
+      </w:r>
+      <w:r>
+        <w:t>”</w:t>
+      </w:r>
+      <w:r>
+        <w:rPr>
+          <w:rFonts w:hint="eastAsia"/>
+        </w:rPr>
+        <w:t>設定</w:t>
+      </w:r>
+      <w:r>
+        <w:t>”</w:t>
+      </w:r>
+      <w:r>
+        <w:rPr>
+          <w:rFonts w:hint="eastAsia"/>
+        </w:rPr>
+        <w:t>から</w:t>
+      </w:r>
+      <w:r>
+        <w:t>”</w:t>
+      </w:r>
+      <w:r>
+        <w:rPr>
+          <w:rFonts w:hint="eastAsia"/>
+        </w:rPr>
+        <w:t>アプリ</w:t>
+      </w:r>
+      <w:r>
+        <w:t>”</w:t>
+      </w:r>
+      <w:r>
+        <w:rPr>
+          <w:rFonts w:hint="eastAsia"/>
+        </w:rPr>
+        <w:t>を選び、更に</w:t>
+      </w:r>
+      <w:r>
+        <w:t>”</w:t>
+      </w:r>
+      <w:r>
+        <w:rPr>
+          <w:rFonts w:hint="eastAsia"/>
+        </w:rPr>
+        <w:t>インストールされているアプリ</w:t>
+      </w:r>
+      <w:r>
+        <w:t>”</w:t>
+      </w:r>
+      <w:r>
+        <w:rPr>
+          <w:rFonts w:hint="eastAsia"/>
+        </w:rPr>
+        <w:t>を選んで表示される一覧からゲームを削除することもできます。</w:t>
+      </w:r>
+    </w:p>
+    <w:p/>
+    <w:p>
+      <w:r>
+        <w:rPr>
+          <w:rFonts w:hint="eastAsia"/>
+        </w:rPr>
+        <w:t>わからない方は詳しい人にやってもらってください。私がいる場所に居合わせることができたら、私に頼んでも構いません。</w:t>
+      </w:r>
+    </w:p>
+    <w:p/>
+    <w:p>
+      <w:pPr>
+        <w:rPr>
+          <w:b/>
+          <w:bCs/>
+          <w:color w:val="EE0000"/>
+        </w:rPr>
+      </w:pPr>
+      <w:r>
+        <w:rPr>
+          <w:rFonts w:hint="eastAsia"/>
+          <w:b/>
+          <w:bCs/>
+          <w:color w:val="EE0000"/>
+        </w:rPr>
+        <w:t>ゲーム</w:t>
+      </w:r>
+      <w:r>
+        <w:rPr>
+          <w:rFonts w:hint="eastAsia"/>
+          <w:b/>
+          <w:bCs/>
+          <w:color w:val="EE0000"/>
+        </w:rPr>
+        <w:t>をインストール</w:t>
+      </w:r>
+      <w:r>
+        <w:rPr>
+          <w:rFonts w:hint="eastAsia"/>
+          <w:b/>
+          <w:bCs/>
+          <w:color w:val="EE0000"/>
+        </w:rPr>
+        <w:t>して実行したり</w:t>
+      </w:r>
+      <w:r>
+        <w:rPr>
+          <w:rFonts w:hint="eastAsia"/>
+          <w:b/>
+          <w:bCs/>
+          <w:color w:val="EE0000"/>
+        </w:rPr>
+        <w:t>アンインストール</w:t>
+      </w:r>
+      <w:r>
+        <w:rPr>
+          <w:rFonts w:hint="eastAsia"/>
+          <w:b/>
+          <w:bCs/>
+          <w:color w:val="EE0000"/>
+        </w:rPr>
+        <w:t>したり</w:t>
+      </w:r>
+      <w:r>
+        <w:rPr>
+          <w:rFonts w:hint="eastAsia"/>
+          <w:b/>
+          <w:bCs/>
+          <w:color w:val="EE0000"/>
+        </w:rPr>
+        <w:t>す</w:t>
+      </w:r>
+      <w:r>
+        <w:rPr>
+          <w:rFonts w:hint="eastAsia"/>
+          <w:b/>
+          <w:bCs/>
+          <w:color w:val="EE0000"/>
+        </w:rPr>
+        <w:t>ることで、あなたのパソコンに何らかの問題が発生しても、私は何の責任も取りません。</w:t>
       </w:r>
     </w:p>
     <w:p/>
@@ -4233,7 +4426,7 @@
       <w:pPr>
         <w:pStyle w:val="1"/>
       </w:pPr>
-      <w:bookmarkStart w:id="4" w:name="_Toc205476823"/>
+      <w:bookmarkStart w:id="4" w:name="_Toc206503002"/>
       <w:r>
         <w:rPr>
           <w:rFonts w:hint="eastAsia"/>
@@ -4243,15 +4436,34 @@
       <w:bookmarkEnd w:id="4"/>
     </w:p>
     <w:p>
-      <w:r>
-        <w:rPr>
-          <w:noProof/>
-        </w:rPr>
+      <w:pPr>
+        <w:pStyle w:val="a6"/>
+        <w:numPr>
+          <w:ilvl w:val="0"/>
+          <w:numId w:val="2"/>
+        </w:numPr>
+        <w:ind w:leftChars="0"/>
+        <w:jc w:val="left"/>
+      </w:pPr>
+      <w:r>
+        <w:rPr>
+          <w:rFonts w:hint="eastAsia"/>
+        </w:rPr>
+        <w:t>スタートメニューのアイコン</w:t>
+      </w:r>
+    </w:p>
+    <w:p>
+      <w:pPr>
+        <w:pStyle w:val="a6"/>
+        <w:ind w:leftChars="0" w:left="440"/>
+        <w:jc w:val="left"/>
+      </w:pPr>
+      <w:r>
         <w:drawing>
-          <wp:inline distT="0" distB="0" distL="0" distR="0" wp14:anchorId="2FCA1B44" wp14:editId="7784D9EA">
-            <wp:extent cx="1428750" cy="1428750"/>
-            <wp:effectExtent l="0" t="0" r="0" b="0"/>
-            <wp:docPr id="646314251" name="図 6"/>
+          <wp:inline distT="0" distB="0" distL="0" distR="0" wp14:anchorId="48FE6EDC" wp14:editId="4522E658">
+            <wp:extent cx="3665880" cy="1120320"/>
+            <wp:effectExtent l="0" t="0" r="0" b="3810"/>
+            <wp:docPr id="692656452" name="図 1"/>
             <wp:cNvGraphicFramePr>
               <a:graphicFrameLocks xmlns:a="http://schemas.openxmlformats.org/drawingml/2006/main" noChangeAspect="1"/>
             </wp:cNvGraphicFramePr>
@@ -4259,7 +4471,7 @@
               <a:graphicData uri="http://schemas.openxmlformats.org/drawingml/2006/picture">
                 <pic:pic xmlns:pic="http://schemas.openxmlformats.org/drawingml/2006/picture">
                   <pic:nvPicPr>
-                    <pic:cNvPr id="0" name="Picture 6"/>
+                    <pic:cNvPr id="0" name="Picture 1"/>
                     <pic:cNvPicPr>
                       <a:picLocks noChangeAspect="1" noChangeArrowheads="1"/>
                     </pic:cNvPicPr>
@@ -4280,7 +4492,7 @@
                   <pic:spPr bwMode="auto">
                     <a:xfrm>
                       <a:off x="0" y="0"/>
-                      <a:ext cx="1428750" cy="1428750"/>
+                      <a:ext cx="3665880" cy="1120320"/>
                     </a:xfrm>
                     <a:prstGeom prst="rect">
                       <a:avLst/>
@@ -4296,21 +4508,36 @@
           </wp:inline>
         </w:drawing>
       </w:r>
-      <w:r>
-        <w:rPr>
-          <w:rFonts w:hint="eastAsia"/>
-        </w:rPr>
-        <w:t xml:space="preserve">　</w:t>
-      </w:r>
-      <w:r>
-        <w:rPr>
-          <w:noProof/>
-        </w:rPr>
+    </w:p>
+    <w:p>
+      <w:pPr>
+        <w:pStyle w:val="a6"/>
+        <w:numPr>
+          <w:ilvl w:val="0"/>
+          <w:numId w:val="2"/>
+        </w:numPr>
+        <w:ind w:leftChars="0"/>
+        <w:jc w:val="left"/>
+      </w:pPr>
+      <w:r>
+        <w:rPr>
+          <w:rFonts w:hint="eastAsia"/>
+        </w:rPr>
+        <w:t>デスクトップのアイコン</w:t>
+      </w:r>
+    </w:p>
+    <w:p>
+      <w:pPr>
+        <w:pStyle w:val="a6"/>
+        <w:ind w:leftChars="0" w:left="440"/>
+        <w:jc w:val="left"/>
+      </w:pPr>
+      <w:r>
         <w:drawing>
-          <wp:inline distT="0" distB="0" distL="0" distR="0" wp14:anchorId="64DE58C8" wp14:editId="7B8F8E2E">
-            <wp:extent cx="1428750" cy="1428750"/>
-            <wp:effectExtent l="0" t="0" r="0" b="0"/>
-            <wp:docPr id="1292188908" name="図 5"/>
+          <wp:inline distT="0" distB="0" distL="0" distR="0" wp14:anchorId="001934E4" wp14:editId="765162E4">
+            <wp:extent cx="891360" cy="1177200"/>
+            <wp:effectExtent l="0" t="0" r="4445" b="4445"/>
+            <wp:docPr id="1573052985" name="図 2"/>
             <wp:cNvGraphicFramePr>
               <a:graphicFrameLocks xmlns:a="http://schemas.openxmlformats.org/drawingml/2006/main" noChangeAspect="1"/>
             </wp:cNvGraphicFramePr>
@@ -4318,7 +4545,7 @@
               <a:graphicData uri="http://schemas.openxmlformats.org/drawingml/2006/picture">
                 <pic:pic xmlns:pic="http://schemas.openxmlformats.org/drawingml/2006/picture">
                   <pic:nvPicPr>
-                    <pic:cNvPr id="0" name="Picture 5"/>
+                    <pic:cNvPr id="0" name="Picture 2"/>
                     <pic:cNvPicPr>
                       <a:picLocks noChangeAspect="1" noChangeArrowheads="1"/>
                     </pic:cNvPicPr>
@@ -4339,7 +4566,7 @@
                   <pic:spPr bwMode="auto">
                     <a:xfrm>
                       <a:off x="0" y="0"/>
-                      <a:ext cx="1428750" cy="1428750"/>
+                      <a:ext cx="891360" cy="1177200"/>
                     </a:xfrm>
                     <a:prstGeom prst="rect">
                       <a:avLst/>
@@ -4361,27 +4588,59 @@
         <w:rPr>
           <w:rFonts w:hint="eastAsia"/>
         </w:rPr>
-        <w:t>展開したフォルダ内の上記アイコンのファイルtmfos.exeまたは</w:t>
-      </w:r>
-      <w:proofErr w:type="spellStart"/>
-      <w:r>
-        <w:rPr>
-          <w:rFonts w:hint="eastAsia"/>
-        </w:rPr>
-        <w:t>tmfos</w:t>
-      </w:r>
-      <w:proofErr w:type="spellEnd"/>
-      <w:r>
-        <w:rPr>
-          <w:rFonts w:hint="eastAsia"/>
-        </w:rPr>
-        <w:t>をダブルクリックすると</w:t>
-      </w:r>
-      <w:r>
-        <w:rPr>
-          <w:rFonts w:hint="eastAsia"/>
-        </w:rPr>
-        <w:t>ゲームが起動します。マルチモニタ環境ではマウスカーソルのある画面の中央にゲームウィンドウが開きます。</w:t>
+        <w:t>スタートメニューに追加された</w:t>
+      </w:r>
+      <w:r>
+        <w:t>”</w:t>
+      </w:r>
+      <w:r>
+        <w:rPr>
+          <w:rFonts w:hint="eastAsia"/>
+        </w:rPr>
+        <w:t>宇宙から来たメイド</w:t>
+      </w:r>
+      <w:r>
+        <w:t>”</w:t>
+      </w:r>
+      <w:r>
+        <w:rPr>
+          <w:rFonts w:hint="eastAsia"/>
+        </w:rPr>
+        <w:t>をクリックするか、デスクトップに追加された</w:t>
+      </w:r>
+      <w:r>
+        <w:t>”</w:t>
+      </w:r>
+      <w:r>
+        <w:rPr>
+          <w:rFonts w:hint="eastAsia"/>
+        </w:rPr>
+        <w:t>宇宙から来たメイド</w:t>
+      </w:r>
+      <w:r>
+        <w:t>”</w:t>
+      </w:r>
+      <w:r>
+        <w:rPr>
+          <w:rFonts w:hint="eastAsia"/>
+        </w:rPr>
+        <w:t>ショートカットをダブルクリックするとゲームが起動します。スタートメニューでは</w:t>
+      </w:r>
+      <w:r>
+        <w:rPr>
+          <w:rFonts w:hint="eastAsia"/>
+        </w:rPr>
+        <w:lastRenderedPageBreak/>
+        <w:t>ダブルクリックする必要はありません。デスクトップに作成されたショートカットが目障りな方は削除しください。ショートカットを削除してもゲームはアンインストールされません。</w:t>
+      </w:r>
+    </w:p>
+    <w:p/>
+    <w:p>
+      <w:r>
+        <w:rPr>
+          <w:rFonts w:hint="eastAsia"/>
+        </w:rPr>
+        <w:t>マルチモニタ環境ではマウスカーソルのある画面の中央にゲームウィンドウが開きます。</w:t>
       </w:r>
       <w:r>
         <w:rPr>
@@ -4434,18 +4693,15 @@
     </w:p>
     <w:p/>
     <w:p/>
-    <w:p/>
-    <w:p/>
     <w:p>
       <w:pPr>
         <w:pStyle w:val="1"/>
       </w:pPr>
-      <w:bookmarkStart w:id="5" w:name="_Toc205476824"/>
-      <w:r>
-        <w:rPr>
-          <w:rFonts w:hint="eastAsia"/>
-        </w:rPr>
-        <w:lastRenderedPageBreak/>
+      <w:bookmarkStart w:id="5" w:name="_Toc206503003"/>
+      <w:r>
+        <w:rPr>
+          <w:rFonts w:hint="eastAsia"/>
+        </w:rPr>
         <w:t>タイトル画面</w:t>
       </w:r>
       <w:bookmarkEnd w:id="5"/>
@@ -4455,9 +4711,6 @@
         <w:jc w:val="left"/>
       </w:pPr>
       <w:r>
-        <w:rPr>
-          <w:noProof/>
-        </w:rPr>
         <w:drawing>
           <wp:inline distT="0" distB="0" distL="0" distR="0" wp14:anchorId="7190DCA7" wp14:editId="5D6DF6D7">
             <wp:extent cx="3637800" cy="2728800"/>
@@ -4627,8 +4880,9 @@
       <w:pPr>
         <w:pStyle w:val="2"/>
       </w:pPr>
-      <w:bookmarkStart w:id="6" w:name="_Toc205476825"/>
-      <w:r>
+      <w:bookmarkStart w:id="6" w:name="_Toc206503004"/>
+      <w:r>
+        <w:lastRenderedPageBreak/>
         <w:t>“</w:t>
       </w:r>
       <w:r>
@@ -4656,7 +4910,6 @@
       <w:r>
         <w:rPr>
           <w:rFonts w:hint="eastAsia"/>
-          <w:noProof/>
         </w:rPr>
         <w:drawing>
           <wp:inline distT="0" distB="0" distL="0" distR="0" wp14:anchorId="5EA37FD4" wp14:editId="416BCD2B">
@@ -4845,109 +5098,196 @@
     </w:p>
     <w:p>
       <w:pPr>
+        <w:pStyle w:val="2"/>
+      </w:pPr>
+      <w:bookmarkStart w:id="7" w:name="_Toc206503005"/>
+      <w:r>
+        <w:rPr>
+          <w:rFonts w:hint="eastAsia"/>
+        </w:rPr>
+        <w:t>“</w:t>
+      </w:r>
+      <w:r>
+        <w:rPr>
+          <w:rFonts w:hint="eastAsia"/>
+        </w:rPr>
+        <w:t>ロード</w:t>
+      </w:r>
+      <w:r>
+        <w:rPr>
+          <w:rFonts w:hint="eastAsia"/>
+        </w:rPr>
+        <w:t>”</w:t>
+      </w:r>
+      <w:r>
+        <w:rPr>
+          <w:rFonts w:hint="eastAsia"/>
+        </w:rPr>
+        <w:t>ボタン</w:t>
+      </w:r>
+      <w:bookmarkEnd w:id="7"/>
+    </w:p>
+    <w:p>
+      <w:pPr>
         <w:pStyle w:val="a6"/>
         <w:ind w:leftChars="0" w:left="709"/>
-        <w:jc w:val="left"/>
-      </w:pPr>
-    </w:p>
-    <w:p>
-      <w:pPr>
-        <w:pStyle w:val="2"/>
-      </w:pPr>
-      <w:bookmarkStart w:id="7" w:name="_Toc205476826"/>
-      <w:r>
-        <w:rPr>
-          <w:rFonts w:hint="eastAsia"/>
-        </w:rPr>
-        <w:t>“</w:t>
-      </w:r>
-      <w:r>
-        <w:rPr>
-          <w:rFonts w:hint="eastAsia"/>
-        </w:rPr>
-        <w:t>ロード</w:t>
-      </w:r>
-      <w:r>
-        <w:rPr>
-          <w:rFonts w:hint="eastAsia"/>
-        </w:rPr>
-        <w:t>”</w:t>
-      </w:r>
-      <w:r>
-        <w:rPr>
-          <w:rFonts w:hint="eastAsia"/>
-        </w:rPr>
-        <w:t>ボタン</w:t>
-      </w:r>
-      <w:bookmarkEnd w:id="7"/>
+      </w:pPr>
+      <w:r>
+        <w:rPr>
+          <w:rFonts w:hint="eastAsia"/>
+        </w:rPr>
+        <w:t>ロード画面を表示します。ロード画面では</w:t>
+      </w:r>
+      <w:r>
+        <w:rPr>
+          <w:rFonts w:hint="eastAsia"/>
+        </w:rPr>
+        <w:t>前回保存したデータでゲームを再開</w:t>
+      </w:r>
+      <w:r>
+        <w:rPr>
+          <w:rFonts w:hint="eastAsia"/>
+        </w:rPr>
+        <w:t>できます</w:t>
+      </w:r>
+      <w:r>
+        <w:rPr>
+          <w:rFonts w:hint="eastAsia"/>
+        </w:rPr>
+        <w:t>。</w:t>
+      </w:r>
+      <w:r>
+        <w:rPr>
+          <w:rFonts w:hint="eastAsia"/>
+        </w:rPr>
+        <w:t>ロード画面については、</w:t>
+      </w:r>
+      <w:r>
+        <w:rPr>
+          <w:rFonts w:hint="eastAsia"/>
+        </w:rPr>
+        <w:t>本取扱説明書の</w:t>
+      </w:r>
+      <w:r>
+        <w:rPr>
+          <w:rFonts w:hint="eastAsia"/>
+        </w:rPr>
+        <w:t>ロード画面</w:t>
+      </w:r>
+      <w:r>
+        <w:rPr>
+          <w:rFonts w:hint="eastAsia"/>
+        </w:rPr>
+        <w:t>の項目を参照してください。</w:t>
+      </w:r>
     </w:p>
     <w:p>
       <w:pPr>
         <w:pStyle w:val="a6"/>
         <w:ind w:leftChars="0" w:left="709"/>
       </w:pPr>
-      <w:r>
-        <w:rPr>
-          <w:rFonts w:hint="eastAsia"/>
-        </w:rPr>
-        <w:t>ロード画面を表示します。ロード画面では</w:t>
-      </w:r>
-      <w:r>
-        <w:rPr>
-          <w:rFonts w:hint="eastAsia"/>
-        </w:rPr>
-        <w:t>前回保存したデータでゲームを再開</w:t>
-      </w:r>
-      <w:r>
-        <w:rPr>
-          <w:rFonts w:hint="eastAsia"/>
-        </w:rPr>
-        <w:t>できます</w:t>
-      </w:r>
-      <w:r>
-        <w:rPr>
-          <w:rFonts w:hint="eastAsia"/>
-        </w:rPr>
-        <w:t>。</w:t>
-      </w:r>
-      <w:r>
-        <w:rPr>
-          <w:rFonts w:hint="eastAsia"/>
-        </w:rPr>
-        <w:t>ロード画面については、</w:t>
-      </w:r>
-      <w:r>
-        <w:rPr>
-          <w:rFonts w:hint="eastAsia"/>
-        </w:rPr>
-        <w:t>本取扱説明書の</w:t>
-      </w:r>
-      <w:r>
-        <w:rPr>
-          <w:rFonts w:hint="eastAsia"/>
-        </w:rPr>
-        <w:t>ロード画面</w:t>
-      </w:r>
-      <w:r>
-        <w:rPr>
-          <w:rFonts w:hint="eastAsia"/>
-        </w:rPr>
-        <w:t>の項目を参照してください。</w:t>
-      </w:r>
+    </w:p>
+    <w:p>
+      <w:pPr>
+        <w:pStyle w:val="2"/>
+      </w:pPr>
+      <w:bookmarkStart w:id="8" w:name="_Toc206503006"/>
+      <w:r>
+        <w:t>“</w:t>
+      </w:r>
+      <w:r>
+        <w:rPr>
+          <w:rFonts w:hint="eastAsia"/>
+        </w:rPr>
+        <w:t>設定</w:t>
+      </w:r>
+      <w:r>
+        <w:t>”</w:t>
+      </w:r>
+      <w:r>
+        <w:rPr>
+          <w:rFonts w:hint="eastAsia"/>
+        </w:rPr>
+        <w:t>ボタン</w:t>
+      </w:r>
+      <w:bookmarkEnd w:id="8"/>
     </w:p>
     <w:p>
       <w:pPr>
         <w:pStyle w:val="a6"/>
         <w:ind w:leftChars="0" w:left="709"/>
       </w:pPr>
-    </w:p>
-    <w:p>
-      <w:pPr>
-        <w:pStyle w:val="2"/>
-      </w:pPr>
-      <w:bookmarkStart w:id="8" w:name="_Toc205476827"/>
-      <w:r>
-        <w:t>“</w:t>
+      <w:r>
+        <w:rPr>
+          <w:rFonts w:hint="eastAsia"/>
+        </w:rPr>
+        <w:t>設定画面を表示します。設定画面では</w:t>
+      </w:r>
+      <w:r>
+        <w:rPr>
+          <w:rFonts w:hint="eastAsia"/>
+        </w:rPr>
+        <w:t>BGMや効果音の音量、</w:t>
+      </w:r>
+      <w:r>
+        <w:rPr>
+          <w:rFonts w:hint="eastAsia"/>
+        </w:rPr>
+        <w:t>ゲームウィンドウの</w:t>
+      </w:r>
+      <w:r>
+        <w:t>全画面</w:t>
+      </w:r>
+      <w:r>
+        <w:rPr>
+          <w:rFonts w:hint="eastAsia"/>
+        </w:rPr>
+        <w:t>表示と</w:t>
+      </w:r>
+      <w:r>
+        <w:t>ウィンドウ</w:t>
+      </w:r>
+      <w:r>
+        <w:rPr>
+          <w:rFonts w:hint="eastAsia"/>
+        </w:rPr>
+        <w:t>表示</w:t>
+      </w:r>
+      <w:r>
+        <w:rPr>
+          <w:rFonts w:hint="eastAsia"/>
+        </w:rPr>
+        <w:t>の切り替えを行うことができます。また、設定画面から</w:t>
+      </w:r>
+      <w:r>
+        <w:rPr>
+          <w:rFonts w:hint="eastAsia"/>
+        </w:rPr>
+        <w:t>操作設定</w:t>
+      </w:r>
+      <w:r>
+        <w:rPr>
+          <w:rFonts w:hint="eastAsia"/>
+        </w:rPr>
+        <w:t>画面を表示する</w:t>
+      </w:r>
+      <w:r>
+        <w:rPr>
+          <w:rFonts w:hint="eastAsia"/>
+        </w:rPr>
+        <w:t>ことができます。</w:t>
+      </w:r>
+      <w:r>
+        <w:rPr>
+          <w:rFonts w:hint="eastAsia"/>
+        </w:rPr>
+        <w:t>設定画面と操作設定画面については、</w:t>
+      </w:r>
+      <w:r>
+        <w:rPr>
+          <w:rFonts w:hint="eastAsia"/>
+        </w:rPr>
+        <w:t>本取扱説明書の</w:t>
       </w:r>
       <w:r>
         <w:rPr>
@@ -4956,135 +5296,41 @@
         <w:t>設定</w:t>
       </w:r>
       <w:r>
-        <w:t>”</w:t>
-      </w:r>
-      <w:r>
-        <w:rPr>
-          <w:rFonts w:hint="eastAsia"/>
-        </w:rPr>
-        <w:t>ボタン</w:t>
-      </w:r>
-      <w:bookmarkEnd w:id="8"/>
+        <w:rPr>
+          <w:rFonts w:hint="eastAsia"/>
+        </w:rPr>
+        <w:t>画面</w:t>
+      </w:r>
+      <w:r>
+        <w:rPr>
+          <w:rFonts w:hint="eastAsia"/>
+        </w:rPr>
+        <w:t>および</w:t>
+      </w:r>
+      <w:r>
+        <w:rPr>
+          <w:rFonts w:hint="eastAsia"/>
+        </w:rPr>
+        <w:t>操作設定画面</w:t>
+      </w:r>
+      <w:r>
+        <w:rPr>
+          <w:rFonts w:hint="eastAsia"/>
+        </w:rPr>
+        <w:t>の項目を参照してください。</w:t>
+      </w:r>
     </w:p>
     <w:p>
       <w:pPr>
         <w:pStyle w:val="a6"/>
         <w:ind w:leftChars="0" w:left="709"/>
       </w:pPr>
-      <w:r>
-        <w:rPr>
-          <w:rFonts w:hint="eastAsia"/>
-        </w:rPr>
-        <w:t>設定画面を表示します。設定画面では</w:t>
-      </w:r>
-      <w:r>
-        <w:rPr>
-          <w:rFonts w:hint="eastAsia"/>
-        </w:rPr>
-        <w:t>BGMや効果音の音量、</w:t>
-      </w:r>
-      <w:r>
-        <w:rPr>
-          <w:rFonts w:hint="eastAsia"/>
-        </w:rPr>
-        <w:t>ゲームウィンドウの</w:t>
-      </w:r>
-      <w:r>
-        <w:t>全画面</w:t>
-      </w:r>
-      <w:r>
-        <w:rPr>
-          <w:rFonts w:hint="eastAsia"/>
-        </w:rPr>
-        <w:t>表示と</w:t>
-      </w:r>
-      <w:r>
-        <w:t>ウィンドウ</w:t>
-      </w:r>
-      <w:r>
-        <w:rPr>
-          <w:rFonts w:hint="eastAsia"/>
-        </w:rPr>
-        <w:t>表示</w:t>
-      </w:r>
-      <w:r>
-        <w:rPr>
-          <w:rFonts w:hint="eastAsia"/>
-        </w:rPr>
-        <w:t>の切り替えを行うことができます。また、設定画面から</w:t>
-      </w:r>
-      <w:r>
-        <w:rPr>
-          <w:rFonts w:hint="eastAsia"/>
-        </w:rPr>
-        <w:t>操作設定</w:t>
-      </w:r>
-      <w:r>
-        <w:rPr>
-          <w:rFonts w:hint="eastAsia"/>
-        </w:rPr>
-        <w:t>画面を表示する</w:t>
-      </w:r>
-      <w:r>
-        <w:rPr>
-          <w:rFonts w:hint="eastAsia"/>
-        </w:rPr>
-        <w:t>ことができます。</w:t>
-      </w:r>
-      <w:r>
-        <w:rPr>
-          <w:rFonts w:hint="eastAsia"/>
-        </w:rPr>
-        <w:t>設定画面と操作設定画面については、</w:t>
-      </w:r>
-      <w:r>
-        <w:rPr>
-          <w:rFonts w:hint="eastAsia"/>
-        </w:rPr>
-        <w:t>本取扱説明書の</w:t>
-      </w:r>
-      <w:r>
-        <w:rPr>
-          <w:rFonts w:hint="eastAsia"/>
-        </w:rPr>
-        <w:t>設定</w:t>
-      </w:r>
-      <w:r>
-        <w:rPr>
-          <w:rFonts w:hint="eastAsia"/>
-        </w:rPr>
-        <w:t>画面</w:t>
-      </w:r>
-      <w:r>
-        <w:rPr>
-          <w:rFonts w:hint="eastAsia"/>
-        </w:rPr>
-        <w:t>および</w:t>
-      </w:r>
-      <w:r>
-        <w:rPr>
-          <w:rFonts w:hint="eastAsia"/>
-        </w:rPr>
-        <w:t>操作設定画面</w:t>
-      </w:r>
-      <w:r>
-        <w:rPr>
-          <w:rFonts w:hint="eastAsia"/>
-        </w:rPr>
-        <w:t>の項目を参照してください。</w:t>
-      </w:r>
-    </w:p>
-    <w:p>
-      <w:pPr>
-        <w:pStyle w:val="a6"/>
-        <w:ind w:leftChars="0" w:left="709"/>
-      </w:pPr>
     </w:p>
     <w:p>
       <w:pPr>
         <w:pStyle w:val="2"/>
       </w:pPr>
-      <w:bookmarkStart w:id="9" w:name="_Toc205476828"/>
+      <w:bookmarkStart w:id="9" w:name="_Toc206503007"/>
       <w:r>
         <w:t>“</w:t>
       </w:r>
@@ -5112,7 +5358,6 @@
       <w:r>
         <w:rPr>
           <w:rFonts w:hint="eastAsia"/>
-          <w:noProof/>
         </w:rPr>
         <w:drawing>
           <wp:inline distT="0" distB="0" distL="0" distR="0" wp14:anchorId="5FAACCB3" wp14:editId="367BE650">
@@ -5247,7 +5492,14 @@
         <w:rPr>
           <w:rFonts w:hint="eastAsia"/>
         </w:rPr>
-        <w:t>を選択すると</w:t>
+        <w:t>を</w:t>
+      </w:r>
+      <w:r>
+        <w:rPr>
+          <w:rFonts w:hint="eastAsia"/>
+        </w:rPr>
+        <w:lastRenderedPageBreak/>
+        <w:t>選択すると</w:t>
       </w:r>
       <w:r>
         <w:rPr>
@@ -5278,7 +5530,7 @@
       <w:pPr>
         <w:pStyle w:val="2"/>
       </w:pPr>
-      <w:bookmarkStart w:id="10" w:name="_Toc205476829"/>
+      <w:bookmarkStart w:id="10" w:name="_Toc206503008"/>
       <w:r>
         <w:t>“</w:t>
       </w:r>
@@ -5363,7 +5615,7 @@
       <w:pPr>
         <w:pStyle w:val="2"/>
       </w:pPr>
-      <w:bookmarkStart w:id="11" w:name="_Toc205476830"/>
+      <w:bookmarkStart w:id="11" w:name="_Toc206503009"/>
       <w:r>
         <w:t>“</w:t>
       </w:r>
@@ -5454,12 +5706,11 @@
       <w:pPr>
         <w:pStyle w:val="1"/>
       </w:pPr>
-      <w:bookmarkStart w:id="12" w:name="_Toc205476831"/>
-      <w:r>
-        <w:rPr>
-          <w:rFonts w:hint="eastAsia"/>
-        </w:rPr>
-        <w:lastRenderedPageBreak/>
+      <w:bookmarkStart w:id="12" w:name="_Toc206503010"/>
+      <w:r>
+        <w:rPr>
+          <w:rFonts w:hint="eastAsia"/>
+        </w:rPr>
         <w:t>ライセンス画面</w:t>
       </w:r>
       <w:bookmarkEnd w:id="12"/>
@@ -5469,9 +5720,6 @@
         <w:jc w:val="left"/>
       </w:pPr>
       <w:r>
-        <w:rPr>
-          <w:noProof/>
-        </w:rPr>
         <w:drawing>
           <wp:inline distT="0" distB="0" distL="0" distR="0" wp14:anchorId="4A3F6B7F" wp14:editId="7E0BB835">
             <wp:extent cx="2425320" cy="1819080"/>
@@ -5528,9 +5776,6 @@
         <w:t xml:space="preserve">　</w:t>
       </w:r>
       <w:r>
-        <w:rPr>
-          <w:noProof/>
-        </w:rPr>
         <w:drawing>
           <wp:inline distT="0" distB="0" distL="0" distR="0" wp14:anchorId="22A6B7A0" wp14:editId="70DF3E07">
             <wp:extent cx="2425320" cy="1819080"/>
@@ -5746,11 +5991,12 @@
       <w:pPr>
         <w:pStyle w:val="1"/>
       </w:pPr>
-      <w:bookmarkStart w:id="13" w:name="_Toc205476832"/>
-      <w:r>
-        <w:rPr>
-          <w:rFonts w:hint="eastAsia"/>
-        </w:rPr>
+      <w:bookmarkStart w:id="13" w:name="_Toc206503011"/>
+      <w:r>
+        <w:rPr>
+          <w:rFonts w:hint="eastAsia"/>
+        </w:rPr>
+        <w:lastRenderedPageBreak/>
         <w:t>ジュークボックス画面</w:t>
       </w:r>
       <w:bookmarkEnd w:id="13"/>
@@ -5760,9 +6006,6 @@
         <w:jc w:val="left"/>
       </w:pPr>
       <w:r>
-        <w:rPr>
-          <w:noProof/>
-        </w:rPr>
         <w:drawing>
           <wp:inline distT="0" distB="0" distL="0" distR="0" wp14:anchorId="3F5B88A1" wp14:editId="35956C85">
             <wp:extent cx="3638160" cy="2729160"/>
@@ -5902,14 +6145,7 @@
         <w:rPr>
           <w:rFonts w:hint="eastAsia"/>
         </w:rPr>
-        <w:t>でのみ</w:t>
-      </w:r>
-      <w:r>
-        <w:rPr>
-          <w:rFonts w:hint="eastAsia"/>
-        </w:rPr>
-        <w:lastRenderedPageBreak/>
-        <w:t>有効です。</w:t>
+        <w:t>でのみ有効です。</w:t>
       </w:r>
     </w:p>
     <w:p>
@@ -6036,16 +6272,23 @@
       </w:r>
     </w:p>
     <w:p/>
-    <w:p/>
+    <w:p>
+      <w:pPr>
+        <w:rPr>
+          <w:rFonts w:hint="eastAsia"/>
+        </w:rPr>
+      </w:pPr>
+    </w:p>
     <w:p>
       <w:pPr>
         <w:pStyle w:val="1"/>
       </w:pPr>
-      <w:bookmarkStart w:id="14" w:name="_Toc205476833"/>
-      <w:r>
-        <w:rPr>
-          <w:rFonts w:hint="eastAsia"/>
-        </w:rPr>
+      <w:bookmarkStart w:id="14" w:name="_Toc206503012"/>
+      <w:r>
+        <w:rPr>
+          <w:rFonts w:hint="eastAsia"/>
+        </w:rPr>
+        <w:lastRenderedPageBreak/>
         <w:t>設定画面</w:t>
       </w:r>
       <w:bookmarkEnd w:id="14"/>
@@ -6055,9 +6298,6 @@
         <w:jc w:val="left"/>
       </w:pPr>
       <w:r>
-        <w:rPr>
-          <w:noProof/>
-        </w:rPr>
         <w:drawing>
           <wp:inline distT="0" distB="0" distL="0" distR="0" wp14:anchorId="5DBB6D43" wp14:editId="344C548D">
             <wp:extent cx="3648761" cy="2736000"/>
@@ -6299,152 +6539,310 @@
         <w:rPr>
           <w:rFonts w:hint="eastAsia"/>
         </w:rPr>
+        <w:t>を元に戻したい場合は</w:t>
+      </w:r>
+      <w:r>
+        <w:t>”</w:t>
+      </w:r>
+      <w:r>
+        <w:rPr>
+          <w:rFonts w:hint="eastAsia"/>
+        </w:rPr>
+        <w:t>前回保存した</w:t>
+      </w:r>
+      <w:r>
+        <w:rPr>
+          <w:rFonts w:hint="eastAsia"/>
+        </w:rPr>
+        <w:t>音量</w:t>
+      </w:r>
+      <w:r>
+        <w:rPr>
+          <w:rFonts w:hint="eastAsia"/>
+        </w:rPr>
+        <w:t>にリセット</w:t>
+      </w:r>
+      <w:r>
+        <w:t>”</w:t>
+      </w:r>
+      <w:r>
+        <w:rPr>
+          <w:rFonts w:hint="eastAsia"/>
+        </w:rPr>
+        <w:t>ボタンを選択すると前回保存した</w:t>
+      </w:r>
+      <w:r>
+        <w:rPr>
+          <w:rFonts w:hint="eastAsia"/>
+        </w:rPr>
+        <w:t>音量</w:t>
+      </w:r>
+      <w:r>
+        <w:rPr>
+          <w:rFonts w:hint="eastAsia"/>
+        </w:rPr>
+        <w:t>に戻すことができます。また、</w:t>
+      </w:r>
+      <w:r>
+        <w:t>”</w:t>
+      </w:r>
+      <w:r>
+        <w:rPr>
+          <w:rFonts w:hint="eastAsia"/>
+        </w:rPr>
+        <w:t>ゲームの初期</w:t>
+      </w:r>
+      <w:r>
+        <w:rPr>
+          <w:rFonts w:hint="eastAsia"/>
+        </w:rPr>
+        <w:t>音量</w:t>
+      </w:r>
+      <w:r>
+        <w:rPr>
+          <w:rFonts w:hint="eastAsia"/>
+        </w:rPr>
+        <w:t>にリセット</w:t>
+      </w:r>
+      <w:r>
+        <w:t>”</w:t>
+      </w:r>
+      <w:r>
+        <w:rPr>
+          <w:rFonts w:hint="eastAsia"/>
+        </w:rPr>
+        <w:t>ボタンを押すと、前回保存した</w:t>
+      </w:r>
+      <w:r>
+        <w:rPr>
+          <w:rFonts w:hint="eastAsia"/>
+        </w:rPr>
+        <w:t>音量</w:t>
+      </w:r>
+      <w:r>
+        <w:rPr>
+          <w:rFonts w:hint="eastAsia"/>
+        </w:rPr>
+        <w:t>ではなく、ゲーム初回起動時の</w:t>
+      </w:r>
+      <w:r>
+        <w:rPr>
+          <w:rFonts w:hint="eastAsia"/>
+        </w:rPr>
+        <w:t>音量</w:t>
+      </w:r>
+      <w:r>
+        <w:rPr>
+          <w:rFonts w:hint="eastAsia"/>
+        </w:rPr>
+        <w:t>に戻すことができます。</w:t>
+      </w:r>
+      <w:r>
+        <w:t>”</w:t>
+      </w:r>
+      <w:r>
+        <w:rPr>
+          <w:rFonts w:hint="eastAsia"/>
+        </w:rPr>
+        <w:t>ゲームの初期画面設定にリセット</w:t>
+      </w:r>
+      <w:r>
+        <w:t>”</w:t>
+      </w:r>
+      <w:r>
+        <w:rPr>
+          <w:rFonts w:hint="eastAsia"/>
+        </w:rPr>
+        <w:t>ボタンを選択すると、ゲーム初回起動時の</w:t>
+      </w:r>
+      <w:r>
+        <w:rPr>
+          <w:rFonts w:hint="eastAsia"/>
+        </w:rPr>
+        <w:t>ウィンドウ</w:t>
+      </w:r>
+      <w:r>
+        <w:rPr>
+          <w:rFonts w:hint="eastAsia"/>
+        </w:rPr>
+        <w:t>サイズと</w:t>
+      </w:r>
+      <w:r>
+        <w:rPr>
+          <w:rFonts w:hint="eastAsia"/>
+        </w:rPr>
+        <w:t>ウィンドウ位置</w:t>
+      </w:r>
+      <w:r>
+        <w:rPr>
+          <w:rFonts w:hint="eastAsia"/>
+        </w:rPr>
+        <w:t>に戻すことができます。</w:t>
+      </w:r>
+    </w:p>
+    <w:p>
+      <w:pPr>
+        <w:jc w:val="left"/>
+      </w:pPr>
+    </w:p>
+    <w:p>
+      <w:r>
+        <w:t>“</w:t>
+      </w:r>
+      <w:r>
+        <w:rPr>
+          <w:rFonts w:hint="eastAsia"/>
+        </w:rPr>
+        <w:t>データフォルダを開く</w:t>
+      </w:r>
+      <w:r>
+        <w:t>”</w:t>
+      </w:r>
+      <w:r>
+        <w:rPr>
+          <w:rFonts w:hint="eastAsia"/>
+        </w:rPr>
+        <w:t>ボタンを選択するとセーブデータ、ゲームの設定データ、</w:t>
+      </w:r>
+      <w:r>
+        <w:rPr>
+          <w:rFonts w:hint="eastAsia"/>
+        </w:rPr>
+        <w:t>キー</w:t>
+      </w:r>
+      <w:r>
+        <w:rPr>
+          <w:rFonts w:hint="eastAsia"/>
+        </w:rPr>
+        <w:t>操作設定データ、スクリーンショットが保存されているフォルダ</w:t>
+      </w:r>
+      <w:r>
+        <w:rPr>
+          <w:rFonts w:hint="eastAsia"/>
+        </w:rPr>
         <w:t>を</w:t>
       </w:r>
       <w:r>
         <w:rPr>
           <w:rFonts w:hint="eastAsia"/>
         </w:rPr>
+        <w:t>ファイルマネージャで開きます。</w:t>
+      </w:r>
+      <w:r>
+        <w:rPr>
+          <w:rFonts w:hint="eastAsia"/>
+        </w:rPr>
+        <w:t>データフォルダ</w:t>
+      </w:r>
+      <w:r>
+        <w:rPr>
+          <w:rFonts w:hint="eastAsia"/>
+        </w:rPr>
+        <w:t>については</w:t>
+      </w:r>
+      <w:r>
+        <w:rPr>
+          <w:rFonts w:hint="eastAsia"/>
+        </w:rPr>
+        <w:t>、</w:t>
+      </w:r>
+      <w:r>
+        <w:rPr>
+          <w:rFonts w:hint="eastAsia"/>
+        </w:rPr>
+        <w:t>本取扱説明書の</w:t>
+      </w:r>
+      <w:r>
+        <w:rPr>
+          <w:rFonts w:hint="eastAsia"/>
+        </w:rPr>
+        <w:t>データフォルダ</w:t>
+      </w:r>
+      <w:r>
+        <w:rPr>
+          <w:rFonts w:hint="eastAsia"/>
+        </w:rPr>
+        <w:t>の項目を参照してください。</w:t>
+      </w:r>
+    </w:p>
+    <w:p>
+      <w:pPr>
+        <w:jc w:val="left"/>
+      </w:pPr>
+    </w:p>
+    <w:p>
+      <w:r>
+        <w:t>“</w:t>
+      </w:r>
+      <w:r>
+        <w:rPr>
+          <w:rFonts w:hint="eastAsia"/>
+        </w:rPr>
+        <w:t>操作設定</w:t>
+      </w:r>
+      <w:r>
+        <w:t>”</w:t>
+      </w:r>
+      <w:r>
+        <w:rPr>
+          <w:rFonts w:hint="eastAsia"/>
+        </w:rPr>
+        <w:t>ボタンを押すと</w:t>
+      </w:r>
+      <w:r>
+        <w:rPr>
+          <w:rFonts w:hint="eastAsia"/>
+        </w:rPr>
+        <w:t>操作設定</w:t>
+      </w:r>
+      <w:r>
+        <w:rPr>
+          <w:rFonts w:hint="eastAsia"/>
+        </w:rPr>
+        <w:t>画面を表示する</w:t>
+      </w:r>
+      <w:r>
+        <w:rPr>
+          <w:rFonts w:hint="eastAsia"/>
+        </w:rPr>
+        <w:t>ことができます。</w:t>
+      </w:r>
+      <w:r>
+        <w:rPr>
+          <w:rFonts w:hint="eastAsia"/>
+        </w:rPr>
+        <w:t>操作設定画面については</w:t>
+      </w:r>
+      <w:r>
+        <w:rPr>
+          <w:rFonts w:hint="eastAsia"/>
+        </w:rPr>
+        <w:t>、</w:t>
+      </w:r>
+      <w:r>
+        <w:rPr>
+          <w:rFonts w:hint="eastAsia"/>
+        </w:rPr>
+        <w:t>本取扱説</w:t>
+      </w:r>
+      <w:r>
+        <w:rPr>
+          <w:rFonts w:hint="eastAsia"/>
+        </w:rPr>
         <w:lastRenderedPageBreak/>
-        <w:t>元に戻したい場合は</w:t>
-      </w:r>
-      <w:r>
-        <w:t>”</w:t>
-      </w:r>
-      <w:r>
-        <w:rPr>
-          <w:rFonts w:hint="eastAsia"/>
-        </w:rPr>
-        <w:t>前回保存した</w:t>
-      </w:r>
-      <w:r>
-        <w:rPr>
-          <w:rFonts w:hint="eastAsia"/>
-        </w:rPr>
-        <w:t>音量</w:t>
-      </w:r>
-      <w:r>
-        <w:rPr>
-          <w:rFonts w:hint="eastAsia"/>
-        </w:rPr>
-        <w:t>にリセット</w:t>
-      </w:r>
-      <w:r>
-        <w:t>”</w:t>
-      </w:r>
-      <w:r>
-        <w:rPr>
-          <w:rFonts w:hint="eastAsia"/>
-        </w:rPr>
-        <w:t>ボタンを選択すると前回保存した</w:t>
-      </w:r>
-      <w:r>
-        <w:rPr>
-          <w:rFonts w:hint="eastAsia"/>
-        </w:rPr>
-        <w:t>音量</w:t>
-      </w:r>
-      <w:r>
-        <w:rPr>
-          <w:rFonts w:hint="eastAsia"/>
-        </w:rPr>
-        <w:t>に戻すことができます。また、</w:t>
-      </w:r>
-      <w:r>
-        <w:t>”</w:t>
-      </w:r>
-      <w:r>
-        <w:rPr>
-          <w:rFonts w:hint="eastAsia"/>
-        </w:rPr>
-        <w:t>ゲームの初期</w:t>
-      </w:r>
-      <w:r>
-        <w:rPr>
-          <w:rFonts w:hint="eastAsia"/>
-        </w:rPr>
-        <w:t>音量</w:t>
-      </w:r>
-      <w:r>
-        <w:rPr>
-          <w:rFonts w:hint="eastAsia"/>
-        </w:rPr>
-        <w:t>にリセット</w:t>
-      </w:r>
-      <w:r>
-        <w:t>”</w:t>
-      </w:r>
-      <w:r>
-        <w:rPr>
-          <w:rFonts w:hint="eastAsia"/>
-        </w:rPr>
-        <w:t>ボタンを押すと、前回保存した</w:t>
-      </w:r>
-      <w:r>
-        <w:rPr>
-          <w:rFonts w:hint="eastAsia"/>
-        </w:rPr>
-        <w:t>音量</w:t>
-      </w:r>
-      <w:r>
-        <w:rPr>
-          <w:rFonts w:hint="eastAsia"/>
-        </w:rPr>
-        <w:t>ではなく、ゲーム初回起動時の</w:t>
-      </w:r>
-      <w:r>
-        <w:rPr>
-          <w:rFonts w:hint="eastAsia"/>
-        </w:rPr>
-        <w:t>音量</w:t>
-      </w:r>
-      <w:r>
-        <w:rPr>
-          <w:rFonts w:hint="eastAsia"/>
-        </w:rPr>
-        <w:t>に戻すことができます。</w:t>
-      </w:r>
-      <w:r>
-        <w:t>”</w:t>
-      </w:r>
-      <w:r>
-        <w:rPr>
-          <w:rFonts w:hint="eastAsia"/>
-        </w:rPr>
-        <w:t>ゲームの初期画面設定にリセット</w:t>
-      </w:r>
-      <w:r>
-        <w:t>”</w:t>
-      </w:r>
-      <w:r>
-        <w:rPr>
-          <w:rFonts w:hint="eastAsia"/>
-        </w:rPr>
-        <w:t>ボタンを選択すると、ゲーム初回起動時の</w:t>
-      </w:r>
-      <w:r>
-        <w:rPr>
-          <w:rFonts w:hint="eastAsia"/>
-        </w:rPr>
-        <w:t>ウィンドウ</w:t>
-      </w:r>
-      <w:r>
-        <w:rPr>
-          <w:rFonts w:hint="eastAsia"/>
-        </w:rPr>
-        <w:t>サイズと</w:t>
-      </w:r>
-      <w:r>
-        <w:rPr>
-          <w:rFonts w:hint="eastAsia"/>
-        </w:rPr>
-        <w:t>ウィンドウ位置</w:t>
-      </w:r>
-      <w:r>
-        <w:rPr>
-          <w:rFonts w:hint="eastAsia"/>
-        </w:rPr>
-        <w:t>に戻すことができます。</w:t>
+        <w:t>明書の</w:t>
+      </w:r>
+      <w:r>
+        <w:rPr>
+          <w:rFonts w:hint="eastAsia"/>
+        </w:rPr>
+        <w:t>操作設定画面</w:t>
+      </w:r>
+      <w:r>
+        <w:rPr>
+          <w:rFonts w:hint="eastAsia"/>
+        </w:rPr>
+        <w:t>の項目を参照してください。</w:t>
       </w:r>
     </w:p>
     <w:p>
@@ -6453,189 +6851,28 @@
       </w:pPr>
     </w:p>
     <w:p>
-      <w:r>
-        <w:t>“</w:t>
-      </w:r>
-      <w:r>
-        <w:rPr>
-          <w:rFonts w:hint="eastAsia"/>
-        </w:rPr>
-        <w:t>データフォルダを開く</w:t>
-      </w:r>
-      <w:r>
-        <w:t>”</w:t>
-      </w:r>
-      <w:r>
-        <w:rPr>
-          <w:rFonts w:hint="eastAsia"/>
-        </w:rPr>
-        <w:t>ボタンを選択するとセーブデータ、ゲームの設定データ、</w:t>
-      </w:r>
-      <w:r>
-        <w:rPr>
-          <w:rFonts w:hint="eastAsia"/>
-        </w:rPr>
-        <w:t>キー</w:t>
-      </w:r>
-      <w:r>
-        <w:rPr>
-          <w:rFonts w:hint="eastAsia"/>
-        </w:rPr>
-        <w:t>操作設定データ、スクリーンショットが保存されているフォルダ</w:t>
-      </w:r>
-      <w:r>
-        <w:rPr>
-          <w:rFonts w:hint="eastAsia"/>
-        </w:rPr>
-        <w:t>を</w:t>
-      </w:r>
-      <w:r>
-        <w:rPr>
-          <w:rFonts w:hint="eastAsia"/>
-        </w:rPr>
-        <w:t>ファイルマネージャで開きます。</w:t>
-      </w:r>
-      <w:r>
-        <w:rPr>
-          <w:rFonts w:hint="eastAsia"/>
-        </w:rPr>
-        <w:t>データフォルダ</w:t>
-      </w:r>
-      <w:r>
-        <w:rPr>
-          <w:rFonts w:hint="eastAsia"/>
-        </w:rPr>
-        <w:t>については</w:t>
-      </w:r>
-      <w:r>
-        <w:rPr>
-          <w:rFonts w:hint="eastAsia"/>
-        </w:rPr>
-        <w:t>、</w:t>
-      </w:r>
-      <w:r>
-        <w:rPr>
-          <w:rFonts w:hint="eastAsia"/>
-        </w:rPr>
-        <w:t>本取扱説明書の</w:t>
-      </w:r>
-      <w:r>
-        <w:rPr>
-          <w:rFonts w:hint="eastAsia"/>
-        </w:rPr>
-        <w:t>データフォルダ</w:t>
-      </w:r>
-      <w:r>
-        <w:rPr>
-          <w:rFonts w:hint="eastAsia"/>
-        </w:rPr>
-        <w:t>の項目を参照してください。</w:t>
-      </w:r>
-    </w:p>
-    <w:p>
       <w:pPr>
         <w:jc w:val="left"/>
       </w:pPr>
     </w:p>
     <w:p>
-      <w:r>
-        <w:t>“</w:t>
-      </w:r>
-      <w:r>
-        <w:rPr>
-          <w:rFonts w:hint="eastAsia"/>
-        </w:rPr>
-        <w:t>操作設定</w:t>
-      </w:r>
-      <w:r>
-        <w:t>”</w:t>
-      </w:r>
-      <w:r>
-        <w:rPr>
-          <w:rFonts w:hint="eastAsia"/>
-        </w:rPr>
-        <w:t>ボタンを押すと</w:t>
-      </w:r>
-      <w:r>
-        <w:rPr>
-          <w:rFonts w:hint="eastAsia"/>
-        </w:rPr>
-        <w:t>操作設定</w:t>
-      </w:r>
-      <w:r>
-        <w:rPr>
-          <w:rFonts w:hint="eastAsia"/>
-        </w:rPr>
-        <w:t>画面を表示する</w:t>
-      </w:r>
-      <w:r>
-        <w:rPr>
-          <w:rFonts w:hint="eastAsia"/>
-        </w:rPr>
-        <w:t>ことができます。</w:t>
-      </w:r>
-      <w:r>
-        <w:rPr>
-          <w:rFonts w:hint="eastAsia"/>
-        </w:rPr>
-        <w:t>操作設定画面については</w:t>
-      </w:r>
-      <w:r>
-        <w:rPr>
-          <w:rFonts w:hint="eastAsia"/>
-        </w:rPr>
-        <w:t>、</w:t>
-      </w:r>
-      <w:r>
-        <w:rPr>
-          <w:rFonts w:hint="eastAsia"/>
-        </w:rPr>
-        <w:t>本取扱説明書の</w:t>
-      </w:r>
-      <w:r>
-        <w:rPr>
-          <w:rFonts w:hint="eastAsia"/>
-        </w:rPr>
-        <w:t>操作設定画面</w:t>
-      </w:r>
-      <w:r>
-        <w:rPr>
-          <w:rFonts w:hint="eastAsia"/>
-        </w:rPr>
-        <w:t>の項目を参照してください。</w:t>
-      </w:r>
+      <w:pPr>
+        <w:pStyle w:val="1"/>
+      </w:pPr>
+      <w:bookmarkStart w:id="15" w:name="_Toc206503013"/>
+      <w:r>
+        <w:rPr>
+          <w:rFonts w:hint="eastAsia"/>
+        </w:rPr>
+        <w:t>操作確認画面</w:t>
+      </w:r>
+      <w:bookmarkEnd w:id="15"/>
     </w:p>
     <w:p>
       <w:pPr>
         <w:jc w:val="left"/>
       </w:pPr>
-    </w:p>
-    <w:p>
-      <w:pPr>
-        <w:jc w:val="left"/>
-      </w:pPr>
-    </w:p>
-    <w:p>
-      <w:pPr>
-        <w:pStyle w:val="1"/>
-      </w:pPr>
-      <w:bookmarkStart w:id="15" w:name="_Toc205476834"/>
-      <w:r>
-        <w:rPr>
-          <w:rFonts w:hint="eastAsia"/>
-        </w:rPr>
-        <w:t>操作確認画面</w:t>
-      </w:r>
-      <w:bookmarkEnd w:id="15"/>
-    </w:p>
-    <w:p>
-      <w:pPr>
-        <w:jc w:val="left"/>
-      </w:pPr>
-      <w:r>
-        <w:rPr>
-          <w:noProof/>
-        </w:rPr>
+      <w:r>
         <w:drawing>
           <wp:inline distT="0" distB="0" distL="0" distR="0" wp14:anchorId="52B062D1" wp14:editId="53CBCB75">
             <wp:extent cx="3638160" cy="2729160"/>
@@ -6783,206 +7020,222 @@
       </w:r>
     </w:p>
     <w:p>
+      <w:pPr>
+        <w:rPr>
+          <w:rFonts w:hint="eastAsia"/>
+        </w:rPr>
+      </w:pPr>
+    </w:p>
+    <w:p>
+      <w:r>
+        <w:rPr>
+          <w:rFonts w:hint="eastAsia"/>
+        </w:rPr>
+        <w:t>エンターキー、テンキーの8キー、テンキーの2キー、テンキーの4キー、テンキーの6キー、方向キーの上キー、方向キーの下キー、方向キーの左キー、方向キーの右キー、ESCキー、F1キーの割り当ては変更できません。操作不能になっても方向キーの上キー、方向キーの下キー、方向キーの左キー、方向キーの右キー、エンターキーでメニュー</w:t>
+      </w:r>
+      <w:r>
+        <w:rPr>
+          <w:rFonts w:hint="eastAsia"/>
+        </w:rPr>
+        <w:t>を</w:t>
+      </w:r>
+      <w:r>
+        <w:rPr>
+          <w:rFonts w:hint="eastAsia"/>
+        </w:rPr>
+        <w:t>選択</w:t>
+      </w:r>
+      <w:r>
+        <w:rPr>
+          <w:rFonts w:hint="eastAsia"/>
+        </w:rPr>
+        <w:t>できます</w:t>
+      </w:r>
+      <w:r>
+        <w:rPr>
+          <w:rFonts w:hint="eastAsia"/>
+        </w:rPr>
+        <w:t>。ゲーム中にF1キーを押すと</w:t>
+      </w:r>
+      <w:r>
+        <w:rPr>
+          <w:rFonts w:hint="eastAsia"/>
+        </w:rPr>
+        <w:t>操作確認</w:t>
+      </w:r>
+      <w:r>
+        <w:rPr>
+          <w:rFonts w:hint="eastAsia"/>
+        </w:rPr>
+        <w:t>画面が表示され</w:t>
+      </w:r>
+      <w:r>
+        <w:rPr>
+          <w:rFonts w:hint="eastAsia"/>
+        </w:rPr>
+        <w:t>ます。</w:t>
+      </w:r>
+      <w:r>
+        <w:rPr>
+          <w:rFonts w:hint="eastAsia"/>
+        </w:rPr>
+        <w:t>操作確認画面</w:t>
+      </w:r>
+      <w:r>
+        <w:rPr>
+          <w:rFonts w:hint="eastAsia"/>
+        </w:rPr>
+        <w:t>の</w:t>
+      </w:r>
+      <w:r>
+        <w:t>”</w:t>
+      </w:r>
+      <w:r>
+        <w:rPr>
+          <w:rFonts w:hint="eastAsia"/>
+        </w:rPr>
+        <w:t>操作を変更する</w:t>
+      </w:r>
+      <w:r>
+        <w:t>”</w:t>
+      </w:r>
+      <w:r>
+        <w:rPr>
+          <w:rFonts w:hint="eastAsia"/>
+        </w:rPr>
+        <w:t>ボタンを選択すると</w:t>
+      </w:r>
+      <w:r>
+        <w:rPr>
+          <w:rFonts w:hint="eastAsia"/>
+        </w:rPr>
+        <w:t>操作設定</w:t>
+      </w:r>
+      <w:r>
+        <w:rPr>
+          <w:rFonts w:hint="eastAsia"/>
+        </w:rPr>
+        <w:t>画面を表示する</w:t>
+      </w:r>
+      <w:r>
+        <w:rPr>
+          <w:rFonts w:hint="eastAsia"/>
+        </w:rPr>
+        <w:t>ことができます。</w:t>
+      </w:r>
+      <w:r>
+        <w:rPr>
+          <w:rFonts w:hint="eastAsia"/>
+        </w:rPr>
+        <w:t>操作確認画面</w:t>
+      </w:r>
+      <w:r>
+        <w:rPr>
+          <w:rFonts w:hint="eastAsia"/>
+        </w:rPr>
+        <w:t>については、本取扱説明書のキー操作の項目を参照してください。</w:t>
+      </w:r>
+    </w:p>
+    <w:p>
+      <w:pPr>
+        <w:jc w:val="left"/>
+      </w:pPr>
+    </w:p>
+    <w:p>
+      <w:r>
+        <w:t>“</w:t>
+      </w:r>
+      <w:r>
+        <w:rPr>
+          <w:rFonts w:hint="eastAsia"/>
+        </w:rPr>
+        <w:t>データフォルダを開く</w:t>
+      </w:r>
+      <w:r>
+        <w:t>”</w:t>
+      </w:r>
+      <w:r>
+        <w:rPr>
+          <w:rFonts w:hint="eastAsia"/>
+        </w:rPr>
+        <w:t>ボタンを選択するとセーブデータ、ゲームの</w:t>
+      </w:r>
+      <w:r>
+        <w:rPr>
+          <w:rFonts w:hint="eastAsia"/>
+        </w:rPr>
+        <w:t>キー</w:t>
+      </w:r>
+      <w:r>
+        <w:rPr>
+          <w:rFonts w:hint="eastAsia"/>
+        </w:rPr>
+        <w:t>設定データ、操作設定データ、スクリーンショットが保存されているフォルダをファイルマネージャで開きます。データフォルダ</w:t>
+      </w:r>
+      <w:r>
+        <w:rPr>
+          <w:rFonts w:hint="eastAsia"/>
+        </w:rPr>
+        <w:t>につ</w:t>
+      </w:r>
       <w:r>
         <w:rPr>
           <w:rFonts w:hint="eastAsia"/>
         </w:rPr>
         <w:lastRenderedPageBreak/>
-        <w:t>エンターキー、テンキーの8キー、テンキーの2キー、テンキーの4キー、テンキーの6キー、方向キーの上キー、方向キーの下キー、方向キーの左キー、方向キーの右キー、ESCキー、F1キーの割り当ては変更できません。操作不能になっても方向キーの上キー、方向キーの下キー、方向キーの左キー、方向キーの右キー、エンターキーでメニュー</w:t>
-      </w:r>
-      <w:r>
-        <w:rPr>
-          <w:rFonts w:hint="eastAsia"/>
-        </w:rPr>
-        <w:t>を</w:t>
-      </w:r>
-      <w:r>
-        <w:rPr>
-          <w:rFonts w:hint="eastAsia"/>
-        </w:rPr>
-        <w:t>選択</w:t>
-      </w:r>
-      <w:r>
-        <w:rPr>
-          <w:rFonts w:hint="eastAsia"/>
-        </w:rPr>
-        <w:t>できます</w:t>
-      </w:r>
-      <w:r>
-        <w:rPr>
-          <w:rFonts w:hint="eastAsia"/>
-        </w:rPr>
-        <w:t>。ゲーム中にF1キーを押すと</w:t>
-      </w:r>
-      <w:r>
-        <w:rPr>
-          <w:rFonts w:hint="eastAsia"/>
-        </w:rPr>
-        <w:t>操作確認</w:t>
-      </w:r>
-      <w:r>
-        <w:rPr>
-          <w:rFonts w:hint="eastAsia"/>
-        </w:rPr>
-        <w:t>画面が表示され</w:t>
-      </w:r>
-      <w:r>
-        <w:rPr>
-          <w:rFonts w:hint="eastAsia"/>
-        </w:rPr>
-        <w:t>ます。</w:t>
-      </w:r>
-      <w:r>
-        <w:rPr>
-          <w:rFonts w:hint="eastAsia"/>
-        </w:rPr>
-        <w:t>操作確認画面</w:t>
-      </w:r>
-      <w:r>
-        <w:rPr>
-          <w:rFonts w:hint="eastAsia"/>
-        </w:rPr>
-        <w:t>の</w:t>
-      </w:r>
-      <w:r>
-        <w:t>”</w:t>
-      </w:r>
-      <w:r>
-        <w:rPr>
-          <w:rFonts w:hint="eastAsia"/>
-        </w:rPr>
-        <w:t>操作を変更する</w:t>
-      </w:r>
-      <w:r>
-        <w:t>”</w:t>
-      </w:r>
-      <w:r>
-        <w:rPr>
-          <w:rFonts w:hint="eastAsia"/>
-        </w:rPr>
-        <w:t>ボタンを選択すると</w:t>
-      </w:r>
-      <w:r>
-        <w:rPr>
-          <w:rFonts w:hint="eastAsia"/>
-        </w:rPr>
-        <w:t>操作設定</w:t>
-      </w:r>
-      <w:r>
-        <w:rPr>
-          <w:rFonts w:hint="eastAsia"/>
-        </w:rPr>
-        <w:t>画面を表示する</w:t>
-      </w:r>
-      <w:r>
-        <w:rPr>
-          <w:rFonts w:hint="eastAsia"/>
-        </w:rPr>
-        <w:t>ことができます。</w:t>
-      </w:r>
-      <w:r>
-        <w:rPr>
-          <w:rFonts w:hint="eastAsia"/>
-        </w:rPr>
-        <w:t>操作確認画面</w:t>
-      </w:r>
-      <w:r>
-        <w:rPr>
-          <w:rFonts w:hint="eastAsia"/>
-        </w:rPr>
-        <w:t>については、本取扱説明書のキー操作の項目を参照してください。</w:t>
-      </w:r>
+        <w:t>いては</w:t>
+      </w:r>
+      <w:r>
+        <w:rPr>
+          <w:rFonts w:hint="eastAsia"/>
+        </w:rPr>
+        <w:t>、</w:t>
+      </w:r>
+      <w:r>
+        <w:rPr>
+          <w:rFonts w:hint="eastAsia"/>
+        </w:rPr>
+        <w:t>本取扱説明書の</w:t>
+      </w:r>
+      <w:r>
+        <w:rPr>
+          <w:rFonts w:hint="eastAsia"/>
+        </w:rPr>
+        <w:t>データフォルダ</w:t>
+      </w:r>
+      <w:r>
+        <w:rPr>
+          <w:rFonts w:hint="eastAsia"/>
+        </w:rPr>
+        <w:t>の項目を参照してください。</w:t>
+      </w:r>
+    </w:p>
+    <w:p/>
+    <w:p>
+      <w:pPr>
+        <w:rPr>
+          <w:rFonts w:hint="eastAsia"/>
+        </w:rPr>
+      </w:pPr>
+    </w:p>
+    <w:p>
+      <w:pPr>
+        <w:pStyle w:val="1"/>
+      </w:pPr>
+      <w:bookmarkStart w:id="16" w:name="_Toc206503014"/>
+      <w:r>
+        <w:rPr>
+          <w:rFonts w:hint="eastAsia"/>
+        </w:rPr>
+        <w:t>操作設定画面</w:t>
+      </w:r>
+      <w:bookmarkEnd w:id="16"/>
     </w:p>
     <w:p>
       <w:pPr>
         <w:jc w:val="left"/>
       </w:pPr>
-    </w:p>
-    <w:p>
-      <w:r>
-        <w:t>“</w:t>
-      </w:r>
-      <w:r>
-        <w:rPr>
-          <w:rFonts w:hint="eastAsia"/>
-        </w:rPr>
-        <w:t>データフォルダを開く</w:t>
-      </w:r>
-      <w:r>
-        <w:t>”</w:t>
-      </w:r>
-      <w:r>
-        <w:rPr>
-          <w:rFonts w:hint="eastAsia"/>
-        </w:rPr>
-        <w:t>ボタンを選択するとセーブデータ、ゲームの</w:t>
-      </w:r>
-      <w:r>
-        <w:rPr>
-          <w:rFonts w:hint="eastAsia"/>
-        </w:rPr>
-        <w:t>キー</w:t>
-      </w:r>
-      <w:r>
-        <w:rPr>
-          <w:rFonts w:hint="eastAsia"/>
-        </w:rPr>
-        <w:t>設定データ、操作設定データ、スクリーンショットが保存されているフォルダをファイルマネージャで開きます。データフォルダ</w:t>
-      </w:r>
-      <w:r>
-        <w:rPr>
-          <w:rFonts w:hint="eastAsia"/>
-        </w:rPr>
-        <w:t>については</w:t>
-      </w:r>
-      <w:r>
-        <w:rPr>
-          <w:rFonts w:hint="eastAsia"/>
-        </w:rPr>
-        <w:t>、</w:t>
-      </w:r>
-      <w:r>
-        <w:rPr>
-          <w:rFonts w:hint="eastAsia"/>
-        </w:rPr>
-        <w:t>本取扱説明書の</w:t>
-      </w:r>
-      <w:r>
-        <w:rPr>
-          <w:rFonts w:hint="eastAsia"/>
-        </w:rPr>
-        <w:t>データフォルダ</w:t>
-      </w:r>
-      <w:r>
-        <w:rPr>
-          <w:rFonts w:hint="eastAsia"/>
-        </w:rPr>
-        <w:t>の項目を参照してください。</w:t>
-      </w:r>
-    </w:p>
-    <w:p/>
-    <w:p/>
-    <w:p>
-      <w:pPr>
-        <w:pStyle w:val="1"/>
-      </w:pPr>
-      <w:bookmarkStart w:id="16" w:name="_Toc205476835"/>
-      <w:r>
-        <w:rPr>
-          <w:rFonts w:hint="eastAsia"/>
-        </w:rPr>
-        <w:t>操作設定画面</w:t>
-      </w:r>
-      <w:bookmarkEnd w:id="16"/>
-    </w:p>
-    <w:p>
-      <w:pPr>
-        <w:jc w:val="left"/>
-      </w:pPr>
-      <w:r>
-        <w:rPr>
-          <w:noProof/>
-        </w:rPr>
+      <w:r>
         <w:drawing>
           <wp:inline distT="0" distB="0" distL="0" distR="0" wp14:anchorId="4C49380C" wp14:editId="2FF7F775">
             <wp:extent cx="3638160" cy="2729160"/>
@@ -7156,122 +7409,122 @@
         <w:rPr>
           <w:rFonts w:hint="eastAsia"/>
         </w:rPr>
-        <w:t>してください。変更</w:t>
+        <w:t>してください。変更できた場合もできなかった場合もメッセージが表示されます。変更できなかった場合は他のキーを試すか、メッセージを見て変更できなかった原因に対処して、再度割り当ての変更を試してください。</w:t>
+      </w:r>
+    </w:p>
+    <w:p/>
+    <w:p>
+      <w:r>
+        <w:rPr>
+          <w:rFonts w:hint="eastAsia"/>
+        </w:rPr>
+        <w:t>エンターキー、テンキーの8キー、テンキーの2キー、テンキーの4キー、テンキーの6キー、方向キーの上キー、方向キーの下キー、方向キーの左キー、方向キーの右キー、ESCキー、F1キーの割り当ては変更できません。</w:t>
+      </w:r>
+      <w:r>
+        <w:rPr>
+          <w:rFonts w:hint="eastAsia"/>
+        </w:rPr>
+        <w:t>操作不能になっても</w:t>
+      </w:r>
+      <w:r>
+        <w:rPr>
+          <w:rFonts w:hint="eastAsia"/>
+        </w:rPr>
+        <w:t>方向キーの上キー、方向キーの下キー、方向キーの左キー、方向キーの右キー、</w:t>
+      </w:r>
+      <w:r>
+        <w:rPr>
+          <w:rFonts w:hint="eastAsia"/>
+        </w:rPr>
+        <w:t>エンターキーでメニュー</w:t>
+      </w:r>
+      <w:r>
+        <w:rPr>
+          <w:rFonts w:hint="eastAsia"/>
+        </w:rPr>
+        <w:t>を</w:t>
+      </w:r>
+      <w:r>
+        <w:rPr>
+          <w:rFonts w:hint="eastAsia"/>
+        </w:rPr>
+        <w:t>選択</w:t>
+      </w:r>
+      <w:r>
+        <w:rPr>
+          <w:rFonts w:hint="eastAsia"/>
+        </w:rPr>
+        <w:t>できます</w:t>
+      </w:r>
+      <w:r>
+        <w:rPr>
+          <w:rFonts w:hint="eastAsia"/>
+        </w:rPr>
+        <w:t>。</w:t>
+      </w:r>
+    </w:p>
+    <w:p/>
+    <w:p>
+      <w:r>
+        <w:rPr>
+          <w:rFonts w:hint="eastAsia"/>
+        </w:rPr>
+        <w:t>ゲーム中にF1キーを押すと</w:t>
+      </w:r>
+      <w:r>
+        <w:rPr>
+          <w:rFonts w:hint="eastAsia"/>
+        </w:rPr>
+        <w:t>操作確認</w:t>
+      </w:r>
+      <w:r>
+        <w:rPr>
+          <w:rFonts w:hint="eastAsia"/>
+        </w:rPr>
+        <w:t>画面が表示され</w:t>
+      </w:r>
+      <w:r>
+        <w:rPr>
+          <w:rFonts w:hint="eastAsia"/>
+        </w:rPr>
+        <w:t>ます。</w:t>
+      </w:r>
+      <w:r>
+        <w:rPr>
+          <w:rFonts w:hint="eastAsia"/>
+        </w:rPr>
+        <w:t>操作確認画面</w:t>
+      </w:r>
+      <w:r>
+        <w:rPr>
+          <w:rFonts w:hint="eastAsia"/>
+        </w:rPr>
+        <w:t>の</w:t>
+      </w:r>
+      <w:r>
+        <w:t>”</w:t>
+      </w:r>
+      <w:r>
+        <w:rPr>
+          <w:rFonts w:hint="eastAsia"/>
+        </w:rPr>
+        <w:t>操作を変更する</w:t>
+      </w:r>
+      <w:r>
+        <w:t>”</w:t>
+      </w:r>
+      <w:r>
+        <w:rPr>
+          <w:rFonts w:hint="eastAsia"/>
+        </w:rPr>
+        <w:t>ボタンを選</w:t>
       </w:r>
       <w:r>
         <w:rPr>
           <w:rFonts w:hint="eastAsia"/>
         </w:rPr>
         <w:lastRenderedPageBreak/>
-        <w:t>できた場合もできなかった場合もメッセージが表示されます。変更できなかった場合は他のキーを試すか、メッセージを見て変更できなかった原因に対処して、再度割り当ての変更を試してください。</w:t>
-      </w:r>
-    </w:p>
-    <w:p/>
-    <w:p>
-      <w:r>
-        <w:rPr>
-          <w:rFonts w:hint="eastAsia"/>
-        </w:rPr>
-        <w:t>エンターキー、テンキーの8キー、テンキーの2キー、テンキーの4キー、テンキーの6キー、方向キーの上キー、方向キーの下キー、方向キーの左キー、方向キーの右キー、ESCキー、F1キーの割り当ては変更できません。</w:t>
-      </w:r>
-      <w:r>
-        <w:rPr>
-          <w:rFonts w:hint="eastAsia"/>
-        </w:rPr>
-        <w:t>操作不能になっても</w:t>
-      </w:r>
-      <w:r>
-        <w:rPr>
-          <w:rFonts w:hint="eastAsia"/>
-        </w:rPr>
-        <w:t>方向キーの上キー、方向キーの下キー、方向キーの左キー、方向キーの右キー、</w:t>
-      </w:r>
-      <w:r>
-        <w:rPr>
-          <w:rFonts w:hint="eastAsia"/>
-        </w:rPr>
-        <w:t>エンターキーでメニュー</w:t>
-      </w:r>
-      <w:r>
-        <w:rPr>
-          <w:rFonts w:hint="eastAsia"/>
-        </w:rPr>
-        <w:t>を</w:t>
-      </w:r>
-      <w:r>
-        <w:rPr>
-          <w:rFonts w:hint="eastAsia"/>
-        </w:rPr>
-        <w:t>選択</w:t>
-      </w:r>
-      <w:r>
-        <w:rPr>
-          <w:rFonts w:hint="eastAsia"/>
-        </w:rPr>
-        <w:t>できます</w:t>
-      </w:r>
-      <w:r>
-        <w:rPr>
-          <w:rFonts w:hint="eastAsia"/>
-        </w:rPr>
-        <w:t>。</w:t>
-      </w:r>
-    </w:p>
-    <w:p/>
-    <w:p>
-      <w:r>
-        <w:rPr>
-          <w:rFonts w:hint="eastAsia"/>
-        </w:rPr>
-        <w:t>ゲーム中にF1キーを押すと</w:t>
-      </w:r>
-      <w:r>
-        <w:rPr>
-          <w:rFonts w:hint="eastAsia"/>
-        </w:rPr>
-        <w:t>操作確認</w:t>
-      </w:r>
-      <w:r>
-        <w:rPr>
-          <w:rFonts w:hint="eastAsia"/>
-        </w:rPr>
-        <w:t>画面が表示され</w:t>
-      </w:r>
-      <w:r>
-        <w:rPr>
-          <w:rFonts w:hint="eastAsia"/>
-        </w:rPr>
-        <w:t>ます。</w:t>
-      </w:r>
-      <w:r>
-        <w:rPr>
-          <w:rFonts w:hint="eastAsia"/>
-        </w:rPr>
-        <w:t>操作確認画面</w:t>
-      </w:r>
-      <w:r>
-        <w:rPr>
-          <w:rFonts w:hint="eastAsia"/>
-        </w:rPr>
-        <w:t>の</w:t>
-      </w:r>
-      <w:r>
-        <w:t>”</w:t>
-      </w:r>
-      <w:r>
-        <w:rPr>
-          <w:rFonts w:hint="eastAsia"/>
-        </w:rPr>
-        <w:t>操作を変更する</w:t>
-      </w:r>
-      <w:r>
-        <w:t>”</w:t>
-      </w:r>
-      <w:r>
-        <w:rPr>
-          <w:rFonts w:hint="eastAsia"/>
-        </w:rPr>
-        <w:t>ボタンを選択すると</w:t>
+        <w:t>択すると</w:t>
       </w:r>
       <w:r>
         <w:rPr>
@@ -7502,7 +7755,7 @@
       <w:pPr>
         <w:pStyle w:val="1"/>
       </w:pPr>
-      <w:bookmarkStart w:id="17" w:name="_Toc205476836"/>
+      <w:bookmarkStart w:id="17" w:name="_Toc206503015"/>
       <w:r>
         <w:rPr>
           <w:rFonts w:hint="eastAsia"/>
@@ -7516,9 +7769,6 @@
         <w:jc w:val="left"/>
       </w:pPr>
       <w:r>
-        <w:rPr>
-          <w:noProof/>
-        </w:rPr>
         <w:drawing>
           <wp:inline distT="0" distB="0" distL="0" distR="0" wp14:anchorId="56DD07D6" wp14:editId="78828FC1">
             <wp:extent cx="3638160" cy="2729160"/>
@@ -7588,13 +7838,192 @@
     <w:p>
       <w:pPr>
         <w:jc w:val="left"/>
+        <w:rPr>
+          <w:rFonts w:hint="eastAsia"/>
+        </w:rPr>
+      </w:pPr>
+    </w:p>
+    <w:p>
+      <w:pPr>
+        <w:jc w:val="left"/>
+      </w:pPr>
+      <w:r>
+        <w:rPr>
+          <w:rFonts w:hint="eastAsia"/>
+        </w:rPr>
+        <w:t>左上のハードが主人公の体力です。ゼロになったら死亡し、その場から落下します。画面の外まで落下すると残機を1失って</w:t>
+      </w:r>
+      <w:r>
+        <w:rPr>
+          <w:rFonts w:hint="eastAsia"/>
+        </w:rPr>
+        <w:t>、</w:t>
+      </w:r>
+      <w:r>
+        <w:rPr>
+          <w:rFonts w:hint="eastAsia"/>
+        </w:rPr>
+        <w:t>最後</w:t>
+      </w:r>
+      <w:r>
+        <w:rPr>
+          <w:rFonts w:hint="eastAsia"/>
+        </w:rPr>
+        <w:t>に出てきた</w:t>
+      </w:r>
+      <w:r>
+        <w:rPr>
+          <w:rFonts w:hint="eastAsia"/>
+        </w:rPr>
+        <w:t>扉や</w:t>
+      </w:r>
+      <w:r>
+        <w:rPr>
+          <w:rFonts w:hint="eastAsia"/>
+        </w:rPr>
+        <w:t>最後に利用した</w:t>
+      </w:r>
+      <w:r>
+        <w:rPr>
+          <w:rFonts w:hint="eastAsia"/>
+        </w:rPr>
+        <w:t>メイド電話からゲームを再開できます。残機がゼロになるとゲームオーバーです。ゲームオーバーになると</w:t>
+      </w:r>
+      <w:r>
+        <w:rPr>
+          <w:rFonts w:hint="eastAsia"/>
+        </w:rPr>
+        <w:t>ゲームオーバー</w:t>
+      </w:r>
+      <w:r>
+        <w:rPr>
+          <w:rFonts w:hint="eastAsia"/>
+        </w:rPr>
+        <w:t>画面が表示され</w:t>
+      </w:r>
+      <w:r>
+        <w:rPr>
+          <w:rFonts w:hint="eastAsia"/>
+        </w:rPr>
+        <w:t>、ゲームの再開方法を選択できます。ゲームオーバー画面</w:t>
+      </w:r>
+      <w:r>
+        <w:rPr>
+          <w:rFonts w:hint="eastAsia"/>
+        </w:rPr>
+        <w:t>については</w:t>
+      </w:r>
+      <w:r>
+        <w:rPr>
+          <w:rFonts w:hint="eastAsia"/>
+        </w:rPr>
+        <w:t>、</w:t>
+      </w:r>
+      <w:r>
+        <w:rPr>
+          <w:rFonts w:hint="eastAsia"/>
+        </w:rPr>
+        <w:t>本取扱説明書の</w:t>
+      </w:r>
+      <w:r>
+        <w:rPr>
+          <w:rFonts w:hint="eastAsia"/>
+        </w:rPr>
+        <w:t>ゲームオーバー画面</w:t>
+      </w:r>
+      <w:r>
+        <w:rPr>
+          <w:rFonts w:hint="eastAsia"/>
+        </w:rPr>
+        <w:t>の項目を参照してください。</w:t>
+      </w:r>
+    </w:p>
+    <w:p>
+      <w:pPr>
+        <w:jc w:val="left"/>
+      </w:pPr>
+    </w:p>
+    <w:p>
+      <w:pPr>
+        <w:jc w:val="left"/>
+      </w:pPr>
+      <w:r>
+        <w:rPr>
+          <w:rFonts w:hint="eastAsia"/>
+        </w:rPr>
+        <w:t>右上の</w:t>
+      </w:r>
+      <w:r>
+        <w:rPr>
+          <w:rFonts w:hint="eastAsia"/>
+        </w:rPr>
+        <w:t>数値</w:t>
+      </w:r>
+      <w:r>
+        <w:rPr>
+          <w:rFonts w:hint="eastAsia"/>
+        </w:rPr>
+        <w:t>は得点です。得点は宝箱をとることで増加します。宝箱</w:t>
+      </w:r>
+      <w:r>
+        <w:rPr>
+          <w:rFonts w:hint="eastAsia"/>
+        </w:rPr>
+        <w:t>と残機</w:t>
+      </w:r>
+      <w:r>
+        <w:rPr>
+          <w:rFonts w:hint="eastAsia"/>
+        </w:rPr>
+        <w:t>については</w:t>
+      </w:r>
+      <w:r>
+        <w:rPr>
+          <w:rFonts w:hint="eastAsia"/>
+        </w:rPr>
+        <w:t>、</w:t>
+      </w:r>
+      <w:r>
+        <w:rPr>
+          <w:rFonts w:hint="eastAsia"/>
+        </w:rPr>
+        <w:t>本取扱説明書の</w:t>
+      </w:r>
+      <w:r>
+        <w:rPr>
+          <w:rFonts w:hint="eastAsia"/>
+        </w:rPr>
+        <w:t>アイテム</w:t>
+      </w:r>
+      <w:r>
+        <w:rPr>
+          <w:rFonts w:hint="eastAsia"/>
+        </w:rPr>
+        <w:t>の項目を参照してください。</w:t>
+      </w:r>
+    </w:p>
+    <w:p>
+      <w:pPr>
+        <w:jc w:val="left"/>
       </w:pPr>
       <w:r>
         <w:rPr>
           <w:rFonts w:hint="eastAsia"/>
         </w:rPr>
         <w:lastRenderedPageBreak/>
-        <w:t>左上のハードが主人公の体力です。ゼロになったら死亡し、その場から落下します。画面の外まで落下すると残機を1失って</w:t>
+        <w:t>左下の主人公の顔の横の数値は主人公の残機です。ゼロになるとゲームオーバーです</w:t>
+      </w:r>
+      <w:r>
+        <w:rPr>
+          <w:rFonts w:hint="eastAsia"/>
+        </w:rPr>
+        <w:t>。</w:t>
+      </w:r>
+      <w:r>
+        <w:rPr>
+          <w:rFonts w:hint="eastAsia"/>
+        </w:rPr>
+        <w:t>ゲームオーバー画面については</w:t>
       </w:r>
       <w:r>
         <w:rPr>
@@ -7606,49 +8035,87 @@
         <w:rPr>
           <w:rFonts w:hint="eastAsia"/>
         </w:rPr>
-        <w:t>最後</w:t>
-      </w:r>
-      <w:r>
-        <w:rPr>
-          <w:rFonts w:hint="eastAsia"/>
-        </w:rPr>
-        <w:t>に出てきた</w:t>
-      </w:r>
-      <w:r>
-        <w:rPr>
-          <w:rFonts w:hint="eastAsia"/>
-        </w:rPr>
-        <w:t>扉や</w:t>
-      </w:r>
-      <w:r>
-        <w:rPr>
-          <w:rFonts w:hint="eastAsia"/>
-        </w:rPr>
-        <w:t>最後に利用した</w:t>
-      </w:r>
-      <w:r>
-        <w:rPr>
-          <w:rFonts w:hint="eastAsia"/>
-        </w:rPr>
-        <w:t>メイド電話からゲームを再開できます。残機がゼロになるとゲームオーバーです。ゲームオーバーになると</w:t>
-      </w:r>
-      <w:r>
-        <w:rPr>
-          <w:rFonts w:hint="eastAsia"/>
-        </w:rPr>
-        <w:t>ゲームオーバー</w:t>
-      </w:r>
-      <w:r>
-        <w:rPr>
-          <w:rFonts w:hint="eastAsia"/>
-        </w:rPr>
-        <w:t>画面が表示され</w:t>
-      </w:r>
-      <w:r>
-        <w:rPr>
-          <w:rFonts w:hint="eastAsia"/>
-        </w:rPr>
-        <w:t>、ゲームの再開方法を選択できます。ゲームオーバー画面</w:t>
+        <w:t>本取扱説明書の</w:t>
+      </w:r>
+      <w:r>
+        <w:rPr>
+          <w:rFonts w:hint="eastAsia"/>
+        </w:rPr>
+        <w:t>ゲームオーバー画面</w:t>
+      </w:r>
+      <w:r>
+        <w:rPr>
+          <w:rFonts w:hint="eastAsia"/>
+        </w:rPr>
+        <w:t>の項目を参照してください。</w:t>
+      </w:r>
+    </w:p>
+    <w:p>
+      <w:pPr>
+        <w:jc w:val="left"/>
+      </w:pPr>
+    </w:p>
+    <w:p>
+      <w:pPr>
+        <w:jc w:val="left"/>
+      </w:pPr>
+      <w:r>
+        <w:rPr>
+          <w:rFonts w:hint="eastAsia"/>
+        </w:rPr>
+        <w:t>扉の前で上キーを押すと扉に入って、他のステージへ移動することができます。</w:t>
+      </w:r>
+    </w:p>
+    <w:p>
+      <w:pPr>
+        <w:jc w:val="left"/>
+      </w:pPr>
+    </w:p>
+    <w:p>
+      <w:pPr>
+        <w:jc w:val="left"/>
+      </w:pPr>
+      <w:r>
+        <w:rPr>
+          <w:rFonts w:hint="eastAsia"/>
+        </w:rPr>
+        <w:t>メイド電話の前で上キーを押すことで</w:t>
+      </w:r>
+      <w:r>
+        <w:rPr>
+          <w:rFonts w:hint="eastAsia"/>
+        </w:rPr>
+        <w:t>セーブ</w:t>
+      </w:r>
+      <w:r>
+        <w:rPr>
+          <w:rFonts w:hint="eastAsia"/>
+        </w:rPr>
+        <w:t>画面を表示する</w:t>
+      </w:r>
+      <w:r>
+        <w:rPr>
+          <w:rFonts w:hint="eastAsia"/>
+        </w:rPr>
+        <w:t>ことができます。データを保存する前にゲームを終了した場合、最後に保存した後に</w:t>
+      </w:r>
+      <w:r>
+        <w:rPr>
+          <w:rFonts w:hint="eastAsia"/>
+        </w:rPr>
+        <w:t>取得したアイテム</w:t>
+      </w:r>
+      <w:r>
+        <w:rPr>
+          <w:rFonts w:hint="eastAsia"/>
+        </w:rPr>
+        <w:t>は失われます。ゲームを終了する前にメイド電話を探してデータを保存しておきましょう。</w:t>
+      </w:r>
+      <w:r>
+        <w:rPr>
+          <w:rFonts w:hint="eastAsia"/>
+        </w:rPr>
+        <w:t>セーブ画面</w:t>
       </w:r>
       <w:r>
         <w:rPr>
@@ -7672,363 +8139,148 @@
         <w:rPr>
           <w:rFonts w:hint="eastAsia"/>
         </w:rPr>
+        <w:t>セーブ画面</w:t>
+      </w:r>
+      <w:r>
+        <w:rPr>
+          <w:rFonts w:hint="eastAsia"/>
+        </w:rPr>
+        <w:t>の項目を参照してください。</w:t>
+      </w:r>
+    </w:p>
+    <w:p>
+      <w:pPr>
+        <w:jc w:val="left"/>
+      </w:pPr>
+    </w:p>
+    <w:p>
+      <w:pPr>
+        <w:jc w:val="left"/>
+      </w:pPr>
+      <w:r>
+        <w:rPr>
+          <w:rFonts w:hint="eastAsia"/>
+        </w:rPr>
+        <w:t>フキダシのあるキャラクターの前で上キーを押すとキャラクターと会話することができます。</w:t>
+      </w:r>
+    </w:p>
+    <w:p>
+      <w:pPr>
+        <w:jc w:val="left"/>
+      </w:pPr>
+    </w:p>
+    <w:p>
+      <w:pPr>
+        <w:jc w:val="left"/>
+      </w:pPr>
+      <w:r>
+        <w:rPr>
+          <w:rFonts w:hint="eastAsia"/>
+        </w:rPr>
+        <w:t>他にも上キーを押すことで隠された何かを発見することができます。</w:t>
+      </w:r>
+    </w:p>
+    <w:p>
+      <w:pPr>
+        <w:jc w:val="left"/>
+        <w:rPr>
+          <w:rFonts w:hint="eastAsia"/>
+        </w:rPr>
+      </w:pPr>
+    </w:p>
+    <w:p>
+      <w:pPr>
+        <w:jc w:val="left"/>
+      </w:pPr>
+      <w:r>
+        <w:rPr>
+          <w:rFonts w:hint="eastAsia"/>
+        </w:rPr>
+        <w:t>ESCキーを押すことで、いつでもゲームを中断して</w:t>
+      </w:r>
+      <w:r>
+        <w:rPr>
+          <w:rFonts w:hint="eastAsia"/>
+        </w:rPr>
+        <w:t>タイトル画面</w:t>
+      </w:r>
+      <w:r>
+        <w:rPr>
+          <w:rFonts w:hint="eastAsia"/>
+        </w:rPr>
+        <w:t>に戻ることができます。</w:t>
+      </w:r>
+      <w:r>
+        <w:rPr>
+          <w:rFonts w:hint="eastAsia"/>
+        </w:rPr>
+        <w:t>データを保存する前にゲームを終了した場合、最後に保存した後に変化したデータは失われます。ゲームを終了する前にメイド電話を探してデータを保存しておきましょう。</w:t>
+      </w:r>
+      <w:r>
+        <w:rPr>
+          <w:rFonts w:hint="eastAsia"/>
+        </w:rPr>
+        <w:t>セーブ画面</w:t>
+      </w:r>
+      <w:r>
+        <w:rPr>
+          <w:rFonts w:hint="eastAsia"/>
+        </w:rPr>
+        <w:t>については</w:t>
+      </w:r>
+      <w:r>
+        <w:rPr>
+          <w:rFonts w:hint="eastAsia"/>
+        </w:rPr>
+        <w:t>、</w:t>
+      </w:r>
+      <w:r>
+        <w:rPr>
+          <w:rFonts w:hint="eastAsia"/>
+        </w:rPr>
+        <w:t>本取扱説明書の</w:t>
+      </w:r>
+      <w:r>
+        <w:rPr>
+          <w:rFonts w:hint="eastAsia"/>
+        </w:rPr>
+        <w:t>セーブ画面</w:t>
+      </w:r>
+      <w:r>
+        <w:rPr>
+          <w:rFonts w:hint="eastAsia"/>
+        </w:rPr>
+        <w:t>の項目を参照してください。</w:t>
+      </w:r>
+    </w:p>
+    <w:p>
+      <w:pPr>
+        <w:jc w:val="left"/>
+      </w:pPr>
+    </w:p>
+    <w:p>
+      <w:pPr>
+        <w:jc w:val="left"/>
+      </w:pPr>
+    </w:p>
+    <w:p>
+      <w:pPr>
+        <w:pStyle w:val="1"/>
+      </w:pPr>
+      <w:bookmarkStart w:id="18" w:name="_Toc206503016"/>
+      <w:r>
+        <w:rPr>
+          <w:rFonts w:hint="eastAsia"/>
+        </w:rPr>
         <w:t>ゲームオーバー画面</w:t>
       </w:r>
-      <w:r>
-        <w:rPr>
-          <w:rFonts w:hint="eastAsia"/>
-        </w:rPr>
-        <w:t>の項目を参照してください。</w:t>
-      </w:r>
+      <w:bookmarkEnd w:id="18"/>
     </w:p>
     <w:p>
       <w:pPr>
         <w:jc w:val="left"/>
       </w:pPr>
-    </w:p>
-    <w:p>
-      <w:pPr>
-        <w:jc w:val="left"/>
-      </w:pPr>
-      <w:r>
-        <w:rPr>
-          <w:rFonts w:hint="eastAsia"/>
-        </w:rPr>
-        <w:t>右上の</w:t>
-      </w:r>
-      <w:r>
-        <w:rPr>
-          <w:rFonts w:hint="eastAsia"/>
-        </w:rPr>
-        <w:t>数値</w:t>
-      </w:r>
-      <w:r>
-        <w:rPr>
-          <w:rFonts w:hint="eastAsia"/>
-        </w:rPr>
-        <w:t>は得点です。得点は宝箱をとることで増加します。宝箱</w:t>
-      </w:r>
-      <w:r>
-        <w:rPr>
-          <w:rFonts w:hint="eastAsia"/>
-        </w:rPr>
-        <w:t>と残機</w:t>
-      </w:r>
-      <w:r>
-        <w:rPr>
-          <w:rFonts w:hint="eastAsia"/>
-        </w:rPr>
-        <w:t>については</w:t>
-      </w:r>
-      <w:r>
-        <w:rPr>
-          <w:rFonts w:hint="eastAsia"/>
-        </w:rPr>
-        <w:t>、</w:t>
-      </w:r>
-      <w:r>
-        <w:rPr>
-          <w:rFonts w:hint="eastAsia"/>
-        </w:rPr>
-        <w:t>本取扱説明書の</w:t>
-      </w:r>
-      <w:r>
-        <w:rPr>
-          <w:rFonts w:hint="eastAsia"/>
-        </w:rPr>
-        <w:t>アイテム</w:t>
-      </w:r>
-      <w:r>
-        <w:rPr>
-          <w:rFonts w:hint="eastAsia"/>
-        </w:rPr>
-        <w:t>の項目を参照してください。</w:t>
-      </w:r>
-    </w:p>
-    <w:p>
-      <w:pPr>
-        <w:jc w:val="left"/>
-      </w:pPr>
-    </w:p>
-    <w:p>
-      <w:pPr>
-        <w:jc w:val="left"/>
-      </w:pPr>
-      <w:r>
-        <w:rPr>
-          <w:rFonts w:hint="eastAsia"/>
-        </w:rPr>
-        <w:t>左下の主人公の顔の横の数値は主人公の残機です。ゼロになるとゲームオーバーです</w:t>
-      </w:r>
-      <w:r>
-        <w:rPr>
-          <w:rFonts w:hint="eastAsia"/>
-        </w:rPr>
-        <w:t>。</w:t>
-      </w:r>
-      <w:r>
-        <w:rPr>
-          <w:rFonts w:hint="eastAsia"/>
-        </w:rPr>
-        <w:t>ゲームオーバー画面については</w:t>
-      </w:r>
-      <w:r>
-        <w:rPr>
-          <w:rFonts w:hint="eastAsia"/>
-        </w:rPr>
-        <w:t>、</w:t>
-      </w:r>
-      <w:r>
-        <w:rPr>
-          <w:rFonts w:hint="eastAsia"/>
-        </w:rPr>
-        <w:t>本取扱説明書の</w:t>
-      </w:r>
-      <w:r>
-        <w:rPr>
-          <w:rFonts w:hint="eastAsia"/>
-        </w:rPr>
-        <w:t>ゲームオーバー画面</w:t>
-      </w:r>
-      <w:r>
-        <w:rPr>
-          <w:rFonts w:hint="eastAsia"/>
-        </w:rPr>
-        <w:t>の項目を参照してください。</w:t>
-      </w:r>
-    </w:p>
-    <w:p>
-      <w:pPr>
-        <w:jc w:val="left"/>
-      </w:pPr>
-    </w:p>
-    <w:p>
-      <w:pPr>
-        <w:jc w:val="left"/>
-      </w:pPr>
-      <w:r>
-        <w:rPr>
-          <w:rFonts w:hint="eastAsia"/>
-        </w:rPr>
-        <w:t>扉の前で上キーを押すと扉に入って、他のステージへ移動することができます。</w:t>
-      </w:r>
-    </w:p>
-    <w:p>
-      <w:pPr>
-        <w:jc w:val="left"/>
-      </w:pPr>
-    </w:p>
-    <w:p>
-      <w:pPr>
-        <w:jc w:val="left"/>
-      </w:pPr>
-      <w:r>
-        <w:rPr>
-          <w:rFonts w:hint="eastAsia"/>
-        </w:rPr>
-        <w:t>メイド電話の前で上キーを押すことで</w:t>
-      </w:r>
-      <w:r>
-        <w:rPr>
-          <w:rFonts w:hint="eastAsia"/>
-        </w:rPr>
-        <w:t>セーブ</w:t>
-      </w:r>
-      <w:r>
-        <w:rPr>
-          <w:rFonts w:hint="eastAsia"/>
-        </w:rPr>
-        <w:t>画面を表示する</w:t>
-      </w:r>
-      <w:r>
-        <w:rPr>
-          <w:rFonts w:hint="eastAsia"/>
-        </w:rPr>
-        <w:t>ことができます。データを保存する前にゲームを終了した場合、最後に保存した後に</w:t>
-      </w:r>
-      <w:r>
-        <w:rPr>
-          <w:rFonts w:hint="eastAsia"/>
-        </w:rPr>
-        <w:t>取得したアイテム</w:t>
-      </w:r>
-      <w:r>
-        <w:rPr>
-          <w:rFonts w:hint="eastAsia"/>
-        </w:rPr>
-        <w:t>は失われます。ゲームを終了する前にメイド電話を探してデータを保存しておきましょう。</w:t>
-      </w:r>
-      <w:r>
-        <w:rPr>
-          <w:rFonts w:hint="eastAsia"/>
-        </w:rPr>
-        <w:t>セーブ画面</w:t>
-      </w:r>
-      <w:r>
-        <w:rPr>
-          <w:rFonts w:hint="eastAsia"/>
-        </w:rPr>
-        <w:t>については</w:t>
-      </w:r>
-      <w:r>
-        <w:rPr>
-          <w:rFonts w:hint="eastAsia"/>
-        </w:rPr>
-        <w:t>、</w:t>
-      </w:r>
-      <w:r>
-        <w:rPr>
-          <w:rFonts w:hint="eastAsia"/>
-        </w:rPr>
-        <w:t>本取扱説明書の</w:t>
-      </w:r>
-      <w:r>
-        <w:rPr>
-          <w:rFonts w:hint="eastAsia"/>
-        </w:rPr>
-        <w:t>セーブ画面</w:t>
-      </w:r>
-      <w:r>
-        <w:rPr>
-          <w:rFonts w:hint="eastAsia"/>
-        </w:rPr>
-        <w:t>の項目を参照してください。</w:t>
-      </w:r>
-    </w:p>
-    <w:p>
-      <w:pPr>
-        <w:jc w:val="left"/>
-      </w:pPr>
-    </w:p>
-    <w:p>
-      <w:pPr>
-        <w:jc w:val="left"/>
-      </w:pPr>
-      <w:r>
-        <w:rPr>
-          <w:rFonts w:hint="eastAsia"/>
-        </w:rPr>
-        <w:t>フキダシのあるキャラクターの前で上キーを押すとキャラクターと会話することができます。</w:t>
-      </w:r>
-    </w:p>
-    <w:p>
-      <w:pPr>
-        <w:jc w:val="left"/>
-      </w:pPr>
-    </w:p>
-    <w:p>
-      <w:pPr>
-        <w:jc w:val="left"/>
-      </w:pPr>
-      <w:r>
-        <w:rPr>
-          <w:rFonts w:hint="eastAsia"/>
-        </w:rPr>
-        <w:t>他にも上キーを押すことで隠された何かを発見することができます。</w:t>
-      </w:r>
-    </w:p>
-    <w:p>
-      <w:pPr>
-        <w:jc w:val="left"/>
-      </w:pPr>
-    </w:p>
-    <w:p>
-      <w:pPr>
-        <w:jc w:val="left"/>
-      </w:pPr>
-      <w:r>
-        <w:rPr>
-          <w:rFonts w:hint="eastAsia"/>
-        </w:rPr>
-        <w:t>ESCキーを押すことで、いつでもゲームを中断して</w:t>
-      </w:r>
-      <w:r>
-        <w:rPr>
-          <w:rFonts w:hint="eastAsia"/>
-        </w:rPr>
-        <w:t>タイトル画面</w:t>
-      </w:r>
-      <w:r>
-        <w:rPr>
-          <w:rFonts w:hint="eastAsia"/>
-        </w:rPr>
-        <w:t>に戻ることができます。</w:t>
-      </w:r>
-      <w:r>
-        <w:rPr>
-          <w:rFonts w:hint="eastAsia"/>
-        </w:rPr>
-        <w:t>データを保存する前にゲームを終了した場合、最後に保存した後に変化したデータは失われます。ゲームを終了する前にメイド電話を探してデータを保存しておきましょう。</w:t>
-      </w:r>
-      <w:r>
-        <w:rPr>
-          <w:rFonts w:hint="eastAsia"/>
-        </w:rPr>
-        <w:t>セーブ画面</w:t>
-      </w:r>
-      <w:r>
-        <w:rPr>
-          <w:rFonts w:hint="eastAsia"/>
-        </w:rPr>
-        <w:t>については</w:t>
-      </w:r>
-      <w:r>
-        <w:rPr>
-          <w:rFonts w:hint="eastAsia"/>
-        </w:rPr>
-        <w:t>、</w:t>
-      </w:r>
-      <w:r>
-        <w:rPr>
-          <w:rFonts w:hint="eastAsia"/>
-        </w:rPr>
-        <w:t>本取扱説明書の</w:t>
-      </w:r>
-      <w:r>
-        <w:rPr>
-          <w:rFonts w:hint="eastAsia"/>
-        </w:rPr>
-        <w:t>セーブ画面</w:t>
-      </w:r>
-      <w:r>
-        <w:rPr>
-          <w:rFonts w:hint="eastAsia"/>
-        </w:rPr>
-        <w:t>の項目を参照してください。</w:t>
-      </w:r>
-    </w:p>
-    <w:p>
-      <w:pPr>
-        <w:jc w:val="left"/>
-      </w:pPr>
-    </w:p>
-    <w:p>
-      <w:pPr>
-        <w:jc w:val="left"/>
-      </w:pPr>
-    </w:p>
-    <w:p>
-      <w:pPr>
-        <w:pStyle w:val="1"/>
-      </w:pPr>
-      <w:bookmarkStart w:id="18" w:name="_Toc205476837"/>
-      <w:r>
-        <w:rPr>
-          <w:rFonts w:hint="eastAsia"/>
-        </w:rPr>
-        <w:lastRenderedPageBreak/>
-        <w:t>ゲームオーバー画面</w:t>
-      </w:r>
-      <w:bookmarkEnd w:id="18"/>
-    </w:p>
-    <w:p>
-      <w:pPr>
-        <w:jc w:val="left"/>
-      </w:pPr>
-      <w:r>
-        <w:rPr>
-          <w:noProof/>
-        </w:rPr>
+      <w:r>
         <w:drawing>
           <wp:inline distT="0" distB="0" distL="0" distR="0" wp14:anchorId="43D1D859" wp14:editId="6465A446">
             <wp:extent cx="2837306" cy="1947553"/>
@@ -8208,6 +8460,7 @@
         <w:jc w:val="left"/>
       </w:pPr>
       <w:r>
+        <w:lastRenderedPageBreak/>
         <w:t>“</w:t>
       </w:r>
       <w:r>
@@ -8368,36 +8621,22 @@
     </w:p>
     <w:p>
       <w:pPr>
+        <w:pStyle w:val="1"/>
+      </w:pPr>
+      <w:bookmarkStart w:id="19" w:name="_Toc206503017"/>
+      <w:r>
+        <w:rPr>
+          <w:rFonts w:hint="eastAsia"/>
+        </w:rPr>
+        <w:t>ロード画面</w:t>
+      </w:r>
+      <w:bookmarkEnd w:id="19"/>
+    </w:p>
+    <w:p>
+      <w:pPr>
         <w:jc w:val="left"/>
       </w:pPr>
-    </w:p>
-    <w:p>
-      <w:pPr>
-        <w:jc w:val="left"/>
-      </w:pPr>
-    </w:p>
-    <w:p>
-      <w:pPr>
-        <w:pStyle w:val="1"/>
-      </w:pPr>
-      <w:bookmarkStart w:id="19" w:name="_Toc205476838"/>
-      <w:r>
-        <w:rPr>
-          <w:rFonts w:hint="eastAsia"/>
-        </w:rPr>
-        <w:lastRenderedPageBreak/>
-        <w:t>ロード画面</w:t>
-      </w:r>
-      <w:bookmarkEnd w:id="19"/>
-    </w:p>
-    <w:p>
-      <w:pPr>
-        <w:jc w:val="left"/>
-      </w:pPr>
-      <w:r>
-        <w:rPr>
-          <w:noProof/>
-        </w:rPr>
+      <w:r>
         <w:drawing>
           <wp:inline distT="0" distB="0" distL="0" distR="0" wp14:anchorId="2A5BF862" wp14:editId="77C53DA8">
             <wp:extent cx="3030480" cy="2273400"/>
@@ -8454,9 +8693,6 @@
         <w:t xml:space="preserve"> </w:t>
       </w:r>
       <w:r>
-        <w:rPr>
-          <w:noProof/>
-        </w:rPr>
         <w:drawing>
           <wp:inline distT="0" distB="0" distL="0" distR="0" wp14:anchorId="384F99EB" wp14:editId="60D08F6E">
             <wp:extent cx="2261713" cy="2208810"/>
@@ -8779,11 +9015,12 @@
       <w:pPr>
         <w:pStyle w:val="1"/>
       </w:pPr>
-      <w:bookmarkStart w:id="20" w:name="_Toc205476839"/>
-      <w:r>
-        <w:rPr>
-          <w:rFonts w:hint="eastAsia"/>
-        </w:rPr>
+      <w:bookmarkStart w:id="20" w:name="_Toc206503018"/>
+      <w:r>
+        <w:rPr>
+          <w:rFonts w:hint="eastAsia"/>
+        </w:rPr>
+        <w:lastRenderedPageBreak/>
         <w:t>セーブ画面</w:t>
       </w:r>
       <w:bookmarkEnd w:id="20"/>
@@ -8793,9 +9030,6 @@
         <w:jc w:val="left"/>
       </w:pPr>
       <w:r>
-        <w:rPr>
-          <w:noProof/>
-        </w:rPr>
         <w:drawing>
           <wp:inline distT="0" distB="0" distL="0" distR="0" wp14:anchorId="3C1B5E9B" wp14:editId="6D48ED75">
             <wp:extent cx="3066480" cy="2297520"/>
@@ -8852,9 +9086,6 @@
         <w:t xml:space="preserve">　</w:t>
       </w:r>
       <w:r>
-        <w:rPr>
-          <w:noProof/>
-        </w:rPr>
         <w:drawing>
           <wp:inline distT="0" distB="0" distL="0" distR="0" wp14:anchorId="57FD6D03" wp14:editId="304BFA9D">
             <wp:extent cx="2244090" cy="2196935"/>
@@ -8969,14 +9200,7 @@
         <w:rPr>
           <w:rFonts w:hint="eastAsia"/>
         </w:rPr>
-        <w:t>ゲームを再開す</w:t>
-      </w:r>
-      <w:r>
-        <w:rPr>
-          <w:rFonts w:hint="eastAsia"/>
-        </w:rPr>
-        <w:lastRenderedPageBreak/>
-        <w:t>ることができます。</w:t>
+        <w:t>ゲームを再開することができます。</w:t>
       </w:r>
       <w:r>
         <w:rPr>
@@ -9229,7 +9453,7 @@
       <w:pPr>
         <w:pStyle w:val="1"/>
       </w:pPr>
-      <w:bookmarkStart w:id="21" w:name="_Toc205476840"/>
+      <w:bookmarkStart w:id="21" w:name="_Toc206503019"/>
       <w:r>
         <w:rPr>
           <w:rFonts w:hint="eastAsia"/>
@@ -9313,7 +9537,6 @@
                 <w:rFonts w:hint="eastAsia"/>
                 <w:b/>
                 <w:bCs/>
-                <w:noProof/>
               </w:rPr>
               <w:drawing>
                 <wp:inline distT="0" distB="0" distL="0" distR="0" wp14:anchorId="6DDA14E7" wp14:editId="6260C0C7">
@@ -9427,6 +9650,7 @@
                 <w:b/>
                 <w:bCs/>
               </w:rPr>
+              <w:lastRenderedPageBreak/>
               <w:t>ハート</w:t>
             </w:r>
           </w:p>
@@ -9442,7 +9666,6 @@
               <w:rPr>
                 <w:b/>
                 <w:bCs/>
-                <w:noProof/>
               </w:rPr>
               <w:drawing>
                 <wp:inline distT="0" distB="0" distL="0" distR="0" wp14:anchorId="34D06AA2" wp14:editId="3A97A89C">
@@ -9597,7 +9820,6 @@
               <w:rPr>
                 <w:b/>
                 <w:bCs/>
-                <w:noProof/>
               </w:rPr>
               <w:drawing>
                 <wp:inline distT="0" distB="0" distL="0" distR="0" wp14:anchorId="672C47C1" wp14:editId="28C9A436">
@@ -9703,29 +9925,6 @@
           </w:p>
         </w:tc>
       </w:tr>
-    </w:tbl>
-    <w:p/>
-    <w:p/>
-    <w:p/>
-    <w:p/>
-    <w:tbl>
-      <w:tblPr>
-        <w:tblStyle w:val="a5"/>
-        <w:tblW w:w="0" w:type="auto"/>
-        <w:tblBorders>
-          <w:top w:val="single" w:sz="12" w:space="0" w:color="auto"/>
-          <w:left w:val="single" w:sz="12" w:space="0" w:color="auto"/>
-          <w:bottom w:val="single" w:sz="12" w:space="0" w:color="auto"/>
-          <w:right w:val="single" w:sz="12" w:space="0" w:color="auto"/>
-          <w:insideH w:val="single" w:sz="12" w:space="0" w:color="auto"/>
-          <w:insideV w:val="single" w:sz="12" w:space="0" w:color="auto"/>
-        </w:tblBorders>
-        <w:tblLook w:val="04A0" w:firstRow="1" w:lastRow="0" w:firstColumn="1" w:lastColumn="0" w:noHBand="0" w:noVBand="1"/>
-      </w:tblPr>
-      <w:tblGrid>
-        <w:gridCol w:w="1656"/>
-        <w:gridCol w:w="8060"/>
-      </w:tblGrid>
       <w:tr>
         <w:tc>
           <w:tcPr>
@@ -9746,7 +9945,6 @@
                 <w:b/>
                 <w:bCs/>
               </w:rPr>
-              <w:lastRenderedPageBreak/>
               <w:t>短剣</w:t>
             </w:r>
           </w:p>
@@ -9762,7 +9960,6 @@
               <w:rPr>
                 <w:b/>
                 <w:bCs/>
-                <w:noProof/>
               </w:rPr>
               <w:drawing>
                 <wp:inline distT="0" distB="0" distL="0" distR="0" wp14:anchorId="5AAD7113" wp14:editId="4AD7CE5A">
@@ -9874,7 +10071,6 @@
                 <w:rFonts w:hint="eastAsia"/>
                 <w:b/>
                 <w:bCs/>
-                <w:noProof/>
               </w:rPr>
               <w:drawing>
                 <wp:inline distT="0" distB="0" distL="0" distR="0" wp14:anchorId="5414347A" wp14:editId="262E07BC">
@@ -9957,7 +10153,7 @@
       <w:pPr>
         <w:pStyle w:val="1"/>
       </w:pPr>
-      <w:bookmarkStart w:id="22" w:name="_Toc205476841"/>
+      <w:bookmarkStart w:id="22" w:name="_Toc206503020"/>
       <w:r>
         <w:rPr>
           <w:rFonts w:hint="eastAsia"/>
@@ -10001,29 +10197,8 @@
         <w:t>ユーザー名</w:t>
       </w:r>
       <w:r>
-        <w:t>\</w:t>
-      </w:r>
-      <w:proofErr w:type="spellStart"/>
-      <w:r>
-        <w:t>AppData</w:t>
-      </w:r>
-      <w:proofErr w:type="spellEnd"/>
-      <w:r>
-        <w:t>\Roaming\Godot\</w:t>
-      </w:r>
-      <w:proofErr w:type="spellStart"/>
-      <w:r>
-        <w:t>app_userdata</w:t>
-      </w:r>
-      <w:proofErr w:type="spellEnd"/>
-      <w:r>
-        <w:t>\</w:t>
-      </w:r>
-      <w:proofErr w:type="spellStart"/>
-      <w:r>
-        <w:t>tmfos</w:t>
-      </w:r>
-      <w:proofErr w:type="spellEnd"/>
+        <w:t>\AppData\Roaming\Godot\app_userdata\tmfos</w:t>
+      </w:r>
       <w:r>
         <w:rPr>
           <w:rFonts w:hint="eastAsia"/>
@@ -10114,11 +10289,9 @@
             <w:tcW w:w="4859" w:type="dxa"/>
           </w:tcPr>
           <w:p>
-            <w:proofErr w:type="spellStart"/>
             <w:r>
               <w:t>shader_cache</w:t>
             </w:r>
-            <w:proofErr w:type="spellEnd"/>
             <w:r>
               <w:rPr>
                 <w:rFonts w:hint="eastAsia"/>
@@ -10131,11 +10304,9 @@
               </w:rPr>
               <w:t>、</w:t>
             </w:r>
-            <w:proofErr w:type="spellStart"/>
             <w:r>
               <w:t>vulkan</w:t>
             </w:r>
-            <w:proofErr w:type="spellEnd"/>
             <w:r>
               <w:rPr>
                 <w:rFonts w:hint="eastAsia"/>
@@ -10167,139 +10338,7 @@
           </w:p>
         </w:tc>
       </w:tr>
-      <w:tr>
-        <w:tc>
-          <w:tcPr>
-            <w:tcW w:w="4859" w:type="dxa"/>
-          </w:tcPr>
-          <w:p>
-            <w:r>
-              <w:t>key_options.dat</w:t>
-            </w:r>
-            <w:r>
-              <w:rPr>
-                <w:rFonts w:hint="eastAsia"/>
-              </w:rPr>
-              <w:t>または</w:t>
-            </w:r>
-            <w:proofErr w:type="spellStart"/>
-            <w:r>
-              <w:t>key_options</w:t>
-            </w:r>
-            <w:proofErr w:type="spellEnd"/>
-            <w:r>
-              <w:rPr>
-                <w:rFonts w:hint="eastAsia"/>
-              </w:rPr>
-              <w:t>ファイル</w:t>
-            </w:r>
-          </w:p>
-        </w:tc>
-        <w:tc>
-          <w:tcPr>
-            <w:tcW w:w="4857" w:type="dxa"/>
-          </w:tcPr>
-          <w:p>
-            <w:r>
-              <w:rPr>
-                <w:rFonts w:hint="eastAsia"/>
-              </w:rPr>
-              <w:t>操作設定画面</w:t>
-            </w:r>
-            <w:r>
-              <w:rPr>
-                <w:rFonts w:hint="eastAsia"/>
-              </w:rPr>
-              <w:t>のキー操作の割り当てが保存されています。</w:t>
-            </w:r>
-          </w:p>
-          <w:p/>
-          <w:p>
-            <w:r>
-              <w:rPr>
-                <w:rFonts w:hint="eastAsia"/>
-              </w:rPr>
-              <w:t>削除すると</w:t>
-            </w:r>
-            <w:r>
-              <w:rPr>
-                <w:rFonts w:hint="eastAsia"/>
-              </w:rPr>
-              <w:t>ゲーム初回起動時の</w:t>
-            </w:r>
-            <w:r>
-              <w:rPr>
-                <w:rFonts w:hint="eastAsia"/>
-              </w:rPr>
-              <w:t>キー操作</w:t>
-            </w:r>
-            <w:r>
-              <w:rPr>
-                <w:rFonts w:hint="eastAsia"/>
-              </w:rPr>
-              <w:t>設定に戻すことができます。</w:t>
-            </w:r>
-          </w:p>
-        </w:tc>
-      </w:tr>
-      <w:tr>
-        <w:tc>
-          <w:tcPr>
-            <w:tcW w:w="4859" w:type="dxa"/>
-          </w:tcPr>
-          <w:p>
-            <w:r>
-              <w:t>options.dat</w:t>
-            </w:r>
-            <w:r>
-              <w:rPr>
-                <w:rFonts w:hint="eastAsia"/>
-              </w:rPr>
-              <w:t>または</w:t>
-            </w:r>
-            <w:r>
-              <w:t>options</w:t>
-            </w:r>
-            <w:r>
-              <w:rPr>
-                <w:rFonts w:hint="eastAsia"/>
-              </w:rPr>
-              <w:t>ファイル</w:t>
-            </w:r>
-          </w:p>
-        </w:tc>
-        <w:tc>
-          <w:tcPr>
-            <w:tcW w:w="4857" w:type="dxa"/>
-          </w:tcPr>
-          <w:p>
-            <w:r>
-              <w:rPr>
-                <w:rFonts w:hint="eastAsia"/>
-              </w:rPr>
-              <w:t>設定画面の設定が保存されています。</w:t>
-            </w:r>
-          </w:p>
-          <w:p/>
-          <w:p>
-            <w:r>
-              <w:rPr>
-                <w:rFonts w:hint="eastAsia"/>
-              </w:rPr>
-              <w:t>削除すると</w:t>
-            </w:r>
-            <w:r>
-              <w:rPr>
-                <w:rFonts w:hint="eastAsia"/>
-              </w:rPr>
-              <w:t>ゲーム初回起動時の設定に戻すことができます。</w:t>
-            </w:r>
-          </w:p>
-        </w:tc>
-      </w:tr>
     </w:tbl>
-    <w:p/>
-    <w:p/>
     <w:p/>
     <w:tbl>
       <w:tblPr>
@@ -10325,42 +10364,22 @@
             <w:tcW w:w="4859" w:type="dxa"/>
           </w:tcPr>
           <w:p>
-            <w:pPr>
-              <w:rPr>
-                <w:sz w:val="20"/>
-                <w:szCs w:val="21"/>
-              </w:rPr>
-            </w:pPr>
-            <w:r>
-              <w:rPr>
-                <w:sz w:val="20"/>
-                <w:szCs w:val="21"/>
-              </w:rPr>
+            <w:r>
               <w:lastRenderedPageBreak/>
-              <w:t>screen_options.dat</w:t>
-            </w:r>
-            <w:r>
-              <w:rPr>
-                <w:rFonts w:hint="eastAsia"/>
-                <w:sz w:val="20"/>
-                <w:szCs w:val="21"/>
+              <w:t>key_options.dat</w:t>
+            </w:r>
+            <w:r>
+              <w:rPr>
+                <w:rFonts w:hint="eastAsia"/>
               </w:rPr>
               <w:t>または</w:t>
             </w:r>
-            <w:proofErr w:type="spellStart"/>
-            <w:r>
-              <w:rPr>
-                <w:sz w:val="20"/>
-                <w:szCs w:val="21"/>
-              </w:rPr>
-              <w:t>screen_options</w:t>
-            </w:r>
-            <w:proofErr w:type="spellEnd"/>
-            <w:r>
-              <w:rPr>
-                <w:rFonts w:hint="eastAsia"/>
-                <w:sz w:val="20"/>
-                <w:szCs w:val="21"/>
+            <w:r>
+              <w:t>key_options</w:t>
+            </w:r>
+            <w:r>
+              <w:rPr>
+                <w:rFonts w:hint="eastAsia"/>
               </w:rPr>
               <w:t>ファイル</w:t>
             </w:r>
@@ -10375,25 +10394,13 @@
               <w:rPr>
                 <w:rFonts w:hint="eastAsia"/>
               </w:rPr>
-              <w:t>ウィンドウサイズと</w:t>
-            </w:r>
-            <w:r>
-              <w:rPr>
-                <w:rFonts w:hint="eastAsia"/>
-              </w:rPr>
-              <w:t>ウィンドウ</w:t>
-            </w:r>
-            <w:r>
-              <w:rPr>
-                <w:rFonts w:hint="eastAsia"/>
-              </w:rPr>
-              <w:t>位置</w:t>
-            </w:r>
-            <w:r>
-              <w:rPr>
-                <w:rFonts w:hint="eastAsia"/>
-              </w:rPr>
-              <w:t>が保存されています。ウィンドウサイズとウィンドウ位置はゲーム終了時に保存されます。</w:t>
+              <w:t>操作設定画面</w:t>
+            </w:r>
+            <w:r>
+              <w:rPr>
+                <w:rFonts w:hint="eastAsia"/>
+              </w:rPr>
+              <w:t>のキー操作の割り当てが保存されています。</w:t>
             </w:r>
           </w:p>
           <w:p/>
@@ -10402,7 +10409,25 @@
               <w:rPr>
                 <w:rFonts w:hint="eastAsia"/>
               </w:rPr>
-              <w:t>削除するとゲーム起動時にウィンドウサイズとウィンドウ位置の初期化が行われます。</w:t>
+              <w:t>削除すると</w:t>
+            </w:r>
+            <w:r>
+              <w:rPr>
+                <w:rFonts w:hint="eastAsia"/>
+              </w:rPr>
+              <w:t>ゲーム初回起動時の</w:t>
+            </w:r>
+            <w:r>
+              <w:rPr>
+                <w:rFonts w:hint="eastAsia"/>
+              </w:rPr>
+              <w:t>キー操作</w:t>
+            </w:r>
+            <w:r>
+              <w:rPr>
+                <w:rFonts w:hint="eastAsia"/>
+              </w:rPr>
+              <w:t>設定に戻すことができます。</w:t>
             </w:r>
           </w:p>
         </w:tc>
@@ -10414,98 +10439,22 @@
           </w:tcPr>
           <w:p>
             <w:r>
-              <w:rPr>
-                <w:rFonts w:hint="eastAsia"/>
-              </w:rPr>
-              <w:t>save0001.datまたはsave0001ファイル</w:t>
-            </w:r>
-          </w:p>
-          <w:p>
-            <w:r>
-              <w:rPr>
-                <w:rFonts w:hint="eastAsia"/>
-              </w:rPr>
-              <w:t>save0002.datまたはsave0002ファイル</w:t>
-            </w:r>
-          </w:p>
-          <w:p>
-            <w:r>
-              <w:rPr>
-                <w:rFonts w:hint="eastAsia"/>
-              </w:rPr>
-              <w:t>save0003.datまたはsave0003ファイル</w:t>
-            </w:r>
-          </w:p>
-          <w:p>
-            <w:r>
-              <w:rPr>
-                <w:rFonts w:hint="eastAsia"/>
-              </w:rPr>
-              <w:t>save0004.datまたはsave0004ファイル</w:t>
-            </w:r>
-          </w:p>
-          <w:p>
-            <w:r>
-              <w:rPr>
-                <w:rFonts w:hint="eastAsia"/>
-              </w:rPr>
-              <w:t>save0005.datまたはsave0005ファイル</w:t>
-            </w:r>
-          </w:p>
-          <w:p>
-            <w:r>
-              <w:rPr>
-                <w:rFonts w:hint="eastAsia"/>
-              </w:rPr>
-              <w:t>save0006.datまたはsave0006ファイル</w:t>
-            </w:r>
-          </w:p>
-          <w:p>
-            <w:r>
-              <w:rPr>
-                <w:rFonts w:hint="eastAsia"/>
-              </w:rPr>
-              <w:t>save0001.pngまたはsave0001画像ファイル</w:t>
-            </w:r>
-          </w:p>
-          <w:p>
-            <w:r>
-              <w:rPr>
-                <w:rFonts w:hint="eastAsia"/>
-              </w:rPr>
-              <w:t>save0002.pngまたはsave0002画像ファイル</w:t>
-            </w:r>
-          </w:p>
-          <w:p>
-            <w:r>
-              <w:rPr>
-                <w:rFonts w:hint="eastAsia"/>
-              </w:rPr>
-              <w:t>save0003.pngまたはsave0003画像ファイル</w:t>
-            </w:r>
-          </w:p>
-          <w:p>
-            <w:r>
-              <w:rPr>
-                <w:rFonts w:hint="eastAsia"/>
-              </w:rPr>
-              <w:t>save0004.pngまたはsave0004画像ファイル</w:t>
-            </w:r>
-          </w:p>
-          <w:p>
-            <w:r>
-              <w:rPr>
-                <w:rFonts w:hint="eastAsia"/>
-              </w:rPr>
-              <w:t>save0005.pngまたはsave0005画像ファイル</w:t>
-            </w:r>
-          </w:p>
-          <w:p>
-            <w:r>
-              <w:rPr>
-                <w:rFonts w:hint="eastAsia"/>
-              </w:rPr>
-              <w:t>save0006.pngまたはsave0006画像ファイル</w:t>
+              <w:t>options.dat</w:t>
+            </w:r>
+            <w:r>
+              <w:rPr>
+                <w:rFonts w:hint="eastAsia"/>
+              </w:rPr>
+              <w:t>または</w:t>
+            </w:r>
+            <w:r>
+              <w:t>options</w:t>
+            </w:r>
+            <w:r>
+              <w:rPr>
+                <w:rFonts w:hint="eastAsia"/>
+              </w:rPr>
+              <w:t>ファイル</w:t>
             </w:r>
           </w:p>
         </w:tc>
@@ -10518,13 +10467,7 @@
               <w:rPr>
                 <w:rFonts w:hint="eastAsia"/>
               </w:rPr>
-              <w:t>セーブ画面</w:t>
-            </w:r>
-            <w:r>
-              <w:rPr>
-                <w:rFonts w:hint="eastAsia"/>
-              </w:rPr>
-              <w:t>で保存したデータです。それぞれのデータ番号に対応しているファイルが2個セットになっています。</w:t>
+              <w:t>設定画面の設定が保存されています。</w:t>
             </w:r>
           </w:p>
           <w:p/>
@@ -10533,7 +10476,13 @@
               <w:rPr>
                 <w:rFonts w:hint="eastAsia"/>
               </w:rPr>
-              <w:t>削除すると対応したデータ番号のデータが削除されます。画像ではないファイルが保存されたデータの本体です。画像ファイルだけを削除してもセーブとロードを行うことができます。</w:t>
+              <w:t>削除すると</w:t>
+            </w:r>
+            <w:r>
+              <w:rPr>
+                <w:rFonts w:hint="eastAsia"/>
+              </w:rPr>
+              <w:t>ゲーム初回起動時の設定に戻すことができます。</w:t>
             </w:r>
           </w:p>
         </w:tc>
@@ -10544,19 +10493,41 @@
             <w:tcW w:w="4859" w:type="dxa"/>
           </w:tcPr>
           <w:p>
-            <w:proofErr w:type="spellStart"/>
-            <w:r>
-              <w:t>tmfos</w:t>
-            </w:r>
-            <w:proofErr w:type="spellEnd"/>
-            <w:r>
-              <w:t>_</w:t>
-            </w:r>
-            <w:r>
-              <w:rPr>
-                <w:rFonts w:hint="eastAsia"/>
-              </w:rPr>
-              <w:t>から始まる画像ファイル</w:t>
+            <w:pPr>
+              <w:rPr>
+                <w:sz w:val="20"/>
+                <w:szCs w:val="21"/>
+              </w:rPr>
+            </w:pPr>
+            <w:r>
+              <w:rPr>
+                <w:sz w:val="20"/>
+                <w:szCs w:val="21"/>
+              </w:rPr>
+              <w:t>screen_options.dat</w:t>
+            </w:r>
+            <w:r>
+              <w:rPr>
+                <w:rFonts w:hint="eastAsia"/>
+                <w:sz w:val="20"/>
+                <w:szCs w:val="21"/>
+              </w:rPr>
+              <w:t>または</w:t>
+            </w:r>
+            <w:r>
+              <w:rPr>
+                <w:sz w:val="20"/>
+                <w:szCs w:val="21"/>
+              </w:rPr>
+              <w:t>screen_options</w:t>
+            </w:r>
+            <w:r>
+              <w:rPr>
+                <w:rFonts w:hint="eastAsia"/>
+                <w:sz w:val="20"/>
+                <w:szCs w:val="21"/>
+              </w:rPr>
+              <w:t>ファイル</w:t>
             </w:r>
           </w:p>
         </w:tc>
@@ -10569,7 +10540,25 @@
               <w:rPr>
                 <w:rFonts w:hint="eastAsia"/>
               </w:rPr>
-              <w:t>スクリーンショットキーで保存された画像です。</w:t>
+              <w:t>ウィンドウサイズと</w:t>
+            </w:r>
+            <w:r>
+              <w:rPr>
+                <w:rFonts w:hint="eastAsia"/>
+              </w:rPr>
+              <w:t>ウィンドウ</w:t>
+            </w:r>
+            <w:r>
+              <w:rPr>
+                <w:rFonts w:hint="eastAsia"/>
+              </w:rPr>
+              <w:t>位置</w:t>
+            </w:r>
+            <w:r>
+              <w:rPr>
+                <w:rFonts w:hint="eastAsia"/>
+              </w:rPr>
+              <w:t>が保存されています。ウィンドウサイズとウィンドウ位置はゲーム終了時に保存されます。</w:t>
             </w:r>
           </w:p>
           <w:p/>
@@ -10578,18 +10567,184 @@
               <w:rPr>
                 <w:rFonts w:hint="eastAsia"/>
               </w:rPr>
-              <w:t>不要ならば削除しても構いません。</w:t>
+              <w:t>削除するとゲーム起動時にウィンドウサイズとウィンドウ位置の初期化が行われます。</w:t>
+            </w:r>
+          </w:p>
+        </w:tc>
+      </w:tr>
+      <w:tr>
+        <w:tc>
+          <w:tcPr>
+            <w:tcW w:w="4859" w:type="dxa"/>
+          </w:tcPr>
+          <w:p>
+            <w:r>
+              <w:rPr>
+                <w:rFonts w:hint="eastAsia"/>
+              </w:rPr>
+              <w:t>save0001.datまたはsave0001ファイル</w:t>
+            </w:r>
+          </w:p>
+          <w:p>
+            <w:r>
+              <w:rPr>
+                <w:rFonts w:hint="eastAsia"/>
+              </w:rPr>
+              <w:t>save0002.datまたはsave0002ファイル</w:t>
+            </w:r>
+          </w:p>
+          <w:p>
+            <w:r>
+              <w:rPr>
+                <w:rFonts w:hint="eastAsia"/>
+              </w:rPr>
+              <w:t>save0003.datまたはsave0003ファイル</w:t>
+            </w:r>
+          </w:p>
+          <w:p>
+            <w:r>
+              <w:rPr>
+                <w:rFonts w:hint="eastAsia"/>
+              </w:rPr>
+              <w:t>save0004.datまたはsave0004ファイル</w:t>
+            </w:r>
+          </w:p>
+          <w:p>
+            <w:r>
+              <w:rPr>
+                <w:rFonts w:hint="eastAsia"/>
+              </w:rPr>
+              <w:t>save0005.datまたはsave0005ファイル</w:t>
+            </w:r>
+          </w:p>
+          <w:p>
+            <w:r>
+              <w:rPr>
+                <w:rFonts w:hint="eastAsia"/>
+              </w:rPr>
+              <w:t>save0006.datまたはsave0006ファイル</w:t>
+            </w:r>
+          </w:p>
+          <w:p>
+            <w:r>
+              <w:rPr>
+                <w:rFonts w:hint="eastAsia"/>
+              </w:rPr>
+              <w:t>save0001.pngまたはsave0001画像ファイル</w:t>
+            </w:r>
+          </w:p>
+          <w:p>
+            <w:r>
+              <w:rPr>
+                <w:rFonts w:hint="eastAsia"/>
+              </w:rPr>
+              <w:t>save0002.pngまたはsave0002画像ファイル</w:t>
+            </w:r>
+          </w:p>
+          <w:p>
+            <w:r>
+              <w:rPr>
+                <w:rFonts w:hint="eastAsia"/>
+              </w:rPr>
+              <w:t>save0003.pngまたはsave0003画像ファイル</w:t>
+            </w:r>
+          </w:p>
+          <w:p>
+            <w:r>
+              <w:rPr>
+                <w:rFonts w:hint="eastAsia"/>
+              </w:rPr>
+              <w:t>save0004.pngまたはsave0004画像ファイル</w:t>
+            </w:r>
+          </w:p>
+          <w:p>
+            <w:r>
+              <w:rPr>
+                <w:rFonts w:hint="eastAsia"/>
+              </w:rPr>
+              <w:t>save0005.pngまたはsave0005画像ファイル</w:t>
+            </w:r>
+          </w:p>
+          <w:p>
+            <w:r>
+              <w:rPr>
+                <w:rFonts w:hint="eastAsia"/>
+              </w:rPr>
+              <w:t>save0006.pngまたはsave0006画像ファイル</w:t>
+            </w:r>
+          </w:p>
+        </w:tc>
+        <w:tc>
+          <w:tcPr>
+            <w:tcW w:w="4857" w:type="dxa"/>
+          </w:tcPr>
+          <w:p>
+            <w:r>
+              <w:rPr>
+                <w:rFonts w:hint="eastAsia"/>
+              </w:rPr>
+              <w:t>セーブ画面</w:t>
+            </w:r>
+            <w:r>
+              <w:rPr>
+                <w:rFonts w:hint="eastAsia"/>
+              </w:rPr>
+              <w:t>で保存したデータです。それぞれのデータ番号に対応しているファイルが2個セットになっています。</w:t>
             </w:r>
           </w:p>
           <w:p/>
           <w:p>
-            <w:proofErr w:type="spellStart"/>
-            <w:r>
-              <w:t>tmfos</w:t>
-            </w:r>
-            <w:proofErr w:type="spellEnd"/>
-            <w:r>
-              <w:t>_</w:t>
+            <w:r>
+              <w:rPr>
+                <w:rFonts w:hint="eastAsia"/>
+              </w:rPr>
+              <w:t>削除すると対応したデータ番号のデータが削除されます。画像ではないファイルが保存されたデータの本体です。画像ファイルだけを削除してもセーブとロードを行うことができます。</w:t>
+            </w:r>
+          </w:p>
+        </w:tc>
+      </w:tr>
+      <w:tr>
+        <w:tc>
+          <w:tcPr>
+            <w:tcW w:w="4859" w:type="dxa"/>
+          </w:tcPr>
+          <w:p>
+            <w:r>
+              <w:t>tmfos_</w:t>
+            </w:r>
+            <w:r>
+              <w:rPr>
+                <w:rFonts w:hint="eastAsia"/>
+              </w:rPr>
+              <w:t>から始まる画像ファイル</w:t>
+            </w:r>
+          </w:p>
+        </w:tc>
+        <w:tc>
+          <w:tcPr>
+            <w:tcW w:w="4857" w:type="dxa"/>
+          </w:tcPr>
+          <w:p>
+            <w:r>
+              <w:rPr>
+                <w:rFonts w:hint="eastAsia"/>
+              </w:rPr>
+              <w:t>スクリーンショットキーで保存された画像です。</w:t>
+            </w:r>
+          </w:p>
+          <w:p/>
+          <w:p>
+            <w:r>
+              <w:rPr>
+                <w:rFonts w:hint="eastAsia"/>
+              </w:rPr>
+              <w:t>不要ならば削除しても構いません。</w:t>
+            </w:r>
+          </w:p>
+          <w:p/>
+          <w:p>
+            <w:r>
+              <w:t>tmfos_</w:t>
             </w:r>
             <w:r>
               <w:rPr>
@@ -10823,8 +10978,124 @@
       </w:rPr>
     </w:lvl>
   </w:abstractNum>
+  <w:abstractNum w:abstractNumId="1" w15:restartNumberingAfterBreak="0">
+    <w:nsid w:val="3A37163F"/>
+    <w:multiLevelType w:val="hybridMultilevel"/>
+    <w:tmpl w:val="3474C4A4"/>
+    <w:lvl w:ilvl="0" w:tplc="04090001">
+      <w:start w:val="1"/>
+      <w:numFmt w:val="bullet"/>
+      <w:lvlText w:val=""/>
+      <w:lvlJc w:val="left"/>
+      <w:pPr>
+        <w:ind w:left="440" w:hanging="440"/>
+      </w:pPr>
+      <w:rPr>
+        <w:rFonts w:ascii="Wingdings" w:hAnsi="Wingdings" w:hint="default"/>
+      </w:rPr>
+    </w:lvl>
+    <w:lvl w:ilvl="1" w:tplc="0409000B" w:tentative="1">
+      <w:start w:val="1"/>
+      <w:numFmt w:val="bullet"/>
+      <w:lvlText w:val=""/>
+      <w:lvlJc w:val="left"/>
+      <w:pPr>
+        <w:ind w:left="880" w:hanging="440"/>
+      </w:pPr>
+      <w:rPr>
+        <w:rFonts w:ascii="Wingdings" w:hAnsi="Wingdings" w:hint="default"/>
+      </w:rPr>
+    </w:lvl>
+    <w:lvl w:ilvl="2" w:tplc="0409000D" w:tentative="1">
+      <w:start w:val="1"/>
+      <w:numFmt w:val="bullet"/>
+      <w:lvlText w:val=""/>
+      <w:lvlJc w:val="left"/>
+      <w:pPr>
+        <w:ind w:left="1320" w:hanging="440"/>
+      </w:pPr>
+      <w:rPr>
+        <w:rFonts w:ascii="Wingdings" w:hAnsi="Wingdings" w:hint="default"/>
+      </w:rPr>
+    </w:lvl>
+    <w:lvl w:ilvl="3" w:tplc="04090001" w:tentative="1">
+      <w:start w:val="1"/>
+      <w:numFmt w:val="bullet"/>
+      <w:lvlText w:val=""/>
+      <w:lvlJc w:val="left"/>
+      <w:pPr>
+        <w:ind w:left="1760" w:hanging="440"/>
+      </w:pPr>
+      <w:rPr>
+        <w:rFonts w:ascii="Wingdings" w:hAnsi="Wingdings" w:hint="default"/>
+      </w:rPr>
+    </w:lvl>
+    <w:lvl w:ilvl="4" w:tplc="0409000B" w:tentative="1">
+      <w:start w:val="1"/>
+      <w:numFmt w:val="bullet"/>
+      <w:lvlText w:val=""/>
+      <w:lvlJc w:val="left"/>
+      <w:pPr>
+        <w:ind w:left="2200" w:hanging="440"/>
+      </w:pPr>
+      <w:rPr>
+        <w:rFonts w:ascii="Wingdings" w:hAnsi="Wingdings" w:hint="default"/>
+      </w:rPr>
+    </w:lvl>
+    <w:lvl w:ilvl="5" w:tplc="0409000D" w:tentative="1">
+      <w:start w:val="1"/>
+      <w:numFmt w:val="bullet"/>
+      <w:lvlText w:val=""/>
+      <w:lvlJc w:val="left"/>
+      <w:pPr>
+        <w:ind w:left="2640" w:hanging="440"/>
+      </w:pPr>
+      <w:rPr>
+        <w:rFonts w:ascii="Wingdings" w:hAnsi="Wingdings" w:hint="default"/>
+      </w:rPr>
+    </w:lvl>
+    <w:lvl w:ilvl="6" w:tplc="04090001" w:tentative="1">
+      <w:start w:val="1"/>
+      <w:numFmt w:val="bullet"/>
+      <w:lvlText w:val=""/>
+      <w:lvlJc w:val="left"/>
+      <w:pPr>
+        <w:ind w:left="3080" w:hanging="440"/>
+      </w:pPr>
+      <w:rPr>
+        <w:rFonts w:ascii="Wingdings" w:hAnsi="Wingdings" w:hint="default"/>
+      </w:rPr>
+    </w:lvl>
+    <w:lvl w:ilvl="7" w:tplc="0409000B" w:tentative="1">
+      <w:start w:val="1"/>
+      <w:numFmt w:val="bullet"/>
+      <w:lvlText w:val=""/>
+      <w:lvlJc w:val="left"/>
+      <w:pPr>
+        <w:ind w:left="3520" w:hanging="440"/>
+      </w:pPr>
+      <w:rPr>
+        <w:rFonts w:ascii="Wingdings" w:hAnsi="Wingdings" w:hint="default"/>
+      </w:rPr>
+    </w:lvl>
+    <w:lvl w:ilvl="8" w:tplc="0409000D" w:tentative="1">
+      <w:start w:val="1"/>
+      <w:numFmt w:val="bullet"/>
+      <w:lvlText w:val=""/>
+      <w:lvlJc w:val="left"/>
+      <w:pPr>
+        <w:ind w:left="3960" w:hanging="440"/>
+      </w:pPr>
+      <w:rPr>
+        <w:rFonts w:ascii="Wingdings" w:hAnsi="Wingdings" w:hint="default"/>
+      </w:rPr>
+    </w:lvl>
+  </w:abstractNum>
   <w:num w:numId="1" w16cid:durableId="2035302731">
     <w:abstractNumId w:val="0"/>
+  </w:num>
+  <w:num w:numId="2" w16cid:durableId="431821686">
+    <w:abstractNumId w:val="1"/>
   </w:num>
 </w:numbering>
 </file>

--- a/documents/manual/manual.docx
+++ b/documents/manual/manual.docx
@@ -8,6 +8,7 @@
       </w:pPr>
       <w:r>
         <w:rPr>
+          <w:noProof/>
           <w:color w:val="0D0D0D" w:themeColor="text1" w:themeTint="F2"/>
         </w:rPr>
         <w:drawing>
@@ -213,7 +214,7 @@
           <w:sz w:val="24"/>
           <w:szCs w:val="24"/>
         </w:rPr>
-        <w:t>19</w:t>
+        <w:t>20</w:t>
       </w:r>
       <w:r>
         <w:rPr>
@@ -262,6 +263,7 @@
           <w:tab w:val="right" w:leader="dot" w:pos="9736"/>
         </w:tabs>
         <w:rPr>
+          <w:noProof/>
           <w:szCs w:val="24"/>
           <w14:ligatures w14:val="standardContextual"/>
         </w:rPr>
@@ -275,38 +277,44 @@
       <w:r>
         <w:fldChar w:fldCharType="separate"/>
       </w:r>
-      <w:hyperlink w:anchor="_Toc206502998" w:history="1">
+      <w:hyperlink w:anchor="_Toc206575198" w:history="1">
         <w:r>
           <w:rPr>
             <w:rStyle w:val="a7"/>
+            <w:noProof/>
           </w:rPr>
           <w:t>ストーリー</w:t>
         </w:r>
         <w:r>
           <w:rPr>
+            <w:noProof/>
             <w:webHidden/>
           </w:rPr>
           <w:tab/>
         </w:r>
         <w:r>
           <w:rPr>
+            <w:noProof/>
             <w:webHidden/>
           </w:rPr>
           <w:fldChar w:fldCharType="begin"/>
         </w:r>
         <w:r>
           <w:rPr>
-            <w:webHidden/>
-          </w:rPr>
-          <w:instrText xml:space="preserve"> PAGEREF _Toc206502998 \h </w:instrText>
-        </w:r>
-        <w:r>
-          <w:rPr>
-            <w:webHidden/>
-          </w:rPr>
-        </w:r>
-        <w:r>
-          <w:rPr>
+            <w:noProof/>
+            <w:webHidden/>
+          </w:rPr>
+          <w:instrText xml:space="preserve"> PAGEREF _Toc206575198 \h </w:instrText>
+        </w:r>
+        <w:r>
+          <w:rPr>
+            <w:noProof/>
+            <w:webHidden/>
+          </w:rPr>
+        </w:r>
+        <w:r>
+          <w:rPr>
+            <w:noProof/>
             <w:webHidden/>
           </w:rPr>
           <w:fldChar w:fldCharType="separate"/>
@@ -320,6 +328,7 @@
         </w:r>
         <w:r>
           <w:rPr>
+            <w:noProof/>
             <w:webHidden/>
           </w:rPr>
           <w:fldChar w:fldCharType="end"/>
@@ -333,42 +342,49 @@
           <w:tab w:val="right" w:leader="dot" w:pos="9736"/>
         </w:tabs>
         <w:rPr>
+          <w:noProof/>
           <w:szCs w:val="24"/>
           <w14:ligatures w14:val="standardContextual"/>
         </w:rPr>
       </w:pPr>
-      <w:hyperlink w:anchor="_Toc206502999" w:history="1">
+      <w:hyperlink w:anchor="_Toc206575199" w:history="1">
         <w:r>
           <w:rPr>
             <w:rStyle w:val="a7"/>
+            <w:noProof/>
           </w:rPr>
           <w:t>キー操作</w:t>
         </w:r>
         <w:r>
           <w:rPr>
+            <w:noProof/>
             <w:webHidden/>
           </w:rPr>
           <w:tab/>
         </w:r>
         <w:r>
           <w:rPr>
+            <w:noProof/>
             <w:webHidden/>
           </w:rPr>
           <w:fldChar w:fldCharType="begin"/>
         </w:r>
         <w:r>
           <w:rPr>
-            <w:webHidden/>
-          </w:rPr>
-          <w:instrText xml:space="preserve"> PAGEREF _Toc206502999 \h </w:instrText>
-        </w:r>
-        <w:r>
-          <w:rPr>
-            <w:webHidden/>
-          </w:rPr>
-        </w:r>
-        <w:r>
-          <w:rPr>
+            <w:noProof/>
+            <w:webHidden/>
+          </w:rPr>
+          <w:instrText xml:space="preserve"> PAGEREF _Toc206575199 \h </w:instrText>
+        </w:r>
+        <w:r>
+          <w:rPr>
+            <w:noProof/>
+            <w:webHidden/>
+          </w:rPr>
+        </w:r>
+        <w:r>
+          <w:rPr>
+            <w:noProof/>
             <w:webHidden/>
           </w:rPr>
           <w:fldChar w:fldCharType="separate"/>
@@ -382,6 +398,7 @@
         </w:r>
         <w:r>
           <w:rPr>
+            <w:noProof/>
             <w:webHidden/>
           </w:rPr>
           <w:fldChar w:fldCharType="end"/>
@@ -395,42 +412,49 @@
           <w:tab w:val="right" w:leader="dot" w:pos="9736"/>
         </w:tabs>
         <w:rPr>
+          <w:noProof/>
           <w:szCs w:val="24"/>
           <w14:ligatures w14:val="standardContextual"/>
         </w:rPr>
       </w:pPr>
-      <w:hyperlink w:anchor="_Toc206503000" w:history="1">
+      <w:hyperlink w:anchor="_Toc206575200" w:history="1">
         <w:r>
           <w:rPr>
             <w:rStyle w:val="a7"/>
+            <w:noProof/>
           </w:rPr>
           <w:t>ゲームの動作環境</w:t>
         </w:r>
         <w:r>
           <w:rPr>
+            <w:noProof/>
             <w:webHidden/>
           </w:rPr>
           <w:tab/>
         </w:r>
         <w:r>
           <w:rPr>
+            <w:noProof/>
             <w:webHidden/>
           </w:rPr>
           <w:fldChar w:fldCharType="begin"/>
         </w:r>
         <w:r>
           <w:rPr>
-            <w:webHidden/>
-          </w:rPr>
-          <w:instrText xml:space="preserve"> PAGEREF _Toc206503000 \h </w:instrText>
-        </w:r>
-        <w:r>
-          <w:rPr>
-            <w:webHidden/>
-          </w:rPr>
-        </w:r>
-        <w:r>
-          <w:rPr>
+            <w:noProof/>
+            <w:webHidden/>
+          </w:rPr>
+          <w:instrText xml:space="preserve"> PAGEREF _Toc206575200 \h </w:instrText>
+        </w:r>
+        <w:r>
+          <w:rPr>
+            <w:noProof/>
+            <w:webHidden/>
+          </w:rPr>
+        </w:r>
+        <w:r>
+          <w:rPr>
+            <w:noProof/>
             <w:webHidden/>
           </w:rPr>
           <w:fldChar w:fldCharType="separate"/>
@@ -444,6 +468,7 @@
         </w:r>
         <w:r>
           <w:rPr>
+            <w:noProof/>
             <w:webHidden/>
           </w:rPr>
           <w:fldChar w:fldCharType="end"/>
@@ -457,42 +482,49 @@
           <w:tab w:val="right" w:leader="dot" w:pos="9736"/>
         </w:tabs>
         <w:rPr>
+          <w:noProof/>
           <w:szCs w:val="24"/>
           <w14:ligatures w14:val="standardContextual"/>
         </w:rPr>
       </w:pPr>
-      <w:hyperlink w:anchor="_Toc206503001" w:history="1">
+      <w:hyperlink w:anchor="_Toc206575201" w:history="1">
         <w:r>
           <w:rPr>
             <w:rStyle w:val="a7"/>
+            <w:noProof/>
           </w:rPr>
           <w:t>ゲームのダウンロード、インストールとアンインストール</w:t>
         </w:r>
         <w:r>
           <w:rPr>
+            <w:noProof/>
             <w:webHidden/>
           </w:rPr>
           <w:tab/>
         </w:r>
         <w:r>
           <w:rPr>
+            <w:noProof/>
             <w:webHidden/>
           </w:rPr>
           <w:fldChar w:fldCharType="begin"/>
         </w:r>
         <w:r>
           <w:rPr>
-            <w:webHidden/>
-          </w:rPr>
-          <w:instrText xml:space="preserve"> PAGEREF _Toc206503001 \h </w:instrText>
-        </w:r>
-        <w:r>
-          <w:rPr>
-            <w:webHidden/>
-          </w:rPr>
-        </w:r>
-        <w:r>
-          <w:rPr>
+            <w:noProof/>
+            <w:webHidden/>
+          </w:rPr>
+          <w:instrText xml:space="preserve"> PAGEREF _Toc206575201 \h </w:instrText>
+        </w:r>
+        <w:r>
+          <w:rPr>
+            <w:noProof/>
+            <w:webHidden/>
+          </w:rPr>
+        </w:r>
+        <w:r>
+          <w:rPr>
+            <w:noProof/>
             <w:webHidden/>
           </w:rPr>
           <w:fldChar w:fldCharType="separate"/>
@@ -502,10 +534,11 @@
             <w:noProof/>
             <w:webHidden/>
           </w:rPr>
-          <w:t>5</w:t>
-        </w:r>
-        <w:r>
-          <w:rPr>
+          <w:t>4</w:t>
+        </w:r>
+        <w:r>
+          <w:rPr>
+            <w:noProof/>
             <w:webHidden/>
           </w:rPr>
           <w:fldChar w:fldCharType="end"/>
@@ -519,42 +552,49 @@
           <w:tab w:val="right" w:leader="dot" w:pos="9736"/>
         </w:tabs>
         <w:rPr>
+          <w:noProof/>
           <w:szCs w:val="24"/>
           <w14:ligatures w14:val="standardContextual"/>
         </w:rPr>
       </w:pPr>
-      <w:hyperlink w:anchor="_Toc206503002" w:history="1">
+      <w:hyperlink w:anchor="_Toc206575202" w:history="1">
         <w:r>
           <w:rPr>
             <w:rStyle w:val="a7"/>
+            <w:noProof/>
           </w:rPr>
           <w:t>ゲームの起動</w:t>
         </w:r>
         <w:r>
           <w:rPr>
+            <w:noProof/>
             <w:webHidden/>
           </w:rPr>
           <w:tab/>
         </w:r>
         <w:r>
           <w:rPr>
+            <w:noProof/>
             <w:webHidden/>
           </w:rPr>
           <w:fldChar w:fldCharType="begin"/>
         </w:r>
         <w:r>
           <w:rPr>
-            <w:webHidden/>
-          </w:rPr>
-          <w:instrText xml:space="preserve"> PAGEREF _Toc206503002 \h </w:instrText>
-        </w:r>
-        <w:r>
-          <w:rPr>
-            <w:webHidden/>
-          </w:rPr>
-        </w:r>
-        <w:r>
-          <w:rPr>
+            <w:noProof/>
+            <w:webHidden/>
+          </w:rPr>
+          <w:instrText xml:space="preserve"> PAGEREF _Toc206575202 \h </w:instrText>
+        </w:r>
+        <w:r>
+          <w:rPr>
+            <w:noProof/>
+            <w:webHidden/>
+          </w:rPr>
+        </w:r>
+        <w:r>
+          <w:rPr>
+            <w:noProof/>
             <w:webHidden/>
           </w:rPr>
           <w:fldChar w:fldCharType="separate"/>
@@ -568,6 +608,7 @@
         </w:r>
         <w:r>
           <w:rPr>
+            <w:noProof/>
             <w:webHidden/>
           </w:rPr>
           <w:fldChar w:fldCharType="end"/>
@@ -581,42 +622,49 @@
           <w:tab w:val="right" w:leader="dot" w:pos="9736"/>
         </w:tabs>
         <w:rPr>
+          <w:noProof/>
           <w:szCs w:val="24"/>
           <w14:ligatures w14:val="standardContextual"/>
         </w:rPr>
       </w:pPr>
-      <w:hyperlink w:anchor="_Toc206503003" w:history="1">
+      <w:hyperlink w:anchor="_Toc206575203" w:history="1">
         <w:r>
           <w:rPr>
             <w:rStyle w:val="a7"/>
+            <w:noProof/>
           </w:rPr>
           <w:t>タイトル画面</w:t>
         </w:r>
         <w:r>
           <w:rPr>
+            <w:noProof/>
             <w:webHidden/>
           </w:rPr>
           <w:tab/>
         </w:r>
         <w:r>
           <w:rPr>
+            <w:noProof/>
             <w:webHidden/>
           </w:rPr>
           <w:fldChar w:fldCharType="begin"/>
         </w:r>
         <w:r>
           <w:rPr>
-            <w:webHidden/>
-          </w:rPr>
-          <w:instrText xml:space="preserve"> PAGEREF _Toc206503003 \h </w:instrText>
-        </w:r>
-        <w:r>
-          <w:rPr>
-            <w:webHidden/>
-          </w:rPr>
-        </w:r>
-        <w:r>
-          <w:rPr>
+            <w:noProof/>
+            <w:webHidden/>
+          </w:rPr>
+          <w:instrText xml:space="preserve"> PAGEREF _Toc206575203 \h </w:instrText>
+        </w:r>
+        <w:r>
+          <w:rPr>
+            <w:noProof/>
+            <w:webHidden/>
+          </w:rPr>
+        </w:r>
+        <w:r>
+          <w:rPr>
+            <w:noProof/>
             <w:webHidden/>
           </w:rPr>
           <w:fldChar w:fldCharType="separate"/>
@@ -630,6 +678,7 @@
         </w:r>
         <w:r>
           <w:rPr>
+            <w:noProof/>
             <w:webHidden/>
           </w:rPr>
           <w:fldChar w:fldCharType="end"/>
@@ -643,42 +692,49 @@
           <w:tab w:val="right" w:leader="dot" w:pos="9736"/>
         </w:tabs>
         <w:rPr>
+          <w:noProof/>
           <w:szCs w:val="24"/>
           <w14:ligatures w14:val="standardContextual"/>
         </w:rPr>
       </w:pPr>
-      <w:hyperlink w:anchor="_Toc206503004" w:history="1">
+      <w:hyperlink w:anchor="_Toc206575204" w:history="1">
         <w:r>
           <w:rPr>
             <w:rStyle w:val="a7"/>
+            <w:noProof/>
           </w:rPr>
           <w:t>“最初から”ボタン</w:t>
         </w:r>
         <w:r>
           <w:rPr>
+            <w:noProof/>
             <w:webHidden/>
           </w:rPr>
           <w:tab/>
         </w:r>
         <w:r>
           <w:rPr>
+            <w:noProof/>
             <w:webHidden/>
           </w:rPr>
           <w:fldChar w:fldCharType="begin"/>
         </w:r>
         <w:r>
           <w:rPr>
-            <w:webHidden/>
-          </w:rPr>
-          <w:instrText xml:space="preserve"> PAGEREF _Toc206503004 \h </w:instrText>
-        </w:r>
-        <w:r>
-          <w:rPr>
-            <w:webHidden/>
-          </w:rPr>
-        </w:r>
-        <w:r>
-          <w:rPr>
+            <w:noProof/>
+            <w:webHidden/>
+          </w:rPr>
+          <w:instrText xml:space="preserve"> PAGEREF _Toc206575204 \h </w:instrText>
+        </w:r>
+        <w:r>
+          <w:rPr>
+            <w:noProof/>
+            <w:webHidden/>
+          </w:rPr>
+        </w:r>
+        <w:r>
+          <w:rPr>
+            <w:noProof/>
             <w:webHidden/>
           </w:rPr>
           <w:fldChar w:fldCharType="separate"/>
@@ -688,10 +744,11 @@
             <w:noProof/>
             <w:webHidden/>
           </w:rPr>
-          <w:t>7</w:t>
-        </w:r>
-        <w:r>
-          <w:rPr>
+          <w:t>6</w:t>
+        </w:r>
+        <w:r>
+          <w:rPr>
+            <w:noProof/>
             <w:webHidden/>
           </w:rPr>
           <w:fldChar w:fldCharType="end"/>
@@ -705,42 +762,49 @@
           <w:tab w:val="right" w:leader="dot" w:pos="9736"/>
         </w:tabs>
         <w:rPr>
+          <w:noProof/>
           <w:szCs w:val="24"/>
           <w14:ligatures w14:val="standardContextual"/>
         </w:rPr>
       </w:pPr>
-      <w:hyperlink w:anchor="_Toc206503005" w:history="1">
+      <w:hyperlink w:anchor="_Toc206575205" w:history="1">
         <w:r>
           <w:rPr>
             <w:rStyle w:val="a7"/>
+            <w:noProof/>
           </w:rPr>
           <w:t>“ロード”ボタン</w:t>
         </w:r>
         <w:r>
           <w:rPr>
+            <w:noProof/>
             <w:webHidden/>
           </w:rPr>
           <w:tab/>
         </w:r>
         <w:r>
           <w:rPr>
+            <w:noProof/>
             <w:webHidden/>
           </w:rPr>
           <w:fldChar w:fldCharType="begin"/>
         </w:r>
         <w:r>
           <w:rPr>
-            <w:webHidden/>
-          </w:rPr>
-          <w:instrText xml:space="preserve"> PAGEREF _Toc206503005 \h </w:instrText>
-        </w:r>
-        <w:r>
-          <w:rPr>
-            <w:webHidden/>
-          </w:rPr>
-        </w:r>
-        <w:r>
-          <w:rPr>
+            <w:noProof/>
+            <w:webHidden/>
+          </w:rPr>
+          <w:instrText xml:space="preserve"> PAGEREF _Toc206575205 \h </w:instrText>
+        </w:r>
+        <w:r>
+          <w:rPr>
+            <w:noProof/>
+            <w:webHidden/>
+          </w:rPr>
+        </w:r>
+        <w:r>
+          <w:rPr>
+            <w:noProof/>
             <w:webHidden/>
           </w:rPr>
           <w:fldChar w:fldCharType="separate"/>
@@ -754,6 +818,7 @@
         </w:r>
         <w:r>
           <w:rPr>
+            <w:noProof/>
             <w:webHidden/>
           </w:rPr>
           <w:fldChar w:fldCharType="end"/>
@@ -767,42 +832,49 @@
           <w:tab w:val="right" w:leader="dot" w:pos="9736"/>
         </w:tabs>
         <w:rPr>
+          <w:noProof/>
           <w:szCs w:val="24"/>
           <w14:ligatures w14:val="standardContextual"/>
         </w:rPr>
       </w:pPr>
-      <w:hyperlink w:anchor="_Toc206503006" w:history="1">
+      <w:hyperlink w:anchor="_Toc206575206" w:history="1">
         <w:r>
           <w:rPr>
             <w:rStyle w:val="a7"/>
+            <w:noProof/>
           </w:rPr>
           <w:t>“設定”ボタン</w:t>
         </w:r>
         <w:r>
           <w:rPr>
+            <w:noProof/>
             <w:webHidden/>
           </w:rPr>
           <w:tab/>
         </w:r>
         <w:r>
           <w:rPr>
+            <w:noProof/>
             <w:webHidden/>
           </w:rPr>
           <w:fldChar w:fldCharType="begin"/>
         </w:r>
         <w:r>
           <w:rPr>
-            <w:webHidden/>
-          </w:rPr>
-          <w:instrText xml:space="preserve"> PAGEREF _Toc206503006 \h </w:instrText>
-        </w:r>
-        <w:r>
-          <w:rPr>
-            <w:webHidden/>
-          </w:rPr>
-        </w:r>
-        <w:r>
-          <w:rPr>
+            <w:noProof/>
+            <w:webHidden/>
+          </w:rPr>
+          <w:instrText xml:space="preserve"> PAGEREF _Toc206575206 \h </w:instrText>
+        </w:r>
+        <w:r>
+          <w:rPr>
+            <w:noProof/>
+            <w:webHidden/>
+          </w:rPr>
+        </w:r>
+        <w:r>
+          <w:rPr>
+            <w:noProof/>
             <w:webHidden/>
           </w:rPr>
           <w:fldChar w:fldCharType="separate"/>
@@ -816,6 +888,7 @@
         </w:r>
         <w:r>
           <w:rPr>
+            <w:noProof/>
             <w:webHidden/>
           </w:rPr>
           <w:fldChar w:fldCharType="end"/>
@@ -829,42 +902,49 @@
           <w:tab w:val="right" w:leader="dot" w:pos="9736"/>
         </w:tabs>
         <w:rPr>
+          <w:noProof/>
           <w:szCs w:val="24"/>
           <w14:ligatures w14:val="standardContextual"/>
         </w:rPr>
       </w:pPr>
-      <w:hyperlink w:anchor="_Toc206503007" w:history="1">
+      <w:hyperlink w:anchor="_Toc206575207" w:history="1">
         <w:r>
           <w:rPr>
             <w:rStyle w:val="a7"/>
+            <w:noProof/>
           </w:rPr>
           <w:t>“終了”ボタン</w:t>
         </w:r>
         <w:r>
           <w:rPr>
+            <w:noProof/>
             <w:webHidden/>
           </w:rPr>
           <w:tab/>
         </w:r>
         <w:r>
           <w:rPr>
+            <w:noProof/>
             <w:webHidden/>
           </w:rPr>
           <w:fldChar w:fldCharType="begin"/>
         </w:r>
         <w:r>
           <w:rPr>
-            <w:webHidden/>
-          </w:rPr>
-          <w:instrText xml:space="preserve"> PAGEREF _Toc206503007 \h </w:instrText>
-        </w:r>
-        <w:r>
-          <w:rPr>
-            <w:webHidden/>
-          </w:rPr>
-        </w:r>
-        <w:r>
-          <w:rPr>
+            <w:noProof/>
+            <w:webHidden/>
+          </w:rPr>
+          <w:instrText xml:space="preserve"> PAGEREF _Toc206575207 \h </w:instrText>
+        </w:r>
+        <w:r>
+          <w:rPr>
+            <w:noProof/>
+            <w:webHidden/>
+          </w:rPr>
+        </w:r>
+        <w:r>
+          <w:rPr>
+            <w:noProof/>
             <w:webHidden/>
           </w:rPr>
           <w:fldChar w:fldCharType="separate"/>
@@ -878,6 +958,7 @@
         </w:r>
         <w:r>
           <w:rPr>
+            <w:noProof/>
             <w:webHidden/>
           </w:rPr>
           <w:fldChar w:fldCharType="end"/>
@@ -891,42 +972,49 @@
           <w:tab w:val="right" w:leader="dot" w:pos="9736"/>
         </w:tabs>
         <w:rPr>
+          <w:noProof/>
           <w:szCs w:val="24"/>
           <w14:ligatures w14:val="standardContextual"/>
         </w:rPr>
       </w:pPr>
-      <w:hyperlink w:anchor="_Toc206503008" w:history="1">
+      <w:hyperlink w:anchor="_Toc206575208" w:history="1">
         <w:r>
           <w:rPr>
             <w:rStyle w:val="a7"/>
+            <w:noProof/>
           </w:rPr>
           <w:t>“ライセンス”ボタン</w:t>
         </w:r>
         <w:r>
           <w:rPr>
+            <w:noProof/>
             <w:webHidden/>
           </w:rPr>
           <w:tab/>
         </w:r>
         <w:r>
           <w:rPr>
+            <w:noProof/>
             <w:webHidden/>
           </w:rPr>
           <w:fldChar w:fldCharType="begin"/>
         </w:r>
         <w:r>
           <w:rPr>
-            <w:webHidden/>
-          </w:rPr>
-          <w:instrText xml:space="preserve"> PAGEREF _Toc206503008 \h </w:instrText>
-        </w:r>
-        <w:r>
-          <w:rPr>
-            <w:webHidden/>
-          </w:rPr>
-        </w:r>
-        <w:r>
-          <w:rPr>
+            <w:noProof/>
+            <w:webHidden/>
+          </w:rPr>
+          <w:instrText xml:space="preserve"> PAGEREF _Toc206575208 \h </w:instrText>
+        </w:r>
+        <w:r>
+          <w:rPr>
+            <w:noProof/>
+            <w:webHidden/>
+          </w:rPr>
+        </w:r>
+        <w:r>
+          <w:rPr>
+            <w:noProof/>
             <w:webHidden/>
           </w:rPr>
           <w:fldChar w:fldCharType="separate"/>
@@ -936,10 +1024,11 @@
             <w:noProof/>
             <w:webHidden/>
           </w:rPr>
-          <w:t>8</w:t>
-        </w:r>
-        <w:r>
-          <w:rPr>
+          <w:t>7</w:t>
+        </w:r>
+        <w:r>
+          <w:rPr>
+            <w:noProof/>
             <w:webHidden/>
           </w:rPr>
           <w:fldChar w:fldCharType="end"/>
@@ -953,42 +1042,49 @@
           <w:tab w:val="right" w:leader="dot" w:pos="9736"/>
         </w:tabs>
         <w:rPr>
+          <w:noProof/>
           <w:szCs w:val="24"/>
           <w14:ligatures w14:val="standardContextual"/>
         </w:rPr>
       </w:pPr>
-      <w:hyperlink w:anchor="_Toc206503009" w:history="1">
+      <w:hyperlink w:anchor="_Toc206575209" w:history="1">
         <w:r>
           <w:rPr>
             <w:rStyle w:val="a7"/>
+            <w:noProof/>
           </w:rPr>
           <w:t>“BGMを聞く”ボタン</w:t>
         </w:r>
         <w:r>
           <w:rPr>
+            <w:noProof/>
             <w:webHidden/>
           </w:rPr>
           <w:tab/>
         </w:r>
         <w:r>
           <w:rPr>
+            <w:noProof/>
             <w:webHidden/>
           </w:rPr>
           <w:fldChar w:fldCharType="begin"/>
         </w:r>
         <w:r>
           <w:rPr>
-            <w:webHidden/>
-          </w:rPr>
-          <w:instrText xml:space="preserve"> PAGEREF _Toc206503009 \h </w:instrText>
-        </w:r>
-        <w:r>
-          <w:rPr>
-            <w:webHidden/>
-          </w:rPr>
-        </w:r>
-        <w:r>
-          <w:rPr>
+            <w:noProof/>
+            <w:webHidden/>
+          </w:rPr>
+          <w:instrText xml:space="preserve"> PAGEREF _Toc206575209 \h </w:instrText>
+        </w:r>
+        <w:r>
+          <w:rPr>
+            <w:noProof/>
+            <w:webHidden/>
+          </w:rPr>
+        </w:r>
+        <w:r>
+          <w:rPr>
+            <w:noProof/>
             <w:webHidden/>
           </w:rPr>
           <w:fldChar w:fldCharType="separate"/>
@@ -998,10 +1094,11 @@
             <w:noProof/>
             <w:webHidden/>
           </w:rPr>
-          <w:t>8</w:t>
-        </w:r>
-        <w:r>
-          <w:rPr>
+          <w:t>7</w:t>
+        </w:r>
+        <w:r>
+          <w:rPr>
+            <w:noProof/>
             <w:webHidden/>
           </w:rPr>
           <w:fldChar w:fldCharType="end"/>
@@ -1015,42 +1112,49 @@
           <w:tab w:val="right" w:leader="dot" w:pos="9736"/>
         </w:tabs>
         <w:rPr>
+          <w:noProof/>
           <w:szCs w:val="24"/>
           <w14:ligatures w14:val="standardContextual"/>
         </w:rPr>
       </w:pPr>
-      <w:hyperlink w:anchor="_Toc206503010" w:history="1">
+      <w:hyperlink w:anchor="_Toc206575210" w:history="1">
         <w:r>
           <w:rPr>
             <w:rStyle w:val="a7"/>
+            <w:noProof/>
           </w:rPr>
           <w:t>ライセンス画面</w:t>
         </w:r>
         <w:r>
           <w:rPr>
+            <w:noProof/>
             <w:webHidden/>
           </w:rPr>
           <w:tab/>
         </w:r>
         <w:r>
           <w:rPr>
+            <w:noProof/>
             <w:webHidden/>
           </w:rPr>
           <w:fldChar w:fldCharType="begin"/>
         </w:r>
         <w:r>
           <w:rPr>
-            <w:webHidden/>
-          </w:rPr>
-          <w:instrText xml:space="preserve"> PAGEREF _Toc206503010 \h </w:instrText>
-        </w:r>
-        <w:r>
-          <w:rPr>
-            <w:webHidden/>
-          </w:rPr>
-        </w:r>
-        <w:r>
-          <w:rPr>
+            <w:noProof/>
+            <w:webHidden/>
+          </w:rPr>
+          <w:instrText xml:space="preserve"> PAGEREF _Toc206575210 \h </w:instrText>
+        </w:r>
+        <w:r>
+          <w:rPr>
+            <w:noProof/>
+            <w:webHidden/>
+          </w:rPr>
+        </w:r>
+        <w:r>
+          <w:rPr>
+            <w:noProof/>
             <w:webHidden/>
           </w:rPr>
           <w:fldChar w:fldCharType="separate"/>
@@ -1064,6 +1168,7 @@
         </w:r>
         <w:r>
           <w:rPr>
+            <w:noProof/>
             <w:webHidden/>
           </w:rPr>
           <w:fldChar w:fldCharType="end"/>
@@ -1077,42 +1182,49 @@
           <w:tab w:val="right" w:leader="dot" w:pos="9736"/>
         </w:tabs>
         <w:rPr>
+          <w:noProof/>
           <w:szCs w:val="24"/>
           <w14:ligatures w14:val="standardContextual"/>
         </w:rPr>
       </w:pPr>
-      <w:hyperlink w:anchor="_Toc206503011" w:history="1">
+      <w:hyperlink w:anchor="_Toc206575211" w:history="1">
         <w:r>
           <w:rPr>
             <w:rStyle w:val="a7"/>
+            <w:noProof/>
           </w:rPr>
           <w:t>ジュークボックス画面</w:t>
         </w:r>
         <w:r>
           <w:rPr>
+            <w:noProof/>
             <w:webHidden/>
           </w:rPr>
           <w:tab/>
         </w:r>
         <w:r>
           <w:rPr>
+            <w:noProof/>
             <w:webHidden/>
           </w:rPr>
           <w:fldChar w:fldCharType="begin"/>
         </w:r>
         <w:r>
           <w:rPr>
-            <w:webHidden/>
-          </w:rPr>
-          <w:instrText xml:space="preserve"> PAGEREF _Toc206503011 \h </w:instrText>
-        </w:r>
-        <w:r>
-          <w:rPr>
-            <w:webHidden/>
-          </w:rPr>
-        </w:r>
-        <w:r>
-          <w:rPr>
+            <w:noProof/>
+            <w:webHidden/>
+          </w:rPr>
+          <w:instrText xml:space="preserve"> PAGEREF _Toc206575211 \h </w:instrText>
+        </w:r>
+        <w:r>
+          <w:rPr>
+            <w:noProof/>
+            <w:webHidden/>
+          </w:rPr>
+        </w:r>
+        <w:r>
+          <w:rPr>
+            <w:noProof/>
             <w:webHidden/>
           </w:rPr>
           <w:fldChar w:fldCharType="separate"/>
@@ -1122,10 +1234,11 @@
             <w:noProof/>
             <w:webHidden/>
           </w:rPr>
-          <w:t>9</w:t>
-        </w:r>
-        <w:r>
-          <w:rPr>
+          <w:t>8</w:t>
+        </w:r>
+        <w:r>
+          <w:rPr>
+            <w:noProof/>
             <w:webHidden/>
           </w:rPr>
           <w:fldChar w:fldCharType="end"/>
@@ -1139,42 +1252,49 @@
           <w:tab w:val="right" w:leader="dot" w:pos="9736"/>
         </w:tabs>
         <w:rPr>
+          <w:noProof/>
           <w:szCs w:val="24"/>
           <w14:ligatures w14:val="standardContextual"/>
         </w:rPr>
       </w:pPr>
-      <w:hyperlink w:anchor="_Toc206503012" w:history="1">
+      <w:hyperlink w:anchor="_Toc206575212" w:history="1">
         <w:r>
           <w:rPr>
             <w:rStyle w:val="a7"/>
+            <w:noProof/>
           </w:rPr>
           <w:t>設定画面</w:t>
         </w:r>
         <w:r>
           <w:rPr>
+            <w:noProof/>
             <w:webHidden/>
           </w:rPr>
           <w:tab/>
         </w:r>
         <w:r>
           <w:rPr>
+            <w:noProof/>
             <w:webHidden/>
           </w:rPr>
           <w:fldChar w:fldCharType="begin"/>
         </w:r>
         <w:r>
           <w:rPr>
-            <w:webHidden/>
-          </w:rPr>
-          <w:instrText xml:space="preserve"> PAGEREF _Toc206503012 \h </w:instrText>
-        </w:r>
-        <w:r>
-          <w:rPr>
-            <w:webHidden/>
-          </w:rPr>
-        </w:r>
-        <w:r>
-          <w:rPr>
+            <w:noProof/>
+            <w:webHidden/>
+          </w:rPr>
+          <w:instrText xml:space="preserve"> PAGEREF _Toc206575212 \h </w:instrText>
+        </w:r>
+        <w:r>
+          <w:rPr>
+            <w:noProof/>
+            <w:webHidden/>
+          </w:rPr>
+        </w:r>
+        <w:r>
+          <w:rPr>
+            <w:noProof/>
             <w:webHidden/>
           </w:rPr>
           <w:fldChar w:fldCharType="separate"/>
@@ -1184,10 +1304,11 @@
             <w:noProof/>
             <w:webHidden/>
           </w:rPr>
-          <w:t>10</w:t>
-        </w:r>
-        <w:r>
-          <w:rPr>
+          <w:t>9</w:t>
+        </w:r>
+        <w:r>
+          <w:rPr>
+            <w:noProof/>
             <w:webHidden/>
           </w:rPr>
           <w:fldChar w:fldCharType="end"/>
@@ -1201,42 +1322,49 @@
           <w:tab w:val="right" w:leader="dot" w:pos="9736"/>
         </w:tabs>
         <w:rPr>
+          <w:noProof/>
           <w:szCs w:val="24"/>
           <w14:ligatures w14:val="standardContextual"/>
         </w:rPr>
       </w:pPr>
-      <w:hyperlink w:anchor="_Toc206503013" w:history="1">
+      <w:hyperlink w:anchor="_Toc206575213" w:history="1">
         <w:r>
           <w:rPr>
             <w:rStyle w:val="a7"/>
+            <w:noProof/>
           </w:rPr>
           <w:t>操作確認画面</w:t>
         </w:r>
         <w:r>
           <w:rPr>
+            <w:noProof/>
             <w:webHidden/>
           </w:rPr>
           <w:tab/>
         </w:r>
         <w:r>
           <w:rPr>
+            <w:noProof/>
             <w:webHidden/>
           </w:rPr>
           <w:fldChar w:fldCharType="begin"/>
         </w:r>
         <w:r>
           <w:rPr>
-            <w:webHidden/>
-          </w:rPr>
-          <w:instrText xml:space="preserve"> PAGEREF _Toc206503013 \h </w:instrText>
-        </w:r>
-        <w:r>
-          <w:rPr>
-            <w:webHidden/>
-          </w:rPr>
-        </w:r>
-        <w:r>
-          <w:rPr>
+            <w:noProof/>
+            <w:webHidden/>
+          </w:rPr>
+          <w:instrText xml:space="preserve"> PAGEREF _Toc206575213 \h </w:instrText>
+        </w:r>
+        <w:r>
+          <w:rPr>
+            <w:noProof/>
+            <w:webHidden/>
+          </w:rPr>
+        </w:r>
+        <w:r>
+          <w:rPr>
+            <w:noProof/>
             <w:webHidden/>
           </w:rPr>
           <w:fldChar w:fldCharType="separate"/>
@@ -1246,10 +1374,11 @@
             <w:noProof/>
             <w:webHidden/>
           </w:rPr>
-          <w:t>11</w:t>
-        </w:r>
-        <w:r>
-          <w:rPr>
+          <w:t>10</w:t>
+        </w:r>
+        <w:r>
+          <w:rPr>
+            <w:noProof/>
             <w:webHidden/>
           </w:rPr>
           <w:fldChar w:fldCharType="end"/>
@@ -1263,42 +1392,49 @@
           <w:tab w:val="right" w:leader="dot" w:pos="9736"/>
         </w:tabs>
         <w:rPr>
+          <w:noProof/>
           <w:szCs w:val="24"/>
           <w14:ligatures w14:val="standardContextual"/>
         </w:rPr>
       </w:pPr>
-      <w:hyperlink w:anchor="_Toc206503014" w:history="1">
+      <w:hyperlink w:anchor="_Toc206575214" w:history="1">
         <w:r>
           <w:rPr>
             <w:rStyle w:val="a7"/>
+            <w:noProof/>
           </w:rPr>
           <w:t>操作設定画面</w:t>
         </w:r>
         <w:r>
           <w:rPr>
+            <w:noProof/>
             <w:webHidden/>
           </w:rPr>
           <w:tab/>
         </w:r>
         <w:r>
           <w:rPr>
+            <w:noProof/>
             <w:webHidden/>
           </w:rPr>
           <w:fldChar w:fldCharType="begin"/>
         </w:r>
         <w:r>
           <w:rPr>
-            <w:webHidden/>
-          </w:rPr>
-          <w:instrText xml:space="preserve"> PAGEREF _Toc206503014 \h </w:instrText>
-        </w:r>
-        <w:r>
-          <w:rPr>
-            <w:webHidden/>
-          </w:rPr>
-        </w:r>
-        <w:r>
-          <w:rPr>
+            <w:noProof/>
+            <w:webHidden/>
+          </w:rPr>
+          <w:instrText xml:space="preserve"> PAGEREF _Toc206575214 \h </w:instrText>
+        </w:r>
+        <w:r>
+          <w:rPr>
+            <w:noProof/>
+            <w:webHidden/>
+          </w:rPr>
+        </w:r>
+        <w:r>
+          <w:rPr>
+            <w:noProof/>
             <w:webHidden/>
           </w:rPr>
           <w:fldChar w:fldCharType="separate"/>
@@ -1308,10 +1444,11 @@
             <w:noProof/>
             <w:webHidden/>
           </w:rPr>
-          <w:t>12</w:t>
-        </w:r>
-        <w:r>
-          <w:rPr>
+          <w:t>11</w:t>
+        </w:r>
+        <w:r>
+          <w:rPr>
+            <w:noProof/>
             <w:webHidden/>
           </w:rPr>
           <w:fldChar w:fldCharType="end"/>
@@ -1325,42 +1462,49 @@
           <w:tab w:val="right" w:leader="dot" w:pos="9736"/>
         </w:tabs>
         <w:rPr>
+          <w:noProof/>
           <w:szCs w:val="24"/>
           <w14:ligatures w14:val="standardContextual"/>
         </w:rPr>
       </w:pPr>
-      <w:hyperlink w:anchor="_Toc206503015" w:history="1">
+      <w:hyperlink w:anchor="_Toc206575215" w:history="1">
         <w:r>
           <w:rPr>
             <w:rStyle w:val="a7"/>
+            <w:noProof/>
           </w:rPr>
           <w:t>ゲーム画面</w:t>
         </w:r>
         <w:r>
           <w:rPr>
+            <w:noProof/>
             <w:webHidden/>
           </w:rPr>
           <w:tab/>
         </w:r>
         <w:r>
           <w:rPr>
+            <w:noProof/>
             <w:webHidden/>
           </w:rPr>
           <w:fldChar w:fldCharType="begin"/>
         </w:r>
         <w:r>
           <w:rPr>
-            <w:webHidden/>
-          </w:rPr>
-          <w:instrText xml:space="preserve"> PAGEREF _Toc206503015 \h </w:instrText>
-        </w:r>
-        <w:r>
-          <w:rPr>
-            <w:webHidden/>
-          </w:rPr>
-        </w:r>
-        <w:r>
-          <w:rPr>
+            <w:noProof/>
+            <w:webHidden/>
+          </w:rPr>
+          <w:instrText xml:space="preserve"> PAGEREF _Toc206575215 \h </w:instrText>
+        </w:r>
+        <w:r>
+          <w:rPr>
+            <w:noProof/>
+            <w:webHidden/>
+          </w:rPr>
+        </w:r>
+        <w:r>
+          <w:rPr>
+            <w:noProof/>
             <w:webHidden/>
           </w:rPr>
           <w:fldChar w:fldCharType="separate"/>
@@ -1374,6 +1518,7 @@
         </w:r>
         <w:r>
           <w:rPr>
+            <w:noProof/>
             <w:webHidden/>
           </w:rPr>
           <w:fldChar w:fldCharType="end"/>
@@ -1387,42 +1532,49 @@
           <w:tab w:val="right" w:leader="dot" w:pos="9736"/>
         </w:tabs>
         <w:rPr>
+          <w:noProof/>
           <w:szCs w:val="24"/>
           <w14:ligatures w14:val="standardContextual"/>
         </w:rPr>
       </w:pPr>
-      <w:hyperlink w:anchor="_Toc206503016" w:history="1">
+      <w:hyperlink w:anchor="_Toc206575216" w:history="1">
         <w:r>
           <w:rPr>
             <w:rStyle w:val="a7"/>
+            <w:noProof/>
           </w:rPr>
           <w:t>ゲームオーバー画面</w:t>
         </w:r>
         <w:r>
           <w:rPr>
+            <w:noProof/>
             <w:webHidden/>
           </w:rPr>
           <w:tab/>
         </w:r>
         <w:r>
           <w:rPr>
+            <w:noProof/>
             <w:webHidden/>
           </w:rPr>
           <w:fldChar w:fldCharType="begin"/>
         </w:r>
         <w:r>
           <w:rPr>
-            <w:webHidden/>
-          </w:rPr>
-          <w:instrText xml:space="preserve"> PAGEREF _Toc206503016 \h </w:instrText>
-        </w:r>
-        <w:r>
-          <w:rPr>
-            <w:webHidden/>
-          </w:rPr>
-        </w:r>
-        <w:r>
-          <w:rPr>
+            <w:noProof/>
+            <w:webHidden/>
+          </w:rPr>
+          <w:instrText xml:space="preserve"> PAGEREF _Toc206575216 \h </w:instrText>
+        </w:r>
+        <w:r>
+          <w:rPr>
+            <w:noProof/>
+            <w:webHidden/>
+          </w:rPr>
+        </w:r>
+        <w:r>
+          <w:rPr>
+            <w:noProof/>
             <w:webHidden/>
           </w:rPr>
           <w:fldChar w:fldCharType="separate"/>
@@ -1436,6 +1588,7 @@
         </w:r>
         <w:r>
           <w:rPr>
+            <w:noProof/>
             <w:webHidden/>
           </w:rPr>
           <w:fldChar w:fldCharType="end"/>
@@ -1449,42 +1602,49 @@
           <w:tab w:val="right" w:leader="dot" w:pos="9736"/>
         </w:tabs>
         <w:rPr>
+          <w:noProof/>
           <w:szCs w:val="24"/>
           <w14:ligatures w14:val="standardContextual"/>
         </w:rPr>
       </w:pPr>
-      <w:hyperlink w:anchor="_Toc206503017" w:history="1">
+      <w:hyperlink w:anchor="_Toc206575217" w:history="1">
         <w:r>
           <w:rPr>
             <w:rStyle w:val="a7"/>
+            <w:noProof/>
           </w:rPr>
           <w:t>ロード画面</w:t>
         </w:r>
         <w:r>
           <w:rPr>
+            <w:noProof/>
             <w:webHidden/>
           </w:rPr>
           <w:tab/>
         </w:r>
         <w:r>
           <w:rPr>
+            <w:noProof/>
             <w:webHidden/>
           </w:rPr>
           <w:fldChar w:fldCharType="begin"/>
         </w:r>
         <w:r>
           <w:rPr>
-            <w:webHidden/>
-          </w:rPr>
-          <w:instrText xml:space="preserve"> PAGEREF _Toc206503017 \h </w:instrText>
-        </w:r>
-        <w:r>
-          <w:rPr>
-            <w:webHidden/>
-          </w:rPr>
-        </w:r>
-        <w:r>
-          <w:rPr>
+            <w:noProof/>
+            <w:webHidden/>
+          </w:rPr>
+          <w:instrText xml:space="preserve"> PAGEREF _Toc206575217 \h </w:instrText>
+        </w:r>
+        <w:r>
+          <w:rPr>
+            <w:noProof/>
+            <w:webHidden/>
+          </w:rPr>
+        </w:r>
+        <w:r>
+          <w:rPr>
+            <w:noProof/>
             <w:webHidden/>
           </w:rPr>
           <w:fldChar w:fldCharType="separate"/>
@@ -1498,6 +1658,7 @@
         </w:r>
         <w:r>
           <w:rPr>
+            <w:noProof/>
             <w:webHidden/>
           </w:rPr>
           <w:fldChar w:fldCharType="end"/>
@@ -1511,42 +1672,49 @@
           <w:tab w:val="right" w:leader="dot" w:pos="9736"/>
         </w:tabs>
         <w:rPr>
+          <w:noProof/>
           <w:szCs w:val="24"/>
           <w14:ligatures w14:val="standardContextual"/>
         </w:rPr>
       </w:pPr>
-      <w:hyperlink w:anchor="_Toc206503018" w:history="1">
+      <w:hyperlink w:anchor="_Toc206575218" w:history="1">
         <w:r>
           <w:rPr>
             <w:rStyle w:val="a7"/>
+            <w:noProof/>
           </w:rPr>
           <w:t>セーブ画面</w:t>
         </w:r>
         <w:r>
           <w:rPr>
+            <w:noProof/>
             <w:webHidden/>
           </w:rPr>
           <w:tab/>
         </w:r>
         <w:r>
           <w:rPr>
+            <w:noProof/>
             <w:webHidden/>
           </w:rPr>
           <w:fldChar w:fldCharType="begin"/>
         </w:r>
         <w:r>
           <w:rPr>
-            <w:webHidden/>
-          </w:rPr>
-          <w:instrText xml:space="preserve"> PAGEREF _Toc206503018 \h </w:instrText>
-        </w:r>
-        <w:r>
-          <w:rPr>
-            <w:webHidden/>
-          </w:rPr>
-        </w:r>
-        <w:r>
-          <w:rPr>
+            <w:noProof/>
+            <w:webHidden/>
+          </w:rPr>
+          <w:instrText xml:space="preserve"> PAGEREF _Toc206575218 \h </w:instrText>
+        </w:r>
+        <w:r>
+          <w:rPr>
+            <w:noProof/>
+            <w:webHidden/>
+          </w:rPr>
+        </w:r>
+        <w:r>
+          <w:rPr>
+            <w:noProof/>
             <w:webHidden/>
           </w:rPr>
           <w:fldChar w:fldCharType="separate"/>
@@ -1556,10 +1724,11 @@
             <w:noProof/>
             <w:webHidden/>
           </w:rPr>
-          <w:t>16</w:t>
-        </w:r>
-        <w:r>
-          <w:rPr>
+          <w:t>15</w:t>
+        </w:r>
+        <w:r>
+          <w:rPr>
+            <w:noProof/>
             <w:webHidden/>
           </w:rPr>
           <w:fldChar w:fldCharType="end"/>
@@ -1573,42 +1742,49 @@
           <w:tab w:val="right" w:leader="dot" w:pos="9736"/>
         </w:tabs>
         <w:rPr>
+          <w:noProof/>
           <w:szCs w:val="24"/>
           <w14:ligatures w14:val="standardContextual"/>
         </w:rPr>
       </w:pPr>
-      <w:hyperlink w:anchor="_Toc206503019" w:history="1">
+      <w:hyperlink w:anchor="_Toc206575219" w:history="1">
         <w:r>
           <w:rPr>
             <w:rStyle w:val="a7"/>
+            <w:noProof/>
           </w:rPr>
           <w:t>アイテム</w:t>
         </w:r>
         <w:r>
           <w:rPr>
+            <w:noProof/>
             <w:webHidden/>
           </w:rPr>
           <w:tab/>
         </w:r>
         <w:r>
           <w:rPr>
+            <w:noProof/>
             <w:webHidden/>
           </w:rPr>
           <w:fldChar w:fldCharType="begin"/>
         </w:r>
         <w:r>
           <w:rPr>
-            <w:webHidden/>
-          </w:rPr>
-          <w:instrText xml:space="preserve"> PAGEREF _Toc206503019 \h </w:instrText>
-        </w:r>
-        <w:r>
-          <w:rPr>
-            <w:webHidden/>
-          </w:rPr>
-        </w:r>
-        <w:r>
-          <w:rPr>
+            <w:noProof/>
+            <w:webHidden/>
+          </w:rPr>
+          <w:instrText xml:space="preserve"> PAGEREF _Toc206575219 \h </w:instrText>
+        </w:r>
+        <w:r>
+          <w:rPr>
+            <w:noProof/>
+            <w:webHidden/>
+          </w:rPr>
+        </w:r>
+        <w:r>
+          <w:rPr>
+            <w:noProof/>
             <w:webHidden/>
           </w:rPr>
           <w:fldChar w:fldCharType="separate"/>
@@ -1622,6 +1798,7 @@
         </w:r>
         <w:r>
           <w:rPr>
+            <w:noProof/>
             <w:webHidden/>
           </w:rPr>
           <w:fldChar w:fldCharType="end"/>
@@ -1635,42 +1812,49 @@
           <w:tab w:val="right" w:leader="dot" w:pos="9736"/>
         </w:tabs>
         <w:rPr>
+          <w:noProof/>
           <w:szCs w:val="24"/>
           <w14:ligatures w14:val="standardContextual"/>
         </w:rPr>
       </w:pPr>
-      <w:hyperlink w:anchor="_Toc206503020" w:history="1">
+      <w:hyperlink w:anchor="_Toc206575220" w:history="1">
         <w:r>
           <w:rPr>
             <w:rStyle w:val="a7"/>
+            <w:noProof/>
           </w:rPr>
           <w:t>データフォルダ</w:t>
         </w:r>
         <w:r>
           <w:rPr>
+            <w:noProof/>
             <w:webHidden/>
           </w:rPr>
           <w:tab/>
         </w:r>
         <w:r>
           <w:rPr>
+            <w:noProof/>
             <w:webHidden/>
           </w:rPr>
           <w:fldChar w:fldCharType="begin"/>
         </w:r>
         <w:r>
           <w:rPr>
-            <w:webHidden/>
-          </w:rPr>
-          <w:instrText xml:space="preserve"> PAGEREF _Toc206503020 \h </w:instrText>
-        </w:r>
-        <w:r>
-          <w:rPr>
-            <w:webHidden/>
-          </w:rPr>
-        </w:r>
-        <w:r>
-          <w:rPr>
+            <w:noProof/>
+            <w:webHidden/>
+          </w:rPr>
+          <w:instrText xml:space="preserve"> PAGEREF _Toc206575220 \h </w:instrText>
+        </w:r>
+        <w:r>
+          <w:rPr>
+            <w:noProof/>
+            <w:webHidden/>
+          </w:rPr>
+        </w:r>
+        <w:r>
+          <w:rPr>
+            <w:noProof/>
             <w:webHidden/>
           </w:rPr>
           <w:fldChar w:fldCharType="separate"/>
@@ -1684,6 +1868,7 @@
         </w:r>
         <w:r>
           <w:rPr>
+            <w:noProof/>
             <w:webHidden/>
           </w:rPr>
           <w:fldChar w:fldCharType="end"/>
@@ -1702,7 +1887,7 @@
       <w:pPr>
         <w:pStyle w:val="1"/>
       </w:pPr>
-      <w:bookmarkStart w:id="0" w:name="_Toc206502998"/>
+      <w:bookmarkStart w:id="0" w:name="_Toc206575198"/>
       <w:r>
         <w:rPr>
           <w:rFonts w:hint="eastAsia"/>
@@ -1714,6 +1899,9 @@
     </w:p>
     <w:p>
       <w:r>
+        <w:rPr>
+          <w:noProof/>
+        </w:rPr>
         <w:drawing>
           <wp:inline distT="0" distB="0" distL="0" distR="0" wp14:anchorId="51D7C85D" wp14:editId="5E2E6F73">
             <wp:extent cx="1562040" cy="1562040"/>
@@ -1792,6 +1980,9 @@
     <w:p/>
     <w:p>
       <w:r>
+        <w:rPr>
+          <w:noProof/>
+        </w:rPr>
         <w:drawing>
           <wp:inline distT="0" distB="0" distL="0" distR="0" wp14:anchorId="5AF870FF" wp14:editId="0813C9B2">
             <wp:extent cx="1905000" cy="1905000"/>
@@ -1853,6 +2044,9 @@
     <w:p/>
     <w:p>
       <w:r>
+        <w:rPr>
+          <w:noProof/>
+        </w:rPr>
         <w:drawing>
           <wp:inline distT="0" distB="0" distL="0" distR="0" wp14:anchorId="3C31122B" wp14:editId="4192CD38">
             <wp:extent cx="1562040" cy="1562040"/>
@@ -1921,7 +2115,7 @@
       <w:pPr>
         <w:pStyle w:val="1"/>
       </w:pPr>
-      <w:bookmarkStart w:id="1" w:name="_Toc206502999"/>
+      <w:bookmarkStart w:id="1" w:name="_Toc206575199"/>
       <w:r>
         <w:rPr>
           <w:rFonts w:hint="eastAsia"/>
@@ -3705,7 +3899,7 @@
       <w:pPr>
         <w:pStyle w:val="1"/>
       </w:pPr>
-      <w:bookmarkStart w:id="2" w:name="_Toc206503000"/>
+      <w:bookmarkStart w:id="2" w:name="_Toc206575200"/>
       <w:r>
         <w:rPr>
           <w:rFonts w:hint="eastAsia"/>
@@ -3715,74 +3909,25 @@
       <w:bookmarkEnd w:id="2"/>
     </w:p>
     <w:p>
-      <w:r>
-        <w:rPr>
-          <w:rFonts w:hint="eastAsia"/>
-        </w:rPr>
-        <w:t>ゲームの実行には</w:t>
-      </w:r>
-      <w:r>
-        <w:t>”</w:t>
-      </w:r>
-      <w:r>
-        <w:t>.NET 8.0</w:t>
-      </w:r>
-      <w:r>
-        <w:t>”</w:t>
-      </w:r>
-      <w:r>
-        <w:rPr>
-          <w:rFonts w:hint="eastAsia"/>
-        </w:rPr>
-        <w:t>の</w:t>
-      </w:r>
-      <w:r>
-        <w:t>”</w:t>
-      </w:r>
-      <w:r>
-        <w:t>.NET デスクトップ ランタイム</w:t>
-      </w:r>
-      <w:r>
-        <w:t>”</w:t>
-      </w:r>
-      <w:r>
-        <w:rPr>
-          <w:rFonts w:hint="eastAsia"/>
-        </w:rPr>
-        <w:t>のインストールが必要です。</w:t>
-      </w:r>
-      <w:r>
-        <w:rPr>
-          <w:rFonts w:hint="eastAsia"/>
-        </w:rPr>
-        <w:t>ゲームのインストール中に自動的にインストールされるはずですが、ゲームが実行できなかった場合は</w:t>
-      </w:r>
-      <w:r>
-        <w:t>https://dotnet.microsoft.com/ja-jp/download/dotnet/8.0から</w:t>
-      </w:r>
-      <w:r>
-        <w:t>”</w:t>
-      </w:r>
-      <w:r>
-        <w:t>.NET デスクトップ ランタイム</w:t>
-      </w:r>
-      <w:r>
-        <w:t>”</w:t>
-      </w:r>
-      <w:r>
-        <w:rPr>
-          <w:rFonts w:hint="eastAsia"/>
-        </w:rPr>
-        <w:t>を</w:t>
-      </w:r>
-      <w:r>
-        <w:rPr>
-          <w:rFonts w:hint="eastAsia"/>
-        </w:rPr>
-        <w:t>ダウンロードしてインストールしてください。環境によっては既にインストールされている場合もあります。</w:t>
-      </w:r>
-    </w:p>
-    <w:p/>
+      <w:bookmarkStart w:id="3" w:name="_Hlk206575010"/>
+      <w:r>
+        <w:rPr>
+          <w:rFonts w:hint="eastAsia"/>
+        </w:rPr>
+        <w:t>ゲーム実行時に”</w:t>
+      </w:r>
+      <w:r>
+        <w:t>.NET デスクトップ ランタイム”や".NET Desktop Runtime"のインストールについてのメッセージが表示された場合はhttps://dotnet.microsoft.com/ja-jp/download/dotnet/8.0から”.NET デスクトップ ランタイム”をダウンロードしてインストールしてください。</w:t>
+      </w:r>
+    </w:p>
+    <w:bookmarkEnd w:id="3"/>
+    <w:p>
+      <w:pPr>
+        <w:rPr>
+          <w:rFonts w:hint="eastAsia"/>
+        </w:rPr>
+      </w:pPr>
+    </w:p>
     <w:tbl>
       <w:tblPr>
         <w:tblStyle w:val="a5"/>
@@ -3838,6 +3983,9 @@
             <w:r>
               <w:t>以降</w:t>
             </w:r>
+            <w:r>
+              <w:t>の64bit版 Windows</w:t>
+            </w:r>
           </w:p>
         </w:tc>
       </w:tr>
@@ -3980,203 +4128,140 @@
           </w:p>
         </w:tc>
       </w:tr>
-      <w:tr>
-        <w:tc>
-          <w:tcPr>
-            <w:tcW w:w="1410" w:type="dxa"/>
-          </w:tcPr>
-          <w:p>
-            <w:pPr>
-              <w:jc w:val="center"/>
-              <w:rPr>
-                <w:b/>
-                <w:bCs/>
-              </w:rPr>
-            </w:pPr>
-            <w:r>
-              <w:rPr>
-                <w:rFonts w:hint="eastAsia"/>
-                <w:b/>
-                <w:bCs/>
-              </w:rPr>
-              <w:t>ランタイム</w:t>
-            </w:r>
-          </w:p>
-        </w:tc>
-        <w:tc>
-          <w:tcPr>
-            <w:tcW w:w="7064" w:type="dxa"/>
-          </w:tcPr>
-          <w:p>
-            <w:r>
-              <w:t>“</w:t>
-            </w:r>
-            <w:r>
-              <w:rPr>
-                <w:rFonts w:hint="eastAsia"/>
-              </w:rPr>
-              <w:t>.</w:t>
-            </w:r>
-            <w:r>
-              <w:t>NET 8.0</w:t>
-            </w:r>
-            <w:r>
-              <w:t>”</w:t>
-            </w:r>
-            <w:r>
-              <w:rPr>
-                <w:rFonts w:hint="eastAsia"/>
-              </w:rPr>
-              <w:t>の</w:t>
-            </w:r>
-            <w:r>
-              <w:t>”</w:t>
-            </w:r>
-            <w:r>
-              <w:t>.NET デスクトップ ランタイム</w:t>
-            </w:r>
-            <w:r>
-              <w:t>”</w:t>
-            </w:r>
-          </w:p>
-        </w:tc>
-      </w:tr>
     </w:tbl>
     <w:p/>
     <w:p/>
-    <w:p/>
-    <w:p>
-      <w:pPr>
-        <w:rPr>
-          <w:rFonts w:hint="eastAsia"/>
-        </w:rPr>
-      </w:pPr>
-    </w:p>
     <w:p>
       <w:pPr>
         <w:pStyle w:val="1"/>
       </w:pPr>
-      <w:bookmarkStart w:id="3" w:name="_Toc206503001"/>
+      <w:bookmarkStart w:id="4" w:name="_Toc206575201"/>
+      <w:r>
+        <w:rPr>
+          <w:rFonts w:hint="eastAsia"/>
+        </w:rPr>
+        <w:t>ゲームのダウンロード</w:t>
+      </w:r>
+      <w:r>
+        <w:rPr>
+          <w:rFonts w:hint="eastAsia"/>
+        </w:rPr>
+        <w:t>、</w:t>
+      </w:r>
+      <w:r>
+        <w:rPr>
+          <w:rFonts w:hint="eastAsia"/>
+        </w:rPr>
+        <w:t>インストール</w:t>
+      </w:r>
+      <w:r>
+        <w:rPr>
+          <w:rFonts w:hint="eastAsia"/>
+        </w:rPr>
+        <w:t>とアンインストール</w:t>
+      </w:r>
+      <w:bookmarkEnd w:id="4"/>
+    </w:p>
+    <w:p>
+      <w:r>
+        <w:rPr>
+          <w:rFonts w:hint="eastAsia"/>
+        </w:rPr>
+        <w:t>ダウンロードした</w:t>
+      </w:r>
+      <w:r>
+        <w:rPr>
+          <w:rFonts w:hint="eastAsia"/>
+        </w:rPr>
+        <w:t>インストーラ</w:t>
+      </w:r>
+      <w:r>
+        <w:t>”</w:t>
+      </w:r>
+      <w:r>
+        <w:t>tmfos_setup_1.2.14.msi</w:t>
+      </w:r>
+      <w:r>
+        <w:t>”</w:t>
+      </w:r>
+      <w:r>
+        <w:rPr>
+          <w:rFonts w:hint="eastAsia"/>
+        </w:rPr>
+        <w:t>または</w:t>
+      </w:r>
+      <w:r>
+        <w:t>”</w:t>
+      </w:r>
+      <w:r>
+        <w:t>tmfos_setup_1.2.14</w:t>
+      </w:r>
+      <w:r>
+        <w:t>”</w:t>
+      </w:r>
+      <w:r>
+        <w:t>を右クリックし、"プロパティ"を選び、"セキュリティ"の"許可する"にチェックを入れ、"OK"ボタンを押してください。その後、</w:t>
+      </w:r>
+      <w:r>
+        <w:rPr>
+          <w:rFonts w:hint="eastAsia"/>
+        </w:rPr>
+        <w:t>インストーラ</w:t>
+      </w:r>
+      <w:r>
+        <w:t>”</w:t>
+      </w:r>
+      <w:r>
+        <w:t>tmfos_setup_1.2.14.msi</w:t>
+      </w:r>
+      <w:r>
+        <w:t>”</w:t>
+      </w:r>
+      <w:r>
+        <w:rPr>
+          <w:rFonts w:hint="eastAsia"/>
+        </w:rPr>
+        <w:t>または</w:t>
+      </w:r>
+      <w:r>
+        <w:t>”</w:t>
+      </w:r>
+      <w:r>
+        <w:t>tmfos_setup_1.2.14</w:t>
+      </w:r>
+      <w:r>
+        <w:t>”を</w:t>
+      </w:r>
+      <w:r>
+        <w:rPr>
+          <w:rFonts w:hint="eastAsia"/>
+        </w:rPr>
+        <w:t>ダブルクリックしてください。インストールが開始されます。画面の説明をよく読み、ウィンドウ下部の</w:t>
+      </w:r>
+      <w:r>
+        <w:t>”</w:t>
+      </w:r>
+      <w:r>
+        <w:rPr>
+          <w:rFonts w:hint="eastAsia"/>
+        </w:rPr>
+        <w:t>次へ</w:t>
+      </w:r>
+      <w:r>
+        <w:t>”</w:t>
+      </w:r>
+      <w:r>
+        <w:rPr>
+          <w:rFonts w:hint="eastAsia"/>
+        </w:rPr>
+        <w:t>ボタンを押してインスト</w:t>
+      </w:r>
       <w:r>
         <w:rPr>
           <w:rFonts w:hint="eastAsia"/>
         </w:rPr>
         <w:lastRenderedPageBreak/>
-        <w:t>ゲームのダウンロード</w:t>
-      </w:r>
-      <w:r>
-        <w:rPr>
-          <w:rFonts w:hint="eastAsia"/>
-        </w:rPr>
-        <w:t>、</w:t>
-      </w:r>
-      <w:r>
-        <w:rPr>
-          <w:rFonts w:hint="eastAsia"/>
-        </w:rPr>
-        <w:t>インストール</w:t>
-      </w:r>
-      <w:r>
-        <w:rPr>
-          <w:rFonts w:hint="eastAsia"/>
-        </w:rPr>
-        <w:t>とアンインストール</w:t>
-      </w:r>
-      <w:bookmarkEnd w:id="3"/>
-    </w:p>
-    <w:p>
-      <w:r>
-        <w:rPr>
-          <w:rFonts w:hint="eastAsia"/>
-        </w:rPr>
-        <w:t>ダウンロードした</w:t>
-      </w:r>
-      <w:r>
-        <w:rPr>
-          <w:rFonts w:hint="eastAsia"/>
-        </w:rPr>
-        <w:t>インストーラ</w:t>
-      </w:r>
-      <w:r>
-        <w:t>”</w:t>
-      </w:r>
-      <w:r>
-        <w:t>tmfos_setup_1.2.14.msi</w:t>
-      </w:r>
-      <w:r>
-        <w:t>”</w:t>
-      </w:r>
-      <w:r>
-        <w:rPr>
-          <w:rFonts w:hint="eastAsia"/>
-        </w:rPr>
-        <w:t>または</w:t>
-      </w:r>
-      <w:r>
-        <w:t>”</w:t>
-      </w:r>
-      <w:r>
-        <w:t>tmfos_setup_1.2.14</w:t>
-      </w:r>
-      <w:r>
-        <w:t>”</w:t>
-      </w:r>
-      <w:r>
-        <w:t>を右クリックし、"プロパティ"を選び、"セキュリティ"の"許可する"にチェックを入れ、"OK"ボタンを押してください。その後、</w:t>
-      </w:r>
-      <w:r>
-        <w:rPr>
-          <w:rFonts w:hint="eastAsia"/>
-        </w:rPr>
-        <w:t>インストーラ</w:t>
-      </w:r>
-      <w:r>
-        <w:t>”</w:t>
-      </w:r>
-      <w:r>
-        <w:t>tmfos_setup_1.2.14.msi</w:t>
-      </w:r>
-      <w:r>
-        <w:t>”</w:t>
-      </w:r>
-      <w:r>
-        <w:rPr>
-          <w:rFonts w:hint="eastAsia"/>
-        </w:rPr>
-        <w:t>または</w:t>
-      </w:r>
-      <w:r>
-        <w:t>”</w:t>
-      </w:r>
-      <w:r>
-        <w:t>tmfos_setup_1.2.14</w:t>
-      </w:r>
-      <w:r>
-        <w:t>”を</w:t>
-      </w:r>
-      <w:r>
-        <w:rPr>
-          <w:rFonts w:hint="eastAsia"/>
-        </w:rPr>
-        <w:t>ダブルクリックしてください。インストールが開始されます。画面の説明をよく読み、ウィンドウ下部の</w:t>
-      </w:r>
-      <w:r>
-        <w:t>”</w:t>
-      </w:r>
-      <w:r>
-        <w:rPr>
-          <w:rFonts w:hint="eastAsia"/>
-        </w:rPr>
-        <w:t>次へ</w:t>
-      </w:r>
-      <w:r>
-        <w:t>”</w:t>
-      </w:r>
-      <w:r>
-        <w:rPr>
-          <w:rFonts w:hint="eastAsia"/>
-        </w:rPr>
-        <w:t>ボタンを押してインストールを行ってください。途中</w:t>
+        <w:t>ールを行ってください。途中</w:t>
       </w:r>
       <w:r>
         <w:rPr>
@@ -4426,14 +4511,14 @@
       <w:pPr>
         <w:pStyle w:val="1"/>
       </w:pPr>
-      <w:bookmarkStart w:id="4" w:name="_Toc206503002"/>
+      <w:bookmarkStart w:id="5" w:name="_Toc206575202"/>
       <w:r>
         <w:rPr>
           <w:rFonts w:hint="eastAsia"/>
         </w:rPr>
         <w:t>ゲームの起動</w:t>
       </w:r>
-      <w:bookmarkEnd w:id="4"/>
+      <w:bookmarkEnd w:id="5"/>
     </w:p>
     <w:p>
       <w:pPr>
@@ -4459,6 +4544,9 @@
         <w:jc w:val="left"/>
       </w:pPr>
       <w:r>
+        <w:rPr>
+          <w:noProof/>
+        </w:rPr>
         <w:drawing>
           <wp:inline distT="0" distB="0" distL="0" distR="0" wp14:anchorId="48FE6EDC" wp14:editId="4522E658">
             <wp:extent cx="3665880" cy="1120320"/>
@@ -4533,6 +4621,9 @@
         <w:jc w:val="left"/>
       </w:pPr>
       <w:r>
+        <w:rPr>
+          <w:noProof/>
+        </w:rPr>
         <w:drawing>
           <wp:inline distT="0" distB="0" distL="0" distR="0" wp14:anchorId="001934E4" wp14:editId="765162E4">
             <wp:extent cx="891360" cy="1177200"/>
@@ -4624,41 +4715,41 @@
         <w:rPr>
           <w:rFonts w:hint="eastAsia"/>
         </w:rPr>
-        <w:t>ショートカットをダブルクリックするとゲームが起動します。スタートメニューでは</w:t>
+        <w:t>ショートカットをダブルクリックするとゲームが起動します。スタートメニューではダブルクリックする必要はありません。デスクトップに作成されたショートカットが目障りな方は削除しください。ショートカットを削除してもゲームはアンインストールされません。</w:t>
+      </w:r>
+    </w:p>
+    <w:p/>
+    <w:p>
+      <w:r>
+        <w:rPr>
+          <w:rFonts w:hint="eastAsia"/>
+        </w:rPr>
+        <w:t>マルチモニタ環境ではマウスカーソルのある画面の中央にゲームウィンドウが開きます。</w:t>
+      </w:r>
+      <w:r>
+        <w:rPr>
+          <w:rFonts w:hint="eastAsia"/>
+        </w:rPr>
+        <w:t>ゲームのウィンドウサイズと位置は画面解像度から自動で計算されます。通常のウィンドウと同じようにタイトルバーをドラッグすることで、</w:t>
+      </w:r>
+      <w:r>
+        <w:rPr>
+          <w:rFonts w:hint="eastAsia"/>
+        </w:rPr>
+        <w:t>ウィンドウ</w:t>
+      </w:r>
+      <w:r>
+        <w:rPr>
+          <w:rFonts w:hint="eastAsia"/>
+        </w:rPr>
+        <w:t>位置を調整できます。ウィンドウサイズもウィンドウの枠をドラ</w:t>
       </w:r>
       <w:r>
         <w:rPr>
           <w:rFonts w:hint="eastAsia"/>
         </w:rPr>
         <w:lastRenderedPageBreak/>
-        <w:t>ダブルクリックする必要はありません。デスクトップに作成されたショートカットが目障りな方は削除しください。ショートカットを削除してもゲームはアンインストールされません。</w:t>
-      </w:r>
-    </w:p>
-    <w:p/>
-    <w:p>
-      <w:r>
-        <w:rPr>
-          <w:rFonts w:hint="eastAsia"/>
-        </w:rPr>
-        <w:t>マルチモニタ環境ではマウスカーソルのある画面の中央にゲームウィンドウが開きます。</w:t>
-      </w:r>
-      <w:r>
-        <w:rPr>
-          <w:rFonts w:hint="eastAsia"/>
-        </w:rPr>
-        <w:t>ゲームのウィンドウサイズと位置は画面解像度から自動で計算されます。通常のウィンドウと同じようにタイトルバーをドラッグすることで、</w:t>
-      </w:r>
-      <w:r>
-        <w:rPr>
-          <w:rFonts w:hint="eastAsia"/>
-        </w:rPr>
-        <w:t>ウィンドウ</w:t>
-      </w:r>
-      <w:r>
-        <w:rPr>
-          <w:rFonts w:hint="eastAsia"/>
-        </w:rPr>
-        <w:t>位置を調整できます。ウィンドウサイズもウィンドウの枠をドラッグすることで調整できます。ウィンドウサイズと</w:t>
+        <w:t>ッグすることで調整できます。ウィンドウサイズと</w:t>
       </w:r>
       <w:r>
         <w:rPr>
@@ -4697,20 +4788,23 @@
       <w:pPr>
         <w:pStyle w:val="1"/>
       </w:pPr>
-      <w:bookmarkStart w:id="5" w:name="_Toc206503003"/>
+      <w:bookmarkStart w:id="6" w:name="_Toc206575203"/>
       <w:r>
         <w:rPr>
           <w:rFonts w:hint="eastAsia"/>
         </w:rPr>
         <w:t>タイトル画面</w:t>
       </w:r>
-      <w:bookmarkEnd w:id="5"/>
+      <w:bookmarkEnd w:id="6"/>
     </w:p>
     <w:p>
       <w:pPr>
         <w:jc w:val="left"/>
       </w:pPr>
       <w:r>
+        <w:rPr>
+          <w:noProof/>
+        </w:rPr>
         <w:drawing>
           <wp:inline distT="0" distB="0" distL="0" distR="0" wp14:anchorId="7190DCA7" wp14:editId="5D6DF6D7">
             <wp:extent cx="3637800" cy="2728800"/>
@@ -4880,9 +4974,8 @@
       <w:pPr>
         <w:pStyle w:val="2"/>
       </w:pPr>
-      <w:bookmarkStart w:id="6" w:name="_Toc206503004"/>
-      <w:r>
-        <w:lastRenderedPageBreak/>
+      <w:bookmarkStart w:id="7" w:name="_Toc206575204"/>
+      <w:r>
         <w:t>“</w:t>
       </w:r>
       <w:r>
@@ -4900,7 +4993,7 @@
         </w:rPr>
         <w:t>ボタン</w:t>
       </w:r>
-      <w:bookmarkEnd w:id="6"/>
+      <w:bookmarkEnd w:id="7"/>
     </w:p>
     <w:p>
       <w:pPr>
@@ -4910,6 +5003,7 @@
       <w:r>
         <w:rPr>
           <w:rFonts w:hint="eastAsia"/>
+          <w:noProof/>
         </w:rPr>
         <w:drawing>
           <wp:inline distT="0" distB="0" distL="0" distR="0" wp14:anchorId="5EA37FD4" wp14:editId="416BCD2B">
@@ -5036,6 +5130,7 @@
         <w:ind w:leftChars="0" w:left="709"/>
       </w:pPr>
       <w:r>
+        <w:lastRenderedPageBreak/>
         <w:t>“</w:t>
       </w:r>
       <w:r>
@@ -5098,196 +5193,111 @@
     </w:p>
     <w:p>
       <w:pPr>
-        <w:pStyle w:val="2"/>
-      </w:pPr>
-      <w:bookmarkStart w:id="7" w:name="_Toc206503005"/>
-      <w:r>
-        <w:rPr>
-          <w:rFonts w:hint="eastAsia"/>
-        </w:rPr>
-        <w:t>“</w:t>
-      </w:r>
-      <w:r>
-        <w:rPr>
-          <w:rFonts w:hint="eastAsia"/>
-        </w:rPr>
-        <w:t>ロード</w:t>
-      </w:r>
-      <w:r>
-        <w:rPr>
-          <w:rFonts w:hint="eastAsia"/>
-        </w:rPr>
-        <w:t>”</w:t>
-      </w:r>
-      <w:r>
-        <w:rPr>
-          <w:rFonts w:hint="eastAsia"/>
-        </w:rPr>
-        <w:t>ボタン</w:t>
-      </w:r>
-      <w:bookmarkEnd w:id="7"/>
-    </w:p>
-    <w:p>
-      <w:pPr>
         <w:pStyle w:val="a6"/>
         <w:ind w:leftChars="0" w:left="709"/>
-      </w:pPr>
-      <w:r>
-        <w:rPr>
-          <w:rFonts w:hint="eastAsia"/>
-        </w:rPr>
-        <w:t>ロード画面を表示します。ロード画面では</w:t>
-      </w:r>
-      <w:r>
-        <w:rPr>
-          <w:rFonts w:hint="eastAsia"/>
-        </w:rPr>
-        <w:t>前回保存したデータでゲームを再開</w:t>
-      </w:r>
-      <w:r>
-        <w:rPr>
-          <w:rFonts w:hint="eastAsia"/>
-        </w:rPr>
-        <w:t>できます</w:t>
-      </w:r>
-      <w:r>
-        <w:rPr>
-          <w:rFonts w:hint="eastAsia"/>
-        </w:rPr>
-        <w:t>。</w:t>
-      </w:r>
-      <w:r>
-        <w:rPr>
-          <w:rFonts w:hint="eastAsia"/>
-        </w:rPr>
-        <w:t>ロード画面については、</w:t>
-      </w:r>
-      <w:r>
-        <w:rPr>
-          <w:rFonts w:hint="eastAsia"/>
-        </w:rPr>
-        <w:t>本取扱説明書の</w:t>
-      </w:r>
-      <w:r>
-        <w:rPr>
-          <w:rFonts w:hint="eastAsia"/>
-        </w:rPr>
-        <w:t>ロード画面</w:t>
-      </w:r>
-      <w:r>
-        <w:rPr>
-          <w:rFonts w:hint="eastAsia"/>
-        </w:rPr>
-        <w:t>の項目を参照してください。</w:t>
-      </w:r>
+        <w:rPr>
+          <w:rFonts w:hint="eastAsia"/>
+        </w:rPr>
+      </w:pPr>
+    </w:p>
+    <w:p>
+      <w:pPr>
+        <w:pStyle w:val="2"/>
+      </w:pPr>
+      <w:bookmarkStart w:id="8" w:name="_Toc206575205"/>
+      <w:r>
+        <w:rPr>
+          <w:rFonts w:hint="eastAsia"/>
+        </w:rPr>
+        <w:t>“</w:t>
+      </w:r>
+      <w:r>
+        <w:rPr>
+          <w:rFonts w:hint="eastAsia"/>
+        </w:rPr>
+        <w:t>ロード</w:t>
+      </w:r>
+      <w:r>
+        <w:rPr>
+          <w:rFonts w:hint="eastAsia"/>
+        </w:rPr>
+        <w:t>”</w:t>
+      </w:r>
+      <w:r>
+        <w:rPr>
+          <w:rFonts w:hint="eastAsia"/>
+        </w:rPr>
+        <w:t>ボタン</w:t>
+      </w:r>
+      <w:bookmarkEnd w:id="8"/>
     </w:p>
     <w:p>
       <w:pPr>
         <w:pStyle w:val="a6"/>
         <w:ind w:leftChars="0" w:left="709"/>
       </w:pPr>
-    </w:p>
-    <w:p>
-      <w:pPr>
-        <w:pStyle w:val="2"/>
-      </w:pPr>
-      <w:bookmarkStart w:id="8" w:name="_Toc206503006"/>
-      <w:r>
-        <w:t>“</w:t>
-      </w:r>
-      <w:r>
-        <w:rPr>
-          <w:rFonts w:hint="eastAsia"/>
-        </w:rPr>
-        <w:t>設定</w:t>
-      </w:r>
-      <w:r>
-        <w:t>”</w:t>
-      </w:r>
-      <w:r>
-        <w:rPr>
-          <w:rFonts w:hint="eastAsia"/>
-        </w:rPr>
-        <w:t>ボタン</w:t>
-      </w:r>
-      <w:bookmarkEnd w:id="8"/>
+      <w:r>
+        <w:rPr>
+          <w:rFonts w:hint="eastAsia"/>
+        </w:rPr>
+        <w:t>ロード画面を表示します。ロード画面では</w:t>
+      </w:r>
+      <w:r>
+        <w:rPr>
+          <w:rFonts w:hint="eastAsia"/>
+        </w:rPr>
+        <w:t>前回保存したデータでゲームを再開</w:t>
+      </w:r>
+      <w:r>
+        <w:rPr>
+          <w:rFonts w:hint="eastAsia"/>
+        </w:rPr>
+        <w:t>できます</w:t>
+      </w:r>
+      <w:r>
+        <w:rPr>
+          <w:rFonts w:hint="eastAsia"/>
+        </w:rPr>
+        <w:t>。</w:t>
+      </w:r>
+      <w:r>
+        <w:rPr>
+          <w:rFonts w:hint="eastAsia"/>
+        </w:rPr>
+        <w:t>ロード画面については、</w:t>
+      </w:r>
+      <w:r>
+        <w:rPr>
+          <w:rFonts w:hint="eastAsia"/>
+        </w:rPr>
+        <w:t>本取扱説明書の</w:t>
+      </w:r>
+      <w:r>
+        <w:rPr>
+          <w:rFonts w:hint="eastAsia"/>
+        </w:rPr>
+        <w:t>ロード画面</w:t>
+      </w:r>
+      <w:r>
+        <w:rPr>
+          <w:rFonts w:hint="eastAsia"/>
+        </w:rPr>
+        <w:t>の項目を参照してください。</w:t>
+      </w:r>
     </w:p>
     <w:p>
       <w:pPr>
         <w:pStyle w:val="a6"/>
         <w:ind w:leftChars="0" w:left="709"/>
       </w:pPr>
-      <w:r>
-        <w:rPr>
-          <w:rFonts w:hint="eastAsia"/>
-        </w:rPr>
-        <w:t>設定画面を表示します。設定画面では</w:t>
-      </w:r>
-      <w:r>
-        <w:rPr>
-          <w:rFonts w:hint="eastAsia"/>
-        </w:rPr>
-        <w:t>BGMや効果音の音量、</w:t>
-      </w:r>
-      <w:r>
-        <w:rPr>
-          <w:rFonts w:hint="eastAsia"/>
-        </w:rPr>
-        <w:t>ゲームウィンドウの</w:t>
-      </w:r>
-      <w:r>
-        <w:t>全画面</w:t>
-      </w:r>
-      <w:r>
-        <w:rPr>
-          <w:rFonts w:hint="eastAsia"/>
-        </w:rPr>
-        <w:t>表示と</w:t>
-      </w:r>
-      <w:r>
-        <w:t>ウィンドウ</w:t>
-      </w:r>
-      <w:r>
-        <w:rPr>
-          <w:rFonts w:hint="eastAsia"/>
-        </w:rPr>
-        <w:t>表示</w:t>
-      </w:r>
-      <w:r>
-        <w:rPr>
-          <w:rFonts w:hint="eastAsia"/>
-        </w:rPr>
-        <w:t>の切り替えを行うことができます。また、設定画面から</w:t>
-      </w:r>
-      <w:r>
-        <w:rPr>
-          <w:rFonts w:hint="eastAsia"/>
-        </w:rPr>
-        <w:t>操作設定</w:t>
-      </w:r>
-      <w:r>
-        <w:rPr>
-          <w:rFonts w:hint="eastAsia"/>
-        </w:rPr>
-        <w:t>画面を表示する</w:t>
-      </w:r>
-      <w:r>
-        <w:rPr>
-          <w:rFonts w:hint="eastAsia"/>
-        </w:rPr>
-        <w:t>ことができます。</w:t>
-      </w:r>
-      <w:r>
-        <w:rPr>
-          <w:rFonts w:hint="eastAsia"/>
-        </w:rPr>
-        <w:t>設定画面と操作設定画面については、</w:t>
-      </w:r>
-      <w:r>
-        <w:rPr>
-          <w:rFonts w:hint="eastAsia"/>
-        </w:rPr>
-        <w:t>本取扱説明書の</w:t>
+    </w:p>
+    <w:p>
+      <w:pPr>
+        <w:pStyle w:val="2"/>
+      </w:pPr>
+      <w:bookmarkStart w:id="9" w:name="_Toc206575206"/>
+      <w:r>
+        <w:t>“</w:t>
       </w:r>
       <w:r>
         <w:rPr>
@@ -5296,41 +5306,135 @@
         <w:t>設定</w:t>
       </w:r>
       <w:r>
-        <w:rPr>
-          <w:rFonts w:hint="eastAsia"/>
-        </w:rPr>
-        <w:t>画面</w:t>
-      </w:r>
-      <w:r>
-        <w:rPr>
-          <w:rFonts w:hint="eastAsia"/>
-        </w:rPr>
-        <w:t>および</w:t>
-      </w:r>
-      <w:r>
-        <w:rPr>
-          <w:rFonts w:hint="eastAsia"/>
-        </w:rPr>
-        <w:t>操作設定画面</w:t>
-      </w:r>
-      <w:r>
-        <w:rPr>
-          <w:rFonts w:hint="eastAsia"/>
-        </w:rPr>
-        <w:t>の項目を参照してください。</w:t>
-      </w:r>
+        <w:t>”</w:t>
+      </w:r>
+      <w:r>
+        <w:rPr>
+          <w:rFonts w:hint="eastAsia"/>
+        </w:rPr>
+        <w:t>ボタン</w:t>
+      </w:r>
+      <w:bookmarkEnd w:id="9"/>
     </w:p>
     <w:p>
       <w:pPr>
         <w:pStyle w:val="a6"/>
         <w:ind w:leftChars="0" w:left="709"/>
       </w:pPr>
+      <w:r>
+        <w:rPr>
+          <w:rFonts w:hint="eastAsia"/>
+        </w:rPr>
+        <w:t>設定画面を表示します。設定画面では</w:t>
+      </w:r>
+      <w:r>
+        <w:rPr>
+          <w:rFonts w:hint="eastAsia"/>
+        </w:rPr>
+        <w:t>BGMや効果音の音量、</w:t>
+      </w:r>
+      <w:r>
+        <w:rPr>
+          <w:rFonts w:hint="eastAsia"/>
+        </w:rPr>
+        <w:t>ゲームウィンドウの</w:t>
+      </w:r>
+      <w:r>
+        <w:t>全画面</w:t>
+      </w:r>
+      <w:r>
+        <w:rPr>
+          <w:rFonts w:hint="eastAsia"/>
+        </w:rPr>
+        <w:t>表示と</w:t>
+      </w:r>
+      <w:r>
+        <w:t>ウィンドウ</w:t>
+      </w:r>
+      <w:r>
+        <w:rPr>
+          <w:rFonts w:hint="eastAsia"/>
+        </w:rPr>
+        <w:t>表示</w:t>
+      </w:r>
+      <w:r>
+        <w:rPr>
+          <w:rFonts w:hint="eastAsia"/>
+        </w:rPr>
+        <w:t>の切り替えを行うことができます。また、設定画面から</w:t>
+      </w:r>
+      <w:r>
+        <w:rPr>
+          <w:rFonts w:hint="eastAsia"/>
+        </w:rPr>
+        <w:t>操作設定</w:t>
+      </w:r>
+      <w:r>
+        <w:rPr>
+          <w:rFonts w:hint="eastAsia"/>
+        </w:rPr>
+        <w:t>画面を表示する</w:t>
+      </w:r>
+      <w:r>
+        <w:rPr>
+          <w:rFonts w:hint="eastAsia"/>
+        </w:rPr>
+        <w:t>ことができます。</w:t>
+      </w:r>
+      <w:r>
+        <w:rPr>
+          <w:rFonts w:hint="eastAsia"/>
+        </w:rPr>
+        <w:t>設定画面と操作設定画面については、</w:t>
+      </w:r>
+      <w:r>
+        <w:rPr>
+          <w:rFonts w:hint="eastAsia"/>
+        </w:rPr>
+        <w:t>本取扱説明書の</w:t>
+      </w:r>
+      <w:r>
+        <w:rPr>
+          <w:rFonts w:hint="eastAsia"/>
+        </w:rPr>
+        <w:t>設定</w:t>
+      </w:r>
+      <w:r>
+        <w:rPr>
+          <w:rFonts w:hint="eastAsia"/>
+        </w:rPr>
+        <w:t>画面</w:t>
+      </w:r>
+      <w:r>
+        <w:rPr>
+          <w:rFonts w:hint="eastAsia"/>
+        </w:rPr>
+        <w:t>および</w:t>
+      </w:r>
+      <w:r>
+        <w:rPr>
+          <w:rFonts w:hint="eastAsia"/>
+        </w:rPr>
+        <w:t>操作設定画面</w:t>
+      </w:r>
+      <w:r>
+        <w:rPr>
+          <w:rFonts w:hint="eastAsia"/>
+        </w:rPr>
+        <w:t>の項目を参照してください。</w:t>
+      </w:r>
+    </w:p>
+    <w:p>
+      <w:pPr>
+        <w:pStyle w:val="a6"/>
+        <w:ind w:leftChars="0" w:left="709"/>
+      </w:pPr>
     </w:p>
     <w:p>
       <w:pPr>
         <w:pStyle w:val="2"/>
       </w:pPr>
-      <w:bookmarkStart w:id="9" w:name="_Toc206503007"/>
+      <w:bookmarkStart w:id="10" w:name="_Toc206575207"/>
       <w:r>
         <w:t>“</w:t>
       </w:r>
@@ -5349,7 +5453,7 @@
         </w:rPr>
         <w:t>ボタン</w:t>
       </w:r>
-      <w:bookmarkEnd w:id="9"/>
+      <w:bookmarkEnd w:id="10"/>
     </w:p>
     <w:p>
       <w:pPr>
@@ -5358,6 +5462,7 @@
       <w:r>
         <w:rPr>
           <w:rFonts w:hint="eastAsia"/>
+          <w:noProof/>
         </w:rPr>
         <w:drawing>
           <wp:inline distT="0" distB="0" distL="0" distR="0" wp14:anchorId="5FAACCB3" wp14:editId="367BE650">
@@ -5492,14 +5597,7 @@
         <w:rPr>
           <w:rFonts w:hint="eastAsia"/>
         </w:rPr>
-        <w:t>を</w:t>
-      </w:r>
-      <w:r>
-        <w:rPr>
-          <w:rFonts w:hint="eastAsia"/>
-        </w:rPr>
-        <w:lastRenderedPageBreak/>
-        <w:t>選択すると</w:t>
+        <w:t>を選択すると</w:t>
       </w:r>
       <w:r>
         <w:rPr>
@@ -5530,7 +5628,7 @@
       <w:pPr>
         <w:pStyle w:val="2"/>
       </w:pPr>
-      <w:bookmarkStart w:id="10" w:name="_Toc206503008"/>
+      <w:bookmarkStart w:id="11" w:name="_Toc206575208"/>
       <w:r>
         <w:t>“</w:t>
       </w:r>
@@ -5549,7 +5647,7 @@
         </w:rPr>
         <w:t>ボタン</w:t>
       </w:r>
-      <w:bookmarkEnd w:id="10"/>
+      <w:bookmarkEnd w:id="11"/>
     </w:p>
     <w:p>
       <w:pPr>
@@ -5615,7 +5713,7 @@
       <w:pPr>
         <w:pStyle w:val="2"/>
       </w:pPr>
-      <w:bookmarkStart w:id="11" w:name="_Toc206503009"/>
+      <w:bookmarkStart w:id="12" w:name="_Toc206575209"/>
       <w:r>
         <w:t>“</w:t>
       </w:r>
@@ -5634,7 +5732,7 @@
         </w:rPr>
         <w:t>ボタン</w:t>
       </w:r>
-      <w:bookmarkEnd w:id="11"/>
+      <w:bookmarkEnd w:id="12"/>
     </w:p>
     <w:p>
       <w:pPr>
@@ -5698,28 +5796,26 @@
     </w:p>
     <w:p>
       <w:pPr>
-        <w:pStyle w:val="a6"/>
-        <w:ind w:leftChars="0" w:left="709"/>
-      </w:pPr>
-    </w:p>
-    <w:p>
-      <w:pPr>
         <w:pStyle w:val="1"/>
       </w:pPr>
-      <w:bookmarkStart w:id="12" w:name="_Toc206503010"/>
-      <w:r>
-        <w:rPr>
-          <w:rFonts w:hint="eastAsia"/>
-        </w:rPr>
+      <w:bookmarkStart w:id="13" w:name="_Toc206575210"/>
+      <w:r>
+        <w:rPr>
+          <w:rFonts w:hint="eastAsia"/>
+        </w:rPr>
+        <w:lastRenderedPageBreak/>
         <w:t>ライセンス画面</w:t>
       </w:r>
-      <w:bookmarkEnd w:id="12"/>
+      <w:bookmarkEnd w:id="13"/>
     </w:p>
     <w:p>
       <w:pPr>
         <w:jc w:val="left"/>
       </w:pPr>
       <w:r>
+        <w:rPr>
+          <w:noProof/>
+        </w:rPr>
         <w:drawing>
           <wp:inline distT="0" distB="0" distL="0" distR="0" wp14:anchorId="4A3F6B7F" wp14:editId="7E0BB835">
             <wp:extent cx="2425320" cy="1819080"/>
@@ -5776,6 +5872,9 @@
         <w:t xml:space="preserve">　</w:t>
       </w:r>
       <w:r>
+        <w:rPr>
+          <w:noProof/>
+        </w:rPr>
         <w:drawing>
           <wp:inline distT="0" distB="0" distL="0" distR="0" wp14:anchorId="22A6B7A0" wp14:editId="70DF3E07">
             <wp:extent cx="2425320" cy="1819080"/>
@@ -5870,6 +5969,13 @@
       </w:r>
     </w:p>
     <w:p>
+      <w:pPr>
+        <w:rPr>
+          <w:rFonts w:hint="eastAsia"/>
+        </w:rPr>
+      </w:pPr>
+    </w:p>
+    <w:p>
       <w:r>
         <w:rPr>
           <w:rFonts w:hint="eastAsia"/>
@@ -5991,21 +6097,23 @@
       <w:pPr>
         <w:pStyle w:val="1"/>
       </w:pPr>
-      <w:bookmarkStart w:id="13" w:name="_Toc206503011"/>
-      <w:r>
-        <w:rPr>
-          <w:rFonts w:hint="eastAsia"/>
-        </w:rPr>
-        <w:lastRenderedPageBreak/>
+      <w:bookmarkStart w:id="14" w:name="_Toc206575211"/>
+      <w:r>
+        <w:rPr>
+          <w:rFonts w:hint="eastAsia"/>
+        </w:rPr>
         <w:t>ジュークボックス画面</w:t>
       </w:r>
-      <w:bookmarkEnd w:id="13"/>
+      <w:bookmarkEnd w:id="14"/>
     </w:p>
     <w:p>
       <w:pPr>
         <w:jc w:val="left"/>
       </w:pPr>
       <w:r>
+        <w:rPr>
+          <w:noProof/>
+        </w:rPr>
         <w:drawing>
           <wp:inline distT="0" distB="0" distL="0" distR="0" wp14:anchorId="3F5B88A1" wp14:editId="35956C85">
             <wp:extent cx="3638160" cy="2729160"/>
@@ -6115,7 +6223,14 @@
         <w:rPr>
           <w:rFonts w:hint="eastAsia"/>
         </w:rPr>
-        <w:t>で選び、左キーを押すと音量が小さくなり、右キーを押すと音量が大きくなります。</w:t>
+        <w:t>で選び、左キーを押すと音量が小さくな</w:t>
+      </w:r>
+      <w:r>
+        <w:rPr>
+          <w:rFonts w:hint="eastAsia"/>
+        </w:rPr>
+        <w:lastRenderedPageBreak/>
+        <w:t>り、右キーを押すと音量が大きくなります。</w:t>
       </w:r>
       <w:r>
         <w:rPr>
@@ -6272,32 +6387,28 @@
       </w:r>
     </w:p>
     <w:p/>
-    <w:p>
-      <w:pPr>
-        <w:rPr>
-          <w:rFonts w:hint="eastAsia"/>
-        </w:rPr>
-      </w:pPr>
-    </w:p>
+    <w:p/>
     <w:p>
       <w:pPr>
         <w:pStyle w:val="1"/>
       </w:pPr>
-      <w:bookmarkStart w:id="14" w:name="_Toc206503012"/>
-      <w:r>
-        <w:rPr>
-          <w:rFonts w:hint="eastAsia"/>
-        </w:rPr>
-        <w:lastRenderedPageBreak/>
+      <w:bookmarkStart w:id="15" w:name="_Toc206575212"/>
+      <w:r>
+        <w:rPr>
+          <w:rFonts w:hint="eastAsia"/>
+        </w:rPr>
         <w:t>設定画面</w:t>
       </w:r>
-      <w:bookmarkEnd w:id="14"/>
+      <w:bookmarkEnd w:id="15"/>
     </w:p>
     <w:p>
       <w:pPr>
         <w:jc w:val="left"/>
       </w:pPr>
       <w:r>
+        <w:rPr>
+          <w:noProof/>
+        </w:rPr>
         <w:drawing>
           <wp:inline distT="0" distB="0" distL="0" distR="0" wp14:anchorId="5DBB6D43" wp14:editId="344C548D">
             <wp:extent cx="3648761" cy="2736000"/>
@@ -6512,6 +6623,7 @@
         <w:jc w:val="left"/>
       </w:pPr>
       <w:r>
+        <w:lastRenderedPageBreak/>
         <w:t>“</w:t>
       </w:r>
       <w:r>
@@ -6823,14 +6935,7 @@
         <w:rPr>
           <w:rFonts w:hint="eastAsia"/>
         </w:rPr>
-        <w:t>本取扱説</w:t>
-      </w:r>
-      <w:r>
-        <w:rPr>
-          <w:rFonts w:hint="eastAsia"/>
-        </w:rPr>
-        <w:lastRenderedPageBreak/>
-        <w:t>明書の</w:t>
+        <w:t>本取扱説明書の</w:t>
       </w:r>
       <w:r>
         <w:rPr>
@@ -6859,20 +6964,23 @@
       <w:pPr>
         <w:pStyle w:val="1"/>
       </w:pPr>
-      <w:bookmarkStart w:id="15" w:name="_Toc206503013"/>
+      <w:bookmarkStart w:id="16" w:name="_Toc206575213"/>
       <w:r>
         <w:rPr>
           <w:rFonts w:hint="eastAsia"/>
         </w:rPr>
         <w:t>操作確認画面</w:t>
       </w:r>
-      <w:bookmarkEnd w:id="15"/>
+      <w:bookmarkEnd w:id="16"/>
     </w:p>
     <w:p>
       <w:pPr>
         <w:jc w:val="left"/>
       </w:pPr>
       <w:r>
+        <w:rPr>
+          <w:noProof/>
+        </w:rPr>
         <w:drawing>
           <wp:inline distT="0" distB="0" distL="0" distR="0" wp14:anchorId="52B062D1" wp14:editId="53CBCB75">
             <wp:extent cx="3638160" cy="2729160"/>
@@ -7016,16 +7124,17 @@
         <w:rPr>
           <w:rFonts w:hint="eastAsia"/>
         </w:rPr>
-        <w:t>割り当てを確認したいキーの名前のボタンを方向キーで選ぶと、右側に現在の割り当てキーが表示され、下側にはキーの使用目的が表示されます。</w:t>
-      </w:r>
-    </w:p>
-    <w:p>
-      <w:pPr>
-        <w:rPr>
-          <w:rFonts w:hint="eastAsia"/>
-        </w:rPr>
-      </w:pPr>
-    </w:p>
+        <w:t>割り当てを確認したいキーの名前のボタンを方向キーで選ぶと、右側に現在の割り当てキーが表示され、</w:t>
+      </w:r>
+      <w:r>
+        <w:rPr>
+          <w:rFonts w:hint="eastAsia"/>
+        </w:rPr>
+        <w:lastRenderedPageBreak/>
+        <w:t>下側にはキーの使用目的が表示されます。</w:t>
+      </w:r>
+    </w:p>
+    <w:p/>
     <w:p>
       <w:r>
         <w:rPr>
@@ -7176,14 +7285,7 @@
         <w:rPr>
           <w:rFonts w:hint="eastAsia"/>
         </w:rPr>
-        <w:t>につ</w:t>
-      </w:r>
-      <w:r>
-        <w:rPr>
-          <w:rFonts w:hint="eastAsia"/>
-        </w:rPr>
-        <w:lastRenderedPageBreak/>
-        <w:t>いては</w:t>
+        <w:t>については</w:t>
       </w:r>
       <w:r>
         <w:rPr>
@@ -7211,31 +7313,28 @@
       </w:r>
     </w:p>
     <w:p/>
-    <w:p>
-      <w:pPr>
-        <w:rPr>
-          <w:rFonts w:hint="eastAsia"/>
-        </w:rPr>
-      </w:pPr>
-    </w:p>
+    <w:p/>
     <w:p>
       <w:pPr>
         <w:pStyle w:val="1"/>
       </w:pPr>
-      <w:bookmarkStart w:id="16" w:name="_Toc206503014"/>
+      <w:bookmarkStart w:id="17" w:name="_Toc206575214"/>
       <w:r>
         <w:rPr>
           <w:rFonts w:hint="eastAsia"/>
         </w:rPr>
         <w:t>操作設定画面</w:t>
       </w:r>
-      <w:bookmarkEnd w:id="16"/>
+      <w:bookmarkEnd w:id="17"/>
     </w:p>
     <w:p>
       <w:pPr>
         <w:jc w:val="left"/>
       </w:pPr>
       <w:r>
+        <w:rPr>
+          <w:noProof/>
+        </w:rPr>
         <w:drawing>
           <wp:inline distT="0" distB="0" distL="0" distR="0" wp14:anchorId="4C49380C" wp14:editId="2FF7F775">
             <wp:extent cx="3638160" cy="2729160"/>
@@ -7391,6 +7490,7 @@
         <w:rPr>
           <w:rFonts w:hint="eastAsia"/>
         </w:rPr>
+        <w:lastRenderedPageBreak/>
         <w:t>下側にはキーの使用目的が表示されます。変更したい場合は、そのまま選択</w:t>
       </w:r>
       <w:r>
@@ -7517,14 +7617,7 @@
         <w:rPr>
           <w:rFonts w:hint="eastAsia"/>
         </w:rPr>
-        <w:t>ボタンを選</w:t>
-      </w:r>
-      <w:r>
-        <w:rPr>
-          <w:rFonts w:hint="eastAsia"/>
-        </w:rPr>
-        <w:lastRenderedPageBreak/>
-        <w:t>択すると</w:t>
+        <w:t>ボタンを選択すると</w:t>
       </w:r>
       <w:r>
         <w:rPr>
@@ -7753,22 +7846,33 @@
     <w:p/>
     <w:p>
       <w:pPr>
+        <w:rPr>
+          <w:rFonts w:hint="eastAsia"/>
+        </w:rPr>
+      </w:pPr>
+    </w:p>
+    <w:p>
+      <w:pPr>
         <w:pStyle w:val="1"/>
       </w:pPr>
-      <w:bookmarkStart w:id="17" w:name="_Toc206503015"/>
-      <w:r>
-        <w:rPr>
-          <w:rFonts w:hint="eastAsia"/>
-        </w:rPr>
+      <w:bookmarkStart w:id="18" w:name="_Toc206575215"/>
+      <w:r>
+        <w:rPr>
+          <w:rFonts w:hint="eastAsia"/>
+        </w:rPr>
+        <w:lastRenderedPageBreak/>
         <w:t>ゲーム画面</w:t>
       </w:r>
-      <w:bookmarkEnd w:id="17"/>
+      <w:bookmarkEnd w:id="18"/>
     </w:p>
     <w:p>
       <w:pPr>
         <w:jc w:val="left"/>
       </w:pPr>
       <w:r>
+        <w:rPr>
+          <w:noProof/>
+        </w:rPr>
         <w:drawing>
           <wp:inline distT="0" distB="0" distL="0" distR="0" wp14:anchorId="56DD07D6" wp14:editId="78828FC1">
             <wp:extent cx="3638160" cy="2729160"/>
@@ -7838,9 +7942,6 @@
     <w:p>
       <w:pPr>
         <w:jc w:val="left"/>
-        <w:rPr>
-          <w:rFonts w:hint="eastAsia"/>
-        </w:rPr>
       </w:pPr>
     </w:p>
     <w:p>
@@ -8005,25 +8106,233 @@
     <w:p>
       <w:pPr>
         <w:jc w:val="left"/>
+        <w:rPr>
+          <w:rFonts w:hint="eastAsia"/>
+        </w:rPr>
+      </w:pPr>
+    </w:p>
+    <w:p>
+      <w:pPr>
+        <w:jc w:val="left"/>
+      </w:pPr>
+      <w:r>
+        <w:rPr>
+          <w:rFonts w:hint="eastAsia"/>
+        </w:rPr>
+        <w:t>左下の主人公の顔の横の数値は主人公の残機です。ゼロになるとゲームオーバーです</w:t>
+      </w:r>
+      <w:r>
+        <w:rPr>
+          <w:rFonts w:hint="eastAsia"/>
+        </w:rPr>
+        <w:t>。</w:t>
+      </w:r>
+      <w:r>
+        <w:rPr>
+          <w:rFonts w:hint="eastAsia"/>
+        </w:rPr>
+        <w:t>ゲームオーバー画面については</w:t>
+      </w:r>
+      <w:r>
+        <w:rPr>
+          <w:rFonts w:hint="eastAsia"/>
+        </w:rPr>
+        <w:t>、</w:t>
+      </w:r>
+      <w:r>
+        <w:rPr>
+          <w:rFonts w:hint="eastAsia"/>
+        </w:rPr>
+        <w:t>本取扱説明書の</w:t>
+      </w:r>
+      <w:r>
+        <w:rPr>
+          <w:rFonts w:hint="eastAsia"/>
+        </w:rPr>
+        <w:t>ゲームオーバー画面</w:t>
+      </w:r>
+      <w:r>
+        <w:rPr>
+          <w:rFonts w:hint="eastAsia"/>
+        </w:rPr>
+        <w:t>の項目を参照してください。</w:t>
+      </w:r>
+    </w:p>
+    <w:p>
+      <w:pPr>
+        <w:jc w:val="left"/>
+      </w:pPr>
+    </w:p>
+    <w:p>
+      <w:pPr>
+        <w:jc w:val="left"/>
+      </w:pPr>
+      <w:r>
+        <w:rPr>
+          <w:rFonts w:hint="eastAsia"/>
+        </w:rPr>
+        <w:t>扉の前で上キーを押すと扉に入って、他のステージへ移動することができます。</w:t>
+      </w:r>
+    </w:p>
+    <w:p>
+      <w:pPr>
+        <w:jc w:val="left"/>
+      </w:pPr>
+    </w:p>
+    <w:p>
+      <w:pPr>
+        <w:jc w:val="left"/>
+      </w:pPr>
+      <w:r>
+        <w:rPr>
+          <w:rFonts w:hint="eastAsia"/>
+        </w:rPr>
+        <w:t>メイド電話の前で上キーを押すことで</w:t>
+      </w:r>
+      <w:r>
+        <w:rPr>
+          <w:rFonts w:hint="eastAsia"/>
+        </w:rPr>
+        <w:t>セーブ</w:t>
+      </w:r>
+      <w:r>
+        <w:rPr>
+          <w:rFonts w:hint="eastAsia"/>
+        </w:rPr>
+        <w:t>画面を表示する</w:t>
+      </w:r>
+      <w:r>
+        <w:rPr>
+          <w:rFonts w:hint="eastAsia"/>
+        </w:rPr>
+        <w:t>ことができます。データを保存する前にゲームを終了した場合、最後に保存した後に</w:t>
+      </w:r>
+      <w:r>
+        <w:rPr>
+          <w:rFonts w:hint="eastAsia"/>
+        </w:rPr>
+        <w:t>取得したアイテム</w:t>
+      </w:r>
+      <w:r>
+        <w:rPr>
+          <w:rFonts w:hint="eastAsia"/>
+        </w:rPr>
+        <w:t>は失われます。ゲームを終了する前にメイド電話を探してデータを保存しておきましょう。</w:t>
+      </w:r>
+      <w:r>
+        <w:rPr>
+          <w:rFonts w:hint="eastAsia"/>
+        </w:rPr>
+        <w:t>セーブ画面</w:t>
+      </w:r>
+      <w:r>
+        <w:rPr>
+          <w:rFonts w:hint="eastAsia"/>
+        </w:rPr>
+        <w:t>については</w:t>
+      </w:r>
+      <w:r>
+        <w:rPr>
+          <w:rFonts w:hint="eastAsia"/>
+        </w:rPr>
+        <w:t>、</w:t>
+      </w:r>
+      <w:r>
+        <w:rPr>
+          <w:rFonts w:hint="eastAsia"/>
+        </w:rPr>
+        <w:t>本取扱説明書の</w:t>
+      </w:r>
+      <w:r>
+        <w:rPr>
+          <w:rFonts w:hint="eastAsia"/>
+        </w:rPr>
+        <w:t>セーブ画面</w:t>
+      </w:r>
+      <w:r>
+        <w:rPr>
+          <w:rFonts w:hint="eastAsia"/>
+        </w:rPr>
+        <w:t>の項目を参照してください。</w:t>
+      </w:r>
+    </w:p>
+    <w:p>
+      <w:pPr>
+        <w:jc w:val="left"/>
+      </w:pPr>
+    </w:p>
+    <w:p>
+      <w:pPr>
+        <w:jc w:val="left"/>
+      </w:pPr>
+      <w:r>
+        <w:rPr>
+          <w:rFonts w:hint="eastAsia"/>
+        </w:rPr>
+        <w:t>フキダシのあるキャラクターの前で上キーを押すとキャラクターと会話することができます。</w:t>
+      </w:r>
+    </w:p>
+    <w:p>
+      <w:pPr>
+        <w:jc w:val="left"/>
+      </w:pPr>
+    </w:p>
+    <w:p>
+      <w:pPr>
+        <w:jc w:val="left"/>
       </w:pPr>
       <w:r>
         <w:rPr>
           <w:rFonts w:hint="eastAsia"/>
         </w:rPr>
         <w:lastRenderedPageBreak/>
-        <w:t>左下の主人公の顔の横の数値は主人公の残機です。ゼロになるとゲームオーバーです</w:t>
-      </w:r>
-      <w:r>
-        <w:rPr>
-          <w:rFonts w:hint="eastAsia"/>
-        </w:rPr>
-        <w:t>。</w:t>
-      </w:r>
-      <w:r>
-        <w:rPr>
-          <w:rFonts w:hint="eastAsia"/>
-        </w:rPr>
-        <w:t>ゲームオーバー画面については</w:t>
+        <w:t>他にも上キーを押すことで隠された何かを発見することができます。</w:t>
+      </w:r>
+    </w:p>
+    <w:p>
+      <w:pPr>
+        <w:jc w:val="left"/>
+      </w:pPr>
+    </w:p>
+    <w:p>
+      <w:pPr>
+        <w:jc w:val="left"/>
+      </w:pPr>
+      <w:r>
+        <w:rPr>
+          <w:rFonts w:hint="eastAsia"/>
+        </w:rPr>
+        <w:t>ESCキーを押すことで、いつでもゲームを中断して</w:t>
+      </w:r>
+      <w:r>
+        <w:rPr>
+          <w:rFonts w:hint="eastAsia"/>
+        </w:rPr>
+        <w:t>タイトル画面</w:t>
+      </w:r>
+      <w:r>
+        <w:rPr>
+          <w:rFonts w:hint="eastAsia"/>
+        </w:rPr>
+        <w:t>に戻ることができます。</w:t>
+      </w:r>
+      <w:r>
+        <w:rPr>
+          <w:rFonts w:hint="eastAsia"/>
+        </w:rPr>
+        <w:t>データを保存する前にゲームを終了した場合、最後に保存した後に変化したデータは失われます。ゲームを終了する前にメイド電話を探してデータを保存しておきましょう。</w:t>
+      </w:r>
+      <w:r>
+        <w:rPr>
+          <w:rFonts w:hint="eastAsia"/>
+        </w:rPr>
+        <w:t>セーブ画面</w:t>
+      </w:r>
+      <w:r>
+        <w:rPr>
+          <w:rFonts w:hint="eastAsia"/>
+        </w:rPr>
+        <w:t>については</w:t>
       </w:r>
       <w:r>
         <w:rPr>
@@ -8041,246 +8350,46 @@
         <w:rPr>
           <w:rFonts w:hint="eastAsia"/>
         </w:rPr>
+        <w:t>セーブ画面</w:t>
+      </w:r>
+      <w:r>
+        <w:rPr>
+          <w:rFonts w:hint="eastAsia"/>
+        </w:rPr>
+        <w:t>の項目を参照してください。</w:t>
+      </w:r>
+    </w:p>
+    <w:p>
+      <w:pPr>
+        <w:jc w:val="left"/>
+      </w:pPr>
+    </w:p>
+    <w:p>
+      <w:pPr>
+        <w:jc w:val="left"/>
+      </w:pPr>
+    </w:p>
+    <w:p>
+      <w:pPr>
+        <w:pStyle w:val="1"/>
+      </w:pPr>
+      <w:bookmarkStart w:id="19" w:name="_Toc206575216"/>
+      <w:r>
+        <w:rPr>
+          <w:rFonts w:hint="eastAsia"/>
+        </w:rPr>
         <w:t>ゲームオーバー画面</w:t>
       </w:r>
-      <w:r>
-        <w:rPr>
-          <w:rFonts w:hint="eastAsia"/>
-        </w:rPr>
-        <w:t>の項目を参照してください。</w:t>
-      </w:r>
+      <w:bookmarkEnd w:id="19"/>
     </w:p>
     <w:p>
       <w:pPr>
         <w:jc w:val="left"/>
       </w:pPr>
-    </w:p>
-    <w:p>
-      <w:pPr>
-        <w:jc w:val="left"/>
-      </w:pPr>
-      <w:r>
-        <w:rPr>
-          <w:rFonts w:hint="eastAsia"/>
-        </w:rPr>
-        <w:t>扉の前で上キーを押すと扉に入って、他のステージへ移動することができます。</w:t>
-      </w:r>
-    </w:p>
-    <w:p>
-      <w:pPr>
-        <w:jc w:val="left"/>
-      </w:pPr>
-    </w:p>
-    <w:p>
-      <w:pPr>
-        <w:jc w:val="left"/>
-      </w:pPr>
-      <w:r>
-        <w:rPr>
-          <w:rFonts w:hint="eastAsia"/>
-        </w:rPr>
-        <w:t>メイド電話の前で上キーを押すことで</w:t>
-      </w:r>
-      <w:r>
-        <w:rPr>
-          <w:rFonts w:hint="eastAsia"/>
-        </w:rPr>
-        <w:t>セーブ</w:t>
-      </w:r>
-      <w:r>
-        <w:rPr>
-          <w:rFonts w:hint="eastAsia"/>
-        </w:rPr>
-        <w:t>画面を表示する</w:t>
-      </w:r>
-      <w:r>
-        <w:rPr>
-          <w:rFonts w:hint="eastAsia"/>
-        </w:rPr>
-        <w:t>ことができます。データを保存する前にゲームを終了した場合、最後に保存した後に</w:t>
-      </w:r>
-      <w:r>
-        <w:rPr>
-          <w:rFonts w:hint="eastAsia"/>
-        </w:rPr>
-        <w:t>取得したアイテム</w:t>
-      </w:r>
-      <w:r>
-        <w:rPr>
-          <w:rFonts w:hint="eastAsia"/>
-        </w:rPr>
-        <w:t>は失われます。ゲームを終了する前にメイド電話を探してデータを保存しておきましょう。</w:t>
-      </w:r>
-      <w:r>
-        <w:rPr>
-          <w:rFonts w:hint="eastAsia"/>
-        </w:rPr>
-        <w:t>セーブ画面</w:t>
-      </w:r>
-      <w:r>
-        <w:rPr>
-          <w:rFonts w:hint="eastAsia"/>
-        </w:rPr>
-        <w:t>については</w:t>
-      </w:r>
-      <w:r>
-        <w:rPr>
-          <w:rFonts w:hint="eastAsia"/>
-        </w:rPr>
-        <w:t>、</w:t>
-      </w:r>
-      <w:r>
-        <w:rPr>
-          <w:rFonts w:hint="eastAsia"/>
-        </w:rPr>
-        <w:t>本取扱説明書の</w:t>
-      </w:r>
-      <w:r>
-        <w:rPr>
-          <w:rFonts w:hint="eastAsia"/>
-        </w:rPr>
-        <w:t>セーブ画面</w:t>
-      </w:r>
-      <w:r>
-        <w:rPr>
-          <w:rFonts w:hint="eastAsia"/>
-        </w:rPr>
-        <w:t>の項目を参照してください。</w:t>
-      </w:r>
-    </w:p>
-    <w:p>
-      <w:pPr>
-        <w:jc w:val="left"/>
-      </w:pPr>
-    </w:p>
-    <w:p>
-      <w:pPr>
-        <w:jc w:val="left"/>
-      </w:pPr>
-      <w:r>
-        <w:rPr>
-          <w:rFonts w:hint="eastAsia"/>
-        </w:rPr>
-        <w:t>フキダシのあるキャラクターの前で上キーを押すとキャラクターと会話することができます。</w:t>
-      </w:r>
-    </w:p>
-    <w:p>
-      <w:pPr>
-        <w:jc w:val="left"/>
-      </w:pPr>
-    </w:p>
-    <w:p>
-      <w:pPr>
-        <w:jc w:val="left"/>
-      </w:pPr>
-      <w:r>
-        <w:rPr>
-          <w:rFonts w:hint="eastAsia"/>
-        </w:rPr>
-        <w:t>他にも上キーを押すことで隠された何かを発見することができます。</w:t>
-      </w:r>
-    </w:p>
-    <w:p>
-      <w:pPr>
-        <w:jc w:val="left"/>
-        <w:rPr>
-          <w:rFonts w:hint="eastAsia"/>
-        </w:rPr>
-      </w:pPr>
-    </w:p>
-    <w:p>
-      <w:pPr>
-        <w:jc w:val="left"/>
-      </w:pPr>
-      <w:r>
-        <w:rPr>
-          <w:rFonts w:hint="eastAsia"/>
-        </w:rPr>
-        <w:t>ESCキーを押すことで、いつでもゲームを中断して</w:t>
-      </w:r>
-      <w:r>
-        <w:rPr>
-          <w:rFonts w:hint="eastAsia"/>
-        </w:rPr>
-        <w:t>タイトル画面</w:t>
-      </w:r>
-      <w:r>
-        <w:rPr>
-          <w:rFonts w:hint="eastAsia"/>
-        </w:rPr>
-        <w:t>に戻ることができます。</w:t>
-      </w:r>
-      <w:r>
-        <w:rPr>
-          <w:rFonts w:hint="eastAsia"/>
-        </w:rPr>
-        <w:t>データを保存する前にゲームを終了した場合、最後に保存した後に変化したデータは失われます。ゲームを終了する前にメイド電話を探してデータを保存しておきましょう。</w:t>
-      </w:r>
-      <w:r>
-        <w:rPr>
-          <w:rFonts w:hint="eastAsia"/>
-        </w:rPr>
-        <w:t>セーブ画面</w:t>
-      </w:r>
-      <w:r>
-        <w:rPr>
-          <w:rFonts w:hint="eastAsia"/>
-        </w:rPr>
-        <w:t>については</w:t>
-      </w:r>
-      <w:r>
-        <w:rPr>
-          <w:rFonts w:hint="eastAsia"/>
-        </w:rPr>
-        <w:t>、</w:t>
-      </w:r>
-      <w:r>
-        <w:rPr>
-          <w:rFonts w:hint="eastAsia"/>
-        </w:rPr>
-        <w:t>本取扱説明書の</w:t>
-      </w:r>
-      <w:r>
-        <w:rPr>
-          <w:rFonts w:hint="eastAsia"/>
-        </w:rPr>
-        <w:t>セーブ画面</w:t>
-      </w:r>
-      <w:r>
-        <w:rPr>
-          <w:rFonts w:hint="eastAsia"/>
-        </w:rPr>
-        <w:t>の項目を参照してください。</w:t>
-      </w:r>
-    </w:p>
-    <w:p>
-      <w:pPr>
-        <w:jc w:val="left"/>
-      </w:pPr>
-    </w:p>
-    <w:p>
-      <w:pPr>
-        <w:jc w:val="left"/>
-      </w:pPr>
-    </w:p>
-    <w:p>
-      <w:pPr>
-        <w:pStyle w:val="1"/>
-      </w:pPr>
-      <w:bookmarkStart w:id="18" w:name="_Toc206503016"/>
-      <w:r>
-        <w:rPr>
-          <w:rFonts w:hint="eastAsia"/>
-        </w:rPr>
-        <w:t>ゲームオーバー画面</w:t>
-      </w:r>
-      <w:bookmarkEnd w:id="18"/>
-    </w:p>
-    <w:p>
-      <w:pPr>
-        <w:jc w:val="left"/>
-      </w:pPr>
-      <w:r>
+      <w:r>
+        <w:rPr>
+          <w:noProof/>
+        </w:rPr>
         <w:drawing>
           <wp:inline distT="0" distB="0" distL="0" distR="0" wp14:anchorId="43D1D859" wp14:editId="6465A446">
             <wp:extent cx="2837306" cy="1947553"/>
@@ -8460,183 +8569,186 @@
         <w:jc w:val="left"/>
       </w:pPr>
       <w:r>
+        <w:t>“</w:t>
+      </w:r>
+      <w:r>
+        <w:rPr>
+          <w:rFonts w:hint="eastAsia"/>
+        </w:rPr>
+        <w:t>他データをロード</w:t>
+      </w:r>
+      <w:r>
+        <w:t>”</w:t>
+      </w:r>
+      <w:r>
+        <w:rPr>
+          <w:rFonts w:hint="eastAsia"/>
+        </w:rPr>
+        <w:t>ボタンを選択すると</w:t>
+      </w:r>
+      <w:r>
+        <w:rPr>
+          <w:rFonts w:hint="eastAsia"/>
+        </w:rPr>
+        <w:t>ロード</w:t>
+      </w:r>
+      <w:r>
+        <w:rPr>
+          <w:rFonts w:hint="eastAsia"/>
+        </w:rPr>
+        <w:t>画面を表示する</w:t>
+      </w:r>
+      <w:r>
+        <w:rPr>
+          <w:rFonts w:hint="eastAsia"/>
+        </w:rPr>
+        <w:t>ことができます。</w:t>
+      </w:r>
+      <w:r>
+        <w:rPr>
+          <w:rFonts w:hint="eastAsia"/>
+        </w:rPr>
+        <w:t>ロード画面</w:t>
+      </w:r>
+      <w:r>
+        <w:rPr>
+          <w:rFonts w:hint="eastAsia"/>
+        </w:rPr>
+        <w:t>については</w:t>
+      </w:r>
+      <w:r>
+        <w:rPr>
+          <w:rFonts w:hint="eastAsia"/>
+        </w:rPr>
+        <w:t>、</w:t>
+      </w:r>
+      <w:r>
+        <w:rPr>
+          <w:rFonts w:hint="eastAsia"/>
+        </w:rPr>
+        <w:t>本取扱説明書の</w:t>
+      </w:r>
+      <w:r>
+        <w:rPr>
+          <w:rFonts w:hint="eastAsia"/>
+        </w:rPr>
+        <w:t>ロード画面</w:t>
+      </w:r>
+      <w:r>
+        <w:rPr>
+          <w:rFonts w:hint="eastAsia"/>
+        </w:rPr>
+        <w:t>の項目を参照してください。</w:t>
+      </w:r>
+    </w:p>
+    <w:p>
+      <w:pPr>
+        <w:jc w:val="left"/>
+      </w:pPr>
+    </w:p>
+    <w:p>
+      <w:pPr>
+        <w:jc w:val="left"/>
+      </w:pPr>
+      <w:r>
+        <w:t>“</w:t>
+      </w:r>
+      <w:r>
+        <w:rPr>
+          <w:rFonts w:hint="eastAsia"/>
+        </w:rPr>
+        <w:t>タイトルへ戻る</w:t>
+      </w:r>
+      <w:r>
+        <w:t>”</w:t>
+      </w:r>
+      <w:r>
+        <w:rPr>
+          <w:rFonts w:hint="eastAsia"/>
+        </w:rPr>
+        <w:t>ボタンを選択するとゲームを中断して</w:t>
+      </w:r>
+      <w:r>
+        <w:rPr>
+          <w:rFonts w:hint="eastAsia"/>
+        </w:rPr>
+        <w:t>タイトル画面</w:t>
+      </w:r>
+      <w:r>
+        <w:rPr>
+          <w:rFonts w:hint="eastAsia"/>
+        </w:rPr>
+        <w:t>に戻ります。</w:t>
+      </w:r>
+      <w:r>
+        <w:rPr>
+          <w:rFonts w:hint="eastAsia"/>
+        </w:rPr>
+        <w:t>タイトル画面</w:t>
+      </w:r>
+      <w:r>
+        <w:rPr>
+          <w:rFonts w:hint="eastAsia"/>
+        </w:rPr>
+        <w:t>については</w:t>
+      </w:r>
+      <w:r>
+        <w:rPr>
+          <w:rFonts w:hint="eastAsia"/>
+        </w:rPr>
+        <w:t>、</w:t>
+      </w:r>
+      <w:r>
+        <w:rPr>
+          <w:rFonts w:hint="eastAsia"/>
+        </w:rPr>
+        <w:t>本取扱説明書の</w:t>
+      </w:r>
+      <w:r>
+        <w:rPr>
+          <w:rFonts w:hint="eastAsia"/>
+        </w:rPr>
+        <w:t>タイトル画面</w:t>
+      </w:r>
+      <w:r>
+        <w:rPr>
+          <w:rFonts w:hint="eastAsia"/>
+        </w:rPr>
+        <w:t>の項目を参照してください。</w:t>
+      </w:r>
+    </w:p>
+    <w:p>
+      <w:pPr>
+        <w:jc w:val="left"/>
+      </w:pPr>
+    </w:p>
+    <w:p>
+      <w:pPr>
+        <w:jc w:val="left"/>
+      </w:pPr>
+    </w:p>
+    <w:p>
+      <w:pPr>
+        <w:pStyle w:val="1"/>
+      </w:pPr>
+      <w:bookmarkStart w:id="20" w:name="_Toc206575217"/>
+      <w:r>
+        <w:rPr>
+          <w:rFonts w:hint="eastAsia"/>
+        </w:rPr>
         <w:lastRenderedPageBreak/>
-        <w:t>“</w:t>
-      </w:r>
-      <w:r>
-        <w:rPr>
-          <w:rFonts w:hint="eastAsia"/>
-        </w:rPr>
-        <w:t>他データをロード</w:t>
-      </w:r>
-      <w:r>
-        <w:t>”</w:t>
-      </w:r>
-      <w:r>
-        <w:rPr>
-          <w:rFonts w:hint="eastAsia"/>
-        </w:rPr>
-        <w:t>ボタンを選択すると</w:t>
-      </w:r>
-      <w:r>
-        <w:rPr>
-          <w:rFonts w:hint="eastAsia"/>
-        </w:rPr>
-        <w:t>ロード</w:t>
-      </w:r>
-      <w:r>
-        <w:rPr>
-          <w:rFonts w:hint="eastAsia"/>
-        </w:rPr>
-        <w:t>画面を表示する</w:t>
-      </w:r>
-      <w:r>
-        <w:rPr>
-          <w:rFonts w:hint="eastAsia"/>
-        </w:rPr>
-        <w:t>ことができます。</w:t>
-      </w:r>
-      <w:r>
-        <w:rPr>
-          <w:rFonts w:hint="eastAsia"/>
-        </w:rPr>
         <w:t>ロード画面</w:t>
       </w:r>
-      <w:r>
-        <w:rPr>
-          <w:rFonts w:hint="eastAsia"/>
-        </w:rPr>
-        <w:t>については</w:t>
-      </w:r>
-      <w:r>
-        <w:rPr>
-          <w:rFonts w:hint="eastAsia"/>
-        </w:rPr>
-        <w:t>、</w:t>
-      </w:r>
-      <w:r>
-        <w:rPr>
-          <w:rFonts w:hint="eastAsia"/>
-        </w:rPr>
-        <w:t>本取扱説明書の</w:t>
-      </w:r>
-      <w:r>
-        <w:rPr>
-          <w:rFonts w:hint="eastAsia"/>
-        </w:rPr>
-        <w:t>ロード画面</w:t>
-      </w:r>
-      <w:r>
-        <w:rPr>
-          <w:rFonts w:hint="eastAsia"/>
-        </w:rPr>
-        <w:t>の項目を参照してください。</w:t>
-      </w:r>
+      <w:bookmarkEnd w:id="20"/>
     </w:p>
     <w:p>
       <w:pPr>
         <w:jc w:val="left"/>
       </w:pPr>
-    </w:p>
-    <w:p>
-      <w:pPr>
-        <w:jc w:val="left"/>
-      </w:pPr>
-      <w:r>
-        <w:t>“</w:t>
-      </w:r>
-      <w:r>
-        <w:rPr>
-          <w:rFonts w:hint="eastAsia"/>
-        </w:rPr>
-        <w:t>タイトルへ戻る</w:t>
-      </w:r>
-      <w:r>
-        <w:t>”</w:t>
-      </w:r>
-      <w:r>
-        <w:rPr>
-          <w:rFonts w:hint="eastAsia"/>
-        </w:rPr>
-        <w:t>ボタンを選択するとゲームを中断して</w:t>
-      </w:r>
-      <w:r>
-        <w:rPr>
-          <w:rFonts w:hint="eastAsia"/>
-        </w:rPr>
-        <w:t>タイトル画面</w:t>
-      </w:r>
-      <w:r>
-        <w:rPr>
-          <w:rFonts w:hint="eastAsia"/>
-        </w:rPr>
-        <w:t>に戻ります。</w:t>
-      </w:r>
-      <w:r>
-        <w:rPr>
-          <w:rFonts w:hint="eastAsia"/>
-        </w:rPr>
-        <w:t>タイトル画面</w:t>
-      </w:r>
-      <w:r>
-        <w:rPr>
-          <w:rFonts w:hint="eastAsia"/>
-        </w:rPr>
-        <w:t>については</w:t>
-      </w:r>
-      <w:r>
-        <w:rPr>
-          <w:rFonts w:hint="eastAsia"/>
-        </w:rPr>
-        <w:t>、</w:t>
-      </w:r>
-      <w:r>
-        <w:rPr>
-          <w:rFonts w:hint="eastAsia"/>
-        </w:rPr>
-        <w:t>本取扱説明書の</w:t>
-      </w:r>
-      <w:r>
-        <w:rPr>
-          <w:rFonts w:hint="eastAsia"/>
-        </w:rPr>
-        <w:t>タイトル画面</w:t>
-      </w:r>
-      <w:r>
-        <w:rPr>
-          <w:rFonts w:hint="eastAsia"/>
-        </w:rPr>
-        <w:t>の項目を参照してください。</w:t>
-      </w:r>
-    </w:p>
-    <w:p>
-      <w:pPr>
-        <w:jc w:val="left"/>
-      </w:pPr>
-    </w:p>
-    <w:p>
-      <w:pPr>
-        <w:jc w:val="left"/>
-      </w:pPr>
-    </w:p>
-    <w:p>
-      <w:pPr>
-        <w:pStyle w:val="1"/>
-      </w:pPr>
-      <w:bookmarkStart w:id="19" w:name="_Toc206503017"/>
-      <w:r>
-        <w:rPr>
-          <w:rFonts w:hint="eastAsia"/>
-        </w:rPr>
-        <w:t>ロード画面</w:t>
-      </w:r>
-      <w:bookmarkEnd w:id="19"/>
-    </w:p>
-    <w:p>
-      <w:pPr>
-        <w:jc w:val="left"/>
-      </w:pPr>
-      <w:r>
+      <w:r>
+        <w:rPr>
+          <w:noProof/>
+        </w:rPr>
         <w:drawing>
           <wp:inline distT="0" distB="0" distL="0" distR="0" wp14:anchorId="2A5BF862" wp14:editId="77C53DA8">
             <wp:extent cx="3030480" cy="2273400"/>
@@ -8693,6 +8805,9 @@
         <w:t xml:space="preserve"> </w:t>
       </w:r>
       <w:r>
+        <w:rPr>
+          <w:noProof/>
+        </w:rPr>
         <w:drawing>
           <wp:inline distT="0" distB="0" distL="0" distR="0" wp14:anchorId="384F99EB" wp14:editId="60D08F6E">
             <wp:extent cx="2261713" cy="2208810"/>
@@ -9015,21 +9130,23 @@
       <w:pPr>
         <w:pStyle w:val="1"/>
       </w:pPr>
-      <w:bookmarkStart w:id="20" w:name="_Toc206503018"/>
-      <w:r>
-        <w:rPr>
-          <w:rFonts w:hint="eastAsia"/>
-        </w:rPr>
-        <w:lastRenderedPageBreak/>
+      <w:bookmarkStart w:id="21" w:name="_Toc206575218"/>
+      <w:r>
+        <w:rPr>
+          <w:rFonts w:hint="eastAsia"/>
+        </w:rPr>
         <w:t>セーブ画面</w:t>
       </w:r>
-      <w:bookmarkEnd w:id="20"/>
+      <w:bookmarkEnd w:id="21"/>
     </w:p>
     <w:p>
       <w:pPr>
         <w:jc w:val="left"/>
       </w:pPr>
       <w:r>
+        <w:rPr>
+          <w:noProof/>
+        </w:rPr>
         <w:drawing>
           <wp:inline distT="0" distB="0" distL="0" distR="0" wp14:anchorId="3C1B5E9B" wp14:editId="6D48ED75">
             <wp:extent cx="3066480" cy="2297520"/>
@@ -9086,6 +9203,9 @@
         <w:t xml:space="preserve">　</w:t>
       </w:r>
       <w:r>
+        <w:rPr>
+          <w:noProof/>
+        </w:rPr>
         <w:drawing>
           <wp:inline distT="0" distB="0" distL="0" distR="0" wp14:anchorId="57FD6D03" wp14:editId="304BFA9D">
             <wp:extent cx="2244090" cy="2196935"/>
@@ -9200,7 +9320,14 @@
         <w:rPr>
           <w:rFonts w:hint="eastAsia"/>
         </w:rPr>
-        <w:t>ゲームを再開することができます。</w:t>
+        <w:t>ゲームを再開す</w:t>
+      </w:r>
+      <w:r>
+        <w:rPr>
+          <w:rFonts w:hint="eastAsia"/>
+        </w:rPr>
+        <w:lastRenderedPageBreak/>
+        <w:t>ることができます。</w:t>
       </w:r>
       <w:r>
         <w:rPr>
@@ -9453,7 +9580,7 @@
       <w:pPr>
         <w:pStyle w:val="1"/>
       </w:pPr>
-      <w:bookmarkStart w:id="21" w:name="_Toc206503019"/>
+      <w:bookmarkStart w:id="22" w:name="_Toc206575219"/>
       <w:r>
         <w:rPr>
           <w:rFonts w:hint="eastAsia"/>
@@ -9466,7 +9593,7 @@
         </w:rPr>
         <w:t>イテム</w:t>
       </w:r>
-      <w:bookmarkEnd w:id="21"/>
+      <w:bookmarkEnd w:id="22"/>
     </w:p>
     <w:p>
       <w:r>
@@ -9537,6 +9664,7 @@
                 <w:rFonts w:hint="eastAsia"/>
                 <w:b/>
                 <w:bCs/>
+                <w:noProof/>
               </w:rPr>
               <w:drawing>
                 <wp:inline distT="0" distB="0" distL="0" distR="0" wp14:anchorId="6DDA14E7" wp14:editId="6260C0C7">
@@ -9650,7 +9778,6 @@
                 <w:b/>
                 <w:bCs/>
               </w:rPr>
-              <w:lastRenderedPageBreak/>
               <w:t>ハート</w:t>
             </w:r>
           </w:p>
@@ -9666,6 +9793,7 @@
               <w:rPr>
                 <w:b/>
                 <w:bCs/>
+                <w:noProof/>
               </w:rPr>
               <w:drawing>
                 <wp:inline distT="0" distB="0" distL="0" distR="0" wp14:anchorId="34D06AA2" wp14:editId="3A97A89C">
@@ -9820,6 +9948,7 @@
               <w:rPr>
                 <w:b/>
                 <w:bCs/>
+                <w:noProof/>
               </w:rPr>
               <w:drawing>
                 <wp:inline distT="0" distB="0" distL="0" distR="0" wp14:anchorId="672C47C1" wp14:editId="28C9A436">
@@ -9925,6 +10054,35 @@
           </w:p>
         </w:tc>
       </w:tr>
+    </w:tbl>
+    <w:p/>
+    <w:p/>
+    <w:p/>
+    <w:p>
+      <w:pPr>
+        <w:rPr>
+          <w:rFonts w:hint="eastAsia"/>
+        </w:rPr>
+      </w:pPr>
+    </w:p>
+    <w:tbl>
+      <w:tblPr>
+        <w:tblStyle w:val="a5"/>
+        <w:tblW w:w="0" w:type="auto"/>
+        <w:tblBorders>
+          <w:top w:val="single" w:sz="12" w:space="0" w:color="auto"/>
+          <w:left w:val="single" w:sz="12" w:space="0" w:color="auto"/>
+          <w:bottom w:val="single" w:sz="12" w:space="0" w:color="auto"/>
+          <w:right w:val="single" w:sz="12" w:space="0" w:color="auto"/>
+          <w:insideH w:val="single" w:sz="12" w:space="0" w:color="auto"/>
+          <w:insideV w:val="single" w:sz="12" w:space="0" w:color="auto"/>
+        </w:tblBorders>
+        <w:tblLook w:val="04A0" w:firstRow="1" w:lastRow="0" w:firstColumn="1" w:lastColumn="0" w:noHBand="0" w:noVBand="1"/>
+      </w:tblPr>
+      <w:tblGrid>
+        <w:gridCol w:w="1656"/>
+        <w:gridCol w:w="8060"/>
+      </w:tblGrid>
       <w:tr>
         <w:tc>
           <w:tcPr>
@@ -9945,6 +10103,7 @@
                 <w:b/>
                 <w:bCs/>
               </w:rPr>
+              <w:lastRenderedPageBreak/>
               <w:t>短剣</w:t>
             </w:r>
           </w:p>
@@ -9960,6 +10119,7 @@
               <w:rPr>
                 <w:b/>
                 <w:bCs/>
+                <w:noProof/>
               </w:rPr>
               <w:drawing>
                 <wp:inline distT="0" distB="0" distL="0" distR="0" wp14:anchorId="5AAD7113" wp14:editId="4AD7CE5A">
@@ -10071,6 +10231,7 @@
                 <w:rFonts w:hint="eastAsia"/>
                 <w:b/>
                 <w:bCs/>
+                <w:noProof/>
               </w:rPr>
               <w:drawing>
                 <wp:inline distT="0" distB="0" distL="0" distR="0" wp14:anchorId="5414347A" wp14:editId="262E07BC">
@@ -10153,14 +10314,14 @@
       <w:pPr>
         <w:pStyle w:val="1"/>
       </w:pPr>
-      <w:bookmarkStart w:id="22" w:name="_Toc206503020"/>
+      <w:bookmarkStart w:id="23" w:name="_Toc206575220"/>
       <w:r>
         <w:rPr>
           <w:rFonts w:hint="eastAsia"/>
         </w:rPr>
         <w:t>データフォルダ</w:t>
       </w:r>
-      <w:bookmarkEnd w:id="22"/>
+      <w:bookmarkEnd w:id="23"/>
     </w:p>
     <w:p>
       <w:r>
@@ -10197,8 +10358,29 @@
         <w:t>ユーザー名</w:t>
       </w:r>
       <w:r>
-        <w:t>\AppData\Roaming\Godot\app_userdata\tmfos</w:t>
-      </w:r>
+        <w:t>\</w:t>
+      </w:r>
+      <w:proofErr w:type="spellStart"/>
+      <w:r>
+        <w:t>AppData</w:t>
+      </w:r>
+      <w:proofErr w:type="spellEnd"/>
+      <w:r>
+        <w:t>\Roaming\Godot\</w:t>
+      </w:r>
+      <w:proofErr w:type="spellStart"/>
+      <w:r>
+        <w:t>app_userdata</w:t>
+      </w:r>
+      <w:proofErr w:type="spellEnd"/>
+      <w:r>
+        <w:t>\</w:t>
+      </w:r>
+      <w:proofErr w:type="spellStart"/>
+      <w:r>
+        <w:t>tmfos</w:t>
+      </w:r>
+      <w:proofErr w:type="spellEnd"/>
       <w:r>
         <w:rPr>
           <w:rFonts w:hint="eastAsia"/>
@@ -10289,9 +10471,11 @@
             <w:tcW w:w="4859" w:type="dxa"/>
           </w:tcPr>
           <w:p>
+            <w:proofErr w:type="spellStart"/>
             <w:r>
               <w:t>shader_cache</w:t>
             </w:r>
+            <w:proofErr w:type="spellEnd"/>
             <w:r>
               <w:rPr>
                 <w:rFonts w:hint="eastAsia"/>
@@ -10304,9 +10488,11 @@
               </w:rPr>
               <w:t>、</w:t>
             </w:r>
+            <w:proofErr w:type="spellStart"/>
             <w:r>
               <w:t>vulkan</w:t>
             </w:r>
+            <w:proofErr w:type="spellEnd"/>
             <w:r>
               <w:rPr>
                 <w:rFonts w:hint="eastAsia"/>
@@ -10338,8 +10524,146 @@
           </w:p>
         </w:tc>
       </w:tr>
+      <w:tr>
+        <w:tc>
+          <w:tcPr>
+            <w:tcW w:w="4859" w:type="dxa"/>
+          </w:tcPr>
+          <w:p>
+            <w:r>
+              <w:t>key_options.dat</w:t>
+            </w:r>
+            <w:r>
+              <w:rPr>
+                <w:rFonts w:hint="eastAsia"/>
+              </w:rPr>
+              <w:t>または</w:t>
+            </w:r>
+            <w:proofErr w:type="spellStart"/>
+            <w:r>
+              <w:t>key_options</w:t>
+            </w:r>
+            <w:proofErr w:type="spellEnd"/>
+            <w:r>
+              <w:rPr>
+                <w:rFonts w:hint="eastAsia"/>
+              </w:rPr>
+              <w:t>ファイル</w:t>
+            </w:r>
+          </w:p>
+        </w:tc>
+        <w:tc>
+          <w:tcPr>
+            <w:tcW w:w="4857" w:type="dxa"/>
+          </w:tcPr>
+          <w:p>
+            <w:r>
+              <w:rPr>
+                <w:rFonts w:hint="eastAsia"/>
+              </w:rPr>
+              <w:t>操作設定画面</w:t>
+            </w:r>
+            <w:r>
+              <w:rPr>
+                <w:rFonts w:hint="eastAsia"/>
+              </w:rPr>
+              <w:t>のキー操作の割り当てが保存されています。</w:t>
+            </w:r>
+          </w:p>
+          <w:p/>
+          <w:p>
+            <w:r>
+              <w:rPr>
+                <w:rFonts w:hint="eastAsia"/>
+              </w:rPr>
+              <w:t>削除すると</w:t>
+            </w:r>
+            <w:r>
+              <w:rPr>
+                <w:rFonts w:hint="eastAsia"/>
+              </w:rPr>
+              <w:t>ゲーム初回起動時の</w:t>
+            </w:r>
+            <w:r>
+              <w:rPr>
+                <w:rFonts w:hint="eastAsia"/>
+              </w:rPr>
+              <w:t>キー操作</w:t>
+            </w:r>
+            <w:r>
+              <w:rPr>
+                <w:rFonts w:hint="eastAsia"/>
+              </w:rPr>
+              <w:t>設定に戻すことができます。</w:t>
+            </w:r>
+          </w:p>
+        </w:tc>
+      </w:tr>
+      <w:tr>
+        <w:tc>
+          <w:tcPr>
+            <w:tcW w:w="4859" w:type="dxa"/>
+          </w:tcPr>
+          <w:p>
+            <w:r>
+              <w:t>options.dat</w:t>
+            </w:r>
+            <w:r>
+              <w:rPr>
+                <w:rFonts w:hint="eastAsia"/>
+              </w:rPr>
+              <w:t>または</w:t>
+            </w:r>
+            <w:r>
+              <w:t>options</w:t>
+            </w:r>
+            <w:r>
+              <w:rPr>
+                <w:rFonts w:hint="eastAsia"/>
+              </w:rPr>
+              <w:t>ファイル</w:t>
+            </w:r>
+          </w:p>
+        </w:tc>
+        <w:tc>
+          <w:tcPr>
+            <w:tcW w:w="4857" w:type="dxa"/>
+          </w:tcPr>
+          <w:p>
+            <w:r>
+              <w:rPr>
+                <w:rFonts w:hint="eastAsia"/>
+              </w:rPr>
+              <w:t>設定画面の設定が保存されています。</w:t>
+            </w:r>
+          </w:p>
+          <w:p/>
+          <w:p>
+            <w:r>
+              <w:rPr>
+                <w:rFonts w:hint="eastAsia"/>
+              </w:rPr>
+              <w:t>削除すると</w:t>
+            </w:r>
+            <w:r>
+              <w:rPr>
+                <w:rFonts w:hint="eastAsia"/>
+              </w:rPr>
+              <w:t>ゲーム初回起動時の設定に戻すことができます。</w:t>
+            </w:r>
+          </w:p>
+        </w:tc>
+      </w:tr>
     </w:tbl>
     <w:p/>
+    <w:p/>
+    <w:p>
+      <w:pPr>
+        <w:rPr>
+          <w:rFonts w:hint="eastAsia"/>
+        </w:rPr>
+      </w:pPr>
+    </w:p>
     <w:tbl>
       <w:tblPr>
         <w:tblStyle w:val="a5"/>
@@ -10364,22 +10688,42 @@
             <w:tcW w:w="4859" w:type="dxa"/>
           </w:tcPr>
           <w:p>
-            <w:r>
+            <w:pPr>
+              <w:rPr>
+                <w:sz w:val="20"/>
+                <w:szCs w:val="21"/>
+              </w:rPr>
+            </w:pPr>
+            <w:r>
+              <w:rPr>
+                <w:sz w:val="20"/>
+                <w:szCs w:val="21"/>
+              </w:rPr>
               <w:lastRenderedPageBreak/>
-              <w:t>key_options.dat</w:t>
-            </w:r>
-            <w:r>
-              <w:rPr>
-                <w:rFonts w:hint="eastAsia"/>
+              <w:t>screen_options.dat</w:t>
+            </w:r>
+            <w:r>
+              <w:rPr>
+                <w:rFonts w:hint="eastAsia"/>
+                <w:sz w:val="20"/>
+                <w:szCs w:val="21"/>
               </w:rPr>
               <w:t>または</w:t>
             </w:r>
-            <w:r>
-              <w:t>key_options</w:t>
-            </w:r>
-            <w:r>
-              <w:rPr>
-                <w:rFonts w:hint="eastAsia"/>
+            <w:proofErr w:type="spellStart"/>
+            <w:r>
+              <w:rPr>
+                <w:sz w:val="20"/>
+                <w:szCs w:val="21"/>
+              </w:rPr>
+              <w:t>screen_options</w:t>
+            </w:r>
+            <w:proofErr w:type="spellEnd"/>
+            <w:r>
+              <w:rPr>
+                <w:rFonts w:hint="eastAsia"/>
+                <w:sz w:val="20"/>
+                <w:szCs w:val="21"/>
               </w:rPr>
               <w:t>ファイル</w:t>
             </w:r>
@@ -10394,13 +10738,25 @@
               <w:rPr>
                 <w:rFonts w:hint="eastAsia"/>
               </w:rPr>
-              <w:t>操作設定画面</w:t>
-            </w:r>
-            <w:r>
-              <w:rPr>
-                <w:rFonts w:hint="eastAsia"/>
-              </w:rPr>
-              <w:t>のキー操作の割り当てが保存されています。</w:t>
+              <w:t>ウィンドウサイズと</w:t>
+            </w:r>
+            <w:r>
+              <w:rPr>
+                <w:rFonts w:hint="eastAsia"/>
+              </w:rPr>
+              <w:t>ウィンドウ</w:t>
+            </w:r>
+            <w:r>
+              <w:rPr>
+                <w:rFonts w:hint="eastAsia"/>
+              </w:rPr>
+              <w:t>位置</w:t>
+            </w:r>
+            <w:r>
+              <w:rPr>
+                <w:rFonts w:hint="eastAsia"/>
+              </w:rPr>
+              <w:t>が保存されています。ウィンドウサイズとウィンドウ位置はゲーム終了時に保存されます。</w:t>
             </w:r>
           </w:p>
           <w:p/>
@@ -10409,25 +10765,7 @@
               <w:rPr>
                 <w:rFonts w:hint="eastAsia"/>
               </w:rPr>
-              <w:t>削除すると</w:t>
-            </w:r>
-            <w:r>
-              <w:rPr>
-                <w:rFonts w:hint="eastAsia"/>
-              </w:rPr>
-              <w:t>ゲーム初回起動時の</w:t>
-            </w:r>
-            <w:r>
-              <w:rPr>
-                <w:rFonts w:hint="eastAsia"/>
-              </w:rPr>
-              <w:t>キー操作</w:t>
-            </w:r>
-            <w:r>
-              <w:rPr>
-                <w:rFonts w:hint="eastAsia"/>
-              </w:rPr>
-              <w:t>設定に戻すことができます。</w:t>
+              <w:t>削除するとゲーム起動時にウィンドウサイズとウィンドウ位置の初期化が行われます。</w:t>
             </w:r>
           </w:p>
         </w:tc>
@@ -10439,22 +10777,98 @@
           </w:tcPr>
           <w:p>
             <w:r>
-              <w:t>options.dat</w:t>
-            </w:r>
-            <w:r>
-              <w:rPr>
-                <w:rFonts w:hint="eastAsia"/>
-              </w:rPr>
-              <w:t>または</w:t>
-            </w:r>
-            <w:r>
-              <w:t>options</w:t>
-            </w:r>
-            <w:r>
-              <w:rPr>
-                <w:rFonts w:hint="eastAsia"/>
-              </w:rPr>
-              <w:t>ファイル</w:t>
+              <w:rPr>
+                <w:rFonts w:hint="eastAsia"/>
+              </w:rPr>
+              <w:t>save0001.datまたはsave0001ファイル</w:t>
+            </w:r>
+          </w:p>
+          <w:p>
+            <w:r>
+              <w:rPr>
+                <w:rFonts w:hint="eastAsia"/>
+              </w:rPr>
+              <w:t>save0002.datまたはsave0002ファイル</w:t>
+            </w:r>
+          </w:p>
+          <w:p>
+            <w:r>
+              <w:rPr>
+                <w:rFonts w:hint="eastAsia"/>
+              </w:rPr>
+              <w:t>save0003.datまたはsave0003ファイル</w:t>
+            </w:r>
+          </w:p>
+          <w:p>
+            <w:r>
+              <w:rPr>
+                <w:rFonts w:hint="eastAsia"/>
+              </w:rPr>
+              <w:t>save0004.datまたはsave0004ファイル</w:t>
+            </w:r>
+          </w:p>
+          <w:p>
+            <w:r>
+              <w:rPr>
+                <w:rFonts w:hint="eastAsia"/>
+              </w:rPr>
+              <w:t>save0005.datまたはsave0005ファイル</w:t>
+            </w:r>
+          </w:p>
+          <w:p>
+            <w:r>
+              <w:rPr>
+                <w:rFonts w:hint="eastAsia"/>
+              </w:rPr>
+              <w:t>save0006.datまたはsave0006ファイル</w:t>
+            </w:r>
+          </w:p>
+          <w:p>
+            <w:r>
+              <w:rPr>
+                <w:rFonts w:hint="eastAsia"/>
+              </w:rPr>
+              <w:t>save0001.pngまたはsave0001画像ファイル</w:t>
+            </w:r>
+          </w:p>
+          <w:p>
+            <w:r>
+              <w:rPr>
+                <w:rFonts w:hint="eastAsia"/>
+              </w:rPr>
+              <w:t>save0002.pngまたはsave0002画像ファイル</w:t>
+            </w:r>
+          </w:p>
+          <w:p>
+            <w:r>
+              <w:rPr>
+                <w:rFonts w:hint="eastAsia"/>
+              </w:rPr>
+              <w:t>save0003.pngまたはsave0003画像ファイル</w:t>
+            </w:r>
+          </w:p>
+          <w:p>
+            <w:r>
+              <w:rPr>
+                <w:rFonts w:hint="eastAsia"/>
+              </w:rPr>
+              <w:t>save0004.pngまたはsave0004画像ファイル</w:t>
+            </w:r>
+          </w:p>
+          <w:p>
+            <w:r>
+              <w:rPr>
+                <w:rFonts w:hint="eastAsia"/>
+              </w:rPr>
+              <w:t>save0005.pngまたはsave0005画像ファイル</w:t>
+            </w:r>
+          </w:p>
+          <w:p>
+            <w:r>
+              <w:rPr>
+                <w:rFonts w:hint="eastAsia"/>
+              </w:rPr>
+              <w:t>save0006.pngまたはsave0006画像ファイル</w:t>
             </w:r>
           </w:p>
         </w:tc>
@@ -10467,7 +10881,13 @@
               <w:rPr>
                 <w:rFonts w:hint="eastAsia"/>
               </w:rPr>
-              <w:t>設定画面の設定が保存されています。</w:t>
+              <w:t>セーブ画面</w:t>
+            </w:r>
+            <w:r>
+              <w:rPr>
+                <w:rFonts w:hint="eastAsia"/>
+              </w:rPr>
+              <w:t>で保存したデータです。それぞれのデータ番号に対応しているファイルが2個セットになっています。</w:t>
             </w:r>
           </w:p>
           <w:p/>
@@ -10476,13 +10896,7 @@
               <w:rPr>
                 <w:rFonts w:hint="eastAsia"/>
               </w:rPr>
-              <w:t>削除すると</w:t>
-            </w:r>
-            <w:r>
-              <w:rPr>
-                <w:rFonts w:hint="eastAsia"/>
-              </w:rPr>
-              <w:t>ゲーム初回起動時の設定に戻すことができます。</w:t>
+              <w:t>削除すると対応したデータ番号のデータが削除されます。画像ではないファイルが保存されたデータの本体です。画像ファイルだけを削除してもセーブとロードを行うことができます。</w:t>
             </w:r>
           </w:p>
         </w:tc>
@@ -10493,41 +10907,19 @@
             <w:tcW w:w="4859" w:type="dxa"/>
           </w:tcPr>
           <w:p>
-            <w:pPr>
-              <w:rPr>
-                <w:sz w:val="20"/>
-                <w:szCs w:val="21"/>
-              </w:rPr>
-            </w:pPr>
-            <w:r>
-              <w:rPr>
-                <w:sz w:val="20"/>
-                <w:szCs w:val="21"/>
-              </w:rPr>
-              <w:t>screen_options.dat</w:t>
-            </w:r>
-            <w:r>
-              <w:rPr>
-                <w:rFonts w:hint="eastAsia"/>
-                <w:sz w:val="20"/>
-                <w:szCs w:val="21"/>
-              </w:rPr>
-              <w:t>または</w:t>
-            </w:r>
-            <w:r>
-              <w:rPr>
-                <w:sz w:val="20"/>
-                <w:szCs w:val="21"/>
-              </w:rPr>
-              <w:t>screen_options</w:t>
-            </w:r>
-            <w:r>
-              <w:rPr>
-                <w:rFonts w:hint="eastAsia"/>
-                <w:sz w:val="20"/>
-                <w:szCs w:val="21"/>
-              </w:rPr>
-              <w:t>ファイル</w:t>
+            <w:proofErr w:type="spellStart"/>
+            <w:r>
+              <w:t>tmfos</w:t>
+            </w:r>
+            <w:proofErr w:type="spellEnd"/>
+            <w:r>
+              <w:t>_</w:t>
+            </w:r>
+            <w:r>
+              <w:rPr>
+                <w:rFonts w:hint="eastAsia"/>
+              </w:rPr>
+              <w:t>から始まる画像ファイル</w:t>
             </w:r>
           </w:p>
         </w:tc>
@@ -10540,25 +10932,7 @@
               <w:rPr>
                 <w:rFonts w:hint="eastAsia"/>
               </w:rPr>
-              <w:t>ウィンドウサイズと</w:t>
-            </w:r>
-            <w:r>
-              <w:rPr>
-                <w:rFonts w:hint="eastAsia"/>
-              </w:rPr>
-              <w:t>ウィンドウ</w:t>
-            </w:r>
-            <w:r>
-              <w:rPr>
-                <w:rFonts w:hint="eastAsia"/>
-              </w:rPr>
-              <w:t>位置</w:t>
-            </w:r>
-            <w:r>
-              <w:rPr>
-                <w:rFonts w:hint="eastAsia"/>
-              </w:rPr>
-              <w:t>が保存されています。ウィンドウサイズとウィンドウ位置はゲーム終了時に保存されます。</w:t>
+              <w:t>スクリーンショットキーで保存された画像です。</w:t>
             </w:r>
           </w:p>
           <w:p/>
@@ -10567,184 +10941,18 @@
               <w:rPr>
                 <w:rFonts w:hint="eastAsia"/>
               </w:rPr>
-              <w:t>削除するとゲーム起動時にウィンドウサイズとウィンドウ位置の初期化が行われます。</w:t>
-            </w:r>
-          </w:p>
-        </w:tc>
-      </w:tr>
-      <w:tr>
-        <w:tc>
-          <w:tcPr>
-            <w:tcW w:w="4859" w:type="dxa"/>
-          </w:tcPr>
-          <w:p>
-            <w:r>
-              <w:rPr>
-                <w:rFonts w:hint="eastAsia"/>
-              </w:rPr>
-              <w:t>save0001.datまたはsave0001ファイル</w:t>
-            </w:r>
-          </w:p>
-          <w:p>
-            <w:r>
-              <w:rPr>
-                <w:rFonts w:hint="eastAsia"/>
-              </w:rPr>
-              <w:t>save0002.datまたはsave0002ファイル</w:t>
-            </w:r>
-          </w:p>
-          <w:p>
-            <w:r>
-              <w:rPr>
-                <w:rFonts w:hint="eastAsia"/>
-              </w:rPr>
-              <w:t>save0003.datまたはsave0003ファイル</w:t>
-            </w:r>
-          </w:p>
-          <w:p>
-            <w:r>
-              <w:rPr>
-                <w:rFonts w:hint="eastAsia"/>
-              </w:rPr>
-              <w:t>save0004.datまたはsave0004ファイル</w:t>
-            </w:r>
-          </w:p>
-          <w:p>
-            <w:r>
-              <w:rPr>
-                <w:rFonts w:hint="eastAsia"/>
-              </w:rPr>
-              <w:t>save0005.datまたはsave0005ファイル</w:t>
-            </w:r>
-          </w:p>
-          <w:p>
-            <w:r>
-              <w:rPr>
-                <w:rFonts w:hint="eastAsia"/>
-              </w:rPr>
-              <w:t>save0006.datまたはsave0006ファイル</w:t>
-            </w:r>
-          </w:p>
-          <w:p>
-            <w:r>
-              <w:rPr>
-                <w:rFonts w:hint="eastAsia"/>
-              </w:rPr>
-              <w:t>save0001.pngまたはsave0001画像ファイル</w:t>
-            </w:r>
-          </w:p>
-          <w:p>
-            <w:r>
-              <w:rPr>
-                <w:rFonts w:hint="eastAsia"/>
-              </w:rPr>
-              <w:t>save0002.pngまたはsave0002画像ファイル</w:t>
-            </w:r>
-          </w:p>
-          <w:p>
-            <w:r>
-              <w:rPr>
-                <w:rFonts w:hint="eastAsia"/>
-              </w:rPr>
-              <w:t>save0003.pngまたはsave0003画像ファイル</w:t>
-            </w:r>
-          </w:p>
-          <w:p>
-            <w:r>
-              <w:rPr>
-                <w:rFonts w:hint="eastAsia"/>
-              </w:rPr>
-              <w:t>save0004.pngまたはsave0004画像ファイル</w:t>
-            </w:r>
-          </w:p>
-          <w:p>
-            <w:r>
-              <w:rPr>
-                <w:rFonts w:hint="eastAsia"/>
-              </w:rPr>
-              <w:t>save0005.pngまたはsave0005画像ファイル</w:t>
-            </w:r>
-          </w:p>
-          <w:p>
-            <w:r>
-              <w:rPr>
-                <w:rFonts w:hint="eastAsia"/>
-              </w:rPr>
-              <w:t>save0006.pngまたはsave0006画像ファイル</w:t>
-            </w:r>
-          </w:p>
-        </w:tc>
-        <w:tc>
-          <w:tcPr>
-            <w:tcW w:w="4857" w:type="dxa"/>
-          </w:tcPr>
-          <w:p>
-            <w:r>
-              <w:rPr>
-                <w:rFonts w:hint="eastAsia"/>
-              </w:rPr>
-              <w:t>セーブ画面</w:t>
-            </w:r>
-            <w:r>
-              <w:rPr>
-                <w:rFonts w:hint="eastAsia"/>
-              </w:rPr>
-              <w:t>で保存したデータです。それぞれのデータ番号に対応しているファイルが2個セットになっています。</w:t>
+              <w:t>不要ならば削除しても構いません。</w:t>
             </w:r>
           </w:p>
           <w:p/>
           <w:p>
-            <w:r>
-              <w:rPr>
-                <w:rFonts w:hint="eastAsia"/>
-              </w:rPr>
-              <w:t>削除すると対応したデータ番号のデータが削除されます。画像ではないファイルが保存されたデータの本体です。画像ファイルだけを削除してもセーブとロードを行うことができます。</w:t>
-            </w:r>
-          </w:p>
-        </w:tc>
-      </w:tr>
-      <w:tr>
-        <w:tc>
-          <w:tcPr>
-            <w:tcW w:w="4859" w:type="dxa"/>
-          </w:tcPr>
-          <w:p>
-            <w:r>
-              <w:t>tmfos_</w:t>
-            </w:r>
-            <w:r>
-              <w:rPr>
-                <w:rFonts w:hint="eastAsia"/>
-              </w:rPr>
-              <w:t>から始まる画像ファイル</w:t>
-            </w:r>
-          </w:p>
-        </w:tc>
-        <w:tc>
-          <w:tcPr>
-            <w:tcW w:w="4857" w:type="dxa"/>
-          </w:tcPr>
-          <w:p>
-            <w:r>
-              <w:rPr>
-                <w:rFonts w:hint="eastAsia"/>
-              </w:rPr>
-              <w:t>スクリーンショットキーで保存された画像です。</w:t>
-            </w:r>
-          </w:p>
-          <w:p/>
-          <w:p>
-            <w:r>
-              <w:rPr>
-                <w:rFonts w:hint="eastAsia"/>
-              </w:rPr>
-              <w:t>不要ならば削除しても構いません。</w:t>
-            </w:r>
-          </w:p>
-          <w:p/>
-          <w:p>
-            <w:r>
-              <w:t>tmfos_</w:t>
+            <w:proofErr w:type="spellStart"/>
+            <w:r>
+              <w:t>tmfos</w:t>
+            </w:r>
+            <w:proofErr w:type="spellEnd"/>
+            <w:r>
+              <w:t>_</w:t>
             </w:r>
             <w:r>
               <w:rPr>

--- a/documents/manual/manual.docx
+++ b/documents/manual/manual.docx
@@ -112,7 +112,7 @@
           <w:sz w:val="24"/>
           <w:szCs w:val="24"/>
         </w:rPr>
-        <w:t>Version 1.</w:t>
+        <w:t xml:space="preserve">Version </w:t>
       </w:r>
       <w:r>
         <w:rPr>
@@ -122,18 +122,20 @@
           <w:sz w:val="24"/>
           <w:szCs w:val="24"/>
         </w:rPr>
-        <w:t>2</w:t>
-      </w:r>
-      <w:r>
-        <w:rPr>
-          <w:rFonts w:hint="eastAsia"/>
+        <w:t>1.2.15</w:t>
+      </w:r>
+    </w:p>
+    <w:p>
+      <w:pPr>
+        <w:snapToGrid w:val="0"/>
+        <w:jc w:val="center"/>
+        <w:rPr>
           <w:b/>
           <w:bCs/>
           <w:sz w:val="24"/>
           <w:szCs w:val="24"/>
         </w:rPr>
-        <w:t>.</w:t>
-      </w:r>
+      </w:pPr>
       <w:r>
         <w:rPr>
           <w:rFonts w:hint="eastAsia"/>
@@ -142,20 +144,18 @@
           <w:sz w:val="24"/>
           <w:szCs w:val="24"/>
         </w:rPr>
-        <w:t>14</w:t>
-      </w:r>
-    </w:p>
-    <w:p>
-      <w:pPr>
-        <w:snapToGrid w:val="0"/>
-        <w:jc w:val="center"/>
-        <w:rPr>
+        <w:t>202</w:t>
+      </w:r>
+      <w:r>
+        <w:rPr>
+          <w:rFonts w:hint="eastAsia"/>
           <w:b/>
           <w:bCs/>
           <w:sz w:val="24"/>
           <w:szCs w:val="24"/>
         </w:rPr>
-      </w:pPr>
+        <w:t>5</w:t>
+      </w:r>
       <w:r>
         <w:rPr>
           <w:rFonts w:hint="eastAsia"/>
@@ -164,7 +164,7 @@
           <w:sz w:val="24"/>
           <w:szCs w:val="24"/>
         </w:rPr>
-        <w:t>202</w:t>
+        <w:t>-</w:t>
       </w:r>
       <w:r>
         <w:rPr>
@@ -174,7 +174,7 @@
           <w:sz w:val="24"/>
           <w:szCs w:val="24"/>
         </w:rPr>
-        <w:t>5</w:t>
+        <w:t>9</w:t>
       </w:r>
       <w:r>
         <w:rPr>
@@ -194,7 +194,7 @@
           <w:sz w:val="24"/>
           <w:szCs w:val="24"/>
         </w:rPr>
-        <w:t>8</w:t>
+        <w:t>1</w:t>
       </w:r>
       <w:r>
         <w:rPr>
@@ -204,7 +204,7 @@
           <w:sz w:val="24"/>
           <w:szCs w:val="24"/>
         </w:rPr>
-        <w:t>-</w:t>
+        <w:t>2</w:t>
       </w:r>
       <w:r>
         <w:rPr>
@@ -214,29 +214,19 @@
           <w:sz w:val="24"/>
           <w:szCs w:val="24"/>
         </w:rPr>
-        <w:t>20</w:t>
-      </w:r>
-      <w:r>
-        <w:rPr>
-          <w:rFonts w:hint="eastAsia"/>
+        <w:t>版</w:t>
+      </w:r>
+    </w:p>
+    <w:p>
+      <w:pPr>
+        <w:snapToGrid w:val="0"/>
+        <w:jc w:val="center"/>
+        <w:rPr>
           <w:b/>
           <w:bCs/>
           <w:sz w:val="24"/>
           <w:szCs w:val="24"/>
         </w:rPr>
-        <w:t>版</w:t>
-      </w:r>
-    </w:p>
-    <w:p>
-      <w:pPr>
-        <w:snapToGrid w:val="0"/>
-        <w:jc w:val="center"/>
-        <w:rPr>
-          <w:b/>
-          <w:bCs/>
-          <w:sz w:val="24"/>
-          <w:szCs w:val="24"/>
-        </w:rPr>
       </w:pPr>
     </w:p>
     <w:p>
@@ -277,7 +267,7 @@
       <w:r>
         <w:fldChar w:fldCharType="separate"/>
       </w:r>
-      <w:hyperlink w:anchor="_Toc206575198" w:history="1">
+      <w:hyperlink w:anchor="_Toc208571701" w:history="1">
         <w:r>
           <w:rPr>
             <w:rStyle w:val="a7"/>
@@ -304,7 +294,7 @@
             <w:noProof/>
             <w:webHidden/>
           </w:rPr>
-          <w:instrText xml:space="preserve"> PAGEREF _Toc206575198 \h </w:instrText>
+          <w:instrText xml:space="preserve"> PAGEREF _Toc208571701 \h </w:instrText>
         </w:r>
         <w:r>
           <w:rPr>
@@ -347,7 +337,7 @@
           <w14:ligatures w14:val="standardContextual"/>
         </w:rPr>
       </w:pPr>
-      <w:hyperlink w:anchor="_Toc206575199" w:history="1">
+      <w:hyperlink w:anchor="_Toc208571702" w:history="1">
         <w:r>
           <w:rPr>
             <w:rStyle w:val="a7"/>
@@ -374,7 +364,7 @@
             <w:noProof/>
             <w:webHidden/>
           </w:rPr>
-          <w:instrText xml:space="preserve"> PAGEREF _Toc206575199 \h </w:instrText>
+          <w:instrText xml:space="preserve"> PAGEREF _Toc208571702 \h </w:instrText>
         </w:r>
         <w:r>
           <w:rPr>
@@ -417,7 +407,7 @@
           <w14:ligatures w14:val="standardContextual"/>
         </w:rPr>
       </w:pPr>
-      <w:hyperlink w:anchor="_Toc206575200" w:history="1">
+      <w:hyperlink w:anchor="_Toc208571703" w:history="1">
         <w:r>
           <w:rPr>
             <w:rStyle w:val="a7"/>
@@ -444,7 +434,7 @@
             <w:noProof/>
             <w:webHidden/>
           </w:rPr>
-          <w:instrText xml:space="preserve"> PAGEREF _Toc206575200 \h </w:instrText>
+          <w:instrText xml:space="preserve"> PAGEREF _Toc208571703 \h </w:instrText>
         </w:r>
         <w:r>
           <w:rPr>
@@ -487,7 +477,7 @@
           <w14:ligatures w14:val="standardContextual"/>
         </w:rPr>
       </w:pPr>
-      <w:hyperlink w:anchor="_Toc206575201" w:history="1">
+      <w:hyperlink w:anchor="_Toc208571704" w:history="1">
         <w:r>
           <w:rPr>
             <w:rStyle w:val="a7"/>
@@ -514,7 +504,7 @@
             <w:noProof/>
             <w:webHidden/>
           </w:rPr>
-          <w:instrText xml:space="preserve"> PAGEREF _Toc206575201 \h </w:instrText>
+          <w:instrText xml:space="preserve"> PAGEREF _Toc208571704 \h </w:instrText>
         </w:r>
         <w:r>
           <w:rPr>
@@ -557,7 +547,7 @@
           <w14:ligatures w14:val="standardContextual"/>
         </w:rPr>
       </w:pPr>
-      <w:hyperlink w:anchor="_Toc206575202" w:history="1">
+      <w:hyperlink w:anchor="_Toc208571705" w:history="1">
         <w:r>
           <w:rPr>
             <w:rStyle w:val="a7"/>
@@ -584,7 +574,7 @@
             <w:noProof/>
             <w:webHidden/>
           </w:rPr>
-          <w:instrText xml:space="preserve"> PAGEREF _Toc206575202 \h </w:instrText>
+          <w:instrText xml:space="preserve"> PAGEREF _Toc208571705 \h </w:instrText>
         </w:r>
         <w:r>
           <w:rPr>
@@ -627,7 +617,7 @@
           <w14:ligatures w14:val="standardContextual"/>
         </w:rPr>
       </w:pPr>
-      <w:hyperlink w:anchor="_Toc206575203" w:history="1">
+      <w:hyperlink w:anchor="_Toc208571706" w:history="1">
         <w:r>
           <w:rPr>
             <w:rStyle w:val="a7"/>
@@ -654,7 +644,7 @@
             <w:noProof/>
             <w:webHidden/>
           </w:rPr>
-          <w:instrText xml:space="preserve"> PAGEREF _Toc206575203 \h </w:instrText>
+          <w:instrText xml:space="preserve"> PAGEREF _Toc208571706 \h </w:instrText>
         </w:r>
         <w:r>
           <w:rPr>
@@ -697,7 +687,7 @@
           <w14:ligatures w14:val="standardContextual"/>
         </w:rPr>
       </w:pPr>
-      <w:hyperlink w:anchor="_Toc206575204" w:history="1">
+      <w:hyperlink w:anchor="_Toc208571707" w:history="1">
         <w:r>
           <w:rPr>
             <w:rStyle w:val="a7"/>
@@ -724,7 +714,7 @@
             <w:noProof/>
             <w:webHidden/>
           </w:rPr>
-          <w:instrText xml:space="preserve"> PAGEREF _Toc206575204 \h </w:instrText>
+          <w:instrText xml:space="preserve"> PAGEREF _Toc208571707 \h </w:instrText>
         </w:r>
         <w:r>
           <w:rPr>
@@ -767,7 +757,7 @@
           <w14:ligatures w14:val="standardContextual"/>
         </w:rPr>
       </w:pPr>
-      <w:hyperlink w:anchor="_Toc206575205" w:history="1">
+      <w:hyperlink w:anchor="_Toc208571708" w:history="1">
         <w:r>
           <w:rPr>
             <w:rStyle w:val="a7"/>
@@ -794,7 +784,7 @@
             <w:noProof/>
             <w:webHidden/>
           </w:rPr>
-          <w:instrText xml:space="preserve"> PAGEREF _Toc206575205 \h </w:instrText>
+          <w:instrText xml:space="preserve"> PAGEREF _Toc208571708 \h </w:instrText>
         </w:r>
         <w:r>
           <w:rPr>
@@ -837,7 +827,7 @@
           <w14:ligatures w14:val="standardContextual"/>
         </w:rPr>
       </w:pPr>
-      <w:hyperlink w:anchor="_Toc206575206" w:history="1">
+      <w:hyperlink w:anchor="_Toc208571709" w:history="1">
         <w:r>
           <w:rPr>
             <w:rStyle w:val="a7"/>
@@ -864,7 +854,7 @@
             <w:noProof/>
             <w:webHidden/>
           </w:rPr>
-          <w:instrText xml:space="preserve"> PAGEREF _Toc206575206 \h </w:instrText>
+          <w:instrText xml:space="preserve"> PAGEREF _Toc208571709 \h </w:instrText>
         </w:r>
         <w:r>
           <w:rPr>
@@ -907,7 +897,7 @@
           <w14:ligatures w14:val="standardContextual"/>
         </w:rPr>
       </w:pPr>
-      <w:hyperlink w:anchor="_Toc206575207" w:history="1">
+      <w:hyperlink w:anchor="_Toc208571710" w:history="1">
         <w:r>
           <w:rPr>
             <w:rStyle w:val="a7"/>
@@ -934,7 +924,7 @@
             <w:noProof/>
             <w:webHidden/>
           </w:rPr>
-          <w:instrText xml:space="preserve"> PAGEREF _Toc206575207 \h </w:instrText>
+          <w:instrText xml:space="preserve"> PAGEREF _Toc208571710 \h </w:instrText>
         </w:r>
         <w:r>
           <w:rPr>
@@ -977,7 +967,7 @@
           <w14:ligatures w14:val="standardContextual"/>
         </w:rPr>
       </w:pPr>
-      <w:hyperlink w:anchor="_Toc206575208" w:history="1">
+      <w:hyperlink w:anchor="_Toc208571711" w:history="1">
         <w:r>
           <w:rPr>
             <w:rStyle w:val="a7"/>
@@ -1004,7 +994,7 @@
             <w:noProof/>
             <w:webHidden/>
           </w:rPr>
-          <w:instrText xml:space="preserve"> PAGEREF _Toc206575208 \h </w:instrText>
+          <w:instrText xml:space="preserve"> PAGEREF _Toc208571711 \h </w:instrText>
         </w:r>
         <w:r>
           <w:rPr>
@@ -1047,7 +1037,7 @@
           <w14:ligatures w14:val="standardContextual"/>
         </w:rPr>
       </w:pPr>
-      <w:hyperlink w:anchor="_Toc206575209" w:history="1">
+      <w:hyperlink w:anchor="_Toc208571712" w:history="1">
         <w:r>
           <w:rPr>
             <w:rStyle w:val="a7"/>
@@ -1074,7 +1064,7 @@
             <w:noProof/>
             <w:webHidden/>
           </w:rPr>
-          <w:instrText xml:space="preserve"> PAGEREF _Toc206575209 \h </w:instrText>
+          <w:instrText xml:space="preserve"> PAGEREF _Toc208571712 \h </w:instrText>
         </w:r>
         <w:r>
           <w:rPr>
@@ -1117,7 +1107,7 @@
           <w14:ligatures w14:val="standardContextual"/>
         </w:rPr>
       </w:pPr>
-      <w:hyperlink w:anchor="_Toc206575210" w:history="1">
+      <w:hyperlink w:anchor="_Toc208571713" w:history="1">
         <w:r>
           <w:rPr>
             <w:rStyle w:val="a7"/>
@@ -1144,7 +1134,7 @@
             <w:noProof/>
             <w:webHidden/>
           </w:rPr>
-          <w:instrText xml:space="preserve"> PAGEREF _Toc206575210 \h </w:instrText>
+          <w:instrText xml:space="preserve"> PAGEREF _Toc208571713 \h </w:instrText>
         </w:r>
         <w:r>
           <w:rPr>
@@ -1187,7 +1177,7 @@
           <w14:ligatures w14:val="standardContextual"/>
         </w:rPr>
       </w:pPr>
-      <w:hyperlink w:anchor="_Toc206575211" w:history="1">
+      <w:hyperlink w:anchor="_Toc208571714" w:history="1">
         <w:r>
           <w:rPr>
             <w:rStyle w:val="a7"/>
@@ -1214,7 +1204,7 @@
             <w:noProof/>
             <w:webHidden/>
           </w:rPr>
-          <w:instrText xml:space="preserve"> PAGEREF _Toc206575211 \h </w:instrText>
+          <w:instrText xml:space="preserve"> PAGEREF _Toc208571714 \h </w:instrText>
         </w:r>
         <w:r>
           <w:rPr>
@@ -1257,7 +1247,7 @@
           <w14:ligatures w14:val="standardContextual"/>
         </w:rPr>
       </w:pPr>
-      <w:hyperlink w:anchor="_Toc206575212" w:history="1">
+      <w:hyperlink w:anchor="_Toc208571715" w:history="1">
         <w:r>
           <w:rPr>
             <w:rStyle w:val="a7"/>
@@ -1284,7 +1274,7 @@
             <w:noProof/>
             <w:webHidden/>
           </w:rPr>
-          <w:instrText xml:space="preserve"> PAGEREF _Toc206575212 \h </w:instrText>
+          <w:instrText xml:space="preserve"> PAGEREF _Toc208571715 \h </w:instrText>
         </w:r>
         <w:r>
           <w:rPr>
@@ -1327,7 +1317,7 @@
           <w14:ligatures w14:val="standardContextual"/>
         </w:rPr>
       </w:pPr>
-      <w:hyperlink w:anchor="_Toc206575213" w:history="1">
+      <w:hyperlink w:anchor="_Toc208571716" w:history="1">
         <w:r>
           <w:rPr>
             <w:rStyle w:val="a7"/>
@@ -1354,7 +1344,7 @@
             <w:noProof/>
             <w:webHidden/>
           </w:rPr>
-          <w:instrText xml:space="preserve"> PAGEREF _Toc206575213 \h </w:instrText>
+          <w:instrText xml:space="preserve"> PAGEREF _Toc208571716 \h </w:instrText>
         </w:r>
         <w:r>
           <w:rPr>
@@ -1397,7 +1387,7 @@
           <w14:ligatures w14:val="standardContextual"/>
         </w:rPr>
       </w:pPr>
-      <w:hyperlink w:anchor="_Toc206575214" w:history="1">
+      <w:hyperlink w:anchor="_Toc208571717" w:history="1">
         <w:r>
           <w:rPr>
             <w:rStyle w:val="a7"/>
@@ -1424,7 +1414,7 @@
             <w:noProof/>
             <w:webHidden/>
           </w:rPr>
-          <w:instrText xml:space="preserve"> PAGEREF _Toc206575214 \h </w:instrText>
+          <w:instrText xml:space="preserve"> PAGEREF _Toc208571717 \h </w:instrText>
         </w:r>
         <w:r>
           <w:rPr>
@@ -1467,7 +1457,7 @@
           <w14:ligatures w14:val="standardContextual"/>
         </w:rPr>
       </w:pPr>
-      <w:hyperlink w:anchor="_Toc206575215" w:history="1">
+      <w:hyperlink w:anchor="_Toc208571718" w:history="1">
         <w:r>
           <w:rPr>
             <w:rStyle w:val="a7"/>
@@ -1494,7 +1484,7 @@
             <w:noProof/>
             <w:webHidden/>
           </w:rPr>
-          <w:instrText xml:space="preserve"> PAGEREF _Toc206575215 \h </w:instrText>
+          <w:instrText xml:space="preserve"> PAGEREF _Toc208571718 \h </w:instrText>
         </w:r>
         <w:r>
           <w:rPr>
@@ -1537,7 +1527,7 @@
           <w14:ligatures w14:val="standardContextual"/>
         </w:rPr>
       </w:pPr>
-      <w:hyperlink w:anchor="_Toc206575216" w:history="1">
+      <w:hyperlink w:anchor="_Toc208571719" w:history="1">
         <w:r>
           <w:rPr>
             <w:rStyle w:val="a7"/>
@@ -1564,7 +1554,7 @@
             <w:noProof/>
             <w:webHidden/>
           </w:rPr>
-          <w:instrText xml:space="preserve"> PAGEREF _Toc206575216 \h </w:instrText>
+          <w:instrText xml:space="preserve"> PAGEREF _Toc208571719 \h </w:instrText>
         </w:r>
         <w:r>
           <w:rPr>
@@ -1607,7 +1597,7 @@
           <w14:ligatures w14:val="standardContextual"/>
         </w:rPr>
       </w:pPr>
-      <w:hyperlink w:anchor="_Toc206575217" w:history="1">
+      <w:hyperlink w:anchor="_Toc208571720" w:history="1">
         <w:r>
           <w:rPr>
             <w:rStyle w:val="a7"/>
@@ -1634,7 +1624,7 @@
             <w:noProof/>
             <w:webHidden/>
           </w:rPr>
-          <w:instrText xml:space="preserve"> PAGEREF _Toc206575217 \h </w:instrText>
+          <w:instrText xml:space="preserve"> PAGEREF _Toc208571720 \h </w:instrText>
         </w:r>
         <w:r>
           <w:rPr>
@@ -1677,7 +1667,7 @@
           <w14:ligatures w14:val="standardContextual"/>
         </w:rPr>
       </w:pPr>
-      <w:hyperlink w:anchor="_Toc206575218" w:history="1">
+      <w:hyperlink w:anchor="_Toc208571721" w:history="1">
         <w:r>
           <w:rPr>
             <w:rStyle w:val="a7"/>
@@ -1704,7 +1694,7 @@
             <w:noProof/>
             <w:webHidden/>
           </w:rPr>
-          <w:instrText xml:space="preserve"> PAGEREF _Toc206575218 \h </w:instrText>
+          <w:instrText xml:space="preserve"> PAGEREF _Toc208571721 \h </w:instrText>
         </w:r>
         <w:r>
           <w:rPr>
@@ -1747,7 +1737,7 @@
           <w14:ligatures w14:val="standardContextual"/>
         </w:rPr>
       </w:pPr>
-      <w:hyperlink w:anchor="_Toc206575219" w:history="1">
+      <w:hyperlink w:anchor="_Toc208571722" w:history="1">
         <w:r>
           <w:rPr>
             <w:rStyle w:val="a7"/>
@@ -1774,7 +1764,7 @@
             <w:noProof/>
             <w:webHidden/>
           </w:rPr>
-          <w:instrText xml:space="preserve"> PAGEREF _Toc206575219 \h </w:instrText>
+          <w:instrText xml:space="preserve"> PAGEREF _Toc208571722 \h </w:instrText>
         </w:r>
         <w:r>
           <w:rPr>
@@ -1817,7 +1807,7 @@
           <w14:ligatures w14:val="standardContextual"/>
         </w:rPr>
       </w:pPr>
-      <w:hyperlink w:anchor="_Toc206575220" w:history="1">
+      <w:hyperlink w:anchor="_Toc208571723" w:history="1">
         <w:r>
           <w:rPr>
             <w:rStyle w:val="a7"/>
@@ -1844,7 +1834,7 @@
             <w:noProof/>
             <w:webHidden/>
           </w:rPr>
-          <w:instrText xml:space="preserve"> PAGEREF _Toc206575220 \h </w:instrText>
+          <w:instrText xml:space="preserve"> PAGEREF _Toc208571723 \h </w:instrText>
         </w:r>
         <w:r>
           <w:rPr>
@@ -1887,7 +1877,7 @@
       <w:pPr>
         <w:pStyle w:val="1"/>
       </w:pPr>
-      <w:bookmarkStart w:id="0" w:name="_Toc206575198"/>
+      <w:bookmarkStart w:id="0" w:name="_Toc208571701"/>
       <w:r>
         <w:rPr>
           <w:rFonts w:hint="eastAsia"/>
@@ -2115,7 +2105,7 @@
       <w:pPr>
         <w:pStyle w:val="1"/>
       </w:pPr>
-      <w:bookmarkStart w:id="1" w:name="_Toc206575199"/>
+      <w:bookmarkStart w:id="1" w:name="_Toc208571702"/>
       <w:r>
         <w:rPr>
           <w:rFonts w:hint="eastAsia"/>
@@ -3899,7 +3889,7 @@
       <w:pPr>
         <w:pStyle w:val="1"/>
       </w:pPr>
-      <w:bookmarkStart w:id="2" w:name="_Toc206575200"/>
+      <w:bookmarkStart w:id="2" w:name="_Toc208571703"/>
       <w:r>
         <w:rPr>
           <w:rFonts w:hint="eastAsia"/>
@@ -3921,13 +3911,7 @@
       </w:r>
     </w:p>
     <w:bookmarkEnd w:id="3"/>
-    <w:p>
-      <w:pPr>
-        <w:rPr>
-          <w:rFonts w:hint="eastAsia"/>
-        </w:rPr>
-      </w:pPr>
-    </w:p>
+    <w:p/>
     <w:tbl>
       <w:tblPr>
         <w:tblStyle w:val="a5"/>
@@ -4135,7 +4119,7 @@
       <w:pPr>
         <w:pStyle w:val="1"/>
       </w:pPr>
-      <w:bookmarkStart w:id="4" w:name="_Toc206575201"/>
+      <w:bookmarkStart w:id="4" w:name="_Toc208571704"/>
       <w:r>
         <w:rPr>
           <w:rFonts w:hint="eastAsia"/>
@@ -4179,7 +4163,13 @@
         <w:t>”</w:t>
       </w:r>
       <w:r>
-        <w:t>tmfos_setup_1.2.14.msi</w:t>
+        <w:t>tmfos_setup_</w:t>
+      </w:r>
+      <w:r>
+        <w:t>1.2.15</w:t>
+      </w:r>
+      <w:r>
+        <w:t>.msi</w:t>
       </w:r>
       <w:r>
         <w:t>”</w:t>
@@ -4194,7 +4184,10 @@
         <w:t>”</w:t>
       </w:r>
       <w:r>
-        <w:t>tmfos_setup_1.2.14</w:t>
+        <w:t>tmfos_setup_</w:t>
+      </w:r>
+      <w:r>
+        <w:t>1.2.15</w:t>
       </w:r>
       <w:r>
         <w:t>”</w:t>
@@ -4212,7 +4205,13 @@
         <w:t>”</w:t>
       </w:r>
       <w:r>
-        <w:t>tmfos_setup_1.2.14.msi</w:t>
+        <w:t>tmfos_setup_</w:t>
+      </w:r>
+      <w:r>
+        <w:t>1.2.15</w:t>
+      </w:r>
+      <w:r>
+        <w:t>.msi</w:t>
       </w:r>
       <w:r>
         <w:t>”</w:t>
@@ -4227,7 +4226,10 @@
         <w:t>”</w:t>
       </w:r>
       <w:r>
-        <w:t>tmfos_setup_1.2.14</w:t>
+        <w:t>tmfos_setup_</w:t>
+      </w:r>
+      <w:r>
+        <w:t>1.2.15</w:t>
       </w:r>
       <w:r>
         <w:t>”を</w:t>
@@ -4306,7 +4308,13 @@
         <w:t>”</w:t>
       </w:r>
       <w:r>
-        <w:t>tmfos_setup_1.2.14.msi</w:t>
+        <w:t>tmfos_setup_</w:t>
+      </w:r>
+      <w:r>
+        <w:t>1.2.15</w:t>
+      </w:r>
+      <w:r>
+        <w:t>.msi</w:t>
       </w:r>
       <w:r>
         <w:t>”</w:t>
@@ -4321,7 +4329,10 @@
         <w:t>”</w:t>
       </w:r>
       <w:r>
-        <w:t>tmfos_setup_1.2.14</w:t>
+        <w:t>tmfos_setup_</w:t>
+      </w:r>
+      <w:r>
+        <w:t>1.2.15</w:t>
       </w:r>
       <w:r>
         <w:t>”を</w:t>
@@ -4511,7 +4522,7 @@
       <w:pPr>
         <w:pStyle w:val="1"/>
       </w:pPr>
-      <w:bookmarkStart w:id="5" w:name="_Toc206575202"/>
+      <w:bookmarkStart w:id="5" w:name="_Toc208571705"/>
       <w:r>
         <w:rPr>
           <w:rFonts w:hint="eastAsia"/>
@@ -4788,7 +4799,7 @@
       <w:pPr>
         <w:pStyle w:val="1"/>
       </w:pPr>
-      <w:bookmarkStart w:id="6" w:name="_Toc206575203"/>
+      <w:bookmarkStart w:id="6" w:name="_Toc208571706"/>
       <w:r>
         <w:rPr>
           <w:rFonts w:hint="eastAsia"/>
@@ -4974,7 +4985,7 @@
       <w:pPr>
         <w:pStyle w:val="2"/>
       </w:pPr>
-      <w:bookmarkStart w:id="7" w:name="_Toc206575204"/>
+      <w:bookmarkStart w:id="7" w:name="_Toc208571707"/>
       <w:r>
         <w:t>“</w:t>
       </w:r>
@@ -5195,16 +5206,13 @@
       <w:pPr>
         <w:pStyle w:val="a6"/>
         <w:ind w:leftChars="0" w:left="709"/>
-        <w:rPr>
-          <w:rFonts w:hint="eastAsia"/>
-        </w:rPr>
       </w:pPr>
     </w:p>
     <w:p>
       <w:pPr>
         <w:pStyle w:val="2"/>
       </w:pPr>
-      <w:bookmarkStart w:id="8" w:name="_Toc206575205"/>
+      <w:bookmarkStart w:id="8" w:name="_Toc208571708"/>
       <w:r>
         <w:rPr>
           <w:rFonts w:hint="eastAsia"/>
@@ -5295,7 +5303,7 @@
       <w:pPr>
         <w:pStyle w:val="2"/>
       </w:pPr>
-      <w:bookmarkStart w:id="9" w:name="_Toc206575206"/>
+      <w:bookmarkStart w:id="9" w:name="_Toc208571709"/>
       <w:r>
         <w:t>“</w:t>
       </w:r>
@@ -5434,7 +5442,7 @@
       <w:pPr>
         <w:pStyle w:val="2"/>
       </w:pPr>
-      <w:bookmarkStart w:id="10" w:name="_Toc206575207"/>
+      <w:bookmarkStart w:id="10" w:name="_Toc208571710"/>
       <w:r>
         <w:t>“</w:t>
       </w:r>
@@ -5628,7 +5636,7 @@
       <w:pPr>
         <w:pStyle w:val="2"/>
       </w:pPr>
-      <w:bookmarkStart w:id="11" w:name="_Toc206575208"/>
+      <w:bookmarkStart w:id="11" w:name="_Toc208571711"/>
       <w:r>
         <w:t>“</w:t>
       </w:r>
@@ -5713,7 +5721,7 @@
       <w:pPr>
         <w:pStyle w:val="2"/>
       </w:pPr>
-      <w:bookmarkStart w:id="12" w:name="_Toc206575209"/>
+      <w:bookmarkStart w:id="12" w:name="_Toc208571712"/>
       <w:r>
         <w:t>“</w:t>
       </w:r>
@@ -5798,7 +5806,7 @@
       <w:pPr>
         <w:pStyle w:val="1"/>
       </w:pPr>
-      <w:bookmarkStart w:id="13" w:name="_Toc206575210"/>
+      <w:bookmarkStart w:id="13" w:name="_Toc208571713"/>
       <w:r>
         <w:rPr>
           <w:rFonts w:hint="eastAsia"/>
@@ -5968,13 +5976,7 @@
         <w:t>はライセンス情報一覧画面とライセンス情報画面の2画面で構成されます。</w:t>
       </w:r>
     </w:p>
-    <w:p>
-      <w:pPr>
-        <w:rPr>
-          <w:rFonts w:hint="eastAsia"/>
-        </w:rPr>
-      </w:pPr>
-    </w:p>
+    <w:p/>
     <w:p>
       <w:r>
         <w:rPr>
@@ -6097,7 +6099,7 @@
       <w:pPr>
         <w:pStyle w:val="1"/>
       </w:pPr>
-      <w:bookmarkStart w:id="14" w:name="_Toc206575211"/>
+      <w:bookmarkStart w:id="14" w:name="_Toc208571714"/>
       <w:r>
         <w:rPr>
           <w:rFonts w:hint="eastAsia"/>
@@ -6392,7 +6394,7 @@
       <w:pPr>
         <w:pStyle w:val="1"/>
       </w:pPr>
-      <w:bookmarkStart w:id="15" w:name="_Toc206575212"/>
+      <w:bookmarkStart w:id="15" w:name="_Toc208571715"/>
       <w:r>
         <w:rPr>
           <w:rFonts w:hint="eastAsia"/>
@@ -6964,7 +6966,7 @@
       <w:pPr>
         <w:pStyle w:val="1"/>
       </w:pPr>
-      <w:bookmarkStart w:id="16" w:name="_Toc206575213"/>
+      <w:bookmarkStart w:id="16" w:name="_Toc208571716"/>
       <w:r>
         <w:rPr>
           <w:rFonts w:hint="eastAsia"/>
@@ -7318,7 +7320,7 @@
       <w:pPr>
         <w:pStyle w:val="1"/>
       </w:pPr>
-      <w:bookmarkStart w:id="17" w:name="_Toc206575214"/>
+      <w:bookmarkStart w:id="17" w:name="_Toc208571717"/>
       <w:r>
         <w:rPr>
           <w:rFonts w:hint="eastAsia"/>
@@ -7844,18 +7846,12 @@
     </w:p>
     <w:p/>
     <w:p/>
-    <w:p>
-      <w:pPr>
-        <w:rPr>
-          <w:rFonts w:hint="eastAsia"/>
-        </w:rPr>
-      </w:pPr>
-    </w:p>
+    <w:p/>
     <w:p>
       <w:pPr>
         <w:pStyle w:val="1"/>
       </w:pPr>
-      <w:bookmarkStart w:id="18" w:name="_Toc206575215"/>
+      <w:bookmarkStart w:id="18" w:name="_Toc208571718"/>
       <w:r>
         <w:rPr>
           <w:rFonts w:hint="eastAsia"/>
@@ -8106,9 +8102,6 @@
     <w:p>
       <w:pPr>
         <w:jc w:val="left"/>
-        <w:rPr>
-          <w:rFonts w:hint="eastAsia"/>
-        </w:rPr>
       </w:pPr>
     </w:p>
     <w:p>
@@ -8373,7 +8366,7 @@
       <w:pPr>
         <w:pStyle w:val="1"/>
       </w:pPr>
-      <w:bookmarkStart w:id="19" w:name="_Toc206575216"/>
+      <w:bookmarkStart w:id="19" w:name="_Toc208571719"/>
       <w:r>
         <w:rPr>
           <w:rFonts w:hint="eastAsia"/>
@@ -8731,7 +8724,7 @@
       <w:pPr>
         <w:pStyle w:val="1"/>
       </w:pPr>
-      <w:bookmarkStart w:id="20" w:name="_Toc206575217"/>
+      <w:bookmarkStart w:id="20" w:name="_Toc208571720"/>
       <w:r>
         <w:rPr>
           <w:rFonts w:hint="eastAsia"/>
@@ -9130,7 +9123,7 @@
       <w:pPr>
         <w:pStyle w:val="1"/>
       </w:pPr>
-      <w:bookmarkStart w:id="21" w:name="_Toc206575218"/>
+      <w:bookmarkStart w:id="21" w:name="_Toc208571721"/>
       <w:r>
         <w:rPr>
           <w:rFonts w:hint="eastAsia"/>
@@ -9580,7 +9573,7 @@
       <w:pPr>
         <w:pStyle w:val="1"/>
       </w:pPr>
-      <w:bookmarkStart w:id="22" w:name="_Toc206575219"/>
+      <w:bookmarkStart w:id="22" w:name="_Toc208571722"/>
       <w:r>
         <w:rPr>
           <w:rFonts w:hint="eastAsia"/>
@@ -10058,13 +10051,7 @@
     <w:p/>
     <w:p/>
     <w:p/>
-    <w:p>
-      <w:pPr>
-        <w:rPr>
-          <w:rFonts w:hint="eastAsia"/>
-        </w:rPr>
-      </w:pPr>
-    </w:p>
+    <w:p/>
     <w:tbl>
       <w:tblPr>
         <w:tblStyle w:val="a5"/>
@@ -10314,7 +10301,7 @@
       <w:pPr>
         <w:pStyle w:val="1"/>
       </w:pPr>
-      <w:bookmarkStart w:id="23" w:name="_Toc206575220"/>
+      <w:bookmarkStart w:id="23" w:name="_Toc208571723"/>
       <w:r>
         <w:rPr>
           <w:rFonts w:hint="eastAsia"/>
@@ -10657,13 +10644,7 @@
     </w:tbl>
     <w:p/>
     <w:p/>
-    <w:p>
-      <w:pPr>
-        <w:rPr>
-          <w:rFonts w:hint="eastAsia"/>
-        </w:rPr>
-      </w:pPr>
-    </w:p>
+    <w:p/>
     <w:tbl>
       <w:tblPr>
         <w:tblStyle w:val="a5"/>

--- a/documents/manual/manual.docx
+++ b/documents/manual/manual.docx
@@ -122,30 +122,30 @@
           <w:sz w:val="24"/>
           <w:szCs w:val="24"/>
         </w:rPr>
-        <w:t>1.2.15</w:t>
-      </w:r>
-    </w:p>
-    <w:p>
-      <w:pPr>
-        <w:snapToGrid w:val="0"/>
-        <w:jc w:val="center"/>
-        <w:rPr>
+        <w:t>1.2.1</w:t>
+      </w:r>
+      <w:r>
+        <w:rPr>
+          <w:rFonts w:hint="eastAsia"/>
           <w:b/>
           <w:bCs/>
           <w:sz w:val="24"/>
           <w:szCs w:val="24"/>
         </w:rPr>
-      </w:pPr>
-      <w:r>
-        <w:rPr>
-          <w:rFonts w:hint="eastAsia"/>
+        <w:t>6</w:t>
+      </w:r>
+    </w:p>
+    <w:p>
+      <w:pPr>
+        <w:snapToGrid w:val="0"/>
+        <w:jc w:val="center"/>
+        <w:rPr>
           <w:b/>
           <w:bCs/>
           <w:sz w:val="24"/>
           <w:szCs w:val="24"/>
         </w:rPr>
-        <w:t>202</w:t>
-      </w:r>
+      </w:pPr>
       <w:r>
         <w:rPr>
           <w:rFonts w:hint="eastAsia"/>
@@ -154,7 +154,7 @@
           <w:sz w:val="24"/>
           <w:szCs w:val="24"/>
         </w:rPr>
-        <w:t>5</w:t>
+        <w:t>202</w:t>
       </w:r>
       <w:r>
         <w:rPr>
@@ -164,7 +164,7 @@
           <w:sz w:val="24"/>
           <w:szCs w:val="24"/>
         </w:rPr>
-        <w:t>-</w:t>
+        <w:t>5</w:t>
       </w:r>
       <w:r>
         <w:rPr>
@@ -174,7 +174,7 @@
           <w:sz w:val="24"/>
           <w:szCs w:val="24"/>
         </w:rPr>
-        <w:t>9</w:t>
+        <w:t>-</w:t>
       </w:r>
       <w:r>
         <w:rPr>
@@ -184,7 +184,7 @@
           <w:sz w:val="24"/>
           <w:szCs w:val="24"/>
         </w:rPr>
-        <w:t>-</w:t>
+        <w:t>9</w:t>
       </w:r>
       <w:r>
         <w:rPr>
@@ -194,7 +194,7 @@
           <w:sz w:val="24"/>
           <w:szCs w:val="24"/>
         </w:rPr>
-        <w:t>1</w:t>
+        <w:t>-</w:t>
       </w:r>
       <w:r>
         <w:rPr>
@@ -204,7 +204,7 @@
           <w:sz w:val="24"/>
           <w:szCs w:val="24"/>
         </w:rPr>
-        <w:t>2</w:t>
+        <w:t>1</w:t>
       </w:r>
       <w:r>
         <w:rPr>
@@ -214,19 +214,29 @@
           <w:sz w:val="24"/>
           <w:szCs w:val="24"/>
         </w:rPr>
-        <w:t>版</w:t>
-      </w:r>
-    </w:p>
-    <w:p>
-      <w:pPr>
-        <w:snapToGrid w:val="0"/>
-        <w:jc w:val="center"/>
-        <w:rPr>
+        <w:t>4</w:t>
+      </w:r>
+      <w:r>
+        <w:rPr>
+          <w:rFonts w:hint="eastAsia"/>
           <w:b/>
           <w:bCs/>
           <w:sz w:val="24"/>
           <w:szCs w:val="24"/>
         </w:rPr>
+        <w:t>版</w:t>
+      </w:r>
+    </w:p>
+    <w:p>
+      <w:pPr>
+        <w:snapToGrid w:val="0"/>
+        <w:jc w:val="center"/>
+        <w:rPr>
+          <w:b/>
+          <w:bCs/>
+          <w:sz w:val="24"/>
+          <w:szCs w:val="24"/>
+        </w:rPr>
       </w:pPr>
     </w:p>
     <w:p>
@@ -267,7 +277,7 @@
       <w:r>
         <w:fldChar w:fldCharType="separate"/>
       </w:r>
-      <w:hyperlink w:anchor="_Toc208571701" w:history="1">
+      <w:hyperlink w:anchor="_Toc208741891" w:history="1">
         <w:r>
           <w:rPr>
             <w:rStyle w:val="a7"/>
@@ -294,7 +304,7 @@
             <w:noProof/>
             <w:webHidden/>
           </w:rPr>
-          <w:instrText xml:space="preserve"> PAGEREF _Toc208571701 \h </w:instrText>
+          <w:instrText xml:space="preserve"> PAGEREF _Toc208741891 \h </w:instrText>
         </w:r>
         <w:r>
           <w:rPr>
@@ -337,7 +347,7 @@
           <w14:ligatures w14:val="standardContextual"/>
         </w:rPr>
       </w:pPr>
-      <w:hyperlink w:anchor="_Toc208571702" w:history="1">
+      <w:hyperlink w:anchor="_Toc208741892" w:history="1">
         <w:r>
           <w:rPr>
             <w:rStyle w:val="a7"/>
@@ -364,7 +374,7 @@
             <w:noProof/>
             <w:webHidden/>
           </w:rPr>
-          <w:instrText xml:space="preserve"> PAGEREF _Toc208571702 \h </w:instrText>
+          <w:instrText xml:space="preserve"> PAGEREF _Toc208741892 \h </w:instrText>
         </w:r>
         <w:r>
           <w:rPr>
@@ -407,7 +417,7 @@
           <w14:ligatures w14:val="standardContextual"/>
         </w:rPr>
       </w:pPr>
-      <w:hyperlink w:anchor="_Toc208571703" w:history="1">
+      <w:hyperlink w:anchor="_Toc208741893" w:history="1">
         <w:r>
           <w:rPr>
             <w:rStyle w:val="a7"/>
@@ -434,7 +444,7 @@
             <w:noProof/>
             <w:webHidden/>
           </w:rPr>
-          <w:instrText xml:space="preserve"> PAGEREF _Toc208571703 \h </w:instrText>
+          <w:instrText xml:space="preserve"> PAGEREF _Toc208741893 \h </w:instrText>
         </w:r>
         <w:r>
           <w:rPr>
@@ -477,7 +487,7 @@
           <w14:ligatures w14:val="standardContextual"/>
         </w:rPr>
       </w:pPr>
-      <w:hyperlink w:anchor="_Toc208571704" w:history="1">
+      <w:hyperlink w:anchor="_Toc208741894" w:history="1">
         <w:r>
           <w:rPr>
             <w:rStyle w:val="a7"/>
@@ -504,7 +514,7 @@
             <w:noProof/>
             <w:webHidden/>
           </w:rPr>
-          <w:instrText xml:space="preserve"> PAGEREF _Toc208571704 \h </w:instrText>
+          <w:instrText xml:space="preserve"> PAGEREF _Toc208741894 \h </w:instrText>
         </w:r>
         <w:r>
           <w:rPr>
@@ -547,7 +557,7 @@
           <w14:ligatures w14:val="standardContextual"/>
         </w:rPr>
       </w:pPr>
-      <w:hyperlink w:anchor="_Toc208571705" w:history="1">
+      <w:hyperlink w:anchor="_Toc208741895" w:history="1">
         <w:r>
           <w:rPr>
             <w:rStyle w:val="a7"/>
@@ -574,7 +584,7 @@
             <w:noProof/>
             <w:webHidden/>
           </w:rPr>
-          <w:instrText xml:space="preserve"> PAGEREF _Toc208571705 \h </w:instrText>
+          <w:instrText xml:space="preserve"> PAGEREF _Toc208741895 \h </w:instrText>
         </w:r>
         <w:r>
           <w:rPr>
@@ -617,7 +627,7 @@
           <w14:ligatures w14:val="standardContextual"/>
         </w:rPr>
       </w:pPr>
-      <w:hyperlink w:anchor="_Toc208571706" w:history="1">
+      <w:hyperlink w:anchor="_Toc208741896" w:history="1">
         <w:r>
           <w:rPr>
             <w:rStyle w:val="a7"/>
@@ -644,7 +654,7 @@
             <w:noProof/>
             <w:webHidden/>
           </w:rPr>
-          <w:instrText xml:space="preserve"> PAGEREF _Toc208571706 \h </w:instrText>
+          <w:instrText xml:space="preserve"> PAGEREF _Toc208741896 \h </w:instrText>
         </w:r>
         <w:r>
           <w:rPr>
@@ -687,7 +697,7 @@
           <w14:ligatures w14:val="standardContextual"/>
         </w:rPr>
       </w:pPr>
-      <w:hyperlink w:anchor="_Toc208571707" w:history="1">
+      <w:hyperlink w:anchor="_Toc208741897" w:history="1">
         <w:r>
           <w:rPr>
             <w:rStyle w:val="a7"/>
@@ -714,7 +724,7 @@
             <w:noProof/>
             <w:webHidden/>
           </w:rPr>
-          <w:instrText xml:space="preserve"> PAGEREF _Toc208571707 \h </w:instrText>
+          <w:instrText xml:space="preserve"> PAGEREF _Toc208741897 \h </w:instrText>
         </w:r>
         <w:r>
           <w:rPr>
@@ -757,7 +767,7 @@
           <w14:ligatures w14:val="standardContextual"/>
         </w:rPr>
       </w:pPr>
-      <w:hyperlink w:anchor="_Toc208571708" w:history="1">
+      <w:hyperlink w:anchor="_Toc208741898" w:history="1">
         <w:r>
           <w:rPr>
             <w:rStyle w:val="a7"/>
@@ -784,7 +794,7 @@
             <w:noProof/>
             <w:webHidden/>
           </w:rPr>
-          <w:instrText xml:space="preserve"> PAGEREF _Toc208571708 \h </w:instrText>
+          <w:instrText xml:space="preserve"> PAGEREF _Toc208741898 \h </w:instrText>
         </w:r>
         <w:r>
           <w:rPr>
@@ -827,7 +837,7 @@
           <w14:ligatures w14:val="standardContextual"/>
         </w:rPr>
       </w:pPr>
-      <w:hyperlink w:anchor="_Toc208571709" w:history="1">
+      <w:hyperlink w:anchor="_Toc208741899" w:history="1">
         <w:r>
           <w:rPr>
             <w:rStyle w:val="a7"/>
@@ -854,7 +864,7 @@
             <w:noProof/>
             <w:webHidden/>
           </w:rPr>
-          <w:instrText xml:space="preserve"> PAGEREF _Toc208571709 \h </w:instrText>
+          <w:instrText xml:space="preserve"> PAGEREF _Toc208741899 \h </w:instrText>
         </w:r>
         <w:r>
           <w:rPr>
@@ -897,7 +907,7 @@
           <w14:ligatures w14:val="standardContextual"/>
         </w:rPr>
       </w:pPr>
-      <w:hyperlink w:anchor="_Toc208571710" w:history="1">
+      <w:hyperlink w:anchor="_Toc208741900" w:history="1">
         <w:r>
           <w:rPr>
             <w:rStyle w:val="a7"/>
@@ -924,7 +934,7 @@
             <w:noProof/>
             <w:webHidden/>
           </w:rPr>
-          <w:instrText xml:space="preserve"> PAGEREF _Toc208571710 \h </w:instrText>
+          <w:instrText xml:space="preserve"> PAGEREF _Toc208741900 \h </w:instrText>
         </w:r>
         <w:r>
           <w:rPr>
@@ -967,7 +977,7 @@
           <w14:ligatures w14:val="standardContextual"/>
         </w:rPr>
       </w:pPr>
-      <w:hyperlink w:anchor="_Toc208571711" w:history="1">
+      <w:hyperlink w:anchor="_Toc208741901" w:history="1">
         <w:r>
           <w:rPr>
             <w:rStyle w:val="a7"/>
@@ -994,7 +1004,7 @@
             <w:noProof/>
             <w:webHidden/>
           </w:rPr>
-          <w:instrText xml:space="preserve"> PAGEREF _Toc208571711 \h </w:instrText>
+          <w:instrText xml:space="preserve"> PAGEREF _Toc208741901 \h </w:instrText>
         </w:r>
         <w:r>
           <w:rPr>
@@ -1037,7 +1047,7 @@
           <w14:ligatures w14:val="standardContextual"/>
         </w:rPr>
       </w:pPr>
-      <w:hyperlink w:anchor="_Toc208571712" w:history="1">
+      <w:hyperlink w:anchor="_Toc208741902" w:history="1">
         <w:r>
           <w:rPr>
             <w:rStyle w:val="a7"/>
@@ -1064,7 +1074,7 @@
             <w:noProof/>
             <w:webHidden/>
           </w:rPr>
-          <w:instrText xml:space="preserve"> PAGEREF _Toc208571712 \h </w:instrText>
+          <w:instrText xml:space="preserve"> PAGEREF _Toc208741902 \h </w:instrText>
         </w:r>
         <w:r>
           <w:rPr>
@@ -1107,7 +1117,7 @@
           <w14:ligatures w14:val="standardContextual"/>
         </w:rPr>
       </w:pPr>
-      <w:hyperlink w:anchor="_Toc208571713" w:history="1">
+      <w:hyperlink w:anchor="_Toc208741903" w:history="1">
         <w:r>
           <w:rPr>
             <w:rStyle w:val="a7"/>
@@ -1134,7 +1144,7 @@
             <w:noProof/>
             <w:webHidden/>
           </w:rPr>
-          <w:instrText xml:space="preserve"> PAGEREF _Toc208571713 \h </w:instrText>
+          <w:instrText xml:space="preserve"> PAGEREF _Toc208741903 \h </w:instrText>
         </w:r>
         <w:r>
           <w:rPr>
@@ -1177,7 +1187,7 @@
           <w14:ligatures w14:val="standardContextual"/>
         </w:rPr>
       </w:pPr>
-      <w:hyperlink w:anchor="_Toc208571714" w:history="1">
+      <w:hyperlink w:anchor="_Toc208741904" w:history="1">
         <w:r>
           <w:rPr>
             <w:rStyle w:val="a7"/>
@@ -1204,7 +1214,7 @@
             <w:noProof/>
             <w:webHidden/>
           </w:rPr>
-          <w:instrText xml:space="preserve"> PAGEREF _Toc208571714 \h </w:instrText>
+          <w:instrText xml:space="preserve"> PAGEREF _Toc208741904 \h </w:instrText>
         </w:r>
         <w:r>
           <w:rPr>
@@ -1247,7 +1257,7 @@
           <w14:ligatures w14:val="standardContextual"/>
         </w:rPr>
       </w:pPr>
-      <w:hyperlink w:anchor="_Toc208571715" w:history="1">
+      <w:hyperlink w:anchor="_Toc208741905" w:history="1">
         <w:r>
           <w:rPr>
             <w:rStyle w:val="a7"/>
@@ -1274,7 +1284,7 @@
             <w:noProof/>
             <w:webHidden/>
           </w:rPr>
-          <w:instrText xml:space="preserve"> PAGEREF _Toc208571715 \h </w:instrText>
+          <w:instrText xml:space="preserve"> PAGEREF _Toc208741905 \h </w:instrText>
         </w:r>
         <w:r>
           <w:rPr>
@@ -1317,7 +1327,7 @@
           <w14:ligatures w14:val="standardContextual"/>
         </w:rPr>
       </w:pPr>
-      <w:hyperlink w:anchor="_Toc208571716" w:history="1">
+      <w:hyperlink w:anchor="_Toc208741906" w:history="1">
         <w:r>
           <w:rPr>
             <w:rStyle w:val="a7"/>
@@ -1344,7 +1354,7 @@
             <w:noProof/>
             <w:webHidden/>
           </w:rPr>
-          <w:instrText xml:space="preserve"> PAGEREF _Toc208571716 \h </w:instrText>
+          <w:instrText xml:space="preserve"> PAGEREF _Toc208741906 \h </w:instrText>
         </w:r>
         <w:r>
           <w:rPr>
@@ -1387,7 +1397,7 @@
           <w14:ligatures w14:val="standardContextual"/>
         </w:rPr>
       </w:pPr>
-      <w:hyperlink w:anchor="_Toc208571717" w:history="1">
+      <w:hyperlink w:anchor="_Toc208741907" w:history="1">
         <w:r>
           <w:rPr>
             <w:rStyle w:val="a7"/>
@@ -1414,7 +1424,7 @@
             <w:noProof/>
             <w:webHidden/>
           </w:rPr>
-          <w:instrText xml:space="preserve"> PAGEREF _Toc208571717 \h </w:instrText>
+          <w:instrText xml:space="preserve"> PAGEREF _Toc208741907 \h </w:instrText>
         </w:r>
         <w:r>
           <w:rPr>
@@ -1457,7 +1467,7 @@
           <w14:ligatures w14:val="standardContextual"/>
         </w:rPr>
       </w:pPr>
-      <w:hyperlink w:anchor="_Toc208571718" w:history="1">
+      <w:hyperlink w:anchor="_Toc208741908" w:history="1">
         <w:r>
           <w:rPr>
             <w:rStyle w:val="a7"/>
@@ -1484,7 +1494,7 @@
             <w:noProof/>
             <w:webHidden/>
           </w:rPr>
-          <w:instrText xml:space="preserve"> PAGEREF _Toc208571718 \h </w:instrText>
+          <w:instrText xml:space="preserve"> PAGEREF _Toc208741908 \h </w:instrText>
         </w:r>
         <w:r>
           <w:rPr>
@@ -1504,7 +1514,7 @@
             <w:noProof/>
             <w:webHidden/>
           </w:rPr>
-          <w:t>13</w:t>
+          <w:t>12</w:t>
         </w:r>
         <w:r>
           <w:rPr>
@@ -1527,7 +1537,7 @@
           <w14:ligatures w14:val="standardContextual"/>
         </w:rPr>
       </w:pPr>
-      <w:hyperlink w:anchor="_Toc208571719" w:history="1">
+      <w:hyperlink w:anchor="_Toc208741909" w:history="1">
         <w:r>
           <w:rPr>
             <w:rStyle w:val="a7"/>
@@ -1554,7 +1564,7 @@
             <w:noProof/>
             <w:webHidden/>
           </w:rPr>
-          <w:instrText xml:space="preserve"> PAGEREF _Toc208571719 \h </w:instrText>
+          <w:instrText xml:space="preserve"> PAGEREF _Toc208741909 \h </w:instrText>
         </w:r>
         <w:r>
           <w:rPr>
@@ -1574,7 +1584,7 @@
             <w:noProof/>
             <w:webHidden/>
           </w:rPr>
-          <w:t>14</w:t>
+          <w:t>13</w:t>
         </w:r>
         <w:r>
           <w:rPr>
@@ -1597,7 +1607,7 @@
           <w14:ligatures w14:val="standardContextual"/>
         </w:rPr>
       </w:pPr>
-      <w:hyperlink w:anchor="_Toc208571720" w:history="1">
+      <w:hyperlink w:anchor="_Toc208741910" w:history="1">
         <w:r>
           <w:rPr>
             <w:rStyle w:val="a7"/>
@@ -1624,7 +1634,7 @@
             <w:noProof/>
             <w:webHidden/>
           </w:rPr>
-          <w:instrText xml:space="preserve"> PAGEREF _Toc208571720 \h </w:instrText>
+          <w:instrText xml:space="preserve"> PAGEREF _Toc208741910 \h </w:instrText>
         </w:r>
         <w:r>
           <w:rPr>
@@ -1644,7 +1654,7 @@
             <w:noProof/>
             <w:webHidden/>
           </w:rPr>
-          <w:t>15</w:t>
+          <w:t>14</w:t>
         </w:r>
         <w:r>
           <w:rPr>
@@ -1667,7 +1677,7 @@
           <w14:ligatures w14:val="standardContextual"/>
         </w:rPr>
       </w:pPr>
-      <w:hyperlink w:anchor="_Toc208571721" w:history="1">
+      <w:hyperlink w:anchor="_Toc208741911" w:history="1">
         <w:r>
           <w:rPr>
             <w:rStyle w:val="a7"/>
@@ -1694,7 +1704,7 @@
             <w:noProof/>
             <w:webHidden/>
           </w:rPr>
-          <w:instrText xml:space="preserve"> PAGEREF _Toc208571721 \h </w:instrText>
+          <w:instrText xml:space="preserve"> PAGEREF _Toc208741911 \h </w:instrText>
         </w:r>
         <w:r>
           <w:rPr>
@@ -1714,7 +1724,7 @@
             <w:noProof/>
             <w:webHidden/>
           </w:rPr>
-          <w:t>15</w:t>
+          <w:t>14</w:t>
         </w:r>
         <w:r>
           <w:rPr>
@@ -1737,7 +1747,7 @@
           <w14:ligatures w14:val="standardContextual"/>
         </w:rPr>
       </w:pPr>
-      <w:hyperlink w:anchor="_Toc208571722" w:history="1">
+      <w:hyperlink w:anchor="_Toc208741912" w:history="1">
         <w:r>
           <w:rPr>
             <w:rStyle w:val="a7"/>
@@ -1764,7 +1774,7 @@
             <w:noProof/>
             <w:webHidden/>
           </w:rPr>
-          <w:instrText xml:space="preserve"> PAGEREF _Toc208571722 \h </w:instrText>
+          <w:instrText xml:space="preserve"> PAGEREF _Toc208741912 \h </w:instrText>
         </w:r>
         <w:r>
           <w:rPr>
@@ -1784,7 +1794,7 @@
             <w:noProof/>
             <w:webHidden/>
           </w:rPr>
-          <w:t>16</w:t>
+          <w:t>15</w:t>
         </w:r>
         <w:r>
           <w:rPr>
@@ -1807,7 +1817,7 @@
           <w14:ligatures w14:val="standardContextual"/>
         </w:rPr>
       </w:pPr>
-      <w:hyperlink w:anchor="_Toc208571723" w:history="1">
+      <w:hyperlink w:anchor="_Toc208741913" w:history="1">
         <w:r>
           <w:rPr>
             <w:rStyle w:val="a7"/>
@@ -1834,7 +1844,7 @@
             <w:noProof/>
             <w:webHidden/>
           </w:rPr>
-          <w:instrText xml:space="preserve"> PAGEREF _Toc208571723 \h </w:instrText>
+          <w:instrText xml:space="preserve"> PAGEREF _Toc208741913 \h </w:instrText>
         </w:r>
         <w:r>
           <w:rPr>
@@ -1854,7 +1864,7 @@
             <w:noProof/>
             <w:webHidden/>
           </w:rPr>
-          <w:t>17</w:t>
+          <w:t>16</w:t>
         </w:r>
         <w:r>
           <w:rPr>
@@ -1877,7 +1887,7 @@
       <w:pPr>
         <w:pStyle w:val="1"/>
       </w:pPr>
-      <w:bookmarkStart w:id="0" w:name="_Toc208571701"/>
+      <w:bookmarkStart w:id="0" w:name="_Toc208741891"/>
       <w:r>
         <w:rPr>
           <w:rFonts w:hint="eastAsia"/>
@@ -1974,7 +1984,7 @@
           <w:noProof/>
         </w:rPr>
         <w:drawing>
-          <wp:inline distT="0" distB="0" distL="0" distR="0" wp14:anchorId="5AF870FF" wp14:editId="0813C9B2">
+          <wp:inline distT="0" distB="0" distL="0" distR="0" wp14:anchorId="5AF870FF" wp14:editId="1CC2FE81">
             <wp:extent cx="1905000" cy="1905000"/>
             <wp:effectExtent l="0" t="0" r="0" b="0"/>
             <wp:docPr id="69513792" name="図 3"/>
@@ -1985,7 +1995,7 @@
               <a:graphicData uri="http://schemas.openxmlformats.org/drawingml/2006/picture">
                 <pic:pic xmlns:pic="http://schemas.openxmlformats.org/drawingml/2006/picture">
                   <pic:nvPicPr>
-                    <pic:cNvPr id="0" name="Picture 3"/>
+                    <pic:cNvPr id="69513792" name="図 3"/>
                     <pic:cNvPicPr>
                       <a:picLocks noChangeAspect="1" noChangeArrowheads="1"/>
                     </pic:cNvPicPr>
@@ -1998,7 +2008,6 @@
                         </a:ext>
                       </a:extLst>
                     </a:blip>
-                    <a:srcRect/>
                     <a:stretch>
                       <a:fillRect/>
                     </a:stretch>
@@ -2038,7 +2047,7 @@
           <w:noProof/>
         </w:rPr>
         <w:drawing>
-          <wp:inline distT="0" distB="0" distL="0" distR="0" wp14:anchorId="3C31122B" wp14:editId="4192CD38">
+          <wp:inline distT="0" distB="0" distL="0" distR="0" wp14:anchorId="3C31122B" wp14:editId="3FF75CFE">
             <wp:extent cx="1562040" cy="1562040"/>
             <wp:effectExtent l="0" t="0" r="0" b="635"/>
             <wp:docPr id="1359135673" name="図 4"/>
@@ -2049,7 +2058,7 @@
               <a:graphicData uri="http://schemas.openxmlformats.org/drawingml/2006/picture">
                 <pic:pic xmlns:pic="http://schemas.openxmlformats.org/drawingml/2006/picture">
                   <pic:nvPicPr>
-                    <pic:cNvPr id="0" name="Picture 4"/>
+                    <pic:cNvPr id="1359135673" name="図 4"/>
                     <pic:cNvPicPr>
                       <a:picLocks noChangeAspect="1" noChangeArrowheads="1"/>
                     </pic:cNvPicPr>
@@ -2062,7 +2071,6 @@
                         </a:ext>
                       </a:extLst>
                     </a:blip>
-                    <a:srcRect/>
                     <a:stretch>
                       <a:fillRect/>
                     </a:stretch>
@@ -2095,7 +2103,7 @@
         <w:rPr>
           <w:rFonts w:hint="eastAsia"/>
         </w:rPr>
-        <w:t>密かに育てられた地球最後のメイドが宇宙から来たメイドに戦いを挑んだ・・・。</w:t>
+        <w:t>地球の未来は密かに育てられた地球最後のメイドに託された・・・。</w:t>
       </w:r>
     </w:p>
     <w:p/>
@@ -2105,7 +2113,7 @@
       <w:pPr>
         <w:pStyle w:val="1"/>
       </w:pPr>
-      <w:bookmarkStart w:id="1" w:name="_Toc208571702"/>
+      <w:bookmarkStart w:id="1" w:name="_Toc208741892"/>
       <w:r>
         <w:rPr>
           <w:rFonts w:hint="eastAsia"/>
@@ -2120,7 +2128,19 @@
         <w:rPr>
           <w:rFonts w:hint="eastAsia"/>
         </w:rPr>
-        <w:t>メニューは上下左右の方向キーで</w:t>
+        <w:t>メニューは</w:t>
+      </w:r>
+      <w:r>
+        <w:rPr>
+          <w:rFonts w:hint="eastAsia"/>
+        </w:rPr>
+        <w:t>方向キー</w:t>
+      </w:r>
+      <w:r>
+        <w:rPr>
+          <w:rFonts w:hint="eastAsia"/>
+        </w:rPr>
+        <w:t>で</w:t>
       </w:r>
       <w:r>
         <w:rPr>
@@ -2138,7 +2158,13 @@
         <w:rPr>
           <w:rFonts w:hint="eastAsia"/>
         </w:rPr>
-        <w:t>上キーには方向キーの上キー・キーボードのWキー・テンキーの8キー、下キーには方向キーの下キー・キーボードのSキー・テンキーの2キー、左キーには方向キーの左キー・キーボードのAキー・テンキーの4キー、右キーには方向キーの右キー・キーボードのDキー・テンキーの6キー</w:t>
+        <w:t>方向キーには</w:t>
+      </w:r>
+      <w:r>
+        <w:rPr>
+          <w:rFonts w:hint="eastAsia"/>
+        </w:rPr>
+        <w:t>WASDキー、テンキーの8426キー、方向キー</w:t>
       </w:r>
       <w:r>
         <w:rPr>
@@ -2153,7 +2179,7 @@
         <w:rPr>
           <w:rFonts w:hint="eastAsia"/>
         </w:rPr>
-        <w:t>上下左右の方向キーで</w:t>
+        <w:t>方向キーで</w:t>
       </w:r>
       <w:r>
         <w:rPr>
@@ -2228,19 +2254,7 @@
         <w:rPr>
           <w:rFonts w:hint="eastAsia"/>
         </w:rPr>
-        <w:t>メニューを</w:t>
-      </w:r>
-      <w:r>
-        <w:rPr>
-          <w:rFonts w:hint="eastAsia"/>
-        </w:rPr>
-        <w:t>上下左右の</w:t>
-      </w:r>
-      <w:r>
-        <w:rPr>
-          <w:rFonts w:hint="eastAsia"/>
-        </w:rPr>
-        <w:t>方向キーで選</w:t>
+        <w:t>メニューを方向キーで選</w:t>
       </w:r>
       <w:r>
         <w:rPr>
@@ -2387,7 +2401,7 @@
         <w:rPr>
           <w:rFonts w:hint="eastAsia"/>
         </w:rPr>
-        <w:t>の上キー、方向キーの下キー、方向キーの左キー、方向キーの右キー、</w:t>
+        <w:t>、</w:t>
       </w:r>
       <w:r>
         <w:rPr>
@@ -2411,7 +2425,13 @@
         <w:rPr>
           <w:rFonts w:hint="eastAsia"/>
         </w:rPr>
-        <w:t>方向キーの上キー、方向キーの下キー、方向キーの左キー、方向キーの右キー、</w:t>
+        <w:t>方向キー</w:t>
+      </w:r>
+      <w:r>
+        <w:rPr>
+          <w:rFonts w:hint="eastAsia"/>
+        </w:rPr>
+        <w:t>と</w:t>
       </w:r>
       <w:r>
         <w:rPr>
@@ -2570,7 +2590,7 @@
         <w:rPr>
           <w:rFonts w:hint="eastAsia"/>
         </w:rPr>
-        <w:t>、津城通り上下左右の</w:t>
+        <w:t>、</w:t>
       </w:r>
       <w:r>
         <w:rPr>
@@ -2906,7 +2926,6 @@
                 <w:b/>
                 <w:bCs/>
               </w:rPr>
-              <w:lastRenderedPageBreak/>
               <w:t>下キー</w:t>
             </w:r>
           </w:p>
@@ -3069,6 +3088,7 @@
                 <w:b/>
                 <w:bCs/>
               </w:rPr>
+              <w:lastRenderedPageBreak/>
               <w:t>左キー</w:t>
             </w:r>
           </w:p>
@@ -3889,7 +3909,7 @@
       <w:pPr>
         <w:pStyle w:val="1"/>
       </w:pPr>
-      <w:bookmarkStart w:id="2" w:name="_Toc208571703"/>
+      <w:bookmarkStart w:id="2" w:name="_Toc208741893"/>
       <w:r>
         <w:rPr>
           <w:rFonts w:hint="eastAsia"/>
@@ -4119,7 +4139,7 @@
       <w:pPr>
         <w:pStyle w:val="1"/>
       </w:pPr>
-      <w:bookmarkStart w:id="4" w:name="_Toc208571704"/>
+      <w:bookmarkStart w:id="4" w:name="_Toc208741894"/>
       <w:r>
         <w:rPr>
           <w:rFonts w:hint="eastAsia"/>
@@ -4166,7 +4186,7 @@
         <w:t>tmfos_setup_</w:t>
       </w:r>
       <w:r>
-        <w:t>1.2.15</w:t>
+        <w:t>1.2.16</w:t>
       </w:r>
       <w:r>
         <w:t>.msi</w:t>
@@ -4187,7 +4207,7 @@
         <w:t>tmfos_setup_</w:t>
       </w:r>
       <w:r>
-        <w:t>1.2.15</w:t>
+        <w:t>1.2.16</w:t>
       </w:r>
       <w:r>
         <w:t>”</w:t>
@@ -4208,7 +4228,7 @@
         <w:t>tmfos_setup_</w:t>
       </w:r>
       <w:r>
-        <w:t>1.2.15</w:t>
+        <w:t>1.2.16</w:t>
       </w:r>
       <w:r>
         <w:t>.msi</w:t>
@@ -4229,7 +4249,7 @@
         <w:t>tmfos_setup_</w:t>
       </w:r>
       <w:r>
-        <w:t>1.2.15</w:t>
+        <w:t>1.2.16</w:t>
       </w:r>
       <w:r>
         <w:t>”を</w:t>
@@ -4256,29 +4276,59 @@
         <w:rPr>
           <w:rFonts w:hint="eastAsia"/>
         </w:rPr>
-        <w:t>ボタンを押してインスト</w:t>
-      </w:r>
+        <w:t>ボタンを押してインストールを行ってください。途中</w:t>
+      </w:r>
+      <w:r>
+        <w:rPr>
+          <w:rFonts w:hint="eastAsia"/>
+        </w:rPr>
+        <w:t>の説明を理解できない場合は、何も変更せずに</w:t>
+      </w:r>
+      <w:r>
+        <w:t>”</w:t>
+      </w:r>
+      <w:r>
+        <w:rPr>
+          <w:rFonts w:hint="eastAsia"/>
+        </w:rPr>
+        <w:t>次へ</w:t>
+      </w:r>
+      <w:r>
+        <w:t>”</w:t>
+      </w:r>
+      <w:r>
+        <w:rPr>
+          <w:rFonts w:hint="eastAsia"/>
+        </w:rPr>
+        <w:t>ボタンを押せば通常の設定でインストールが行われます。</w:t>
+      </w:r>
+    </w:p>
+    <w:p/>
+    <w:p>
       <w:r>
         <w:rPr>
           <w:rFonts w:hint="eastAsia"/>
         </w:rPr>
         <w:lastRenderedPageBreak/>
-        <w:t>ールを行ってください。途中</w:t>
-      </w:r>
-      <w:r>
-        <w:rPr>
-          <w:rFonts w:hint="eastAsia"/>
-        </w:rPr>
-        <w:t>の説明を理解できない場合は、何も変更せずに</w:t>
+        <w:t>ゲームをアンインストールするには、</w:t>
+      </w:r>
+      <w:r>
+        <w:rPr>
+          <w:rFonts w:hint="eastAsia"/>
+        </w:rPr>
+        <w:t>インストーラ</w:t>
       </w:r>
       <w:r>
         <w:t>”</w:t>
       </w:r>
       <w:r>
-        <w:rPr>
-          <w:rFonts w:hint="eastAsia"/>
-        </w:rPr>
-        <w:t>次へ</w:t>
+        <w:t>tmfos_setup_</w:t>
+      </w:r>
+      <w:r>
+        <w:t>1.2.16</w:t>
+      </w:r>
+      <w:r>
+        <w:t>.msi</w:t>
       </w:r>
       <w:r>
         <w:t>”</w:t>
@@ -4287,22 +4337,7 @@
         <w:rPr>
           <w:rFonts w:hint="eastAsia"/>
         </w:rPr>
-        <w:t>ボタンを押せば通常の設定でインストールが行われます。</w:t>
-      </w:r>
-    </w:p>
-    <w:p/>
-    <w:p>
-      <w:r>
-        <w:rPr>
-          <w:rFonts w:hint="eastAsia"/>
-        </w:rPr>
-        <w:t>ゲームをアンインストールするには、</w:t>
-      </w:r>
-      <w:r>
-        <w:rPr>
-          <w:rFonts w:hint="eastAsia"/>
-        </w:rPr>
-        <w:t>インストーラ</w:t>
+        <w:t>または</w:t>
       </w:r>
       <w:r>
         <w:t>”</w:t>
@@ -4311,28 +4346,7 @@
         <w:t>tmfos_setup_</w:t>
       </w:r>
       <w:r>
-        <w:t>1.2.15</w:t>
-      </w:r>
-      <w:r>
-        <w:t>.msi</w:t>
-      </w:r>
-      <w:r>
-        <w:t>”</w:t>
-      </w:r>
-      <w:r>
-        <w:rPr>
-          <w:rFonts w:hint="eastAsia"/>
-        </w:rPr>
-        <w:t>または</w:t>
-      </w:r>
-      <w:r>
-        <w:t>”</w:t>
-      </w:r>
-      <w:r>
-        <w:t>tmfos_setup_</w:t>
-      </w:r>
-      <w:r>
-        <w:t>1.2.15</w:t>
+        <w:t>1.2.16</w:t>
       </w:r>
       <w:r>
         <w:t>”を</w:t>
@@ -4522,7 +4536,7 @@
       <w:pPr>
         <w:pStyle w:val="1"/>
       </w:pPr>
-      <w:bookmarkStart w:id="5" w:name="_Toc208571705"/>
+      <w:bookmarkStart w:id="5" w:name="_Toc208741895"/>
       <w:r>
         <w:rPr>
           <w:rFonts w:hint="eastAsia"/>
@@ -4753,57 +4767,50 @@
         <w:rPr>
           <w:rFonts w:hint="eastAsia"/>
         </w:rPr>
-        <w:t>位置を調整できます。ウィンドウサイズもウィンドウの枠をドラ</w:t>
-      </w:r>
+        <w:t>位置を調整できます。ウィンドウサイズもウィンドウの枠をドラッグすることで調整できます。ウィンドウサイズと</w:t>
+      </w:r>
+      <w:r>
+        <w:rPr>
+          <w:rFonts w:hint="eastAsia"/>
+        </w:rPr>
+        <w:t>ウィンドウ</w:t>
+      </w:r>
+      <w:r>
+        <w:rPr>
+          <w:rFonts w:hint="eastAsia"/>
+        </w:rPr>
+        <w:t>位置はゲーム終了時に保存され、次回起動時に復元されます。</w:t>
+      </w:r>
+      <w:r>
+        <w:rPr>
+          <w:rFonts w:hint="eastAsia"/>
+        </w:rPr>
+        <w:t>ゲーム起動後は</w:t>
+      </w:r>
+      <w:r>
+        <w:rPr>
+          <w:rFonts w:hint="eastAsia"/>
+        </w:rPr>
+        <w:t>タイトル画面</w:t>
+      </w:r>
+      <w:r>
+        <w:rPr>
+          <w:rFonts w:hint="eastAsia"/>
+        </w:rPr>
+        <w:t>が表示されます。</w:t>
+      </w:r>
+    </w:p>
+    <w:p/>
+    <w:p>
+      <w:pPr>
+        <w:pStyle w:val="1"/>
+      </w:pPr>
+      <w:bookmarkStart w:id="6" w:name="_Toc208741896"/>
       <w:r>
         <w:rPr>
           <w:rFonts w:hint="eastAsia"/>
         </w:rPr>
         <w:lastRenderedPageBreak/>
-        <w:t>ッグすることで調整できます。ウィンドウサイズと</w:t>
-      </w:r>
-      <w:r>
-        <w:rPr>
-          <w:rFonts w:hint="eastAsia"/>
-        </w:rPr>
-        <w:t>ウィンドウ</w:t>
-      </w:r>
-      <w:r>
-        <w:rPr>
-          <w:rFonts w:hint="eastAsia"/>
-        </w:rPr>
-        <w:t>位置はゲーム終了時に保存され、次回起動時に復元されます。</w:t>
-      </w:r>
-      <w:r>
-        <w:rPr>
-          <w:rFonts w:hint="eastAsia"/>
-        </w:rPr>
-        <w:t>ゲーム起動後は</w:t>
-      </w:r>
-      <w:r>
-        <w:rPr>
-          <w:rFonts w:hint="eastAsia"/>
-        </w:rPr>
-        <w:t>タイトル画面</w:t>
-      </w:r>
-      <w:r>
-        <w:rPr>
-          <w:rFonts w:hint="eastAsia"/>
-        </w:rPr>
-        <w:t>が表示されます。</w:t>
-      </w:r>
-    </w:p>
-    <w:p/>
-    <w:p/>
-    <w:p>
-      <w:pPr>
-        <w:pStyle w:val="1"/>
-      </w:pPr>
-      <w:bookmarkStart w:id="6" w:name="_Toc208571706"/>
-      <w:r>
-        <w:rPr>
-          <w:rFonts w:hint="eastAsia"/>
-        </w:rPr>
         <w:t>タイトル画面</w:t>
       </w:r>
       <w:bookmarkEnd w:id="6"/>
@@ -4937,12 +4944,6 @@
         <w:rPr>
           <w:rFonts w:hint="eastAsia"/>
         </w:rPr>
-        <w:t>上下左右の</w:t>
-      </w:r>
-      <w:r>
-        <w:rPr>
-          <w:rFonts w:hint="eastAsia"/>
-        </w:rPr>
         <w:t>方向キー</w:t>
       </w:r>
       <w:r>
@@ -4967,7 +4968,19 @@
         <w:rPr>
           <w:rFonts w:hint="eastAsia"/>
         </w:rPr>
-        <w:t>メニューを上下左右の方向キーで選び、Aキーで決定することを、選択すると表記します</w:t>
+        <w:t>メニューを</w:t>
+      </w:r>
+      <w:r>
+        <w:rPr>
+          <w:rFonts w:hint="eastAsia"/>
+        </w:rPr>
+        <w:t>方向キー</w:t>
+      </w:r>
+      <w:r>
+        <w:rPr>
+          <w:rFonts w:hint="eastAsia"/>
+        </w:rPr>
+        <w:t>で選び、Aキーで決定することを、選択すると表記します</w:t>
       </w:r>
       <w:r>
         <w:rPr>
@@ -4985,7 +4998,7 @@
       <w:pPr>
         <w:pStyle w:val="2"/>
       </w:pPr>
-      <w:bookmarkStart w:id="7" w:name="_Toc208571707"/>
+      <w:bookmarkStart w:id="7" w:name="_Toc208741897"/>
       <w:r>
         <w:t>“</w:t>
       </w:r>
@@ -5141,6 +5154,63 @@
         <w:ind w:leftChars="0" w:left="709"/>
       </w:pPr>
       <w:r>
+        <w:t>“</w:t>
+      </w:r>
+      <w:r>
+        <w:rPr>
+          <w:rFonts w:hint="eastAsia"/>
+        </w:rPr>
+        <w:t>タイトルに戻る</w:t>
+      </w:r>
+      <w:r>
+        <w:t>”</w:t>
+      </w:r>
+      <w:r>
+        <w:rPr>
+          <w:rFonts w:hint="eastAsia"/>
+        </w:rPr>
+        <w:t>ボタンでタイトル画面に戻ります。</w:t>
+      </w:r>
+    </w:p>
+    <w:p>
+      <w:pPr>
+        <w:pStyle w:val="a6"/>
+        <w:ind w:leftChars="0" w:left="709"/>
+      </w:pPr>
+    </w:p>
+    <w:p>
+      <w:pPr>
+        <w:pStyle w:val="a6"/>
+        <w:ind w:leftChars="0" w:left="709"/>
+      </w:pPr>
+      <w:r>
+        <w:rPr>
+          <w:rFonts w:hint="eastAsia"/>
+        </w:rPr>
+        <w:t>チュートリアルではゲームの遊び方</w:t>
+      </w:r>
+      <w:r>
+        <w:rPr>
+          <w:rFonts w:hint="eastAsia"/>
+        </w:rPr>
+        <w:t>を</w:t>
+      </w:r>
+      <w:r>
+        <w:rPr>
+          <w:rFonts w:hint="eastAsia"/>
+        </w:rPr>
+        <w:t>紹介します。</w:t>
+      </w:r>
+    </w:p>
+    <w:p>
+      <w:pPr>
+        <w:pStyle w:val="2"/>
+      </w:pPr>
+      <w:bookmarkStart w:id="8" w:name="_Toc208741898"/>
+      <w:r>
+        <w:rPr>
+          <w:rFonts w:hint="eastAsia"/>
+        </w:rPr>
         <w:lastRenderedPageBreak/>
         <w:t>“</w:t>
       </w:r>
@@ -5148,301 +5218,160 @@
         <w:rPr>
           <w:rFonts w:hint="eastAsia"/>
         </w:rPr>
-        <w:t>タイトルに戻る</w:t>
-      </w:r>
-      <w:r>
+        <w:t>ロード</w:t>
+      </w:r>
+      <w:r>
+        <w:rPr>
+          <w:rFonts w:hint="eastAsia"/>
+        </w:rPr>
         <w:t>”</w:t>
       </w:r>
       <w:r>
         <w:rPr>
           <w:rFonts w:hint="eastAsia"/>
         </w:rPr>
-        <w:t>ボタンでタイトル画面に戻ります。</w:t>
-      </w:r>
-      <w:r>
-        <w:rPr>
-          <w:rFonts w:hint="eastAsia"/>
-        </w:rPr>
-        <w:t>タイトル画面については、</w:t>
-      </w:r>
-      <w:r>
-        <w:rPr>
-          <w:rFonts w:hint="eastAsia"/>
-        </w:rPr>
-        <w:t>本取扱説明書のタイトル画面の項目を参照してください。</w:t>
-      </w:r>
+        <w:t>ボタン</w:t>
+      </w:r>
+      <w:bookmarkEnd w:id="8"/>
     </w:p>
     <w:p>
       <w:pPr>
         <w:pStyle w:val="a6"/>
         <w:ind w:leftChars="0" w:left="709"/>
       </w:pPr>
+      <w:r>
+        <w:rPr>
+          <w:rFonts w:hint="eastAsia"/>
+        </w:rPr>
+        <w:t>ロード画面を表示します。ロード画面では</w:t>
+      </w:r>
+      <w:r>
+        <w:rPr>
+          <w:rFonts w:hint="eastAsia"/>
+        </w:rPr>
+        <w:t>前回保存したデータでゲームを再開</w:t>
+      </w:r>
+      <w:r>
+        <w:rPr>
+          <w:rFonts w:hint="eastAsia"/>
+        </w:rPr>
+        <w:t>できます</w:t>
+      </w:r>
+      <w:r>
+        <w:rPr>
+          <w:rFonts w:hint="eastAsia"/>
+        </w:rPr>
+        <w:t>。</w:t>
+      </w:r>
     </w:p>
     <w:p>
       <w:pPr>
         <w:pStyle w:val="a6"/>
         <w:ind w:leftChars="0" w:left="709"/>
       </w:pPr>
-      <w:r>
-        <w:rPr>
-          <w:rFonts w:hint="eastAsia"/>
-        </w:rPr>
-        <w:t>チュートリアルではゲームの遊び方</w:t>
-      </w:r>
-      <w:r>
-        <w:rPr>
-          <w:rFonts w:hint="eastAsia"/>
-        </w:rPr>
-        <w:t>を</w:t>
-      </w:r>
-      <w:r>
-        <w:rPr>
-          <w:rFonts w:hint="eastAsia"/>
-        </w:rPr>
-        <w:t>紹介します。</w:t>
-      </w:r>
+    </w:p>
+    <w:p>
+      <w:pPr>
+        <w:pStyle w:val="2"/>
+      </w:pPr>
+      <w:bookmarkStart w:id="9" w:name="_Toc208741899"/>
+      <w:r>
+        <w:t>“</w:t>
+      </w:r>
+      <w:r>
+        <w:rPr>
+          <w:rFonts w:hint="eastAsia"/>
+        </w:rPr>
+        <w:t>設定</w:t>
+      </w:r>
+      <w:r>
+        <w:t>”</w:t>
+      </w:r>
+      <w:r>
+        <w:rPr>
+          <w:rFonts w:hint="eastAsia"/>
+        </w:rPr>
+        <w:t>ボタン</w:t>
+      </w:r>
+      <w:bookmarkEnd w:id="9"/>
     </w:p>
     <w:p>
       <w:pPr>
         <w:pStyle w:val="a6"/>
         <w:ind w:leftChars="0" w:left="709"/>
       </w:pPr>
-    </w:p>
-    <w:p>
-      <w:pPr>
-        <w:pStyle w:val="2"/>
-      </w:pPr>
-      <w:bookmarkStart w:id="8" w:name="_Toc208571708"/>
-      <w:r>
-        <w:rPr>
-          <w:rFonts w:hint="eastAsia"/>
-        </w:rPr>
-        <w:t>“</w:t>
-      </w:r>
-      <w:r>
-        <w:rPr>
-          <w:rFonts w:hint="eastAsia"/>
-        </w:rPr>
-        <w:t>ロード</w:t>
-      </w:r>
-      <w:r>
-        <w:rPr>
-          <w:rFonts w:hint="eastAsia"/>
-        </w:rPr>
-        <w:t>”</w:t>
-      </w:r>
-      <w:r>
-        <w:rPr>
-          <w:rFonts w:hint="eastAsia"/>
-        </w:rPr>
-        <w:t>ボタン</w:t>
-      </w:r>
-      <w:bookmarkEnd w:id="8"/>
+      <w:r>
+        <w:rPr>
+          <w:rFonts w:hint="eastAsia"/>
+        </w:rPr>
+        <w:t>設定画面を表示します。設定画面では</w:t>
+      </w:r>
+      <w:r>
+        <w:rPr>
+          <w:rFonts w:hint="eastAsia"/>
+        </w:rPr>
+        <w:t>BGMや効果音の音量、</w:t>
+      </w:r>
+      <w:r>
+        <w:rPr>
+          <w:rFonts w:hint="eastAsia"/>
+        </w:rPr>
+        <w:t>ゲームウィンドウの</w:t>
+      </w:r>
+      <w:r>
+        <w:t>全画面</w:t>
+      </w:r>
+      <w:r>
+        <w:rPr>
+          <w:rFonts w:hint="eastAsia"/>
+        </w:rPr>
+        <w:t>表示と</w:t>
+      </w:r>
+      <w:r>
+        <w:t>ウィンドウ</w:t>
+      </w:r>
+      <w:r>
+        <w:rPr>
+          <w:rFonts w:hint="eastAsia"/>
+        </w:rPr>
+        <w:t>表示</w:t>
+      </w:r>
+      <w:r>
+        <w:rPr>
+          <w:rFonts w:hint="eastAsia"/>
+        </w:rPr>
+        <w:t>の切り替えを行うことができます。また、設定画面から</w:t>
+      </w:r>
+      <w:r>
+        <w:rPr>
+          <w:rFonts w:hint="eastAsia"/>
+        </w:rPr>
+        <w:t>操作設定</w:t>
+      </w:r>
+      <w:r>
+        <w:rPr>
+          <w:rFonts w:hint="eastAsia"/>
+        </w:rPr>
+        <w:t>画面を表示する</w:t>
+      </w:r>
+      <w:r>
+        <w:rPr>
+          <w:rFonts w:hint="eastAsia"/>
+        </w:rPr>
+        <w:t>ことができます。</w:t>
+      </w:r>
     </w:p>
     <w:p>
       <w:pPr>
         <w:pStyle w:val="a6"/>
         <w:ind w:leftChars="0" w:left="709"/>
       </w:pPr>
-      <w:r>
-        <w:rPr>
-          <w:rFonts w:hint="eastAsia"/>
-        </w:rPr>
-        <w:t>ロード画面を表示します。ロード画面では</w:t>
-      </w:r>
-      <w:r>
-        <w:rPr>
-          <w:rFonts w:hint="eastAsia"/>
-        </w:rPr>
-        <w:t>前回保存したデータでゲームを再開</w:t>
-      </w:r>
-      <w:r>
-        <w:rPr>
-          <w:rFonts w:hint="eastAsia"/>
-        </w:rPr>
-        <w:t>できます</w:t>
-      </w:r>
-      <w:r>
-        <w:rPr>
-          <w:rFonts w:hint="eastAsia"/>
-        </w:rPr>
-        <w:t>。</w:t>
-      </w:r>
-      <w:r>
-        <w:rPr>
-          <w:rFonts w:hint="eastAsia"/>
-        </w:rPr>
-        <w:t>ロード画面については、</w:t>
-      </w:r>
-      <w:r>
-        <w:rPr>
-          <w:rFonts w:hint="eastAsia"/>
-        </w:rPr>
-        <w:t>本取扱説明書の</w:t>
-      </w:r>
-      <w:r>
-        <w:rPr>
-          <w:rFonts w:hint="eastAsia"/>
-        </w:rPr>
-        <w:t>ロード画面</w:t>
-      </w:r>
-      <w:r>
-        <w:rPr>
-          <w:rFonts w:hint="eastAsia"/>
-        </w:rPr>
-        <w:t>の項目を参照してください。</w:t>
-      </w:r>
-    </w:p>
-    <w:p>
-      <w:pPr>
-        <w:pStyle w:val="a6"/>
-        <w:ind w:leftChars="0" w:left="709"/>
-      </w:pPr>
     </w:p>
     <w:p>
       <w:pPr>
         <w:pStyle w:val="2"/>
       </w:pPr>
-      <w:bookmarkStart w:id="9" w:name="_Toc208571709"/>
-      <w:r>
-        <w:t>“</w:t>
-      </w:r>
-      <w:r>
-        <w:rPr>
-          <w:rFonts w:hint="eastAsia"/>
-        </w:rPr>
-        <w:t>設定</w:t>
-      </w:r>
-      <w:r>
-        <w:t>”</w:t>
-      </w:r>
-      <w:r>
-        <w:rPr>
-          <w:rFonts w:hint="eastAsia"/>
-        </w:rPr>
-        <w:t>ボタン</w:t>
-      </w:r>
-      <w:bookmarkEnd w:id="9"/>
-    </w:p>
-    <w:p>
-      <w:pPr>
-        <w:pStyle w:val="a6"/>
-        <w:ind w:leftChars="0" w:left="709"/>
-      </w:pPr>
-      <w:r>
-        <w:rPr>
-          <w:rFonts w:hint="eastAsia"/>
-        </w:rPr>
-        <w:t>設定画面を表示します。設定画面では</w:t>
-      </w:r>
-      <w:r>
-        <w:rPr>
-          <w:rFonts w:hint="eastAsia"/>
-        </w:rPr>
-        <w:t>BGMや効果音の音量、</w:t>
-      </w:r>
-      <w:r>
-        <w:rPr>
-          <w:rFonts w:hint="eastAsia"/>
-        </w:rPr>
-        <w:t>ゲームウィンドウの</w:t>
-      </w:r>
-      <w:r>
-        <w:t>全画面</w:t>
-      </w:r>
-      <w:r>
-        <w:rPr>
-          <w:rFonts w:hint="eastAsia"/>
-        </w:rPr>
-        <w:t>表示と</w:t>
-      </w:r>
-      <w:r>
-        <w:t>ウィンドウ</w:t>
-      </w:r>
-      <w:r>
-        <w:rPr>
-          <w:rFonts w:hint="eastAsia"/>
-        </w:rPr>
-        <w:t>表示</w:t>
-      </w:r>
-      <w:r>
-        <w:rPr>
-          <w:rFonts w:hint="eastAsia"/>
-        </w:rPr>
-        <w:t>の切り替えを行うことができます。また、設定画面から</w:t>
-      </w:r>
-      <w:r>
-        <w:rPr>
-          <w:rFonts w:hint="eastAsia"/>
-        </w:rPr>
-        <w:t>操作設定</w:t>
-      </w:r>
-      <w:r>
-        <w:rPr>
-          <w:rFonts w:hint="eastAsia"/>
-        </w:rPr>
-        <w:t>画面を表示する</w:t>
-      </w:r>
-      <w:r>
-        <w:rPr>
-          <w:rFonts w:hint="eastAsia"/>
-        </w:rPr>
-        <w:t>ことができます。</w:t>
-      </w:r>
-      <w:r>
-        <w:rPr>
-          <w:rFonts w:hint="eastAsia"/>
-        </w:rPr>
-        <w:t>設定画面と操作設定画面については、</w:t>
-      </w:r>
-      <w:r>
-        <w:rPr>
-          <w:rFonts w:hint="eastAsia"/>
-        </w:rPr>
-        <w:t>本取扱説明書の</w:t>
-      </w:r>
-      <w:r>
-        <w:rPr>
-          <w:rFonts w:hint="eastAsia"/>
-        </w:rPr>
-        <w:t>設定</w:t>
-      </w:r>
-      <w:r>
-        <w:rPr>
-          <w:rFonts w:hint="eastAsia"/>
-        </w:rPr>
-        <w:t>画面</w:t>
-      </w:r>
-      <w:r>
-        <w:rPr>
-          <w:rFonts w:hint="eastAsia"/>
-        </w:rPr>
-        <w:t>および</w:t>
-      </w:r>
-      <w:r>
-        <w:rPr>
-          <w:rFonts w:hint="eastAsia"/>
-        </w:rPr>
-        <w:t>操作設定画面</w:t>
-      </w:r>
-      <w:r>
-        <w:rPr>
-          <w:rFonts w:hint="eastAsia"/>
-        </w:rPr>
-        <w:t>の項目を参照してください。</w:t>
-      </w:r>
-    </w:p>
-    <w:p>
-      <w:pPr>
-        <w:pStyle w:val="a6"/>
-        <w:ind w:leftChars="0" w:left="709"/>
-      </w:pPr>
-    </w:p>
-    <w:p>
-      <w:pPr>
-        <w:pStyle w:val="2"/>
-      </w:pPr>
-      <w:bookmarkStart w:id="10" w:name="_Toc208571710"/>
+      <w:bookmarkStart w:id="10" w:name="_Toc208741900"/>
       <w:r>
         <w:t>“</w:t>
       </w:r>
@@ -5619,12 +5548,6 @@
         </w:rPr>
         <w:t>に戻ります。</w:t>
       </w:r>
-      <w:r>
-        <w:rPr>
-          <w:rFonts w:hint="eastAsia"/>
-        </w:rPr>
-        <w:t>タイトル画面については、本取扱説明書のタイトル画面の項目を参照してください。</w:t>
-      </w:r>
     </w:p>
     <w:p>
       <w:pPr>
@@ -5636,7 +5559,7 @@
       <w:pPr>
         <w:pStyle w:val="2"/>
       </w:pPr>
-      <w:bookmarkStart w:id="11" w:name="_Toc208571711"/>
+      <w:bookmarkStart w:id="11" w:name="_Toc208741901"/>
       <w:r>
         <w:t>“</w:t>
       </w:r>
@@ -5686,30 +5609,6 @@
         </w:rPr>
         <w:t>を確認することができます。</w:t>
       </w:r>
-      <w:r>
-        <w:rPr>
-          <w:rFonts w:hint="eastAsia"/>
-        </w:rPr>
-        <w:t>ライセンス画面については、</w:t>
-      </w:r>
-      <w:r>
-        <w:rPr>
-          <w:rFonts w:hint="eastAsia"/>
-        </w:rPr>
-        <w:t>本取扱説明書の</w:t>
-      </w:r>
-      <w:r>
-        <w:rPr>
-          <w:rFonts w:hint="eastAsia"/>
-        </w:rPr>
-        <w:t>ライセンス画面</w:t>
-      </w:r>
-      <w:r>
-        <w:rPr>
-          <w:rFonts w:hint="eastAsia"/>
-        </w:rPr>
-        <w:t>の項目を参照してください。</w:t>
-      </w:r>
     </w:p>
     <w:p>
       <w:pPr>
@@ -5721,7 +5620,7 @@
       <w:pPr>
         <w:pStyle w:val="2"/>
       </w:pPr>
-      <w:bookmarkStart w:id="12" w:name="_Toc208571712"/>
+      <w:bookmarkStart w:id="12" w:name="_Toc208741902"/>
       <w:r>
         <w:t>“</w:t>
       </w:r>
@@ -5777,36 +5676,18 @@
         </w:rPr>
         <w:t>BGMを聞くことができます。</w:t>
       </w:r>
-      <w:r>
-        <w:rPr>
-          <w:rFonts w:hint="eastAsia"/>
-        </w:rPr>
-        <w:t>ジュークボックス画面については、</w:t>
-      </w:r>
-      <w:r>
-        <w:rPr>
-          <w:rFonts w:hint="eastAsia"/>
-        </w:rPr>
-        <w:t>本取扱説明書の</w:t>
-      </w:r>
-      <w:r>
-        <w:rPr>
-          <w:rFonts w:hint="eastAsia"/>
-        </w:rPr>
-        <w:t>ジュークボックス</w:t>
-      </w:r>
-      <w:r>
-        <w:rPr>
-          <w:rFonts w:hint="eastAsia"/>
-        </w:rPr>
-        <w:t>画面の項目を参照してください。</w:t>
-      </w:r>
+    </w:p>
+    <w:p>
+      <w:pPr>
+        <w:pStyle w:val="a6"/>
+        <w:ind w:leftChars="0" w:left="709"/>
+      </w:pPr>
     </w:p>
     <w:p>
       <w:pPr>
         <w:pStyle w:val="1"/>
       </w:pPr>
-      <w:bookmarkStart w:id="13" w:name="_Toc208571713"/>
+      <w:bookmarkStart w:id="13" w:name="_Toc208741903"/>
       <w:r>
         <w:rPr>
           <w:rFonts w:hint="eastAsia"/>
@@ -6099,7 +5980,7 @@
       <w:pPr>
         <w:pStyle w:val="1"/>
       </w:pPr>
-      <w:bookmarkStart w:id="14" w:name="_Toc208571714"/>
+      <w:bookmarkStart w:id="14" w:name="_Toc208741904"/>
       <w:r>
         <w:rPr>
           <w:rFonts w:hint="eastAsia"/>
@@ -6306,12 +6187,6 @@
         </w:rPr>
         <w:t>に戻ります。</w:t>
       </w:r>
-      <w:r>
-        <w:rPr>
-          <w:rFonts w:hint="eastAsia"/>
-        </w:rPr>
-        <w:t>タイトル画面については、本取扱説明書のタイトル画面の項目を参照してください。</w:t>
-      </w:r>
     </w:p>
     <w:p/>
     <w:p>
@@ -6368,24 +6243,6 @@
           <w:rFonts w:hint="eastAsia"/>
         </w:rPr>
         <w:t>、BGM音量の調整を行うことができます。</w:t>
-      </w:r>
-      <w:r>
-        <w:rPr>
-          <w:rFonts w:hint="eastAsia"/>
-        </w:rPr>
-        <w:t>設定画面については</w:t>
-      </w:r>
-      <w:r>
-        <w:rPr>
-          <w:rFonts w:hint="eastAsia"/>
-        </w:rPr>
-        <w:t>、</w:t>
-      </w:r>
-      <w:r>
-        <w:rPr>
-          <w:rFonts w:hint="eastAsia"/>
-        </w:rPr>
-        <w:t>本取扱説明書の設定画面の項目を参照してください。</w:t>
       </w:r>
     </w:p>
     <w:p/>
@@ -6394,7 +6251,7 @@
       <w:pPr>
         <w:pStyle w:val="1"/>
       </w:pPr>
-      <w:bookmarkStart w:id="15" w:name="_Toc208571715"/>
+      <w:bookmarkStart w:id="15" w:name="_Toc208741905"/>
       <w:r>
         <w:rPr>
           <w:rFonts w:hint="eastAsia"/>
@@ -6625,14 +6482,195 @@
         <w:jc w:val="left"/>
       </w:pPr>
       <w:r>
+        <w:t>“</w:t>
+      </w:r>
+      <w:r>
+        <w:rPr>
+          <w:rFonts w:hint="eastAsia"/>
+        </w:rPr>
+        <w:t>保存して戻る</w:t>
+      </w:r>
+      <w:r>
+        <w:t>”</w:t>
+      </w:r>
+      <w:r>
+        <w:rPr>
+          <w:rFonts w:hint="eastAsia"/>
+        </w:rPr>
+        <w:t>ボタンを選択すると、すべての設定が適用され、前の画面に戻ります。変更した</w:t>
+      </w:r>
+      <w:r>
+        <w:rPr>
+          <w:rFonts w:hint="eastAsia"/>
+        </w:rPr>
+        <w:t>音量</w:t>
+      </w:r>
+      <w:r>
+        <w:rPr>
+          <w:rFonts w:hint="eastAsia"/>
+        </w:rPr>
+        <w:t>を元に戻したい場合は</w:t>
+      </w:r>
+      <w:r>
+        <w:t>”</w:t>
+      </w:r>
+      <w:r>
+        <w:rPr>
+          <w:rFonts w:hint="eastAsia"/>
+        </w:rPr>
+        <w:t>前回保存した</w:t>
+      </w:r>
+      <w:r>
+        <w:rPr>
+          <w:rFonts w:hint="eastAsia"/>
+        </w:rPr>
+        <w:t>音量</w:t>
+      </w:r>
+      <w:r>
+        <w:rPr>
+          <w:rFonts w:hint="eastAsia"/>
+        </w:rPr>
+        <w:t>にリセット</w:t>
+      </w:r>
+      <w:r>
+        <w:t>”</w:t>
+      </w:r>
+      <w:r>
+        <w:rPr>
+          <w:rFonts w:hint="eastAsia"/>
+        </w:rPr>
+        <w:t>ボタンを選択すると前回保存した</w:t>
+      </w:r>
+      <w:r>
+        <w:rPr>
+          <w:rFonts w:hint="eastAsia"/>
+        </w:rPr>
+        <w:t>音量</w:t>
+      </w:r>
+      <w:r>
+        <w:rPr>
+          <w:rFonts w:hint="eastAsia"/>
+        </w:rPr>
+        <w:t>に戻すことが</w:t>
+      </w:r>
+      <w:r>
+        <w:rPr>
+          <w:rFonts w:hint="eastAsia"/>
+        </w:rPr>
         <w:lastRenderedPageBreak/>
+        <w:t>できます。また、</w:t>
+      </w:r>
+      <w:r>
+        <w:t>”</w:t>
+      </w:r>
+      <w:r>
+        <w:rPr>
+          <w:rFonts w:hint="eastAsia"/>
+        </w:rPr>
+        <w:t>ゲームの初期</w:t>
+      </w:r>
+      <w:r>
+        <w:rPr>
+          <w:rFonts w:hint="eastAsia"/>
+        </w:rPr>
+        <w:t>音量</w:t>
+      </w:r>
+      <w:r>
+        <w:rPr>
+          <w:rFonts w:hint="eastAsia"/>
+        </w:rPr>
+        <w:t>にリセット</w:t>
+      </w:r>
+      <w:r>
+        <w:t>”</w:t>
+      </w:r>
+      <w:r>
+        <w:rPr>
+          <w:rFonts w:hint="eastAsia"/>
+        </w:rPr>
+        <w:t>ボタンを押すと、前回保存した</w:t>
+      </w:r>
+      <w:r>
+        <w:rPr>
+          <w:rFonts w:hint="eastAsia"/>
+        </w:rPr>
+        <w:t>音量</w:t>
+      </w:r>
+      <w:r>
+        <w:rPr>
+          <w:rFonts w:hint="eastAsia"/>
+        </w:rPr>
+        <w:t>ではなく、ゲーム初回起動時の</w:t>
+      </w:r>
+      <w:r>
+        <w:rPr>
+          <w:rFonts w:hint="eastAsia"/>
+        </w:rPr>
+        <w:t>音量</w:t>
+      </w:r>
+      <w:r>
+        <w:rPr>
+          <w:rFonts w:hint="eastAsia"/>
+        </w:rPr>
+        <w:t>に戻すことができます。</w:t>
+      </w:r>
+      <w:r>
+        <w:t>”</w:t>
+      </w:r>
+      <w:r>
+        <w:rPr>
+          <w:rFonts w:hint="eastAsia"/>
+        </w:rPr>
+        <w:t>ゲームの初期画面設定にリセット</w:t>
+      </w:r>
+      <w:r>
+        <w:t>”</w:t>
+      </w:r>
+      <w:r>
+        <w:rPr>
+          <w:rFonts w:hint="eastAsia"/>
+        </w:rPr>
+        <w:t>ボタンを選択すると、ゲーム初回起動時の</w:t>
+      </w:r>
+      <w:r>
+        <w:rPr>
+          <w:rFonts w:hint="eastAsia"/>
+        </w:rPr>
+        <w:t>ウィンドウ</w:t>
+      </w:r>
+      <w:r>
+        <w:rPr>
+          <w:rFonts w:hint="eastAsia"/>
+        </w:rPr>
+        <w:t>サイズと</w:t>
+      </w:r>
+      <w:r>
+        <w:rPr>
+          <w:rFonts w:hint="eastAsia"/>
+        </w:rPr>
+        <w:t>ウィンドウ位置</w:t>
+      </w:r>
+      <w:r>
+        <w:rPr>
+          <w:rFonts w:hint="eastAsia"/>
+        </w:rPr>
+        <w:t>に戻すことができます。</w:t>
+      </w:r>
+    </w:p>
+    <w:p>
+      <w:pPr>
+        <w:jc w:val="left"/>
+      </w:pPr>
+    </w:p>
+    <w:p>
+      <w:r>
         <w:t>“</w:t>
       </w:r>
       <w:r>
         <w:rPr>
           <w:rFonts w:hint="eastAsia"/>
         </w:rPr>
-        <w:t>保存して戻る</w:t>
+        <w:t>データフォルダを開く</w:t>
       </w:r>
       <w:r>
         <w:t>”</w:t>
@@ -6641,19 +6679,47 @@
         <w:rPr>
           <w:rFonts w:hint="eastAsia"/>
         </w:rPr>
-        <w:t>ボタンを選択すると、すべての設定が適用され、前の画面に戻ります。変更した</w:t>
-      </w:r>
-      <w:r>
-        <w:rPr>
-          <w:rFonts w:hint="eastAsia"/>
-        </w:rPr>
-        <w:t>音量</w:t>
-      </w:r>
-      <w:r>
-        <w:rPr>
-          <w:rFonts w:hint="eastAsia"/>
-        </w:rPr>
-        <w:t>を元に戻したい場合は</w:t>
+        <w:t>ボタンを選択するとセーブデータ、ゲームの設定データ、</w:t>
+      </w:r>
+      <w:r>
+        <w:rPr>
+          <w:rFonts w:hint="eastAsia"/>
+        </w:rPr>
+        <w:t>キー</w:t>
+      </w:r>
+      <w:r>
+        <w:rPr>
+          <w:rFonts w:hint="eastAsia"/>
+        </w:rPr>
+        <w:t>操作設定データ、スクリーンショットが保存されているフォルダ</w:t>
+      </w:r>
+      <w:r>
+        <w:rPr>
+          <w:rFonts w:hint="eastAsia"/>
+        </w:rPr>
+        <w:t>を</w:t>
+      </w:r>
+      <w:r>
+        <w:rPr>
+          <w:rFonts w:hint="eastAsia"/>
+        </w:rPr>
+        <w:t>ファイルマネージャで開きます。</w:t>
+      </w:r>
+    </w:p>
+    <w:p>
+      <w:pPr>
+        <w:jc w:val="left"/>
+      </w:pPr>
+    </w:p>
+    <w:p>
+      <w:r>
+        <w:t>“</w:t>
+      </w:r>
+      <w:r>
+        <w:rPr>
+          <w:rFonts w:hint="eastAsia"/>
+        </w:rPr>
+        <w:t>操作設定</w:t>
       </w:r>
       <w:r>
         <w:t>”</w:t>
@@ -6662,136 +6728,25 @@
         <w:rPr>
           <w:rFonts w:hint="eastAsia"/>
         </w:rPr>
-        <w:t>前回保存した</w:t>
-      </w:r>
-      <w:r>
-        <w:rPr>
-          <w:rFonts w:hint="eastAsia"/>
-        </w:rPr>
-        <w:t>音量</w:t>
-      </w:r>
-      <w:r>
-        <w:rPr>
-          <w:rFonts w:hint="eastAsia"/>
-        </w:rPr>
-        <w:t>にリセット</w:t>
-      </w:r>
-      <w:r>
-        <w:t>”</w:t>
-      </w:r>
-      <w:r>
-        <w:rPr>
-          <w:rFonts w:hint="eastAsia"/>
-        </w:rPr>
-        <w:t>ボタンを選択すると前回保存した</w:t>
-      </w:r>
-      <w:r>
-        <w:rPr>
-          <w:rFonts w:hint="eastAsia"/>
-        </w:rPr>
-        <w:t>音量</w:t>
-      </w:r>
-      <w:r>
-        <w:rPr>
-          <w:rFonts w:hint="eastAsia"/>
-        </w:rPr>
-        <w:t>に戻すことができます。また、</w:t>
-      </w:r>
-      <w:r>
-        <w:t>”</w:t>
-      </w:r>
-      <w:r>
-        <w:rPr>
-          <w:rFonts w:hint="eastAsia"/>
-        </w:rPr>
-        <w:t>ゲームの初期</w:t>
-      </w:r>
-      <w:r>
-        <w:rPr>
-          <w:rFonts w:hint="eastAsia"/>
-        </w:rPr>
-        <w:t>音量</w:t>
-      </w:r>
-      <w:r>
-        <w:rPr>
-          <w:rFonts w:hint="eastAsia"/>
-        </w:rPr>
-        <w:t>にリセット</w:t>
-      </w:r>
-      <w:r>
-        <w:t>”</w:t>
-      </w:r>
-      <w:r>
-        <w:rPr>
-          <w:rFonts w:hint="eastAsia"/>
-        </w:rPr>
-        <w:t>ボタンを押すと、前回保存した</w:t>
-      </w:r>
-      <w:r>
-        <w:rPr>
-          <w:rFonts w:hint="eastAsia"/>
-        </w:rPr>
-        <w:t>音量</w:t>
-      </w:r>
-      <w:r>
-        <w:rPr>
-          <w:rFonts w:hint="eastAsia"/>
-        </w:rPr>
-        <w:t>ではなく、ゲーム初回起動時の</w:t>
-      </w:r>
-      <w:r>
-        <w:rPr>
-          <w:rFonts w:hint="eastAsia"/>
-        </w:rPr>
-        <w:t>音量</w:t>
-      </w:r>
-      <w:r>
-        <w:rPr>
-          <w:rFonts w:hint="eastAsia"/>
-        </w:rPr>
-        <w:t>に戻すことができます。</w:t>
-      </w:r>
-      <w:r>
-        <w:t>”</w:t>
-      </w:r>
-      <w:r>
-        <w:rPr>
-          <w:rFonts w:hint="eastAsia"/>
-        </w:rPr>
-        <w:t>ゲームの初期画面設定にリセット</w:t>
-      </w:r>
-      <w:r>
-        <w:t>”</w:t>
-      </w:r>
-      <w:r>
-        <w:rPr>
-          <w:rFonts w:hint="eastAsia"/>
-        </w:rPr>
-        <w:t>ボタンを選択すると、ゲーム初回起動時の</w:t>
-      </w:r>
-      <w:r>
-        <w:rPr>
-          <w:rFonts w:hint="eastAsia"/>
-        </w:rPr>
-        <w:t>ウィンドウ</w:t>
-      </w:r>
-      <w:r>
-        <w:rPr>
-          <w:rFonts w:hint="eastAsia"/>
-        </w:rPr>
-        <w:t>サイズと</w:t>
-      </w:r>
-      <w:r>
-        <w:rPr>
-          <w:rFonts w:hint="eastAsia"/>
-        </w:rPr>
-        <w:t>ウィンドウ位置</w:t>
-      </w:r>
-      <w:r>
-        <w:rPr>
-          <w:rFonts w:hint="eastAsia"/>
-        </w:rPr>
-        <w:t>に戻すことができます。</w:t>
+        <w:t>ボタンを押すと</w:t>
+      </w:r>
+      <w:r>
+        <w:rPr>
+          <w:rFonts w:hint="eastAsia"/>
+        </w:rPr>
+        <w:t>操作設定</w:t>
+      </w:r>
+      <w:r>
+        <w:rPr>
+          <w:rFonts w:hint="eastAsia"/>
+        </w:rPr>
+        <w:t>画面を表示する</w:t>
+      </w:r>
+      <w:r>
+        <w:rPr>
+          <w:rFonts w:hint="eastAsia"/>
+        </w:rPr>
+        <w:t>ことができます。</w:t>
       </w:r>
     </w:p>
     <w:p>
@@ -6800,173 +6755,15 @@
       </w:pPr>
     </w:p>
     <w:p>
-      <w:r>
-        <w:t>“</w:t>
-      </w:r>
-      <w:r>
-        <w:rPr>
-          <w:rFonts w:hint="eastAsia"/>
-        </w:rPr>
-        <w:t>データフォルダを開く</w:t>
-      </w:r>
-      <w:r>
-        <w:t>”</w:t>
-      </w:r>
-      <w:r>
-        <w:rPr>
-          <w:rFonts w:hint="eastAsia"/>
-        </w:rPr>
-        <w:t>ボタンを選択するとセーブデータ、ゲームの設定データ、</w:t>
-      </w:r>
-      <w:r>
-        <w:rPr>
-          <w:rFonts w:hint="eastAsia"/>
-        </w:rPr>
-        <w:t>キー</w:t>
-      </w:r>
-      <w:r>
-        <w:rPr>
-          <w:rFonts w:hint="eastAsia"/>
-        </w:rPr>
-        <w:t>操作設定データ、スクリーンショットが保存されているフォルダ</w:t>
-      </w:r>
-      <w:r>
-        <w:rPr>
-          <w:rFonts w:hint="eastAsia"/>
-        </w:rPr>
-        <w:t>を</w:t>
-      </w:r>
-      <w:r>
-        <w:rPr>
-          <w:rFonts w:hint="eastAsia"/>
-        </w:rPr>
-        <w:t>ファイルマネージャで開きます。</w:t>
-      </w:r>
-      <w:r>
-        <w:rPr>
-          <w:rFonts w:hint="eastAsia"/>
-        </w:rPr>
-        <w:t>データフォルダ</w:t>
-      </w:r>
-      <w:r>
-        <w:rPr>
-          <w:rFonts w:hint="eastAsia"/>
-        </w:rPr>
-        <w:t>については</w:t>
-      </w:r>
-      <w:r>
-        <w:rPr>
-          <w:rFonts w:hint="eastAsia"/>
-        </w:rPr>
-        <w:t>、</w:t>
-      </w:r>
-      <w:r>
-        <w:rPr>
-          <w:rFonts w:hint="eastAsia"/>
-        </w:rPr>
-        <w:t>本取扱説明書の</w:t>
-      </w:r>
-      <w:r>
-        <w:rPr>
-          <w:rFonts w:hint="eastAsia"/>
-        </w:rPr>
-        <w:t>データフォルダ</w:t>
-      </w:r>
-      <w:r>
-        <w:rPr>
-          <w:rFonts w:hint="eastAsia"/>
-        </w:rPr>
-        <w:t>の項目を参照してください。</w:t>
-      </w:r>
-    </w:p>
-    <w:p>
       <w:pPr>
         <w:jc w:val="left"/>
       </w:pPr>
     </w:p>
     <w:p>
-      <w:r>
-        <w:t>“</w:t>
-      </w:r>
-      <w:r>
-        <w:rPr>
-          <w:rFonts w:hint="eastAsia"/>
-        </w:rPr>
-        <w:t>操作設定</w:t>
-      </w:r>
-      <w:r>
-        <w:t>”</w:t>
-      </w:r>
-      <w:r>
-        <w:rPr>
-          <w:rFonts w:hint="eastAsia"/>
-        </w:rPr>
-        <w:t>ボタンを押すと</w:t>
-      </w:r>
-      <w:r>
-        <w:rPr>
-          <w:rFonts w:hint="eastAsia"/>
-        </w:rPr>
-        <w:t>操作設定</w:t>
-      </w:r>
-      <w:r>
-        <w:rPr>
-          <w:rFonts w:hint="eastAsia"/>
-        </w:rPr>
-        <w:t>画面を表示する</w:t>
-      </w:r>
-      <w:r>
-        <w:rPr>
-          <w:rFonts w:hint="eastAsia"/>
-        </w:rPr>
-        <w:t>ことができます。</w:t>
-      </w:r>
-      <w:r>
-        <w:rPr>
-          <w:rFonts w:hint="eastAsia"/>
-        </w:rPr>
-        <w:t>操作設定画面については</w:t>
-      </w:r>
-      <w:r>
-        <w:rPr>
-          <w:rFonts w:hint="eastAsia"/>
-        </w:rPr>
-        <w:t>、</w:t>
-      </w:r>
-      <w:r>
-        <w:rPr>
-          <w:rFonts w:hint="eastAsia"/>
-        </w:rPr>
-        <w:t>本取扱説明書の</w:t>
-      </w:r>
-      <w:r>
-        <w:rPr>
-          <w:rFonts w:hint="eastAsia"/>
-        </w:rPr>
-        <w:t>操作設定画面</w:t>
-      </w:r>
-      <w:r>
-        <w:rPr>
-          <w:rFonts w:hint="eastAsia"/>
-        </w:rPr>
-        <w:t>の項目を参照してください。</w:t>
-      </w:r>
-    </w:p>
-    <w:p>
-      <w:pPr>
-        <w:jc w:val="left"/>
-      </w:pPr>
-    </w:p>
-    <w:p>
-      <w:pPr>
-        <w:jc w:val="left"/>
-      </w:pPr>
-    </w:p>
-    <w:p>
       <w:pPr>
         <w:pStyle w:val="1"/>
       </w:pPr>
-      <w:bookmarkStart w:id="16" w:name="_Toc208571716"/>
+      <w:bookmarkStart w:id="16" w:name="_Toc208741906"/>
       <w:r>
         <w:rPr>
           <w:rFonts w:hint="eastAsia"/>
@@ -7084,40 +6881,19 @@
         <w:rPr>
           <w:rFonts w:hint="eastAsia"/>
         </w:rPr>
-        <w:t>上キーには方向キーの上キー・キーボードのWキー・テンキーの8キー、下キーには方向キーの下キー・キーボードのSキー・テンキーの2キー、左キーには方向キーの左キー・キーボードのAキー・テンキーの4キー、右キーには方向キーの右キー・キーボードのDキー・テンキーの6キー</w:t>
-      </w:r>
-      <w:r>
-        <w:t>が割り当てられています。</w:t>
-      </w:r>
-      <w:r>
-        <w:rPr>
-          <w:rFonts w:hint="eastAsia"/>
-        </w:rPr>
-        <w:t>ゲーム初回起動時</w:t>
-      </w:r>
-      <w:r>
-        <w:rPr>
-          <w:rFonts w:hint="eastAsia"/>
-        </w:rPr>
-        <w:t>に割り当てられているキーについては、</w:t>
-      </w:r>
-      <w:r>
-        <w:rPr>
-          <w:rFonts w:hint="eastAsia"/>
-        </w:rPr>
-        <w:t>本取扱説明書の</w:t>
-      </w:r>
-      <w:r>
-        <w:rPr>
-          <w:rFonts w:hint="eastAsia"/>
-        </w:rPr>
-        <w:t>キー操作</w:t>
-      </w:r>
-      <w:r>
-        <w:rPr>
-          <w:rFonts w:hint="eastAsia"/>
-        </w:rPr>
-        <w:t>の項目を参照してください。</w:t>
+        <w:t>方向キーにはWASDキー、テンキーの8426キー、方向キーが割り当てられています。Aキーにはスペースキーとエンターキー、Bキーには</w:t>
+      </w:r>
+      <w:r>
+        <w:rPr>
+          <w:rFonts w:hint="eastAsia"/>
+        </w:rPr>
+        <w:t>キーボードの</w:t>
+      </w:r>
+      <w:r>
+        <w:rPr>
+          <w:rFonts w:hint="eastAsia"/>
+        </w:rPr>
+        <w:t>Bキーが割り当てられています。</w:t>
       </w:r>
     </w:p>
     <w:p/>
@@ -7126,192 +6902,129 @@
         <w:rPr>
           <w:rFonts w:hint="eastAsia"/>
         </w:rPr>
-        <w:t>割り当てを確認したいキーの名前のボタンを方向キーで選ぶと、右側に現在の割り当てキーが表示され、</w:t>
+        <w:t>割り当てを確認したいキーの名前のボタンを方向キーで選ぶと、右側に現在の割り当てキーが表示され、下側にはキーの使用目的が表示されます。</w:t>
+      </w:r>
+    </w:p>
+    <w:p/>
+    <w:p>
+      <w:r>
+        <w:rPr>
+          <w:rFonts w:hint="eastAsia"/>
+        </w:rPr>
+        <w:t>ゲーム中にF1キーを押すと</w:t>
+      </w:r>
+      <w:r>
+        <w:rPr>
+          <w:rFonts w:hint="eastAsia"/>
+        </w:rPr>
+        <w:t>操作確認</w:t>
+      </w:r>
+      <w:r>
+        <w:rPr>
+          <w:rFonts w:hint="eastAsia"/>
+        </w:rPr>
+        <w:t>画面が表示され</w:t>
+      </w:r>
+      <w:r>
+        <w:rPr>
+          <w:rFonts w:hint="eastAsia"/>
+        </w:rPr>
+        <w:t>ます。</w:t>
+      </w:r>
+    </w:p>
+    <w:p/>
+    <w:p>
+      <w:r>
+        <w:rPr>
+          <w:rFonts w:hint="eastAsia"/>
+        </w:rPr>
+        <w:t>操作確認画面</w:t>
+      </w:r>
+      <w:r>
+        <w:rPr>
+          <w:rFonts w:hint="eastAsia"/>
+        </w:rPr>
+        <w:t>の</w:t>
+      </w:r>
+      <w:r>
+        <w:t>”</w:t>
+      </w:r>
+      <w:r>
+        <w:rPr>
+          <w:rFonts w:hint="eastAsia"/>
+        </w:rPr>
+        <w:t>操作を変更する</w:t>
+      </w:r>
+      <w:r>
+        <w:t>”</w:t>
+      </w:r>
+      <w:r>
+        <w:rPr>
+          <w:rFonts w:hint="eastAsia"/>
+        </w:rPr>
+        <w:t>ボタンを選択すると</w:t>
+      </w:r>
+      <w:r>
+        <w:rPr>
+          <w:rFonts w:hint="eastAsia"/>
+        </w:rPr>
+        <w:t>操作設定</w:t>
+      </w:r>
+      <w:r>
+        <w:rPr>
+          <w:rFonts w:hint="eastAsia"/>
+        </w:rPr>
+        <w:t>画面を表示する</w:t>
+      </w:r>
+      <w:r>
+        <w:rPr>
+          <w:rFonts w:hint="eastAsia"/>
+        </w:rPr>
+        <w:t>ことができます。</w:t>
+      </w:r>
+    </w:p>
+    <w:p>
+      <w:pPr>
+        <w:jc w:val="left"/>
+      </w:pPr>
+    </w:p>
+    <w:p>
+      <w:r>
+        <w:t>“</w:t>
+      </w:r>
+      <w:r>
+        <w:rPr>
+          <w:rFonts w:hint="eastAsia"/>
+        </w:rPr>
+        <w:t>データフォルダを開く</w:t>
+      </w:r>
+      <w:r>
+        <w:t>”</w:t>
+      </w:r>
+      <w:r>
+        <w:rPr>
+          <w:rFonts w:hint="eastAsia"/>
+        </w:rPr>
+        <w:t>ボタンを選択するとセーブデータ、ゲームの</w:t>
+      </w:r>
+      <w:r>
+        <w:rPr>
+          <w:rFonts w:hint="eastAsia"/>
+        </w:rPr>
+        <w:t>キー</w:t>
+      </w:r>
+      <w:r>
+        <w:rPr>
+          <w:rFonts w:hint="eastAsia"/>
+        </w:rPr>
+        <w:t>設定データ、操作設定データ、</w:t>
       </w:r>
       <w:r>
         <w:rPr>
           <w:rFonts w:hint="eastAsia"/>
         </w:rPr>
         <w:lastRenderedPageBreak/>
-        <w:t>下側にはキーの使用目的が表示されます。</w:t>
-      </w:r>
-    </w:p>
-    <w:p/>
-    <w:p>
-      <w:r>
-        <w:rPr>
-          <w:rFonts w:hint="eastAsia"/>
-        </w:rPr>
-        <w:t>エンターキー、テンキーの8キー、テンキーの2キー、テンキーの4キー、テンキーの6キー、方向キーの上キー、方向キーの下キー、方向キーの左キー、方向キーの右キー、ESCキー、F1キーの割り当ては変更できません。操作不能になっても方向キーの上キー、方向キーの下キー、方向キーの左キー、方向キーの右キー、エンターキーでメニュー</w:t>
-      </w:r>
-      <w:r>
-        <w:rPr>
-          <w:rFonts w:hint="eastAsia"/>
-        </w:rPr>
-        <w:t>を</w:t>
-      </w:r>
-      <w:r>
-        <w:rPr>
-          <w:rFonts w:hint="eastAsia"/>
-        </w:rPr>
-        <w:t>選択</w:t>
-      </w:r>
-      <w:r>
-        <w:rPr>
-          <w:rFonts w:hint="eastAsia"/>
-        </w:rPr>
-        <w:t>できます</w:t>
-      </w:r>
-      <w:r>
-        <w:rPr>
-          <w:rFonts w:hint="eastAsia"/>
-        </w:rPr>
-        <w:t>。ゲーム中にF1キーを押すと</w:t>
-      </w:r>
-      <w:r>
-        <w:rPr>
-          <w:rFonts w:hint="eastAsia"/>
-        </w:rPr>
-        <w:t>操作確認</w:t>
-      </w:r>
-      <w:r>
-        <w:rPr>
-          <w:rFonts w:hint="eastAsia"/>
-        </w:rPr>
-        <w:t>画面が表示され</w:t>
-      </w:r>
-      <w:r>
-        <w:rPr>
-          <w:rFonts w:hint="eastAsia"/>
-        </w:rPr>
-        <w:t>ます。</w:t>
-      </w:r>
-      <w:r>
-        <w:rPr>
-          <w:rFonts w:hint="eastAsia"/>
-        </w:rPr>
-        <w:t>操作確認画面</w:t>
-      </w:r>
-      <w:r>
-        <w:rPr>
-          <w:rFonts w:hint="eastAsia"/>
-        </w:rPr>
-        <w:t>の</w:t>
-      </w:r>
-      <w:r>
-        <w:t>”</w:t>
-      </w:r>
-      <w:r>
-        <w:rPr>
-          <w:rFonts w:hint="eastAsia"/>
-        </w:rPr>
-        <w:t>操作を変更する</w:t>
-      </w:r>
-      <w:r>
-        <w:t>”</w:t>
-      </w:r>
-      <w:r>
-        <w:rPr>
-          <w:rFonts w:hint="eastAsia"/>
-        </w:rPr>
-        <w:t>ボタンを選択すると</w:t>
-      </w:r>
-      <w:r>
-        <w:rPr>
-          <w:rFonts w:hint="eastAsia"/>
-        </w:rPr>
-        <w:t>操作設定</w:t>
-      </w:r>
-      <w:r>
-        <w:rPr>
-          <w:rFonts w:hint="eastAsia"/>
-        </w:rPr>
-        <w:t>画面を表示する</w:t>
-      </w:r>
-      <w:r>
-        <w:rPr>
-          <w:rFonts w:hint="eastAsia"/>
-        </w:rPr>
-        <w:t>ことができます。</w:t>
-      </w:r>
-      <w:r>
-        <w:rPr>
-          <w:rFonts w:hint="eastAsia"/>
-        </w:rPr>
-        <w:t>操作確認画面</w:t>
-      </w:r>
-      <w:r>
-        <w:rPr>
-          <w:rFonts w:hint="eastAsia"/>
-        </w:rPr>
-        <w:t>については、本取扱説明書のキー操作の項目を参照してください。</w:t>
-      </w:r>
-    </w:p>
-    <w:p>
-      <w:pPr>
-        <w:jc w:val="left"/>
-      </w:pPr>
-    </w:p>
-    <w:p>
-      <w:r>
-        <w:t>“</w:t>
-      </w:r>
-      <w:r>
-        <w:rPr>
-          <w:rFonts w:hint="eastAsia"/>
-        </w:rPr>
-        <w:t>データフォルダを開く</w:t>
-      </w:r>
-      <w:r>
-        <w:t>”</w:t>
-      </w:r>
-      <w:r>
-        <w:rPr>
-          <w:rFonts w:hint="eastAsia"/>
-        </w:rPr>
-        <w:t>ボタンを選択するとセーブデータ、ゲームの</w:t>
-      </w:r>
-      <w:r>
-        <w:rPr>
-          <w:rFonts w:hint="eastAsia"/>
-        </w:rPr>
-        <w:t>キー</w:t>
-      </w:r>
-      <w:r>
-        <w:rPr>
-          <w:rFonts w:hint="eastAsia"/>
-        </w:rPr>
-        <w:t>設定データ、操作設定データ、スクリーンショットが保存されているフォルダをファイルマネージャで開きます。データフォルダ</w:t>
-      </w:r>
-      <w:r>
-        <w:rPr>
-          <w:rFonts w:hint="eastAsia"/>
-        </w:rPr>
-        <w:t>については</w:t>
-      </w:r>
-      <w:r>
-        <w:rPr>
-          <w:rFonts w:hint="eastAsia"/>
-        </w:rPr>
-        <w:t>、</w:t>
-      </w:r>
-      <w:r>
-        <w:rPr>
-          <w:rFonts w:hint="eastAsia"/>
-        </w:rPr>
-        <w:t>本取扱説明書の</w:t>
-      </w:r>
-      <w:r>
-        <w:rPr>
-          <w:rFonts w:hint="eastAsia"/>
-        </w:rPr>
-        <w:t>データフォルダ</w:t>
-      </w:r>
-      <w:r>
-        <w:rPr>
-          <w:rFonts w:hint="eastAsia"/>
-        </w:rPr>
-        <w:t>の項目を参照してください。</w:t>
+        <w:t>スクリーンショットが保存されているフォルダをファイルマネージャで開きます。</w:t>
       </w:r>
     </w:p>
     <w:p/>
@@ -7320,7 +7033,7 @@
       <w:pPr>
         <w:pStyle w:val="1"/>
       </w:pPr>
-      <w:bookmarkStart w:id="17" w:name="_Toc208571717"/>
+      <w:bookmarkStart w:id="17" w:name="_Toc208741907"/>
       <w:r>
         <w:rPr>
           <w:rFonts w:hint="eastAsia"/>
@@ -7414,40 +7127,19 @@
         <w:rPr>
           <w:rFonts w:hint="eastAsia"/>
         </w:rPr>
-        <w:t>上キーには方向キーの上キー・キーボードのWキー・テンキーの8キー、下キーには方向キーの下キー・キーボードのSキー・テンキーの2キー、左キーには方向キーの左キー・キーボードのAキー・テンキーの4キー、右キーには方向キーの右キー・キーボードのDキー・テンキーの6キー</w:t>
-      </w:r>
-      <w:r>
-        <w:t>が割り当てられています。</w:t>
-      </w:r>
-      <w:r>
-        <w:rPr>
-          <w:rFonts w:hint="eastAsia"/>
-        </w:rPr>
-        <w:t>ゲーム初回起動時</w:t>
-      </w:r>
-      <w:r>
-        <w:rPr>
-          <w:rFonts w:hint="eastAsia"/>
-        </w:rPr>
-        <w:t>に割り当てられているキーについては、</w:t>
-      </w:r>
-      <w:r>
-        <w:rPr>
-          <w:rFonts w:hint="eastAsia"/>
-        </w:rPr>
-        <w:t>本取扱説明書の</w:t>
-      </w:r>
-      <w:r>
-        <w:rPr>
-          <w:rFonts w:hint="eastAsia"/>
-        </w:rPr>
-        <w:t>キー操作</w:t>
-      </w:r>
-      <w:r>
-        <w:rPr>
-          <w:rFonts w:hint="eastAsia"/>
-        </w:rPr>
-        <w:t>の項目を参照してください。</w:t>
+        <w:t>方向キーにはWASDキー、テンキーの8426キー、方向キーが割り当てられています。Aキーにはスペースキーとエンターキー、Bキーには</w:t>
+      </w:r>
+      <w:r>
+        <w:rPr>
+          <w:rFonts w:hint="eastAsia"/>
+        </w:rPr>
+        <w:t>キーボードの</w:t>
+      </w:r>
+      <w:r>
+        <w:rPr>
+          <w:rFonts w:hint="eastAsia"/>
+        </w:rPr>
+        <w:t>Bキーが割り当てられています。</w:t>
       </w:r>
     </w:p>
     <w:p/>
@@ -7492,116 +7184,287 @@
         <w:rPr>
           <w:rFonts w:hint="eastAsia"/>
         </w:rPr>
+        <w:t>下側にはキーの使用目的が表示されます。変更したい場合は、そのまま選択</w:t>
+      </w:r>
+      <w:r>
+        <w:rPr>
+          <w:rFonts w:hint="eastAsia"/>
+        </w:rPr>
+        <w:t>してください。</w:t>
+      </w:r>
+      <w:r>
+        <w:rPr>
+          <w:rFonts w:hint="eastAsia"/>
+        </w:rPr>
+        <w:t>下側のメッセージが割り当てを行うという文言に変化します。その状態で割り当てたいキーを押</w:t>
+      </w:r>
+      <w:r>
+        <w:rPr>
+          <w:rFonts w:hint="eastAsia"/>
+        </w:rPr>
+        <w:t>してください。変更できた場合もできなかった場合もメッセージが表示されます。変更できなかった場合は他のキーを試すか、メッセージを見て変更できなかった原因に対処して、再度割り当ての変更を試してください。</w:t>
+      </w:r>
+    </w:p>
+    <w:p/>
+    <w:p>
+      <w:r>
+        <w:rPr>
+          <w:rFonts w:hint="eastAsia"/>
+        </w:rPr>
+        <w:t>エンターキー、テンキーの8キー、テンキーの2キー、テンキーの4キー、テンキーの6キー、方向キーの上キー、方向キーの下キー、方向キーの左キー、方向キーの右キー、ESCキー、F1キーの割り当ては変更できません。</w:t>
+      </w:r>
+      <w:r>
+        <w:rPr>
+          <w:rFonts w:hint="eastAsia"/>
+        </w:rPr>
+        <w:t>操作不能になっても</w:t>
+      </w:r>
+      <w:r>
+        <w:rPr>
+          <w:rFonts w:hint="eastAsia"/>
+        </w:rPr>
+        <w:t>方向キーの上キー、方向キーの下キー、方向キーの左キー、方向キーの右キー、</w:t>
+      </w:r>
+      <w:r>
+        <w:rPr>
+          <w:rFonts w:hint="eastAsia"/>
+        </w:rPr>
+        <w:t>エンターキーでメニュー</w:t>
+      </w:r>
+      <w:r>
+        <w:rPr>
+          <w:rFonts w:hint="eastAsia"/>
+        </w:rPr>
+        <w:t>を</w:t>
+      </w:r>
+      <w:r>
+        <w:rPr>
+          <w:rFonts w:hint="eastAsia"/>
+        </w:rPr>
+        <w:t>選択</w:t>
+      </w:r>
+      <w:r>
+        <w:rPr>
+          <w:rFonts w:hint="eastAsia"/>
+        </w:rPr>
+        <w:t>できます</w:t>
+      </w:r>
+      <w:r>
+        <w:rPr>
+          <w:rFonts w:hint="eastAsia"/>
+        </w:rPr>
+        <w:t>。</w:t>
+      </w:r>
+    </w:p>
+    <w:p/>
+    <w:p>
+      <w:r>
+        <w:rPr>
+          <w:rFonts w:hint="eastAsia"/>
+        </w:rPr>
+        <w:t>ゲーム中にF1キーを押すと</w:t>
+      </w:r>
+      <w:r>
+        <w:rPr>
+          <w:rFonts w:hint="eastAsia"/>
+        </w:rPr>
+        <w:t>操作確認</w:t>
+      </w:r>
+      <w:r>
+        <w:rPr>
+          <w:rFonts w:hint="eastAsia"/>
+        </w:rPr>
+        <w:t>画面が表示され</w:t>
+      </w:r>
+      <w:r>
+        <w:rPr>
+          <w:rFonts w:hint="eastAsia"/>
+        </w:rPr>
+        <w:t>ます。</w:t>
+      </w:r>
+      <w:r>
+        <w:rPr>
+          <w:rFonts w:hint="eastAsia"/>
+        </w:rPr>
+        <w:t>操作確認画面</w:t>
+      </w:r>
+      <w:r>
+        <w:rPr>
+          <w:rFonts w:hint="eastAsia"/>
+        </w:rPr>
+        <w:t>の</w:t>
+      </w:r>
+      <w:r>
+        <w:t>”</w:t>
+      </w:r>
+      <w:r>
+        <w:rPr>
+          <w:rFonts w:hint="eastAsia"/>
+        </w:rPr>
+        <w:t>操作を変更する</w:t>
+      </w:r>
+      <w:r>
+        <w:t>”</w:t>
+      </w:r>
+      <w:r>
+        <w:rPr>
+          <w:rFonts w:hint="eastAsia"/>
+        </w:rPr>
+        <w:t>ボタンを選択すると</w:t>
+      </w:r>
+      <w:r>
+        <w:rPr>
+          <w:rFonts w:hint="eastAsia"/>
+        </w:rPr>
+        <w:t>操作設定</w:t>
+      </w:r>
+      <w:r>
+        <w:rPr>
+          <w:rFonts w:hint="eastAsia"/>
+        </w:rPr>
+        <w:t>画面を表示する</w:t>
+      </w:r>
+      <w:r>
+        <w:rPr>
+          <w:rFonts w:hint="eastAsia"/>
+        </w:rPr>
+        <w:t>ことができます。</w:t>
+      </w:r>
+    </w:p>
+    <w:p/>
+    <w:p>
+      <w:r>
+        <w:t>“</w:t>
+      </w:r>
+      <w:r>
+        <w:rPr>
+          <w:rFonts w:hint="eastAsia"/>
+        </w:rPr>
+        <w:t>保存して戻る</w:t>
+      </w:r>
+      <w:r>
+        <w:t>”</w:t>
+      </w:r>
+      <w:r>
+        <w:rPr>
+          <w:rFonts w:hint="eastAsia"/>
+        </w:rPr>
+        <w:t>ボタンを選択すると、すべての</w:t>
+      </w:r>
+      <w:r>
+        <w:rPr>
+          <w:rFonts w:hint="eastAsia"/>
+        </w:rPr>
+        <w:t>キー操作設定</w:t>
+      </w:r>
+      <w:r>
+        <w:rPr>
+          <w:rFonts w:hint="eastAsia"/>
+        </w:rPr>
+        <w:t>が適用され、前の画面に戻ります。今回変更</w:t>
+      </w:r>
+      <w:r>
+        <w:rPr>
+          <w:rFonts w:hint="eastAsia"/>
+        </w:rPr>
         <w:lastRenderedPageBreak/>
-        <w:t>下側にはキーの使用目的が表示されます。変更したい場合は、そのまま選択</w:t>
-      </w:r>
-      <w:r>
-        <w:rPr>
-          <w:rFonts w:hint="eastAsia"/>
-        </w:rPr>
-        <w:t>してください。</w:t>
-      </w:r>
-      <w:r>
-        <w:rPr>
-          <w:rFonts w:hint="eastAsia"/>
-        </w:rPr>
-        <w:t>下側のメッセージが割り当てを行うという文言に変化します。その状態で割り当てたいキーを押</w:t>
-      </w:r>
-      <w:r>
-        <w:rPr>
-          <w:rFonts w:hint="eastAsia"/>
-        </w:rPr>
-        <w:t>してください。変更できた場合もできなかった場合もメッセージが表示されます。変更できなかった場合は他のキーを試すか、メッセージを見て変更できなかった原因に対処して、再度割り当ての変更を試してください。</w:t>
+        <w:t>した</w:t>
+      </w:r>
+      <w:r>
+        <w:rPr>
+          <w:rFonts w:hint="eastAsia"/>
+        </w:rPr>
+        <w:t>キー操作設定</w:t>
+      </w:r>
+      <w:r>
+        <w:rPr>
+          <w:rFonts w:hint="eastAsia"/>
+        </w:rPr>
+        <w:t>を元に戻したい場合は</w:t>
+      </w:r>
+      <w:r>
+        <w:t>”</w:t>
+      </w:r>
+      <w:r>
+        <w:rPr>
+          <w:rFonts w:hint="eastAsia"/>
+        </w:rPr>
+        <w:t>前回保存した値にリセット</w:t>
+      </w:r>
+      <w:r>
+        <w:t>”</w:t>
+      </w:r>
+      <w:r>
+        <w:rPr>
+          <w:rFonts w:hint="eastAsia"/>
+        </w:rPr>
+        <w:t>ボタンを選択すると前回保存した</w:t>
+      </w:r>
+      <w:r>
+        <w:rPr>
+          <w:rFonts w:hint="eastAsia"/>
+        </w:rPr>
+        <w:t>キー操作設定</w:t>
+      </w:r>
+      <w:r>
+        <w:rPr>
+          <w:rFonts w:hint="eastAsia"/>
+        </w:rPr>
+        <w:t>に戻すことができます。また、</w:t>
+      </w:r>
+      <w:r>
+        <w:t>”</w:t>
+      </w:r>
+      <w:r>
+        <w:rPr>
+          <w:rFonts w:hint="eastAsia"/>
+        </w:rPr>
+        <w:t>ゲームの初期値にリセット</w:t>
+      </w:r>
+      <w:r>
+        <w:t>”</w:t>
+      </w:r>
+      <w:r>
+        <w:rPr>
+          <w:rFonts w:hint="eastAsia"/>
+        </w:rPr>
+        <w:t>ボタンを押すと、前回保存した</w:t>
+      </w:r>
+      <w:r>
+        <w:rPr>
+          <w:rFonts w:hint="eastAsia"/>
+        </w:rPr>
+        <w:t>キー操作設定</w:t>
+      </w:r>
+      <w:r>
+        <w:rPr>
+          <w:rFonts w:hint="eastAsia"/>
+        </w:rPr>
+        <w:t>ではなく、ゲーム初回起動時の</w:t>
+      </w:r>
+      <w:r>
+        <w:rPr>
+          <w:rFonts w:hint="eastAsia"/>
+        </w:rPr>
+        <w:t>キー操作設定</w:t>
+      </w:r>
+      <w:r>
+        <w:rPr>
+          <w:rFonts w:hint="eastAsia"/>
+        </w:rPr>
+        <w:t>に戻すことができます。</w:t>
       </w:r>
     </w:p>
     <w:p/>
     <w:p>
       <w:r>
-        <w:rPr>
-          <w:rFonts w:hint="eastAsia"/>
-        </w:rPr>
-        <w:t>エンターキー、テンキーの8キー、テンキーの2キー、テンキーの4キー、テンキーの6キー、方向キーの上キー、方向キーの下キー、方向キーの左キー、方向キーの右キー、ESCキー、F1キーの割り当ては変更できません。</w:t>
-      </w:r>
-      <w:r>
-        <w:rPr>
-          <w:rFonts w:hint="eastAsia"/>
-        </w:rPr>
-        <w:t>操作不能になっても</w:t>
-      </w:r>
-      <w:r>
-        <w:rPr>
-          <w:rFonts w:hint="eastAsia"/>
-        </w:rPr>
-        <w:t>方向キーの上キー、方向キーの下キー、方向キーの左キー、方向キーの右キー、</w:t>
-      </w:r>
-      <w:r>
-        <w:rPr>
-          <w:rFonts w:hint="eastAsia"/>
-        </w:rPr>
-        <w:t>エンターキーでメニュー</w:t>
-      </w:r>
-      <w:r>
-        <w:rPr>
-          <w:rFonts w:hint="eastAsia"/>
-        </w:rPr>
-        <w:t>を</w:t>
-      </w:r>
-      <w:r>
-        <w:rPr>
-          <w:rFonts w:hint="eastAsia"/>
-        </w:rPr>
-        <w:t>選択</w:t>
-      </w:r>
-      <w:r>
-        <w:rPr>
-          <w:rFonts w:hint="eastAsia"/>
-        </w:rPr>
-        <w:t>できます</w:t>
-      </w:r>
-      <w:r>
-        <w:rPr>
-          <w:rFonts w:hint="eastAsia"/>
-        </w:rPr>
-        <w:t>。</w:t>
-      </w:r>
-    </w:p>
-    <w:p/>
-    <w:p>
-      <w:r>
-        <w:rPr>
-          <w:rFonts w:hint="eastAsia"/>
-        </w:rPr>
-        <w:t>ゲーム中にF1キーを押すと</w:t>
-      </w:r>
-      <w:r>
-        <w:rPr>
-          <w:rFonts w:hint="eastAsia"/>
-        </w:rPr>
-        <w:t>操作確認</w:t>
-      </w:r>
-      <w:r>
-        <w:rPr>
-          <w:rFonts w:hint="eastAsia"/>
-        </w:rPr>
-        <w:t>画面が表示され</w:t>
-      </w:r>
-      <w:r>
-        <w:rPr>
-          <w:rFonts w:hint="eastAsia"/>
-        </w:rPr>
-        <w:t>ます。</w:t>
-      </w:r>
-      <w:r>
-        <w:rPr>
-          <w:rFonts w:hint="eastAsia"/>
-        </w:rPr>
-        <w:t>操作確認画面</w:t>
-      </w:r>
-      <w:r>
-        <w:rPr>
-          <w:rFonts w:hint="eastAsia"/>
-        </w:rPr>
-        <w:t>の</w:t>
+        <w:t>“</w:t>
+      </w:r>
+      <w:r>
+        <w:rPr>
+          <w:rFonts w:hint="eastAsia"/>
+        </w:rPr>
+        <w:t>データフォルダを開く</w:t>
       </w:r>
       <w:r>
         <w:t>”</w:t>
@@ -7610,195 +7473,6 @@
         <w:rPr>
           <w:rFonts w:hint="eastAsia"/>
         </w:rPr>
-        <w:t>操作を変更する</w:t>
-      </w:r>
-      <w:r>
-        <w:t>”</w:t>
-      </w:r>
-      <w:r>
-        <w:rPr>
-          <w:rFonts w:hint="eastAsia"/>
-        </w:rPr>
-        <w:t>ボタンを選択すると</w:t>
-      </w:r>
-      <w:r>
-        <w:rPr>
-          <w:rFonts w:hint="eastAsia"/>
-        </w:rPr>
-        <w:t>操作設定</w:t>
-      </w:r>
-      <w:r>
-        <w:rPr>
-          <w:rFonts w:hint="eastAsia"/>
-        </w:rPr>
-        <w:t>画面を表示する</w:t>
-      </w:r>
-      <w:r>
-        <w:rPr>
-          <w:rFonts w:hint="eastAsia"/>
-        </w:rPr>
-        <w:t>ことができます。</w:t>
-      </w:r>
-      <w:r>
-        <w:rPr>
-          <w:rFonts w:hint="eastAsia"/>
-        </w:rPr>
-        <w:t>操作確認画面</w:t>
-      </w:r>
-      <w:r>
-        <w:rPr>
-          <w:rFonts w:hint="eastAsia"/>
-        </w:rPr>
-        <w:t>については、本取扱説明書の</w:t>
-      </w:r>
-      <w:r>
-        <w:rPr>
-          <w:rFonts w:hint="eastAsia"/>
-        </w:rPr>
-        <w:t>操作確認画面</w:t>
-      </w:r>
-      <w:r>
-        <w:rPr>
-          <w:rFonts w:hint="eastAsia"/>
-        </w:rPr>
-        <w:t>の項目を参照してください。</w:t>
-      </w:r>
-    </w:p>
-    <w:p/>
-    <w:p>
-      <w:r>
-        <w:t>“</w:t>
-      </w:r>
-      <w:r>
-        <w:rPr>
-          <w:rFonts w:hint="eastAsia"/>
-        </w:rPr>
-        <w:t>保存して戻る</w:t>
-      </w:r>
-      <w:r>
-        <w:t>”</w:t>
-      </w:r>
-      <w:r>
-        <w:rPr>
-          <w:rFonts w:hint="eastAsia"/>
-        </w:rPr>
-        <w:t>ボタンを選択すると、すべての</w:t>
-      </w:r>
-      <w:r>
-        <w:rPr>
-          <w:rFonts w:hint="eastAsia"/>
-        </w:rPr>
-        <w:t>キー操作設定</w:t>
-      </w:r>
-      <w:r>
-        <w:rPr>
-          <w:rFonts w:hint="eastAsia"/>
-        </w:rPr>
-        <w:t>が適用され、前の画面に戻ります。今回変更した</w:t>
-      </w:r>
-      <w:r>
-        <w:rPr>
-          <w:rFonts w:hint="eastAsia"/>
-        </w:rPr>
-        <w:t>キー操作設定</w:t>
-      </w:r>
-      <w:r>
-        <w:rPr>
-          <w:rFonts w:hint="eastAsia"/>
-        </w:rPr>
-        <w:t>を元に戻したい場合は</w:t>
-      </w:r>
-      <w:r>
-        <w:t>”</w:t>
-      </w:r>
-      <w:r>
-        <w:rPr>
-          <w:rFonts w:hint="eastAsia"/>
-        </w:rPr>
-        <w:t>前回保存した値にリセット</w:t>
-      </w:r>
-      <w:r>
-        <w:t>”</w:t>
-      </w:r>
-      <w:r>
-        <w:rPr>
-          <w:rFonts w:hint="eastAsia"/>
-        </w:rPr>
-        <w:t>ボタンを選択すると前回保存した</w:t>
-      </w:r>
-      <w:r>
-        <w:rPr>
-          <w:rFonts w:hint="eastAsia"/>
-        </w:rPr>
-        <w:t>キー操作設定</w:t>
-      </w:r>
-      <w:r>
-        <w:rPr>
-          <w:rFonts w:hint="eastAsia"/>
-        </w:rPr>
-        <w:t>に戻すことができます。また、</w:t>
-      </w:r>
-      <w:r>
-        <w:t>”</w:t>
-      </w:r>
-      <w:r>
-        <w:rPr>
-          <w:rFonts w:hint="eastAsia"/>
-        </w:rPr>
-        <w:t>ゲームの初期値にリセット</w:t>
-      </w:r>
-      <w:r>
-        <w:t>”</w:t>
-      </w:r>
-      <w:r>
-        <w:rPr>
-          <w:rFonts w:hint="eastAsia"/>
-        </w:rPr>
-        <w:t>ボタンを押すと、前回保存した</w:t>
-      </w:r>
-      <w:r>
-        <w:rPr>
-          <w:rFonts w:hint="eastAsia"/>
-        </w:rPr>
-        <w:t>キー操作設定</w:t>
-      </w:r>
-      <w:r>
-        <w:rPr>
-          <w:rFonts w:hint="eastAsia"/>
-        </w:rPr>
-        <w:t>ではなく、ゲーム初回起動時の</w:t>
-      </w:r>
-      <w:r>
-        <w:rPr>
-          <w:rFonts w:hint="eastAsia"/>
-        </w:rPr>
-        <w:t>キー操作設定</w:t>
-      </w:r>
-      <w:r>
-        <w:rPr>
-          <w:rFonts w:hint="eastAsia"/>
-        </w:rPr>
-        <w:t>に戻すことができます。</w:t>
-      </w:r>
-    </w:p>
-    <w:p/>
-    <w:p>
-      <w:r>
-        <w:t>“</w:t>
-      </w:r>
-      <w:r>
-        <w:rPr>
-          <w:rFonts w:hint="eastAsia"/>
-        </w:rPr>
-        <w:t>データフォルダを開く</w:t>
-      </w:r>
-      <w:r>
-        <w:t>”</w:t>
-      </w:r>
-      <w:r>
-        <w:rPr>
-          <w:rFonts w:hint="eastAsia"/>
-        </w:rPr>
         <w:t>ボタンを選択するとセーブデータ、ゲームの設定データ、</w:t>
       </w:r>
       <w:r>
@@ -7811,52 +7485,20 @@
         <w:rPr>
           <w:rFonts w:hint="eastAsia"/>
         </w:rPr>
-        <w:t>操作設定データ、スクリーンショットが保存されているフォルダをファイルマネージャで開きます。データフォルダ</w:t>
-      </w:r>
-      <w:r>
-        <w:rPr>
-          <w:rFonts w:hint="eastAsia"/>
-        </w:rPr>
-        <w:t>については</w:t>
-      </w:r>
-      <w:r>
-        <w:rPr>
-          <w:rFonts w:hint="eastAsia"/>
-        </w:rPr>
-        <w:t>、</w:t>
-      </w:r>
-      <w:r>
-        <w:rPr>
-          <w:rFonts w:hint="eastAsia"/>
-        </w:rPr>
-        <w:t>本取扱説明書の</w:t>
-      </w:r>
-      <w:r>
-        <w:rPr>
-          <w:rFonts w:hint="eastAsia"/>
-        </w:rPr>
-        <w:t>データフォルダ</w:t>
-      </w:r>
-      <w:r>
-        <w:rPr>
-          <w:rFonts w:hint="eastAsia"/>
-        </w:rPr>
-        <w:t>の項目を参照してください。</w:t>
+        <w:t>操作設定データ、スクリーンショットが保存されているフォルダをファイルマネージャで開きます。</w:t>
       </w:r>
     </w:p>
     <w:p/>
     <w:p/>
-    <w:p/>
     <w:p>
       <w:pPr>
         <w:pStyle w:val="1"/>
       </w:pPr>
-      <w:bookmarkStart w:id="18" w:name="_Toc208571718"/>
-      <w:r>
-        <w:rPr>
-          <w:rFonts w:hint="eastAsia"/>
-        </w:rPr>
-        <w:lastRenderedPageBreak/>
+      <w:bookmarkStart w:id="18" w:name="_Toc208741908"/>
+      <w:r>
+        <w:rPr>
+          <w:rFonts w:hint="eastAsia"/>
+        </w:rPr>
         <w:t>ゲーム画面</w:t>
       </w:r>
       <w:bookmarkEnd w:id="18"/>
@@ -7948,7 +7590,43 @@
         <w:rPr>
           <w:rFonts w:hint="eastAsia"/>
         </w:rPr>
-        <w:t>左上のハードが主人公の体力です。ゼロになったら死亡し、その場から落下します。画面の外まで落下すると残機を1失って</w:t>
+        <w:t>左上の</w:t>
+      </w:r>
+      <w:r>
+        <w:rPr>
+          <w:rFonts w:hint="eastAsia"/>
+        </w:rPr>
+        <w:t>ハート</w:t>
+      </w:r>
+      <w:r>
+        <w:rPr>
+          <w:rFonts w:hint="eastAsia"/>
+        </w:rPr>
+        <w:t>が主人公の体力です。ゼロになったら死亡し、その場から落下します。</w:t>
+      </w:r>
+      <w:r>
+        <w:rPr>
+          <w:rFonts w:hint="eastAsia"/>
+        </w:rPr>
+        <w:t>落下中に体力を回復できれば</w:t>
+      </w:r>
+      <w:r>
+        <w:rPr>
+          <w:rFonts w:hint="eastAsia"/>
+        </w:rPr>
+        <w:t>残機を失うことなく</w:t>
+      </w:r>
+      <w:r>
+        <w:rPr>
+          <w:rFonts w:hint="eastAsia"/>
+        </w:rPr>
+        <w:t>ゲームを続行できます。</w:t>
+      </w:r>
+      <w:r>
+        <w:rPr>
+          <w:rFonts w:hint="eastAsia"/>
+        </w:rPr>
+        <w:t>画面の外まで落下すると残機を1失って</w:t>
       </w:r>
       <w:r>
         <w:rPr>
@@ -8002,37 +7680,7 @@
         <w:rPr>
           <w:rFonts w:hint="eastAsia"/>
         </w:rPr>
-        <w:t>、ゲームの再開方法を選択できます。ゲームオーバー画面</w:t>
-      </w:r>
-      <w:r>
-        <w:rPr>
-          <w:rFonts w:hint="eastAsia"/>
-        </w:rPr>
-        <w:t>については</w:t>
-      </w:r>
-      <w:r>
-        <w:rPr>
-          <w:rFonts w:hint="eastAsia"/>
-        </w:rPr>
-        <w:t>、</w:t>
-      </w:r>
-      <w:r>
-        <w:rPr>
-          <w:rFonts w:hint="eastAsia"/>
-        </w:rPr>
-        <w:t>本取扱説明書の</w:t>
-      </w:r>
-      <w:r>
-        <w:rPr>
-          <w:rFonts w:hint="eastAsia"/>
-        </w:rPr>
-        <w:t>ゲームオーバー画面</w:t>
-      </w:r>
-      <w:r>
-        <w:rPr>
-          <w:rFonts w:hint="eastAsia"/>
-        </w:rPr>
-        <w:t>の項目を参照してください。</w:t>
+        <w:t>、ゲームの再開方法を選択できます。</w:t>
       </w:r>
     </w:p>
     <w:p>
@@ -8060,43 +7708,7 @@
         <w:rPr>
           <w:rFonts w:hint="eastAsia"/>
         </w:rPr>
-        <w:t>は得点です。得点は宝箱をとることで増加します。宝箱</w:t>
-      </w:r>
-      <w:r>
-        <w:rPr>
-          <w:rFonts w:hint="eastAsia"/>
-        </w:rPr>
-        <w:t>と残機</w:t>
-      </w:r>
-      <w:r>
-        <w:rPr>
-          <w:rFonts w:hint="eastAsia"/>
-        </w:rPr>
-        <w:t>については</w:t>
-      </w:r>
-      <w:r>
-        <w:rPr>
-          <w:rFonts w:hint="eastAsia"/>
-        </w:rPr>
-        <w:t>、</w:t>
-      </w:r>
-      <w:r>
-        <w:rPr>
-          <w:rFonts w:hint="eastAsia"/>
-        </w:rPr>
-        <w:t>本取扱説明書の</w:t>
-      </w:r>
-      <w:r>
-        <w:rPr>
-          <w:rFonts w:hint="eastAsia"/>
-        </w:rPr>
-        <w:t>アイテム</w:t>
-      </w:r>
-      <w:r>
-        <w:rPr>
-          <w:rFonts w:hint="eastAsia"/>
-        </w:rPr>
-        <w:t>の項目を参照してください。</w:t>
+        <w:t>は得点です。得点は宝箱をとることで増加します。</w:t>
       </w:r>
     </w:p>
     <w:p>
@@ -8120,36 +7732,6 @@
         </w:rPr>
         <w:t>。</w:t>
       </w:r>
-      <w:r>
-        <w:rPr>
-          <w:rFonts w:hint="eastAsia"/>
-        </w:rPr>
-        <w:t>ゲームオーバー画面については</w:t>
-      </w:r>
-      <w:r>
-        <w:rPr>
-          <w:rFonts w:hint="eastAsia"/>
-        </w:rPr>
-        <w:t>、</w:t>
-      </w:r>
-      <w:r>
-        <w:rPr>
-          <w:rFonts w:hint="eastAsia"/>
-        </w:rPr>
-        <w:t>本取扱説明書の</w:t>
-      </w:r>
-      <w:r>
-        <w:rPr>
-          <w:rFonts w:hint="eastAsia"/>
-        </w:rPr>
-        <w:t>ゲームオーバー画面</w:t>
-      </w:r>
-      <w:r>
-        <w:rPr>
-          <w:rFonts w:hint="eastAsia"/>
-        </w:rPr>
-        <w:t>の項目を参照してください。</w:t>
-      </w:r>
     </w:p>
     <w:p>
       <w:pPr>
@@ -8198,7 +7780,14 @@
         <w:rPr>
           <w:rFonts w:hint="eastAsia"/>
         </w:rPr>
-        <w:t>ことができます。データを保存する前にゲームを終了した場合、最後に保存した後に</w:t>
+        <w:t>ことができます。データを保存する前にゲ</w:t>
+      </w:r>
+      <w:r>
+        <w:rPr>
+          <w:rFonts w:hint="eastAsia"/>
+        </w:rPr>
+        <w:lastRenderedPageBreak/>
+        <w:t>ームを終了した場合、最後に保存した後に</w:t>
       </w:r>
       <w:r>
         <w:rPr>
@@ -8212,42 +7801,6 @@
         </w:rPr>
         <w:t>は失われます。ゲームを終了する前にメイド電話を探してデータを保存しておきましょう。</w:t>
       </w:r>
-      <w:r>
-        <w:rPr>
-          <w:rFonts w:hint="eastAsia"/>
-        </w:rPr>
-        <w:t>セーブ画面</w:t>
-      </w:r>
-      <w:r>
-        <w:rPr>
-          <w:rFonts w:hint="eastAsia"/>
-        </w:rPr>
-        <w:t>については</w:t>
-      </w:r>
-      <w:r>
-        <w:rPr>
-          <w:rFonts w:hint="eastAsia"/>
-        </w:rPr>
-        <w:t>、</w:t>
-      </w:r>
-      <w:r>
-        <w:rPr>
-          <w:rFonts w:hint="eastAsia"/>
-        </w:rPr>
-        <w:t>本取扱説明書の</w:t>
-      </w:r>
-      <w:r>
-        <w:rPr>
-          <w:rFonts w:hint="eastAsia"/>
-        </w:rPr>
-        <w:t>セーブ画面</w:t>
-      </w:r>
-      <w:r>
-        <w:rPr>
-          <w:rFonts w:hint="eastAsia"/>
-        </w:rPr>
-        <w:t>の項目を参照してください。</w:t>
-      </w:r>
     </w:p>
     <w:p>
       <w:pPr>
@@ -8278,7 +7831,6 @@
         <w:rPr>
           <w:rFonts w:hint="eastAsia"/>
         </w:rPr>
-        <w:lastRenderedPageBreak/>
         <w:t>他にも上キーを押すことで隠された何かを発見することができます。</w:t>
       </w:r>
     </w:p>
@@ -8315,42 +7867,6 @@
         </w:rPr>
         <w:t>データを保存する前にゲームを終了した場合、最後に保存した後に変化したデータは失われます。ゲームを終了する前にメイド電話を探してデータを保存しておきましょう。</w:t>
       </w:r>
-      <w:r>
-        <w:rPr>
-          <w:rFonts w:hint="eastAsia"/>
-        </w:rPr>
-        <w:t>セーブ画面</w:t>
-      </w:r>
-      <w:r>
-        <w:rPr>
-          <w:rFonts w:hint="eastAsia"/>
-        </w:rPr>
-        <w:t>については</w:t>
-      </w:r>
-      <w:r>
-        <w:rPr>
-          <w:rFonts w:hint="eastAsia"/>
-        </w:rPr>
-        <w:t>、</w:t>
-      </w:r>
-      <w:r>
-        <w:rPr>
-          <w:rFonts w:hint="eastAsia"/>
-        </w:rPr>
-        <w:t>本取扱説明書の</w:t>
-      </w:r>
-      <w:r>
-        <w:rPr>
-          <w:rFonts w:hint="eastAsia"/>
-        </w:rPr>
-        <w:t>セーブ画面</w:t>
-      </w:r>
-      <w:r>
-        <w:rPr>
-          <w:rFonts w:hint="eastAsia"/>
-        </w:rPr>
-        <w:t>の項目を参照してください。</w:t>
-      </w:r>
     </w:p>
     <w:p>
       <w:pPr>
@@ -8366,7 +7882,7 @@
       <w:pPr>
         <w:pStyle w:val="1"/>
       </w:pPr>
-      <w:bookmarkStart w:id="19" w:name="_Toc208571719"/>
+      <w:bookmarkStart w:id="19" w:name="_Toc208741909"/>
       <w:r>
         <w:rPr>
           <w:rFonts w:hint="eastAsia"/>
@@ -8597,42 +8113,6 @@
         </w:rPr>
         <w:t>ことができます。</w:t>
       </w:r>
-      <w:r>
-        <w:rPr>
-          <w:rFonts w:hint="eastAsia"/>
-        </w:rPr>
-        <w:t>ロード画面</w:t>
-      </w:r>
-      <w:r>
-        <w:rPr>
-          <w:rFonts w:hint="eastAsia"/>
-        </w:rPr>
-        <w:t>については</w:t>
-      </w:r>
-      <w:r>
-        <w:rPr>
-          <w:rFonts w:hint="eastAsia"/>
-        </w:rPr>
-        <w:t>、</w:t>
-      </w:r>
-      <w:r>
-        <w:rPr>
-          <w:rFonts w:hint="eastAsia"/>
-        </w:rPr>
-        <w:t>本取扱説明書の</w:t>
-      </w:r>
-      <w:r>
-        <w:rPr>
-          <w:rFonts w:hint="eastAsia"/>
-        </w:rPr>
-        <w:t>ロード画面</w:t>
-      </w:r>
-      <w:r>
-        <w:rPr>
-          <w:rFonts w:hint="eastAsia"/>
-        </w:rPr>
-        <w:t>の項目を参照してください。</w:t>
-      </w:r>
     </w:p>
     <w:p>
       <w:pPr>
@@ -8673,42 +8153,6 @@
         </w:rPr>
         <w:t>に戻ります。</w:t>
       </w:r>
-      <w:r>
-        <w:rPr>
-          <w:rFonts w:hint="eastAsia"/>
-        </w:rPr>
-        <w:t>タイトル画面</w:t>
-      </w:r>
-      <w:r>
-        <w:rPr>
-          <w:rFonts w:hint="eastAsia"/>
-        </w:rPr>
-        <w:t>については</w:t>
-      </w:r>
-      <w:r>
-        <w:rPr>
-          <w:rFonts w:hint="eastAsia"/>
-        </w:rPr>
-        <w:t>、</w:t>
-      </w:r>
-      <w:r>
-        <w:rPr>
-          <w:rFonts w:hint="eastAsia"/>
-        </w:rPr>
-        <w:t>本取扱説明書の</w:t>
-      </w:r>
-      <w:r>
-        <w:rPr>
-          <w:rFonts w:hint="eastAsia"/>
-        </w:rPr>
-        <w:t>タイトル画面</w:t>
-      </w:r>
-      <w:r>
-        <w:rPr>
-          <w:rFonts w:hint="eastAsia"/>
-        </w:rPr>
-        <w:t>の項目を参照してください。</w:t>
-      </w:r>
     </w:p>
     <w:p>
       <w:pPr>
@@ -8724,7 +8168,7 @@
       <w:pPr>
         <w:pStyle w:val="1"/>
       </w:pPr>
-      <w:bookmarkStart w:id="20" w:name="_Toc208571720"/>
+      <w:bookmarkStart w:id="20" w:name="_Toc208741910"/>
       <w:r>
         <w:rPr>
           <w:rFonts w:hint="eastAsia"/>
@@ -8920,42 +8364,6 @@
         </w:rPr>
         <w:t>から行います。</w:t>
       </w:r>
-      <w:r>
-        <w:rPr>
-          <w:rFonts w:hint="eastAsia"/>
-        </w:rPr>
-        <w:t>セーブ画面</w:t>
-      </w:r>
-      <w:r>
-        <w:rPr>
-          <w:rFonts w:hint="eastAsia"/>
-        </w:rPr>
-        <w:t>については</w:t>
-      </w:r>
-      <w:r>
-        <w:rPr>
-          <w:rFonts w:hint="eastAsia"/>
-        </w:rPr>
-        <w:t>、</w:t>
-      </w:r>
-      <w:r>
-        <w:rPr>
-          <w:rFonts w:hint="eastAsia"/>
-        </w:rPr>
-        <w:t>本取扱説明書の</w:t>
-      </w:r>
-      <w:r>
-        <w:rPr>
-          <w:rFonts w:hint="eastAsia"/>
-        </w:rPr>
-        <w:t>セーブ画面</w:t>
-      </w:r>
-      <w:r>
-        <w:rPr>
-          <w:rFonts w:hint="eastAsia"/>
-        </w:rPr>
-        <w:t>の項目を参照してください。</w:t>
-      </w:r>
     </w:p>
     <w:p>
       <w:pPr>
@@ -9123,7 +8531,7 @@
       <w:pPr>
         <w:pStyle w:val="1"/>
       </w:pPr>
-      <w:bookmarkStart w:id="21" w:name="_Toc208571721"/>
+      <w:bookmarkStart w:id="21" w:name="_Toc208741911"/>
       <w:r>
         <w:rPr>
           <w:rFonts w:hint="eastAsia"/>
@@ -9322,42 +8730,6 @@
         <w:lastRenderedPageBreak/>
         <w:t>ることができます。</w:t>
       </w:r>
-      <w:r>
-        <w:rPr>
-          <w:rFonts w:hint="eastAsia"/>
-        </w:rPr>
-        <w:t>ロード画面</w:t>
-      </w:r>
-      <w:r>
-        <w:rPr>
-          <w:rFonts w:hint="eastAsia"/>
-        </w:rPr>
-        <w:t>については</w:t>
-      </w:r>
-      <w:r>
-        <w:rPr>
-          <w:rFonts w:hint="eastAsia"/>
-        </w:rPr>
-        <w:t>、</w:t>
-      </w:r>
-      <w:r>
-        <w:rPr>
-          <w:rFonts w:hint="eastAsia"/>
-        </w:rPr>
-        <w:t>本取扱説明書の</w:t>
-      </w:r>
-      <w:r>
-        <w:rPr>
-          <w:rFonts w:hint="eastAsia"/>
-        </w:rPr>
-        <w:t>ロード画面</w:t>
-      </w:r>
-      <w:r>
-        <w:rPr>
-          <w:rFonts w:hint="eastAsia"/>
-        </w:rPr>
-        <w:t>の項目を参照してください。</w:t>
-      </w:r>
     </w:p>
     <w:p>
       <w:pPr>
@@ -9573,7 +8945,7 @@
       <w:pPr>
         <w:pStyle w:val="1"/>
       </w:pPr>
-      <w:bookmarkStart w:id="22" w:name="_Toc208571722"/>
+      <w:bookmarkStart w:id="22" w:name="_Toc208741912"/>
       <w:r>
         <w:rPr>
           <w:rFonts w:hint="eastAsia"/>
@@ -10301,7 +9673,7 @@
       <w:pPr>
         <w:pStyle w:val="1"/>
       </w:pPr>
-      <w:bookmarkStart w:id="23" w:name="_Toc208571723"/>
+      <w:bookmarkStart w:id="23" w:name="_Toc208741913"/>
       <w:r>
         <w:rPr>
           <w:rFonts w:hint="eastAsia"/>
@@ -10345,29 +9717,8 @@
         <w:t>ユーザー名</w:t>
       </w:r>
       <w:r>
-        <w:t>\</w:t>
-      </w:r>
-      <w:proofErr w:type="spellStart"/>
-      <w:r>
-        <w:t>AppData</w:t>
-      </w:r>
-      <w:proofErr w:type="spellEnd"/>
-      <w:r>
-        <w:t>\Roaming\Godot\</w:t>
-      </w:r>
-      <w:proofErr w:type="spellStart"/>
-      <w:r>
-        <w:t>app_userdata</w:t>
-      </w:r>
-      <w:proofErr w:type="spellEnd"/>
-      <w:r>
-        <w:t>\</w:t>
-      </w:r>
-      <w:proofErr w:type="spellStart"/>
-      <w:r>
-        <w:t>tmfos</w:t>
-      </w:r>
-      <w:proofErr w:type="spellEnd"/>
+        <w:t>\AppData\Roaming\Godot\app_userdata\tmfos</w:t>
+      </w:r>
       <w:r>
         <w:rPr>
           <w:rFonts w:hint="eastAsia"/>
@@ -10458,11 +9809,9 @@
             <w:tcW w:w="4859" w:type="dxa"/>
           </w:tcPr>
           <w:p>
-            <w:proofErr w:type="spellStart"/>
             <w:r>
               <w:t>shader_cache</w:t>
             </w:r>
-            <w:proofErr w:type="spellEnd"/>
             <w:r>
               <w:rPr>
                 <w:rFonts w:hint="eastAsia"/>
@@ -10475,11 +9824,9 @@
               </w:rPr>
               <w:t>、</w:t>
             </w:r>
-            <w:proofErr w:type="spellStart"/>
             <w:r>
               <w:t>vulkan</w:t>
             </w:r>
-            <w:proofErr w:type="spellEnd"/>
             <w:r>
               <w:rPr>
                 <w:rFonts w:hint="eastAsia"/>
@@ -10526,11 +9873,9 @@
               </w:rPr>
               <w:t>または</w:t>
             </w:r>
-            <w:proofErr w:type="spellStart"/>
             <w:r>
               <w:t>key_options</w:t>
             </w:r>
-            <w:proofErr w:type="spellEnd"/>
             <w:r>
               <w:rPr>
                 <w:rFonts w:hint="eastAsia"/>
@@ -10691,7 +10036,6 @@
               </w:rPr>
               <w:t>または</w:t>
             </w:r>
-            <w:proofErr w:type="spellStart"/>
             <w:r>
               <w:rPr>
                 <w:sz w:val="20"/>
@@ -10699,7 +10043,6 @@
               </w:rPr>
               <w:t>screen_options</w:t>
             </w:r>
-            <w:proofErr w:type="spellEnd"/>
             <w:r>
               <w:rPr>
                 <w:rFonts w:hint="eastAsia"/>
@@ -10888,13 +10231,8 @@
             <w:tcW w:w="4859" w:type="dxa"/>
           </w:tcPr>
           <w:p>
-            <w:proofErr w:type="spellStart"/>
-            <w:r>
-              <w:t>tmfos</w:t>
-            </w:r>
-            <w:proofErr w:type="spellEnd"/>
-            <w:r>
-              <w:t>_</w:t>
+            <w:r>
+              <w:t>tmfos_</w:t>
             </w:r>
             <w:r>
               <w:rPr>
@@ -10927,13 +10265,8 @@
           </w:p>
           <w:p/>
           <w:p>
-            <w:proofErr w:type="spellStart"/>
-            <w:r>
-              <w:t>tmfos</w:t>
-            </w:r>
-            <w:proofErr w:type="spellEnd"/>
-            <w:r>
-              <w:t>_</w:t>
+            <w:r>
+              <w:t>tmfos_</w:t>
             </w:r>
             <w:r>
               <w:rPr>

--- a/documents/manual/manual.docx
+++ b/documents/manual/manual.docx
@@ -214,7 +214,7 @@
           <w:sz w:val="24"/>
           <w:szCs w:val="24"/>
         </w:rPr>
-        <w:t>4</w:t>
+        <w:t>8</w:t>
       </w:r>
       <w:r>
         <w:rPr>
@@ -277,7 +277,7 @@
       <w:r>
         <w:fldChar w:fldCharType="separate"/>
       </w:r>
-      <w:hyperlink w:anchor="_Toc208741891" w:history="1">
+      <w:hyperlink w:anchor="_Toc209104982" w:history="1">
         <w:r>
           <w:rPr>
             <w:rStyle w:val="a7"/>
@@ -304,7 +304,7 @@
             <w:noProof/>
             <w:webHidden/>
           </w:rPr>
-          <w:instrText xml:space="preserve"> PAGEREF _Toc208741891 \h </w:instrText>
+          <w:instrText xml:space="preserve"> PAGEREF _Toc209104982 \h </w:instrText>
         </w:r>
         <w:r>
           <w:rPr>
@@ -347,7 +347,7 @@
           <w14:ligatures w14:val="standardContextual"/>
         </w:rPr>
       </w:pPr>
-      <w:hyperlink w:anchor="_Toc208741892" w:history="1">
+      <w:hyperlink w:anchor="_Toc209104983" w:history="1">
         <w:r>
           <w:rPr>
             <w:rStyle w:val="a7"/>
@@ -374,7 +374,7 @@
             <w:noProof/>
             <w:webHidden/>
           </w:rPr>
-          <w:instrText xml:space="preserve"> PAGEREF _Toc208741892 \h </w:instrText>
+          <w:instrText xml:space="preserve"> PAGEREF _Toc209104983 \h </w:instrText>
         </w:r>
         <w:r>
           <w:rPr>
@@ -417,7 +417,7 @@
           <w14:ligatures w14:val="standardContextual"/>
         </w:rPr>
       </w:pPr>
-      <w:hyperlink w:anchor="_Toc208741893" w:history="1">
+      <w:hyperlink w:anchor="_Toc209104984" w:history="1">
         <w:r>
           <w:rPr>
             <w:rStyle w:val="a7"/>
@@ -444,7 +444,7 @@
             <w:noProof/>
             <w:webHidden/>
           </w:rPr>
-          <w:instrText xml:space="preserve"> PAGEREF _Toc208741893 \h </w:instrText>
+          <w:instrText xml:space="preserve"> PAGEREF _Toc209104984 \h </w:instrText>
         </w:r>
         <w:r>
           <w:rPr>
@@ -487,7 +487,7 @@
           <w14:ligatures w14:val="standardContextual"/>
         </w:rPr>
       </w:pPr>
-      <w:hyperlink w:anchor="_Toc208741894" w:history="1">
+      <w:hyperlink w:anchor="_Toc209104985" w:history="1">
         <w:r>
           <w:rPr>
             <w:rStyle w:val="a7"/>
@@ -514,7 +514,7 @@
             <w:noProof/>
             <w:webHidden/>
           </w:rPr>
-          <w:instrText xml:space="preserve"> PAGEREF _Toc208741894 \h </w:instrText>
+          <w:instrText xml:space="preserve"> PAGEREF _Toc209104985 \h </w:instrText>
         </w:r>
         <w:r>
           <w:rPr>
@@ -557,7 +557,7 @@
           <w14:ligatures w14:val="standardContextual"/>
         </w:rPr>
       </w:pPr>
-      <w:hyperlink w:anchor="_Toc208741895" w:history="1">
+      <w:hyperlink w:anchor="_Toc209104986" w:history="1">
         <w:r>
           <w:rPr>
             <w:rStyle w:val="a7"/>
@@ -584,7 +584,7 @@
             <w:noProof/>
             <w:webHidden/>
           </w:rPr>
-          <w:instrText xml:space="preserve"> PAGEREF _Toc208741895 \h </w:instrText>
+          <w:instrText xml:space="preserve"> PAGEREF _Toc209104986 \h </w:instrText>
         </w:r>
         <w:r>
           <w:rPr>
@@ -627,7 +627,7 @@
           <w14:ligatures w14:val="standardContextual"/>
         </w:rPr>
       </w:pPr>
-      <w:hyperlink w:anchor="_Toc208741896" w:history="1">
+      <w:hyperlink w:anchor="_Toc209104987" w:history="1">
         <w:r>
           <w:rPr>
             <w:rStyle w:val="a7"/>
@@ -654,7 +654,7 @@
             <w:noProof/>
             <w:webHidden/>
           </w:rPr>
-          <w:instrText xml:space="preserve"> PAGEREF _Toc208741896 \h </w:instrText>
+          <w:instrText xml:space="preserve"> PAGEREF _Toc209104987 \h </w:instrText>
         </w:r>
         <w:r>
           <w:rPr>
@@ -697,7 +697,7 @@
           <w14:ligatures w14:val="standardContextual"/>
         </w:rPr>
       </w:pPr>
-      <w:hyperlink w:anchor="_Toc208741897" w:history="1">
+      <w:hyperlink w:anchor="_Toc209104988" w:history="1">
         <w:r>
           <w:rPr>
             <w:rStyle w:val="a7"/>
@@ -724,7 +724,7 @@
             <w:noProof/>
             <w:webHidden/>
           </w:rPr>
-          <w:instrText xml:space="preserve"> PAGEREF _Toc208741897 \h </w:instrText>
+          <w:instrText xml:space="preserve"> PAGEREF _Toc209104988 \h </w:instrText>
         </w:r>
         <w:r>
           <w:rPr>
@@ -767,7 +767,7 @@
           <w14:ligatures w14:val="standardContextual"/>
         </w:rPr>
       </w:pPr>
-      <w:hyperlink w:anchor="_Toc208741898" w:history="1">
+      <w:hyperlink w:anchor="_Toc209104989" w:history="1">
         <w:r>
           <w:rPr>
             <w:rStyle w:val="a7"/>
@@ -794,7 +794,7 @@
             <w:noProof/>
             <w:webHidden/>
           </w:rPr>
-          <w:instrText xml:space="preserve"> PAGEREF _Toc208741898 \h </w:instrText>
+          <w:instrText xml:space="preserve"> PAGEREF _Toc209104989 \h </w:instrText>
         </w:r>
         <w:r>
           <w:rPr>
@@ -837,7 +837,7 @@
           <w14:ligatures w14:val="standardContextual"/>
         </w:rPr>
       </w:pPr>
-      <w:hyperlink w:anchor="_Toc208741899" w:history="1">
+      <w:hyperlink w:anchor="_Toc209104990" w:history="1">
         <w:r>
           <w:rPr>
             <w:rStyle w:val="a7"/>
@@ -864,7 +864,7 @@
             <w:noProof/>
             <w:webHidden/>
           </w:rPr>
-          <w:instrText xml:space="preserve"> PAGEREF _Toc208741899 \h </w:instrText>
+          <w:instrText xml:space="preserve"> PAGEREF _Toc209104990 \h </w:instrText>
         </w:r>
         <w:r>
           <w:rPr>
@@ -907,7 +907,7 @@
           <w14:ligatures w14:val="standardContextual"/>
         </w:rPr>
       </w:pPr>
-      <w:hyperlink w:anchor="_Toc208741900" w:history="1">
+      <w:hyperlink w:anchor="_Toc209104991" w:history="1">
         <w:r>
           <w:rPr>
             <w:rStyle w:val="a7"/>
@@ -934,7 +934,7 @@
             <w:noProof/>
             <w:webHidden/>
           </w:rPr>
-          <w:instrText xml:space="preserve"> PAGEREF _Toc208741900 \h </w:instrText>
+          <w:instrText xml:space="preserve"> PAGEREF _Toc209104991 \h </w:instrText>
         </w:r>
         <w:r>
           <w:rPr>
@@ -977,7 +977,7 @@
           <w14:ligatures w14:val="standardContextual"/>
         </w:rPr>
       </w:pPr>
-      <w:hyperlink w:anchor="_Toc208741901" w:history="1">
+      <w:hyperlink w:anchor="_Toc209104992" w:history="1">
         <w:r>
           <w:rPr>
             <w:rStyle w:val="a7"/>
@@ -1004,7 +1004,7 @@
             <w:noProof/>
             <w:webHidden/>
           </w:rPr>
-          <w:instrText xml:space="preserve"> PAGEREF _Toc208741901 \h </w:instrText>
+          <w:instrText xml:space="preserve"> PAGEREF _Toc209104992 \h </w:instrText>
         </w:r>
         <w:r>
           <w:rPr>
@@ -1047,7 +1047,7 @@
           <w14:ligatures w14:val="standardContextual"/>
         </w:rPr>
       </w:pPr>
-      <w:hyperlink w:anchor="_Toc208741902" w:history="1">
+      <w:hyperlink w:anchor="_Toc209104993" w:history="1">
         <w:r>
           <w:rPr>
             <w:rStyle w:val="a7"/>
@@ -1074,7 +1074,7 @@
             <w:noProof/>
             <w:webHidden/>
           </w:rPr>
-          <w:instrText xml:space="preserve"> PAGEREF _Toc208741902 \h </w:instrText>
+          <w:instrText xml:space="preserve"> PAGEREF _Toc209104993 \h </w:instrText>
         </w:r>
         <w:r>
           <w:rPr>
@@ -1117,7 +1117,7 @@
           <w14:ligatures w14:val="standardContextual"/>
         </w:rPr>
       </w:pPr>
-      <w:hyperlink w:anchor="_Toc208741903" w:history="1">
+      <w:hyperlink w:anchor="_Toc209104994" w:history="1">
         <w:r>
           <w:rPr>
             <w:rStyle w:val="a7"/>
@@ -1144,7 +1144,7 @@
             <w:noProof/>
             <w:webHidden/>
           </w:rPr>
-          <w:instrText xml:space="preserve"> PAGEREF _Toc208741903 \h </w:instrText>
+          <w:instrText xml:space="preserve"> PAGEREF _Toc209104994 \h </w:instrText>
         </w:r>
         <w:r>
           <w:rPr>
@@ -1187,7 +1187,7 @@
           <w14:ligatures w14:val="standardContextual"/>
         </w:rPr>
       </w:pPr>
-      <w:hyperlink w:anchor="_Toc208741904" w:history="1">
+      <w:hyperlink w:anchor="_Toc209104995" w:history="1">
         <w:r>
           <w:rPr>
             <w:rStyle w:val="a7"/>
@@ -1214,7 +1214,7 @@
             <w:noProof/>
             <w:webHidden/>
           </w:rPr>
-          <w:instrText xml:space="preserve"> PAGEREF _Toc208741904 \h </w:instrText>
+          <w:instrText xml:space="preserve"> PAGEREF _Toc209104995 \h </w:instrText>
         </w:r>
         <w:r>
           <w:rPr>
@@ -1257,7 +1257,7 @@
           <w14:ligatures w14:val="standardContextual"/>
         </w:rPr>
       </w:pPr>
-      <w:hyperlink w:anchor="_Toc208741905" w:history="1">
+      <w:hyperlink w:anchor="_Toc209104996" w:history="1">
         <w:r>
           <w:rPr>
             <w:rStyle w:val="a7"/>
@@ -1284,7 +1284,7 @@
             <w:noProof/>
             <w:webHidden/>
           </w:rPr>
-          <w:instrText xml:space="preserve"> PAGEREF _Toc208741905 \h </w:instrText>
+          <w:instrText xml:space="preserve"> PAGEREF _Toc209104996 \h </w:instrText>
         </w:r>
         <w:r>
           <w:rPr>
@@ -1327,7 +1327,7 @@
           <w14:ligatures w14:val="standardContextual"/>
         </w:rPr>
       </w:pPr>
-      <w:hyperlink w:anchor="_Toc208741906" w:history="1">
+      <w:hyperlink w:anchor="_Toc209104997" w:history="1">
         <w:r>
           <w:rPr>
             <w:rStyle w:val="a7"/>
@@ -1354,7 +1354,7 @@
             <w:noProof/>
             <w:webHidden/>
           </w:rPr>
-          <w:instrText xml:space="preserve"> PAGEREF _Toc208741906 \h </w:instrText>
+          <w:instrText xml:space="preserve"> PAGEREF _Toc209104997 \h </w:instrText>
         </w:r>
         <w:r>
           <w:rPr>
@@ -1397,7 +1397,7 @@
           <w14:ligatures w14:val="standardContextual"/>
         </w:rPr>
       </w:pPr>
-      <w:hyperlink w:anchor="_Toc208741907" w:history="1">
+      <w:hyperlink w:anchor="_Toc209104998" w:history="1">
         <w:r>
           <w:rPr>
             <w:rStyle w:val="a7"/>
@@ -1424,7 +1424,7 @@
             <w:noProof/>
             <w:webHidden/>
           </w:rPr>
-          <w:instrText xml:space="preserve"> PAGEREF _Toc208741907 \h </w:instrText>
+          <w:instrText xml:space="preserve"> PAGEREF _Toc209104998 \h </w:instrText>
         </w:r>
         <w:r>
           <w:rPr>
@@ -1467,7 +1467,7 @@
           <w14:ligatures w14:val="standardContextual"/>
         </w:rPr>
       </w:pPr>
-      <w:hyperlink w:anchor="_Toc208741908" w:history="1">
+      <w:hyperlink w:anchor="_Toc209104999" w:history="1">
         <w:r>
           <w:rPr>
             <w:rStyle w:val="a7"/>
@@ -1494,7 +1494,7 @@
             <w:noProof/>
             <w:webHidden/>
           </w:rPr>
-          <w:instrText xml:space="preserve"> PAGEREF _Toc208741908 \h </w:instrText>
+          <w:instrText xml:space="preserve"> PAGEREF _Toc209104999 \h </w:instrText>
         </w:r>
         <w:r>
           <w:rPr>
@@ -1537,7 +1537,7 @@
           <w14:ligatures w14:val="standardContextual"/>
         </w:rPr>
       </w:pPr>
-      <w:hyperlink w:anchor="_Toc208741909" w:history="1">
+      <w:hyperlink w:anchor="_Toc209105000" w:history="1">
         <w:r>
           <w:rPr>
             <w:rStyle w:val="a7"/>
@@ -1564,7 +1564,7 @@
             <w:noProof/>
             <w:webHidden/>
           </w:rPr>
-          <w:instrText xml:space="preserve"> PAGEREF _Toc208741909 \h </w:instrText>
+          <w:instrText xml:space="preserve"> PAGEREF _Toc209105000 \h </w:instrText>
         </w:r>
         <w:r>
           <w:rPr>
@@ -1607,7 +1607,7 @@
           <w14:ligatures w14:val="standardContextual"/>
         </w:rPr>
       </w:pPr>
-      <w:hyperlink w:anchor="_Toc208741910" w:history="1">
+      <w:hyperlink w:anchor="_Toc209105001" w:history="1">
         <w:r>
           <w:rPr>
             <w:rStyle w:val="a7"/>
@@ -1634,7 +1634,7 @@
             <w:noProof/>
             <w:webHidden/>
           </w:rPr>
-          <w:instrText xml:space="preserve"> PAGEREF _Toc208741910 \h </w:instrText>
+          <w:instrText xml:space="preserve"> PAGEREF _Toc209105001 \h </w:instrText>
         </w:r>
         <w:r>
           <w:rPr>
@@ -1677,7 +1677,7 @@
           <w14:ligatures w14:val="standardContextual"/>
         </w:rPr>
       </w:pPr>
-      <w:hyperlink w:anchor="_Toc208741911" w:history="1">
+      <w:hyperlink w:anchor="_Toc209105002" w:history="1">
         <w:r>
           <w:rPr>
             <w:rStyle w:val="a7"/>
@@ -1704,7 +1704,7 @@
             <w:noProof/>
             <w:webHidden/>
           </w:rPr>
-          <w:instrText xml:space="preserve"> PAGEREF _Toc208741911 \h </w:instrText>
+          <w:instrText xml:space="preserve"> PAGEREF _Toc209105002 \h </w:instrText>
         </w:r>
         <w:r>
           <w:rPr>
@@ -1747,7 +1747,7 @@
           <w14:ligatures w14:val="standardContextual"/>
         </w:rPr>
       </w:pPr>
-      <w:hyperlink w:anchor="_Toc208741912" w:history="1">
+      <w:hyperlink w:anchor="_Toc209105003" w:history="1">
         <w:r>
           <w:rPr>
             <w:rStyle w:val="a7"/>
@@ -1774,7 +1774,7 @@
             <w:noProof/>
             <w:webHidden/>
           </w:rPr>
-          <w:instrText xml:space="preserve"> PAGEREF _Toc208741912 \h </w:instrText>
+          <w:instrText xml:space="preserve"> PAGEREF _Toc209105003 \h </w:instrText>
         </w:r>
         <w:r>
           <w:rPr>
@@ -1817,7 +1817,7 @@
           <w14:ligatures w14:val="standardContextual"/>
         </w:rPr>
       </w:pPr>
-      <w:hyperlink w:anchor="_Toc208741913" w:history="1">
+      <w:hyperlink w:anchor="_Toc209105004" w:history="1">
         <w:r>
           <w:rPr>
             <w:rStyle w:val="a7"/>
@@ -1844,7 +1844,7 @@
             <w:noProof/>
             <w:webHidden/>
           </w:rPr>
-          <w:instrText xml:space="preserve"> PAGEREF _Toc208741913 \h </w:instrText>
+          <w:instrText xml:space="preserve"> PAGEREF _Toc209105004 \h </w:instrText>
         </w:r>
         <w:r>
           <w:rPr>
@@ -1887,7 +1887,7 @@
       <w:pPr>
         <w:pStyle w:val="1"/>
       </w:pPr>
-      <w:bookmarkStart w:id="0" w:name="_Toc208741891"/>
+      <w:bookmarkStart w:id="0" w:name="_Toc209104982"/>
       <w:r>
         <w:rPr>
           <w:rFonts w:hint="eastAsia"/>
@@ -2113,7 +2113,7 @@
       <w:pPr>
         <w:pStyle w:val="1"/>
       </w:pPr>
-      <w:bookmarkStart w:id="1" w:name="_Toc208741892"/>
+      <w:bookmarkStart w:id="1" w:name="_Toc209104983"/>
       <w:r>
         <w:rPr>
           <w:rFonts w:hint="eastAsia"/>
@@ -2125,10 +2125,193 @@
     </w:p>
     <w:p>
       <w:r>
-        <w:rPr>
-          <w:rFonts w:hint="eastAsia"/>
-        </w:rPr>
-        <w:t>メニューは</w:t>
+        <w:t>ゲーム初回起動時、</w:t>
+      </w:r>
+      <w:r>
+        <w:rPr>
+          <w:rFonts w:hint="eastAsia"/>
+        </w:rPr>
+        <w:t>方向キーにはWASDキーと矢印キーと</w:t>
+      </w:r>
+      <w:r>
+        <w:rPr>
+          <w:rFonts w:hint="eastAsia"/>
+        </w:rPr>
+        <w:t>テンキー</w:t>
+      </w:r>
+      <w:r>
+        <w:rPr>
+          <w:rFonts w:hint="eastAsia"/>
+        </w:rPr>
+        <w:t>の8426キー、Aキーにはスペースキーとエンターキー、B</w:t>
+      </w:r>
+      <w:r>
+        <w:t>キーには</w:t>
+      </w:r>
+      <w:r>
+        <w:rPr>
+          <w:rFonts w:hint="eastAsia"/>
+        </w:rPr>
+        <w:t>キーボードのB</w:t>
+      </w:r>
+      <w:r>
+        <w:t>キーが割り当てられています。</w:t>
+      </w:r>
+    </w:p>
+    <w:p/>
+    <w:p>
+      <w:r>
+        <w:rPr>
+          <w:rFonts w:hint="eastAsia"/>
+        </w:rPr>
+        <w:t>メニュー</w:t>
+      </w:r>
+      <w:r>
+        <w:rPr>
+          <w:rFonts w:hint="eastAsia"/>
+        </w:rPr>
+        <w:t>は</w:t>
+      </w:r>
+      <w:r>
+        <w:rPr>
+          <w:rFonts w:hint="eastAsia"/>
+        </w:rPr>
+        <w:t>方向キーで選び、</w:t>
+      </w:r>
+      <w:r>
+        <w:t>Aキーを押すことで</w:t>
+      </w:r>
+      <w:r>
+        <w:rPr>
+          <w:rFonts w:hint="eastAsia"/>
+        </w:rPr>
+        <w:t>選択</w:t>
+      </w:r>
+      <w:r>
+        <w:t>します。また、メニューの選択にはマウスを使用することもできます。</w:t>
+      </w:r>
+      <w:r>
+        <w:rPr>
+          <w:rFonts w:hint="eastAsia"/>
+        </w:rPr>
+        <w:t>本取扱説明書では、メニューを方向キーで選び、</w:t>
+      </w:r>
+      <w:r>
+        <w:t>Aキーで決定することを、選択すると表記します。</w:t>
+      </w:r>
+    </w:p>
+    <w:p/>
+    <w:p>
+      <w:r>
+        <w:rPr>
+          <w:rFonts w:hint="eastAsia"/>
+        </w:rPr>
+        <w:t>ゲーム中は</w:t>
+      </w:r>
+      <w:r>
+        <w:rPr>
+          <w:rFonts w:hint="eastAsia"/>
+        </w:rPr>
+        <w:t>方向キーで移動、</w:t>
+      </w:r>
+      <w:r>
+        <w:rPr>
+          <w:rFonts w:hint="eastAsia"/>
+        </w:rPr>
+        <w:t>Aキーでジャンプ、Bキーで攻撃を行います。</w:t>
+      </w:r>
+    </w:p>
+    <w:p/>
+    <w:p>
+      <w:r>
+        <w:rPr>
+          <w:rFonts w:hint="eastAsia"/>
+        </w:rPr>
+        <w:t>ゲーム中にポーズキーを押すとゲームを一時停止し</w:t>
+      </w:r>
+      <w:r>
+        <w:rPr>
+          <w:rFonts w:hint="eastAsia"/>
+        </w:rPr>
+        <w:t>、</w:t>
+      </w:r>
+      <w:r>
+        <w:rPr>
+          <w:rFonts w:hint="eastAsia"/>
+        </w:rPr>
+        <w:t>所有しているアイテムを確認することができます。オプションキーを押すと設定</w:t>
+      </w:r>
+      <w:r>
+        <w:rPr>
+          <w:rFonts w:hint="eastAsia"/>
+        </w:rPr>
+        <w:t>画面が表示され</w:t>
+      </w:r>
+      <w:r>
+        <w:rPr>
+          <w:rFonts w:hint="eastAsia"/>
+        </w:rPr>
+        <w:t>ます。ヘルプキーを押すと</w:t>
+      </w:r>
+      <w:r>
+        <w:rPr>
+          <w:rFonts w:hint="eastAsia"/>
+        </w:rPr>
+        <w:t>操作確認</w:t>
+      </w:r>
+      <w:r>
+        <w:rPr>
+          <w:rFonts w:hint="eastAsia"/>
+        </w:rPr>
+        <w:t>画面が表示され</w:t>
+      </w:r>
+      <w:r>
+        <w:rPr>
+          <w:rFonts w:hint="eastAsia"/>
+        </w:rPr>
+        <w:t>ます。スクリーンショットキーを押すとデータフォルダ内にスクリーンショットが保存されます。また、</w:t>
+      </w:r>
+      <w:r>
+        <w:rPr>
+          <w:rFonts w:hint="eastAsia"/>
+        </w:rPr>
+        <w:t>すべて</w:t>
+      </w:r>
+      <w:r>
+        <w:rPr>
+          <w:rFonts w:hint="eastAsia"/>
+        </w:rPr>
+        <w:t>の画面</w:t>
+      </w:r>
+      <w:r>
+        <w:rPr>
+          <w:rFonts w:hint="eastAsia"/>
+        </w:rPr>
+        <w:t>ではありませんが</w:t>
+      </w:r>
+      <w:r>
+        <w:rPr>
+          <w:rFonts w:hint="eastAsia"/>
+        </w:rPr>
+        <w:t>、</w:t>
+      </w:r>
+      <w:r>
+        <w:rPr>
+          <w:rFonts w:hint="eastAsia"/>
+        </w:rPr>
+        <w:t>ESCキーを押すことで</w:t>
+      </w:r>
+      <w:r>
+        <w:rPr>
+          <w:rFonts w:hint="eastAsia"/>
+        </w:rPr>
+        <w:t>開いている画面を閉じることができます。ESCキーが反応しない画面では</w:t>
+      </w:r>
+      <w:r>
+        <w:rPr>
+          <w:rFonts w:hint="eastAsia"/>
+        </w:rPr>
+        <w:t>、</w:t>
       </w:r>
       <w:r>
         <w:rPr>
@@ -2140,37 +2323,7 @@
         <w:rPr>
           <w:rFonts w:hint="eastAsia"/>
         </w:rPr>
-        <w:t>で</w:t>
-      </w:r>
-      <w:r>
-        <w:rPr>
-          <w:rFonts w:hint="eastAsia"/>
-        </w:rPr>
-        <w:t>選びます</w:t>
-      </w:r>
-      <w:r>
-        <w:rPr>
-          <w:rFonts w:hint="eastAsia"/>
-        </w:rPr>
-        <w:t>。ゲーム初回起動時、</w:t>
-      </w:r>
-      <w:r>
-        <w:rPr>
-          <w:rFonts w:hint="eastAsia"/>
-        </w:rPr>
-        <w:t>方向キーには</w:t>
-      </w:r>
-      <w:r>
-        <w:rPr>
-          <w:rFonts w:hint="eastAsia"/>
-        </w:rPr>
-        <w:t>WASDキー、テンキーの8426キー、方向キー</w:t>
-      </w:r>
-      <w:r>
-        <w:rPr>
-          <w:rFonts w:hint="eastAsia"/>
-        </w:rPr>
-        <w:t>が割り当てられています。</w:t>
+        <w:t>とAキーでメニューを選択してください。</w:t>
       </w:r>
     </w:p>
     <w:p/>
@@ -2179,457 +2332,7 @@
         <w:rPr>
           <w:rFonts w:hint="eastAsia"/>
         </w:rPr>
-        <w:t>方向キーで</w:t>
-      </w:r>
-      <w:r>
-        <w:rPr>
-          <w:rFonts w:hint="eastAsia"/>
-        </w:rPr>
-        <w:t>メニュー</w:t>
-      </w:r>
-      <w:r>
-        <w:rPr>
-          <w:rFonts w:hint="eastAsia"/>
-        </w:rPr>
-        <w:t>を選び、</w:t>
-      </w:r>
-      <w:r>
-        <w:rPr>
-          <w:rFonts w:hint="eastAsia"/>
-        </w:rPr>
-        <w:t>Aキー</w:t>
-      </w:r>
-      <w:r>
-        <w:rPr>
-          <w:rFonts w:hint="eastAsia"/>
-        </w:rPr>
-        <w:t>を押すことで</w:t>
-      </w:r>
-      <w:r>
-        <w:rPr>
-          <w:rFonts w:hint="eastAsia"/>
-        </w:rPr>
-        <w:t>決定</w:t>
-      </w:r>
-      <w:r>
-        <w:rPr>
-          <w:rFonts w:hint="eastAsia"/>
-        </w:rPr>
-        <w:t>します。</w:t>
-      </w:r>
-      <w:r>
-        <w:rPr>
-          <w:rFonts w:hint="eastAsia"/>
-        </w:rPr>
-        <w:t>ゲーム初回起動時、</w:t>
-      </w:r>
-      <w:r>
-        <w:rPr>
-          <w:rFonts w:hint="eastAsia"/>
-        </w:rPr>
-        <w:t>Aキーには</w:t>
-      </w:r>
-      <w:r>
-        <w:rPr>
-          <w:rFonts w:hint="eastAsia"/>
-        </w:rPr>
-        <w:t>スペースキーとエンターキーが割り当てられています。</w:t>
-      </w:r>
-    </w:p>
-    <w:p/>
-    <w:p>
-      <w:r>
-        <w:rPr>
-          <w:rFonts w:hint="eastAsia"/>
-        </w:rPr>
-        <w:t>本取扱説明書では</w:t>
-      </w:r>
-      <w:r>
-        <w:rPr>
-          <w:rFonts w:hint="eastAsia"/>
-        </w:rPr>
-        <w:t>、</w:t>
-      </w:r>
-      <w:r>
-        <w:rPr>
-          <w:rFonts w:hint="eastAsia"/>
-        </w:rPr>
-        <w:t>メニューを方向キーで選</w:t>
-      </w:r>
-      <w:r>
-        <w:rPr>
-          <w:rFonts w:hint="eastAsia"/>
-        </w:rPr>
-        <w:t>び、</w:t>
-      </w:r>
-      <w:r>
-        <w:rPr>
-          <w:rFonts w:hint="eastAsia"/>
-        </w:rPr>
-        <w:t>Aキーで決定することを</w:t>
-      </w:r>
-      <w:r>
-        <w:rPr>
-          <w:rFonts w:hint="eastAsia"/>
-        </w:rPr>
-        <w:t>、</w:t>
-      </w:r>
-      <w:r>
-        <w:rPr>
-          <w:rFonts w:hint="eastAsia"/>
-        </w:rPr>
-        <w:t>選択すると表記します。</w:t>
-      </w:r>
-      <w:r>
-        <w:rPr>
-          <w:rFonts w:hint="eastAsia"/>
-        </w:rPr>
-        <w:t>また、メニュー</w:t>
-      </w:r>
-      <w:r>
-        <w:rPr>
-          <w:rFonts w:hint="eastAsia"/>
-        </w:rPr>
-        <w:t>の選択に</w:t>
-      </w:r>
-      <w:r>
-        <w:rPr>
-          <w:rFonts w:hint="eastAsia"/>
-        </w:rPr>
-        <w:t>はマウス</w:t>
-      </w:r>
-      <w:r>
-        <w:rPr>
-          <w:rFonts w:hint="eastAsia"/>
-        </w:rPr>
-        <w:t>を使用することもできます</w:t>
-      </w:r>
-      <w:r>
-        <w:rPr>
-          <w:rFonts w:hint="eastAsia"/>
-        </w:rPr>
-        <w:t>。</w:t>
-      </w:r>
-    </w:p>
-    <w:p/>
-    <w:p>
-      <w:r>
-        <w:rPr>
-          <w:rFonts w:hint="eastAsia"/>
-        </w:rPr>
-        <w:t>キー</w:t>
-      </w:r>
-      <w:r>
-        <w:rPr>
-          <w:rFonts w:hint="eastAsia"/>
-        </w:rPr>
-        <w:t>の</w:t>
-      </w:r>
-      <w:r>
-        <w:rPr>
-          <w:rFonts w:hint="eastAsia"/>
-        </w:rPr>
-        <w:t>設定は</w:t>
-      </w:r>
-      <w:r>
-        <w:rPr>
-          <w:rFonts w:hint="eastAsia"/>
-        </w:rPr>
-        <w:t>操作設定画面</w:t>
-      </w:r>
-      <w:r>
-        <w:rPr>
-          <w:rFonts w:hint="eastAsia"/>
-        </w:rPr>
-        <w:t>から変更</w:t>
-      </w:r>
-      <w:r>
-        <w:rPr>
-          <w:rFonts w:hint="eastAsia"/>
-        </w:rPr>
-        <w:t>できます</w:t>
-      </w:r>
-      <w:r>
-        <w:rPr>
-          <w:rFonts w:hint="eastAsia"/>
-        </w:rPr>
-        <w:t>。</w:t>
-      </w:r>
-      <w:r>
-        <w:rPr>
-          <w:rFonts w:hint="eastAsia"/>
-        </w:rPr>
-        <w:t>操作設定画面については、</w:t>
-      </w:r>
-      <w:r>
-        <w:rPr>
-          <w:rFonts w:hint="eastAsia"/>
-        </w:rPr>
-        <w:t>本取扱説明書の</w:t>
-      </w:r>
-      <w:r>
-        <w:rPr>
-          <w:rFonts w:hint="eastAsia"/>
-        </w:rPr>
-        <w:t>操作設定</w:t>
-      </w:r>
-      <w:r>
-        <w:rPr>
-          <w:rFonts w:hint="eastAsia"/>
-        </w:rPr>
-        <w:t>画面</w:t>
-      </w:r>
-      <w:r>
-        <w:rPr>
-          <w:rFonts w:hint="eastAsia"/>
-        </w:rPr>
-        <w:t>の項目を参照してください。</w:t>
-      </w:r>
-      <w:r>
-        <w:rPr>
-          <w:rFonts w:hint="eastAsia"/>
-        </w:rPr>
-        <w:t>ただし、</w:t>
-      </w:r>
-      <w:r>
-        <w:rPr>
-          <w:rFonts w:hint="eastAsia"/>
-        </w:rPr>
-        <w:t>方向キー</w:t>
-      </w:r>
-      <w:r>
-        <w:rPr>
-          <w:rFonts w:hint="eastAsia"/>
-        </w:rPr>
-        <w:t>、</w:t>
-      </w:r>
-      <w:r>
-        <w:rPr>
-          <w:rFonts w:hint="eastAsia"/>
-        </w:rPr>
-        <w:t>エンターキー</w:t>
-      </w:r>
-      <w:r>
-        <w:rPr>
-          <w:rFonts w:hint="eastAsia"/>
-        </w:rPr>
-        <w:t>など一部のキーの</w:t>
-      </w:r>
-      <w:r>
-        <w:rPr>
-          <w:rFonts w:hint="eastAsia"/>
-        </w:rPr>
-        <w:t>割り当ては変更できません。そのため、キー割り当てを間違えるなど、操作不能になっても</w:t>
-      </w:r>
-      <w:r>
-        <w:rPr>
-          <w:rFonts w:hint="eastAsia"/>
-        </w:rPr>
-        <w:t>方向キー</w:t>
-      </w:r>
-      <w:r>
-        <w:rPr>
-          <w:rFonts w:hint="eastAsia"/>
-        </w:rPr>
-        <w:t>と</w:t>
-      </w:r>
-      <w:r>
-        <w:rPr>
-          <w:rFonts w:hint="eastAsia"/>
-        </w:rPr>
-        <w:t>エンターキーでメニュー</w:t>
-      </w:r>
-      <w:r>
-        <w:rPr>
-          <w:rFonts w:hint="eastAsia"/>
-        </w:rPr>
-        <w:t>を</w:t>
-      </w:r>
-      <w:r>
-        <w:rPr>
-          <w:rFonts w:hint="eastAsia"/>
-        </w:rPr>
-        <w:t>選択</w:t>
-      </w:r>
-      <w:r>
-        <w:rPr>
-          <w:rFonts w:hint="eastAsia"/>
-        </w:rPr>
-        <w:t>できます</w:t>
-      </w:r>
-      <w:r>
-        <w:rPr>
-          <w:rFonts w:hint="eastAsia"/>
-        </w:rPr>
-        <w:t>。</w:t>
-      </w:r>
-    </w:p>
-    <w:p/>
-    <w:p>
-      <w:r>
-        <w:rPr>
-          <w:rFonts w:hint="eastAsia"/>
-        </w:rPr>
-        <w:t>ゲーム中はAキーでジャンプ、Bキーで攻撃を行います。</w:t>
-      </w:r>
-      <w:r>
-        <w:t>ゲーム初回起動時、</w:t>
-      </w:r>
-      <w:r>
-        <w:rPr>
-          <w:rFonts w:hint="eastAsia"/>
-        </w:rPr>
-        <w:t>B</w:t>
-      </w:r>
-      <w:r>
-        <w:t>キーには</w:t>
-      </w:r>
-      <w:r>
-        <w:rPr>
-          <w:rFonts w:hint="eastAsia"/>
-        </w:rPr>
-        <w:t>キーボードの</w:t>
-      </w:r>
-      <w:r>
-        <w:rPr>
-          <w:rFonts w:hint="eastAsia"/>
-        </w:rPr>
-        <w:t>B</w:t>
-      </w:r>
-      <w:r>
-        <w:t>キーが割り当てられています。</w:t>
-      </w:r>
-    </w:p>
-    <w:p/>
-    <w:p>
-      <w:r>
-        <w:rPr>
-          <w:rFonts w:hint="eastAsia"/>
-        </w:rPr>
-        <w:t>ゲーム中にポーズキーを押すとゲームを一時停止し</w:t>
-      </w:r>
-      <w:r>
-        <w:rPr>
-          <w:rFonts w:hint="eastAsia"/>
-        </w:rPr>
-        <w:t>、</w:t>
-      </w:r>
-      <w:r>
-        <w:rPr>
-          <w:rFonts w:hint="eastAsia"/>
-        </w:rPr>
-        <w:t>所有しているアイテムを確認することができます。オプションキーを押すと設定</w:t>
-      </w:r>
-      <w:r>
-        <w:rPr>
-          <w:rFonts w:hint="eastAsia"/>
-        </w:rPr>
-        <w:t>画面が表示され</w:t>
-      </w:r>
-      <w:r>
-        <w:rPr>
-          <w:rFonts w:hint="eastAsia"/>
-        </w:rPr>
-        <w:t>ます。ヘルプキーを押すと</w:t>
-      </w:r>
-      <w:r>
-        <w:rPr>
-          <w:rFonts w:hint="eastAsia"/>
-        </w:rPr>
-        <w:t>操作確認</w:t>
-      </w:r>
-      <w:r>
-        <w:rPr>
-          <w:rFonts w:hint="eastAsia"/>
-        </w:rPr>
-        <w:t>画面が表示され</w:t>
-      </w:r>
-      <w:r>
-        <w:rPr>
-          <w:rFonts w:hint="eastAsia"/>
-        </w:rPr>
-        <w:t>ます。スクリーンショットキーを押すとデータフォルダ内にスクリーンショットが保存されます。また、</w:t>
-      </w:r>
-      <w:r>
-        <w:rPr>
-          <w:rFonts w:hint="eastAsia"/>
-        </w:rPr>
-        <w:t>すべて</w:t>
-      </w:r>
-      <w:r>
-        <w:rPr>
-          <w:rFonts w:hint="eastAsia"/>
-        </w:rPr>
-        <w:t>の画面</w:t>
-      </w:r>
-      <w:r>
-        <w:rPr>
-          <w:rFonts w:hint="eastAsia"/>
-        </w:rPr>
-        <w:t>ではありませんが</w:t>
-      </w:r>
-      <w:r>
-        <w:rPr>
-          <w:rFonts w:hint="eastAsia"/>
-        </w:rPr>
-        <w:t>、</w:t>
-      </w:r>
-      <w:r>
-        <w:rPr>
-          <w:rFonts w:hint="eastAsia"/>
-        </w:rPr>
-        <w:t>ESCキーを押すことで</w:t>
-      </w:r>
-      <w:r>
-        <w:rPr>
-          <w:rFonts w:hint="eastAsia"/>
-        </w:rPr>
-        <w:t>開いている画面を閉じることができます。ESCキーが反応しない画面では</w:t>
-      </w:r>
-      <w:r>
-        <w:rPr>
-          <w:rFonts w:hint="eastAsia"/>
-        </w:rPr>
-        <w:t>、</w:t>
-      </w:r>
-      <w:r>
-        <w:rPr>
-          <w:rFonts w:hint="eastAsia"/>
-        </w:rPr>
-        <w:t>方向キー</w:t>
-      </w:r>
-      <w:r>
-        <w:rPr>
-          <w:rFonts w:hint="eastAsia"/>
-        </w:rPr>
-        <w:t>とAキーでメニューを選択してください。</w:t>
-      </w:r>
-    </w:p>
-    <w:p/>
-    <w:p>
-      <w:r>
-        <w:rPr>
-          <w:rFonts w:hint="eastAsia"/>
-        </w:rPr>
-        <w:t>ソニーと任天堂のゲームパッドにもキー操作は割り当てられていますが、それらのゲームパッドを所有していないため動作確認はしていません。</w:t>
-      </w:r>
-      <w:r>
-        <w:rPr>
-          <w:rFonts w:hint="eastAsia"/>
-        </w:rPr>
-        <w:t>Xboxコントローラ</w:t>
-      </w:r>
-      <w:r>
-        <w:rPr>
-          <w:rFonts w:hint="eastAsia"/>
-        </w:rPr>
-        <w:t>は</w:t>
-      </w:r>
-      <w:r>
-        <w:rPr>
-          <w:rFonts w:hint="eastAsia"/>
-        </w:rPr>
-        <w:t>所有していますが、不調のため動作確認は不十分です。</w:t>
+        <w:t>キーの設定は操作設定画面から変更できます。</w:t>
       </w:r>
     </w:p>
     <w:p/>
@@ -2767,7 +2470,24 @@
                 <w:b/>
                 <w:bCs/>
               </w:rPr>
-              <w:t>上キー</w:t>
+              <w:t>方向キー,</w:t>
+            </w:r>
+          </w:p>
+          <w:p>
+            <w:pPr>
+              <w:jc w:val="center"/>
+              <w:rPr>
+                <w:b/>
+                <w:bCs/>
+              </w:rPr>
+            </w:pPr>
+            <w:r>
+              <w:rPr>
+                <w:rFonts w:hint="eastAsia"/>
+                <w:b/>
+                <w:bCs/>
+              </w:rPr>
+              <w:t>キャラクターの移動</w:t>
             </w:r>
           </w:p>
         </w:tc>
@@ -2778,22 +2498,15 @@
           </w:tcPr>
           <w:p>
             <w:pPr>
-              <w:jc w:val="center"/>
+              <w:jc w:val="left"/>
             </w:pPr>
             <w:r>
-              <w:t>W</w:t>
-            </w:r>
-            <w:r>
-              <w:rPr>
-                <w:rFonts w:hint="eastAsia"/>
-              </w:rPr>
-              <w:t>キー</w:t>
-            </w:r>
-            <w:r>
-              <w:rPr>
-                <w:rFonts w:hint="eastAsia"/>
-              </w:rPr>
-              <w:t>,</w:t>
+              <w:rPr>
+                <w:rFonts w:hint="eastAsia"/>
+                <w:sz w:val="16"/>
+                <w:szCs w:val="18"/>
+              </w:rPr>
+              <w:t>(いずれか一つ)</w:t>
             </w:r>
           </w:p>
           <w:p>
@@ -2801,67 +2514,65 @@
               <w:jc w:val="center"/>
             </w:pPr>
             <w:r>
-              <w:rPr>
-                <w:rFonts w:hint="eastAsia"/>
-                <w:b/>
-                <w:bCs/>
-              </w:rPr>
-              <w:t>方向キー</w:t>
-            </w:r>
-            <w:r>
-              <w:rPr>
-                <w:rFonts w:hint="eastAsia"/>
-                <w:b/>
-                <w:bCs/>
-              </w:rPr>
-              <w:t>の</w:t>
-            </w:r>
-            <w:r>
-              <w:rPr>
-                <w:rFonts w:hint="eastAsia"/>
-                <w:b/>
-                <w:bCs/>
-              </w:rPr>
-              <w:t>上</w:t>
-            </w:r>
-            <w:r>
-              <w:rPr>
-                <w:rFonts w:hint="eastAsia"/>
-                <w:b/>
-                <w:bCs/>
+              <w:t>W</w:t>
+            </w:r>
+            <w:r>
+              <w:rPr>
+                <w:rFonts w:hint="eastAsia"/>
+              </w:rPr>
+              <w:t>ASD</w:t>
+            </w:r>
+            <w:r>
+              <w:rPr>
+                <w:rFonts w:hint="eastAsia"/>
               </w:rPr>
               <w:t>キー</w:t>
-            </w:r>
-            <w:r>
-              <w:rPr>
-                <w:rFonts w:hint="eastAsia"/>
-              </w:rPr>
-              <w:t>,</w:t>
             </w:r>
           </w:p>
           <w:p>
             <w:pPr>
               <w:jc w:val="center"/>
-              <w:rPr>
+            </w:pPr>
+            <w:r>
+              <w:rPr>
+                <w:rFonts w:hint="eastAsia"/>
                 <w:b/>
                 <w:bCs/>
               </w:rPr>
-            </w:pPr>
+              <w:t>矢印</w:t>
+            </w:r>
             <w:r>
               <w:rPr>
                 <w:rFonts w:hint="eastAsia"/>
                 <w:b/>
                 <w:bCs/>
               </w:rPr>
-              <w:t>テンキーの</w:t>
-            </w:r>
-            <w:r>
-              <w:rPr>
-                <w:rFonts w:hint="eastAsia"/>
+              <w:t>キー</w:t>
+            </w:r>
+          </w:p>
+          <w:p>
+            <w:pPr>
+              <w:jc w:val="center"/>
+              <w:rPr>
                 <w:b/>
                 <w:bCs/>
               </w:rPr>
-              <w:t>8</w:t>
+            </w:pPr>
+            <w:r>
+              <w:rPr>
+                <w:rFonts w:hint="eastAsia"/>
+                <w:b/>
+                <w:bCs/>
+              </w:rPr>
+              <w:t>テンキーの</w:t>
+            </w:r>
+            <w:r>
+              <w:rPr>
+                <w:rFonts w:hint="eastAsia"/>
+                <w:b/>
+                <w:bCs/>
+              </w:rPr>
+              <w:t>8426</w:t>
             </w:r>
             <w:r>
               <w:rPr>
@@ -2890,18 +2601,6 @@
             </w:r>
             <w:r>
               <w:t>方向パッド</w:t>
-            </w:r>
-            <w:r>
-              <w:rPr>
-                <w:rFonts w:hint="eastAsia"/>
-              </w:rPr>
-              <w:t>の</w:t>
-            </w:r>
-            <w:r>
-              <w:rPr>
-                <w:rFonts w:hint="eastAsia"/>
-              </w:rPr>
-              <w:t>上</w:t>
             </w:r>
           </w:p>
         </w:tc>
@@ -2926,7 +2625,15 @@
                 <w:b/>
                 <w:bCs/>
               </w:rPr>
-              <w:t>下キー</w:t>
+              <w:t>Aキー</w:t>
+            </w:r>
+            <w:r>
+              <w:rPr>
+                <w:rFonts w:hint="eastAsia"/>
+                <w:b/>
+                <w:bCs/>
+              </w:rPr>
+              <w:t>, ジャンプ</w:t>
             </w:r>
           </w:p>
         </w:tc>
@@ -2937,25 +2644,15 @@
           </w:tcPr>
           <w:p>
             <w:pPr>
-              <w:jc w:val="center"/>
+              <w:jc w:val="left"/>
             </w:pPr>
             <w:r>
               <w:rPr>
                 <w:rFonts w:hint="eastAsia"/>
-              </w:rPr>
-              <w:t>S</w:t>
-            </w:r>
-            <w:r>
-              <w:rPr>
-                <w:rFonts w:hint="eastAsia"/>
-              </w:rPr>
-              <w:t>キー</w:t>
-            </w:r>
-            <w:r>
-              <w:rPr>
-                <w:rFonts w:hint="eastAsia"/>
-              </w:rPr>
-              <w:t>,</w:t>
+                <w:sz w:val="16"/>
+                <w:szCs w:val="18"/>
+              </w:rPr>
+              <w:t>(いずれか一つ)</w:t>
             </w:r>
           </w:p>
           <w:p>
@@ -2965,73 +2662,19 @@
             <w:r>
               <w:rPr>
                 <w:rFonts w:hint="eastAsia"/>
-                <w:b/>
-                <w:bCs/>
-              </w:rPr>
-              <w:t>方向キー</w:t>
-            </w:r>
-            <w:r>
-              <w:rPr>
-                <w:rFonts w:hint="eastAsia"/>
-                <w:b/>
-                <w:bCs/>
-              </w:rPr>
-              <w:t>の</w:t>
-            </w:r>
-            <w:r>
-              <w:rPr>
-                <w:rFonts w:hint="eastAsia"/>
-                <w:b/>
-                <w:bCs/>
-              </w:rPr>
-              <w:t>下</w:t>
-            </w:r>
-            <w:r>
-              <w:rPr>
-                <w:rFonts w:hint="eastAsia"/>
-                <w:b/>
-                <w:bCs/>
-              </w:rPr>
-              <w:t>キー</w:t>
-            </w:r>
-            <w:r>
-              <w:rPr>
-                <w:rFonts w:hint="eastAsia"/>
-              </w:rPr>
-              <w:t>,</w:t>
+              </w:rPr>
+              <w:t>スペースキー</w:t>
             </w:r>
           </w:p>
           <w:p>
             <w:pPr>
               <w:jc w:val="center"/>
-              <w:rPr>
-                <w:b/>
-                <w:bCs/>
-              </w:rPr>
             </w:pPr>
             <w:r>
               <w:rPr>
                 <w:rFonts w:hint="eastAsia"/>
-                <w:b/>
-                <w:bCs/>
-              </w:rPr>
-              <w:t>テンキーの</w:t>
-            </w:r>
-            <w:r>
-              <w:rPr>
-                <w:rFonts w:hint="eastAsia"/>
-                <w:b/>
-                <w:bCs/>
-              </w:rPr>
-              <w:t>2</w:t>
-            </w:r>
-            <w:r>
-              <w:rPr>
-                <w:rFonts w:hint="eastAsia"/>
-                <w:b/>
-                <w:bCs/>
-              </w:rPr>
-              <w:t>キー</w:t>
+              </w:rPr>
+              <w:t>エンターキー</w:t>
             </w:r>
           </w:p>
         </w:tc>
@@ -3048,22 +2691,7 @@
               <w:rPr>
                 <w:rFonts w:hint="eastAsia"/>
               </w:rPr>
-              <w:t>8</w:t>
-            </w:r>
-            <w:r>
-              <w:t>方向パッド</w:t>
-            </w:r>
-            <w:r>
-              <w:rPr>
-                <w:rFonts w:hint="eastAsia"/>
-              </w:rPr>
-              <w:t>の</w:t>
-            </w:r>
-            <w:r>
-              <w:rPr>
-                <w:rFonts w:hint="eastAsia"/>
-              </w:rPr>
-              <w:t>下</w:t>
+              <w:t>Aボタン</w:t>
             </w:r>
           </w:p>
         </w:tc>
@@ -3088,8 +2716,15 @@
                 <w:b/>
                 <w:bCs/>
               </w:rPr>
-              <w:lastRenderedPageBreak/>
-              <w:t>左キー</w:t>
+              <w:t>Bキー</w:t>
+            </w:r>
+            <w:r>
+              <w:rPr>
+                <w:rFonts w:hint="eastAsia"/>
+                <w:b/>
+                <w:bCs/>
+              </w:rPr>
+              <w:t>, 攻撃</w:t>
             </w:r>
           </w:p>
         </w:tc>
@@ -3106,93 +2741,11 @@
               <w:rPr>
                 <w:rFonts w:hint="eastAsia"/>
               </w:rPr>
-              <w:t>A</w:t>
-            </w:r>
-            <w:r>
-              <w:rPr>
-                <w:rFonts w:hint="eastAsia"/>
-              </w:rPr>
-              <w:t>キー</w:t>
-            </w:r>
-            <w:r>
-              <w:rPr>
-                <w:rFonts w:hint="eastAsia"/>
-              </w:rPr>
-              <w:t>,</w:t>
-            </w:r>
-          </w:p>
-          <w:p>
-            <w:pPr>
-              <w:jc w:val="center"/>
-            </w:pPr>
-            <w:r>
-              <w:rPr>
-                <w:rFonts w:hint="eastAsia"/>
-                <w:b/>
-                <w:bCs/>
-              </w:rPr>
-              <w:t>方向キー</w:t>
-            </w:r>
-            <w:r>
-              <w:rPr>
-                <w:rFonts w:hint="eastAsia"/>
-                <w:b/>
-                <w:bCs/>
-              </w:rPr>
-              <w:t>の</w:t>
-            </w:r>
-            <w:r>
-              <w:rPr>
-                <w:rFonts w:hint="eastAsia"/>
-                <w:b/>
-                <w:bCs/>
-              </w:rPr>
-              <w:t>左</w:t>
-            </w:r>
-            <w:r>
-              <w:rPr>
-                <w:rFonts w:hint="eastAsia"/>
-                <w:b/>
-                <w:bCs/>
-              </w:rPr>
-              <w:t>キー</w:t>
-            </w:r>
-            <w:r>
-              <w:rPr>
-                <w:rFonts w:hint="eastAsia"/>
-              </w:rPr>
-              <w:t>,</w:t>
-            </w:r>
-          </w:p>
-          <w:p>
-            <w:pPr>
-              <w:jc w:val="center"/>
-              <w:rPr>
-                <w:b/>
-                <w:bCs/>
-              </w:rPr>
-            </w:pPr>
-            <w:r>
-              <w:rPr>
-                <w:rFonts w:hint="eastAsia"/>
-                <w:b/>
-                <w:bCs/>
-              </w:rPr>
-              <w:t>テンキーの</w:t>
-            </w:r>
-            <w:r>
-              <w:rPr>
-                <w:rFonts w:hint="eastAsia"/>
-                <w:b/>
-                <w:bCs/>
-              </w:rPr>
-              <w:t>4</w:t>
-            </w:r>
-            <w:r>
-              <w:rPr>
-                <w:rFonts w:hint="eastAsia"/>
-                <w:b/>
-                <w:bCs/>
+              <w:t>B</w:t>
+            </w:r>
+            <w:r>
+              <w:rPr>
+                <w:rFonts w:hint="eastAsia"/>
               </w:rPr>
               <w:t>キー</w:t>
             </w:r>
@@ -3211,22 +2764,7 @@
               <w:rPr>
                 <w:rFonts w:hint="eastAsia"/>
               </w:rPr>
-              <w:t>8</w:t>
-            </w:r>
-            <w:r>
-              <w:t>方向パッド</w:t>
-            </w:r>
-            <w:r>
-              <w:rPr>
-                <w:rFonts w:hint="eastAsia"/>
-              </w:rPr>
-              <w:t>の</w:t>
-            </w:r>
-            <w:r>
-              <w:rPr>
-                <w:rFonts w:hint="eastAsia"/>
-              </w:rPr>
-              <w:t>左</w:t>
+              <w:t>Bボタン</w:t>
             </w:r>
           </w:p>
         </w:tc>
@@ -3251,7 +2789,7 @@
                 <w:b/>
                 <w:bCs/>
               </w:rPr>
-              <w:t>右キー</w:t>
+              <w:t>ポーズ</w:t>
             </w:r>
           </w:p>
         </w:tc>
@@ -3268,93 +2806,11 @@
               <w:rPr>
                 <w:rFonts w:hint="eastAsia"/>
               </w:rPr>
-              <w:t>D</w:t>
-            </w:r>
-            <w:r>
-              <w:rPr>
-                <w:rFonts w:hint="eastAsia"/>
-              </w:rPr>
-              <w:t>キー</w:t>
-            </w:r>
-            <w:r>
-              <w:rPr>
-                <w:rFonts w:hint="eastAsia"/>
-              </w:rPr>
-              <w:t>,</w:t>
-            </w:r>
-          </w:p>
-          <w:p>
-            <w:pPr>
-              <w:jc w:val="center"/>
-            </w:pPr>
-            <w:r>
-              <w:rPr>
-                <w:rFonts w:hint="eastAsia"/>
-                <w:b/>
-                <w:bCs/>
-              </w:rPr>
-              <w:t>方向キー</w:t>
-            </w:r>
-            <w:r>
-              <w:rPr>
-                <w:rFonts w:hint="eastAsia"/>
-                <w:b/>
-                <w:bCs/>
-              </w:rPr>
-              <w:t>の</w:t>
-            </w:r>
-            <w:r>
-              <w:rPr>
-                <w:rFonts w:hint="eastAsia"/>
-                <w:b/>
-                <w:bCs/>
-              </w:rPr>
-              <w:t>右</w:t>
-            </w:r>
-            <w:r>
-              <w:rPr>
-                <w:rFonts w:hint="eastAsia"/>
-                <w:b/>
-                <w:bCs/>
-              </w:rPr>
-              <w:t>キー</w:t>
-            </w:r>
-            <w:r>
-              <w:rPr>
-                <w:rFonts w:hint="eastAsia"/>
-              </w:rPr>
-              <w:t>,</w:t>
-            </w:r>
-          </w:p>
-          <w:p>
-            <w:pPr>
-              <w:jc w:val="center"/>
-              <w:rPr>
-                <w:b/>
-                <w:bCs/>
-              </w:rPr>
-            </w:pPr>
-            <w:r>
-              <w:rPr>
-                <w:rFonts w:hint="eastAsia"/>
-                <w:b/>
-                <w:bCs/>
-              </w:rPr>
-              <w:t>テンキーの</w:t>
-            </w:r>
-            <w:r>
-              <w:rPr>
-                <w:rFonts w:hint="eastAsia"/>
-                <w:b/>
-                <w:bCs/>
-              </w:rPr>
-              <w:t>6</w:t>
-            </w:r>
-            <w:r>
-              <w:rPr>
-                <w:rFonts w:hint="eastAsia"/>
-                <w:b/>
-                <w:bCs/>
+              <w:t>P</w:t>
+            </w:r>
+            <w:r>
+              <w:rPr>
+                <w:rFonts w:hint="eastAsia"/>
               </w:rPr>
               <w:t>キー</w:t>
             </w:r>
@@ -3370,25 +2826,7 @@
               <w:jc w:val="center"/>
             </w:pPr>
             <w:r>
-              <w:rPr>
-                <w:rFonts w:hint="eastAsia"/>
-              </w:rPr>
-              <w:t>8</w:t>
-            </w:r>
-            <w:r>
-              <w:t>方向パッド</w:t>
-            </w:r>
-            <w:r>
-              <w:rPr>
-                <w:rFonts w:hint="eastAsia"/>
-              </w:rPr>
-              <w:t>の</w:t>
-            </w:r>
-            <w:r>
-              <w:rPr>
-                <w:rFonts w:hint="eastAsia"/>
-              </w:rPr>
-              <w:t>右</w:t>
+              <w:t>Xboxボタン</w:t>
             </w:r>
           </w:p>
         </w:tc>
@@ -3413,7 +2851,7 @@
                 <w:b/>
                 <w:bCs/>
               </w:rPr>
-              <w:t>Aキー</w:t>
+              <w:t>オプション</w:t>
             </w:r>
           </w:p>
         </w:tc>
@@ -3430,7 +2868,13 @@
               <w:rPr>
                 <w:rFonts w:hint="eastAsia"/>
               </w:rPr>
-              <w:t>スペースキー</w:t>
+              <w:t>O</w:t>
+            </w:r>
+            <w:r>
+              <w:rPr>
+                <w:rFonts w:hint="eastAsia"/>
+              </w:rPr>
+              <w:t>キー</w:t>
             </w:r>
           </w:p>
         </w:tc>
@@ -3447,7 +2891,10 @@
               <w:rPr>
                 <w:rFonts w:hint="eastAsia"/>
               </w:rPr>
-              <w:t>Aボタン</w:t>
+              <w:t>バック</w:t>
+            </w:r>
+            <w:r>
+              <w:t>ボタン</w:t>
             </w:r>
           </w:p>
         </w:tc>
@@ -3472,7 +2919,7 @@
                 <w:b/>
                 <w:bCs/>
               </w:rPr>
-              <w:t>Bキー</w:t>
+              <w:t>ヘルプ</w:t>
             </w:r>
           </w:p>
         </w:tc>
@@ -3484,12 +2931,18 @@
           <w:p>
             <w:pPr>
               <w:jc w:val="center"/>
+              <w:rPr>
+                <w:b/>
+                <w:bCs/>
+              </w:rPr>
             </w:pPr>
             <w:r>
               <w:rPr>
                 <w:rFonts w:hint="eastAsia"/>
-              </w:rPr>
-              <w:t>B</w:t>
+                <w:b/>
+                <w:bCs/>
+              </w:rPr>
+              <w:t>F1</w:t>
             </w:r>
             <w:r>
               <w:rPr>
@@ -3512,7 +2965,13 @@
               <w:rPr>
                 <w:rFonts w:hint="eastAsia"/>
               </w:rPr>
-              <w:t>Bボタン</w:t>
+              <w:t>ホーム</w:t>
+            </w:r>
+            <w:r>
+              <w:rPr>
+                <w:rFonts w:hint="eastAsia"/>
+              </w:rPr>
+              <w:t>ボタン</w:t>
             </w:r>
           </w:p>
         </w:tc>
@@ -3536,16 +2995,10 @@
                 <w:rFonts w:hint="eastAsia"/>
                 <w:b/>
                 <w:bCs/>
-              </w:rPr>
-              <w:t>ポーズ</w:t>
-            </w:r>
-            <w:r>
-              <w:rPr>
-                <w:rFonts w:hint="eastAsia"/>
-                <w:b/>
-                <w:bCs/>
-              </w:rPr>
-              <w:t>キー</w:t>
+                <w:sz w:val="18"/>
+                <w:szCs w:val="20"/>
+              </w:rPr>
+              <w:t>スクリーンショット</w:t>
             </w:r>
           </w:p>
         </w:tc>
@@ -3562,7 +3015,7 @@
               <w:rPr>
                 <w:rFonts w:hint="eastAsia"/>
               </w:rPr>
-              <w:t>P</w:t>
+              <w:t>F12</w:t>
             </w:r>
             <w:r>
               <w:rPr>
@@ -3582,7 +3035,10 @@
               <w:jc w:val="center"/>
             </w:pPr>
             <w:r>
-              <w:t>Xboxボタン</w:t>
+              <w:rPr>
+                <w:rFonts w:hint="eastAsia"/>
+              </w:rPr>
+              <w:t>割り当てなし</w:t>
             </w:r>
           </w:p>
         </w:tc>
@@ -3599,6 +3055,8 @@
               <w:rPr>
                 <w:b/>
                 <w:bCs/>
+                <w:sz w:val="18"/>
+                <w:szCs w:val="20"/>
               </w:rPr>
             </w:pPr>
             <w:r>
@@ -3606,16 +3064,20 @@
                 <w:rFonts w:hint="eastAsia"/>
                 <w:b/>
                 <w:bCs/>
-              </w:rPr>
-              <w:t>オプション</w:t>
+                <w:sz w:val="18"/>
+                <w:szCs w:val="20"/>
+              </w:rPr>
+              <w:t>戻る</w:t>
             </w:r>
             <w:r>
               <w:rPr>
                 <w:rFonts w:hint="eastAsia"/>
                 <w:b/>
                 <w:bCs/>
-              </w:rPr>
-              <w:t>キー</w:t>
+                <w:sz w:val="18"/>
+                <w:szCs w:val="20"/>
+              </w:rPr>
+              <w:t>・閉じる</w:t>
             </w:r>
           </w:p>
         </w:tc>
@@ -3627,18 +3089,18 @@
           <w:p>
             <w:pPr>
               <w:jc w:val="center"/>
+              <w:rPr>
+                <w:b/>
+                <w:bCs/>
+              </w:rPr>
             </w:pPr>
             <w:r>
               <w:rPr>
                 <w:rFonts w:hint="eastAsia"/>
-              </w:rPr>
-              <w:t>O</w:t>
-            </w:r>
-            <w:r>
-              <w:rPr>
-                <w:rFonts w:hint="eastAsia"/>
-              </w:rPr>
-              <w:t>キー</w:t>
+                <w:b/>
+                <w:bCs/>
+              </w:rPr>
+              <w:t>ESCキー</w:t>
             </w:r>
           </w:p>
         </w:tc>
@@ -3655,248 +3117,6 @@
               <w:rPr>
                 <w:rFonts w:hint="eastAsia"/>
               </w:rPr>
-              <w:t>バック</w:t>
-            </w:r>
-            <w:r>
-              <w:t>ボタン</w:t>
-            </w:r>
-          </w:p>
-        </w:tc>
-      </w:tr>
-      <w:tr>
-        <w:tc>
-          <w:tcPr>
-            <w:tcW w:w="2395" w:type="dxa"/>
-            <w:vAlign w:val="center"/>
-          </w:tcPr>
-          <w:p>
-            <w:pPr>
-              <w:jc w:val="center"/>
-              <w:rPr>
-                <w:b/>
-                <w:bCs/>
-              </w:rPr>
-            </w:pPr>
-            <w:r>
-              <w:rPr>
-                <w:rFonts w:hint="eastAsia"/>
-                <w:b/>
-                <w:bCs/>
-              </w:rPr>
-              <w:t>ヘルプ</w:t>
-            </w:r>
-            <w:r>
-              <w:rPr>
-                <w:rFonts w:hint="eastAsia"/>
-                <w:b/>
-                <w:bCs/>
-              </w:rPr>
-              <w:t>キー</w:t>
-            </w:r>
-          </w:p>
-        </w:tc>
-        <w:tc>
-          <w:tcPr>
-            <w:tcW w:w="2566" w:type="dxa"/>
-            <w:vAlign w:val="center"/>
-          </w:tcPr>
-          <w:p>
-            <w:pPr>
-              <w:jc w:val="center"/>
-              <w:rPr>
-                <w:b/>
-                <w:bCs/>
-              </w:rPr>
-            </w:pPr>
-            <w:r>
-              <w:rPr>
-                <w:rFonts w:hint="eastAsia"/>
-                <w:b/>
-                <w:bCs/>
-              </w:rPr>
-              <w:t>F1</w:t>
-            </w:r>
-            <w:r>
-              <w:rPr>
-                <w:rFonts w:hint="eastAsia"/>
-              </w:rPr>
-              <w:t>キー</w:t>
-            </w:r>
-          </w:p>
-        </w:tc>
-        <w:tc>
-          <w:tcPr>
-            <w:tcW w:w="3261" w:type="dxa"/>
-            <w:vAlign w:val="center"/>
-          </w:tcPr>
-          <w:p>
-            <w:pPr>
-              <w:jc w:val="center"/>
-            </w:pPr>
-            <w:r>
-              <w:rPr>
-                <w:rFonts w:hint="eastAsia"/>
-              </w:rPr>
-              <w:t>ホーム</w:t>
-            </w:r>
-            <w:r>
-              <w:rPr>
-                <w:rFonts w:hint="eastAsia"/>
-              </w:rPr>
-              <w:t>ボタン</w:t>
-            </w:r>
-          </w:p>
-        </w:tc>
-      </w:tr>
-      <w:tr>
-        <w:tc>
-          <w:tcPr>
-            <w:tcW w:w="2395" w:type="dxa"/>
-            <w:vAlign w:val="center"/>
-          </w:tcPr>
-          <w:p>
-            <w:pPr>
-              <w:jc w:val="center"/>
-              <w:rPr>
-                <w:b/>
-                <w:bCs/>
-              </w:rPr>
-            </w:pPr>
-            <w:r>
-              <w:rPr>
-                <w:rFonts w:hint="eastAsia"/>
-                <w:b/>
-                <w:bCs/>
-                <w:sz w:val="18"/>
-                <w:szCs w:val="20"/>
-              </w:rPr>
-              <w:t>スクリーンショット</w:t>
-            </w:r>
-            <w:r>
-              <w:rPr>
-                <w:rFonts w:hint="eastAsia"/>
-                <w:b/>
-                <w:bCs/>
-              </w:rPr>
-              <w:t>キー</w:t>
-            </w:r>
-          </w:p>
-        </w:tc>
-        <w:tc>
-          <w:tcPr>
-            <w:tcW w:w="2566" w:type="dxa"/>
-            <w:vAlign w:val="center"/>
-          </w:tcPr>
-          <w:p>
-            <w:pPr>
-              <w:jc w:val="center"/>
-            </w:pPr>
-            <w:r>
-              <w:rPr>
-                <w:rFonts w:hint="eastAsia"/>
-              </w:rPr>
-              <w:t>F12</w:t>
-            </w:r>
-            <w:r>
-              <w:rPr>
-                <w:rFonts w:hint="eastAsia"/>
-              </w:rPr>
-              <w:t>キー</w:t>
-            </w:r>
-          </w:p>
-        </w:tc>
-        <w:tc>
-          <w:tcPr>
-            <w:tcW w:w="3261" w:type="dxa"/>
-            <w:vAlign w:val="center"/>
-          </w:tcPr>
-          <w:p>
-            <w:pPr>
-              <w:jc w:val="center"/>
-            </w:pPr>
-            <w:r>
-              <w:rPr>
-                <w:rFonts w:hint="eastAsia"/>
-              </w:rPr>
-              <w:t>割り当てなし</w:t>
-            </w:r>
-          </w:p>
-        </w:tc>
-      </w:tr>
-      <w:tr>
-        <w:tc>
-          <w:tcPr>
-            <w:tcW w:w="2395" w:type="dxa"/>
-            <w:vAlign w:val="center"/>
-          </w:tcPr>
-          <w:p>
-            <w:pPr>
-              <w:jc w:val="center"/>
-              <w:rPr>
-                <w:b/>
-                <w:bCs/>
-                <w:sz w:val="18"/>
-                <w:szCs w:val="20"/>
-              </w:rPr>
-            </w:pPr>
-            <w:r>
-              <w:rPr>
-                <w:rFonts w:hint="eastAsia"/>
-                <w:b/>
-                <w:bCs/>
-                <w:sz w:val="18"/>
-                <w:szCs w:val="20"/>
-              </w:rPr>
-              <w:t>戻る</w:t>
-            </w:r>
-            <w:r>
-              <w:rPr>
-                <w:rFonts w:hint="eastAsia"/>
-                <w:b/>
-                <w:bCs/>
-                <w:sz w:val="18"/>
-                <w:szCs w:val="20"/>
-              </w:rPr>
-              <w:t>・閉じる</w:t>
-            </w:r>
-          </w:p>
-        </w:tc>
-        <w:tc>
-          <w:tcPr>
-            <w:tcW w:w="2566" w:type="dxa"/>
-            <w:vAlign w:val="center"/>
-          </w:tcPr>
-          <w:p>
-            <w:pPr>
-              <w:jc w:val="center"/>
-              <w:rPr>
-                <w:b/>
-                <w:bCs/>
-              </w:rPr>
-            </w:pPr>
-            <w:r>
-              <w:rPr>
-                <w:rFonts w:hint="eastAsia"/>
-                <w:b/>
-                <w:bCs/>
-              </w:rPr>
-              <w:t>ESCキー</w:t>
-            </w:r>
-          </w:p>
-        </w:tc>
-        <w:tc>
-          <w:tcPr>
-            <w:tcW w:w="3261" w:type="dxa"/>
-            <w:vAlign w:val="center"/>
-          </w:tcPr>
-          <w:p>
-            <w:pPr>
-              <w:jc w:val="center"/>
-            </w:pPr>
-            <w:r>
-              <w:rPr>
-                <w:rFonts w:hint="eastAsia"/>
-              </w:rPr>
               <w:t>割り当てなし</w:t>
             </w:r>
           </w:p>
@@ -3909,11 +3129,12 @@
       <w:pPr>
         <w:pStyle w:val="1"/>
       </w:pPr>
-      <w:bookmarkStart w:id="2" w:name="_Toc208741893"/>
-      <w:r>
-        <w:rPr>
-          <w:rFonts w:hint="eastAsia"/>
-        </w:rPr>
+      <w:bookmarkStart w:id="2" w:name="_Toc209104984"/>
+      <w:r>
+        <w:rPr>
+          <w:rFonts w:hint="eastAsia"/>
+        </w:rPr>
+        <w:lastRenderedPageBreak/>
         <w:t>ゲームの動作環境</w:t>
       </w:r>
       <w:bookmarkEnd w:id="2"/>
@@ -4139,7 +3360,7 @@
       <w:pPr>
         <w:pStyle w:val="1"/>
       </w:pPr>
-      <w:bookmarkStart w:id="4" w:name="_Toc208741894"/>
+      <w:bookmarkStart w:id="4" w:name="_Toc209104985"/>
       <w:r>
         <w:rPr>
           <w:rFonts w:hint="eastAsia"/>
@@ -4309,7 +3530,6 @@
         <w:rPr>
           <w:rFonts w:hint="eastAsia"/>
         </w:rPr>
-        <w:lastRenderedPageBreak/>
         <w:t>ゲームをアンインストールするには、</w:t>
       </w:r>
       <w:r>
@@ -4532,15 +3752,18 @@
     </w:p>
     <w:p/>
     <w:p/>
+    <w:p/>
+    <w:p/>
     <w:p>
       <w:pPr>
         <w:pStyle w:val="1"/>
       </w:pPr>
-      <w:bookmarkStart w:id="5" w:name="_Toc208741895"/>
-      <w:r>
-        <w:rPr>
-          <w:rFonts w:hint="eastAsia"/>
-        </w:rPr>
+      <w:bookmarkStart w:id="5" w:name="_Toc209104986"/>
+      <w:r>
+        <w:rPr>
+          <w:rFonts w:hint="eastAsia"/>
+        </w:rPr>
+        <w:lastRenderedPageBreak/>
         <w:t>ゲームの起動</w:t>
       </w:r>
       <w:bookmarkEnd w:id="5"/>
@@ -4805,7 +4028,7 @@
       <w:pPr>
         <w:pStyle w:val="1"/>
       </w:pPr>
-      <w:bookmarkStart w:id="6" w:name="_Toc208741896"/>
+      <w:bookmarkStart w:id="6" w:name="_Toc209104987"/>
       <w:r>
         <w:rPr>
           <w:rFonts w:hint="eastAsia"/>
@@ -4998,7 +4221,7 @@
       <w:pPr>
         <w:pStyle w:val="2"/>
       </w:pPr>
-      <w:bookmarkStart w:id="7" w:name="_Toc208741897"/>
+      <w:bookmarkStart w:id="7" w:name="_Toc209104988"/>
       <w:r>
         <w:t>“</w:t>
       </w:r>
@@ -5206,7 +4429,7 @@
       <w:pPr>
         <w:pStyle w:val="2"/>
       </w:pPr>
-      <w:bookmarkStart w:id="8" w:name="_Toc208741898"/>
+      <w:bookmarkStart w:id="8" w:name="_Toc209104989"/>
       <w:r>
         <w:rPr>
           <w:rFonts w:hint="eastAsia"/>
@@ -5274,7 +4497,7 @@
       <w:pPr>
         <w:pStyle w:val="2"/>
       </w:pPr>
-      <w:bookmarkStart w:id="9" w:name="_Toc208741899"/>
+      <w:bookmarkStart w:id="9" w:name="_Toc209104990"/>
       <w:r>
         <w:t>“</w:t>
       </w:r>
@@ -5371,7 +4594,7 @@
       <w:pPr>
         <w:pStyle w:val="2"/>
       </w:pPr>
-      <w:bookmarkStart w:id="10" w:name="_Toc208741900"/>
+      <w:bookmarkStart w:id="10" w:name="_Toc209104991"/>
       <w:r>
         <w:t>“</w:t>
       </w:r>
@@ -5559,7 +4782,7 @@
       <w:pPr>
         <w:pStyle w:val="2"/>
       </w:pPr>
-      <w:bookmarkStart w:id="11" w:name="_Toc208741901"/>
+      <w:bookmarkStart w:id="11" w:name="_Toc209104992"/>
       <w:r>
         <w:t>“</w:t>
       </w:r>
@@ -5620,7 +4843,7 @@
       <w:pPr>
         <w:pStyle w:val="2"/>
       </w:pPr>
-      <w:bookmarkStart w:id="12" w:name="_Toc208741902"/>
+      <w:bookmarkStart w:id="12" w:name="_Toc209104993"/>
       <w:r>
         <w:t>“</w:t>
       </w:r>
@@ -5687,7 +4910,7 @@
       <w:pPr>
         <w:pStyle w:val="1"/>
       </w:pPr>
-      <w:bookmarkStart w:id="13" w:name="_Toc208741903"/>
+      <w:bookmarkStart w:id="13" w:name="_Toc209104994"/>
       <w:r>
         <w:rPr>
           <w:rFonts w:hint="eastAsia"/>
@@ -5980,7 +5203,7 @@
       <w:pPr>
         <w:pStyle w:val="1"/>
       </w:pPr>
-      <w:bookmarkStart w:id="14" w:name="_Toc208741904"/>
+      <w:bookmarkStart w:id="14" w:name="_Toc209104995"/>
       <w:r>
         <w:rPr>
           <w:rFonts w:hint="eastAsia"/>
@@ -6251,7 +5474,7 @@
       <w:pPr>
         <w:pStyle w:val="1"/>
       </w:pPr>
-      <w:bookmarkStart w:id="15" w:name="_Toc208741905"/>
+      <w:bookmarkStart w:id="15" w:name="_Toc209104996"/>
       <w:r>
         <w:rPr>
           <w:rFonts w:hint="eastAsia"/>
@@ -6763,7 +5986,7 @@
       <w:pPr>
         <w:pStyle w:val="1"/>
       </w:pPr>
-      <w:bookmarkStart w:id="16" w:name="_Toc208741906"/>
+      <w:bookmarkStart w:id="16" w:name="_Toc209104997"/>
       <w:r>
         <w:rPr>
           <w:rFonts w:hint="eastAsia"/>
@@ -6875,25 +6098,7 @@
         <w:rPr>
           <w:rFonts w:hint="eastAsia"/>
         </w:rPr>
-        <w:t>ゲーム初回起動時、</w:t>
-      </w:r>
-      <w:r>
-        <w:rPr>
-          <w:rFonts w:hint="eastAsia"/>
-        </w:rPr>
-        <w:t>方向キーにはWASDキー、テンキーの8426キー、方向キーが割り当てられています。Aキーにはスペースキーとエンターキー、Bキーには</w:t>
-      </w:r>
-      <w:r>
-        <w:rPr>
-          <w:rFonts w:hint="eastAsia"/>
-        </w:rPr>
-        <w:t>キーボードの</w:t>
-      </w:r>
-      <w:r>
-        <w:rPr>
-          <w:rFonts w:hint="eastAsia"/>
-        </w:rPr>
-        <w:t>Bキーが割り当てられています。</w:t>
+        <w:t>割り当てを確認したいキーの名前のボタンを方向キーで選ぶと、右側に現在の割り当てキーが表示され、下側にはキーの使用目的が表示されます。</w:t>
       </w:r>
     </w:p>
     <w:p/>
@@ -6902,7 +6107,25 @@
         <w:rPr>
           <w:rFonts w:hint="eastAsia"/>
         </w:rPr>
-        <w:t>割り当てを確認したいキーの名前のボタンを方向キーで選ぶと、右側に現在の割り当てキーが表示され、下側にはキーの使用目的が表示されます。</w:t>
+        <w:t>ゲーム中にF1キーを押すと</w:t>
+      </w:r>
+      <w:r>
+        <w:rPr>
+          <w:rFonts w:hint="eastAsia"/>
+        </w:rPr>
+        <w:t>操作確認</w:t>
+      </w:r>
+      <w:r>
+        <w:rPr>
+          <w:rFonts w:hint="eastAsia"/>
+        </w:rPr>
+        <w:t>画面が表示され</w:t>
+      </w:r>
+      <w:r>
+        <w:rPr>
+          <w:rFonts w:hint="eastAsia"/>
+        </w:rPr>
+        <w:t>ます。</w:t>
       </w:r>
     </w:p>
     <w:p/>
@@ -6911,33 +6134,6 @@
         <w:rPr>
           <w:rFonts w:hint="eastAsia"/>
         </w:rPr>
-        <w:t>ゲーム中にF1キーを押すと</w:t>
-      </w:r>
-      <w:r>
-        <w:rPr>
-          <w:rFonts w:hint="eastAsia"/>
-        </w:rPr>
-        <w:t>操作確認</w:t>
-      </w:r>
-      <w:r>
-        <w:rPr>
-          <w:rFonts w:hint="eastAsia"/>
-        </w:rPr>
-        <w:t>画面が表示され</w:t>
-      </w:r>
-      <w:r>
-        <w:rPr>
-          <w:rFonts w:hint="eastAsia"/>
-        </w:rPr>
-        <w:t>ます。</w:t>
-      </w:r>
-    </w:p>
-    <w:p/>
-    <w:p>
-      <w:r>
-        <w:rPr>
-          <w:rFonts w:hint="eastAsia"/>
-        </w:rPr>
         <w:t>操作確認画面</w:t>
       </w:r>
       <w:r>
@@ -7017,14 +6213,7 @@
         <w:rPr>
           <w:rFonts w:hint="eastAsia"/>
         </w:rPr>
-        <w:t>設定データ、操作設定データ、</w:t>
-      </w:r>
-      <w:r>
-        <w:rPr>
-          <w:rFonts w:hint="eastAsia"/>
-        </w:rPr>
-        <w:lastRenderedPageBreak/>
-        <w:t>スクリーンショットが保存されているフォルダをファイルマネージャで開きます。</w:t>
+        <w:t>設定データ、操作設定データ、スクリーンショットが保存されているフォルダをファイルマネージャで開きます。</w:t>
       </w:r>
     </w:p>
     <w:p/>
@@ -7033,11 +6222,12 @@
       <w:pPr>
         <w:pStyle w:val="1"/>
       </w:pPr>
-      <w:bookmarkStart w:id="17" w:name="_Toc208741907"/>
-      <w:r>
-        <w:rPr>
-          <w:rFonts w:hint="eastAsia"/>
-        </w:rPr>
+      <w:bookmarkStart w:id="17" w:name="_Toc209104998"/>
+      <w:r>
+        <w:rPr>
+          <w:rFonts w:hint="eastAsia"/>
+        </w:rPr>
+        <w:lastRenderedPageBreak/>
         <w:t>操作設定画面</w:t>
       </w:r>
       <w:bookmarkEnd w:id="17"/>
@@ -7121,25 +6311,61 @@
         <w:rPr>
           <w:rFonts w:hint="eastAsia"/>
         </w:rPr>
-        <w:t>ゲーム初回起動時、</w:t>
-      </w:r>
-      <w:r>
-        <w:rPr>
-          <w:rFonts w:hint="eastAsia"/>
-        </w:rPr>
-        <w:t>方向キーにはWASDキー、テンキーの8426キー、方向キーが割り当てられています。Aキーにはスペースキーとエンターキー、Bキーには</w:t>
-      </w:r>
-      <w:r>
-        <w:rPr>
-          <w:rFonts w:hint="eastAsia"/>
-        </w:rPr>
-        <w:t>キーボードの</w:t>
-      </w:r>
-      <w:r>
-        <w:rPr>
-          <w:rFonts w:hint="eastAsia"/>
-        </w:rPr>
-        <w:t>Bキーが割り当てられています。</w:t>
+        <w:t>割り当てを変更したい</w:t>
+      </w:r>
+      <w:r>
+        <w:rPr>
+          <w:rFonts w:hint="eastAsia"/>
+        </w:rPr>
+        <w:t>キーの名前のボタン</w:t>
+      </w:r>
+      <w:r>
+        <w:rPr>
+          <w:rFonts w:hint="eastAsia"/>
+        </w:rPr>
+        <w:t>を方向キーで選ぶと</w:t>
+      </w:r>
+      <w:r>
+        <w:rPr>
+          <w:rFonts w:hint="eastAsia"/>
+        </w:rPr>
+        <w:t>、</w:t>
+      </w:r>
+      <w:r>
+        <w:rPr>
+          <w:rFonts w:hint="eastAsia"/>
+        </w:rPr>
+        <w:t>右側に現在の割り当てキーが表示され</w:t>
+      </w:r>
+      <w:r>
+        <w:rPr>
+          <w:rFonts w:hint="eastAsia"/>
+        </w:rPr>
+        <w:t>、</w:t>
+      </w:r>
+      <w:r>
+        <w:rPr>
+          <w:rFonts w:hint="eastAsia"/>
+        </w:rPr>
+        <w:t>下側にはキーの使用目的が表示されます。変更したい場合は、そのまま選択</w:t>
+      </w:r>
+      <w:r>
+        <w:rPr>
+          <w:rFonts w:hint="eastAsia"/>
+        </w:rPr>
+        <w:t>してください。</w:t>
+      </w:r>
+      <w:r>
+        <w:rPr>
+          <w:rFonts w:hint="eastAsia"/>
+        </w:rPr>
+        <w:t>下側のメッセージが割り当てを行うという文言に変化します。その状態で割り当てたいキーを押</w:t>
+      </w:r>
+      <w:r>
+        <w:rPr>
+          <w:rFonts w:hint="eastAsia"/>
+        </w:rPr>
+        <w:t>してください。変更できた場合もできなかった場合もメッセージが表示されます。変更できなかった場合は他のキーを試すか、メッセージを見て変更できなかった原因に対処して、再度割り当ての変更を試してください。</w:t>
       </w:r>
     </w:p>
     <w:p/>
@@ -7148,151 +6374,151 @@
         <w:rPr>
           <w:rFonts w:hint="eastAsia"/>
         </w:rPr>
-        <w:t>割り当てを変更したい</w:t>
-      </w:r>
-      <w:r>
-        <w:rPr>
-          <w:rFonts w:hint="eastAsia"/>
-        </w:rPr>
-        <w:t>キーの名前のボタン</w:t>
-      </w:r>
-      <w:r>
-        <w:rPr>
-          <w:rFonts w:hint="eastAsia"/>
-        </w:rPr>
-        <w:t>を方向キーで選ぶと</w:t>
-      </w:r>
-      <w:r>
-        <w:rPr>
-          <w:rFonts w:hint="eastAsia"/>
-        </w:rPr>
-        <w:t>、</w:t>
-      </w:r>
-      <w:r>
-        <w:rPr>
-          <w:rFonts w:hint="eastAsia"/>
-        </w:rPr>
-        <w:t>右側に現在の割り当てキーが表示され</w:t>
-      </w:r>
-      <w:r>
-        <w:rPr>
-          <w:rFonts w:hint="eastAsia"/>
-        </w:rPr>
-        <w:t>、</w:t>
-      </w:r>
-      <w:r>
-        <w:rPr>
-          <w:rFonts w:hint="eastAsia"/>
-        </w:rPr>
-        <w:t>下側にはキーの使用目的が表示されます。変更したい場合は、そのまま選択</w:t>
-      </w:r>
-      <w:r>
-        <w:rPr>
-          <w:rFonts w:hint="eastAsia"/>
-        </w:rPr>
-        <w:t>してください。</w:t>
-      </w:r>
-      <w:r>
-        <w:rPr>
-          <w:rFonts w:hint="eastAsia"/>
-        </w:rPr>
-        <w:t>下側のメッセージが割り当てを行うという文言に変化します。その状態で割り当てたいキーを押</w:t>
-      </w:r>
-      <w:r>
-        <w:rPr>
-          <w:rFonts w:hint="eastAsia"/>
-        </w:rPr>
-        <w:t>してください。変更できた場合もできなかった場合もメッセージが表示されます。変更できなかった場合は他のキーを試すか、メッセージを見て変更できなかった原因に対処して、再度割り当ての変更を試してください。</w:t>
+        <w:t>エンターキー、テンキーの8キー、テンキーの2キー、テンキーの4キー、テンキーの6キー、</w:t>
+      </w:r>
+      <w:r>
+        <w:rPr>
+          <w:rFonts w:hint="eastAsia"/>
+        </w:rPr>
+        <w:t>矢印</w:t>
+      </w:r>
+      <w:r>
+        <w:rPr>
+          <w:rFonts w:hint="eastAsia"/>
+        </w:rPr>
+        <w:t>キーの上キー、</w:t>
+      </w:r>
+      <w:r>
+        <w:rPr>
+          <w:rFonts w:hint="eastAsia"/>
+        </w:rPr>
+        <w:t>矢印</w:t>
+      </w:r>
+      <w:r>
+        <w:rPr>
+          <w:rFonts w:hint="eastAsia"/>
+        </w:rPr>
+        <w:t>キーの下キー、</w:t>
+      </w:r>
+      <w:r>
+        <w:rPr>
+          <w:rFonts w:hint="eastAsia"/>
+        </w:rPr>
+        <w:t>矢印</w:t>
+      </w:r>
+      <w:r>
+        <w:rPr>
+          <w:rFonts w:hint="eastAsia"/>
+        </w:rPr>
+        <w:t>キーの左キー、</w:t>
+      </w:r>
+      <w:r>
+        <w:rPr>
+          <w:rFonts w:hint="eastAsia"/>
+        </w:rPr>
+        <w:t>矢印</w:t>
+      </w:r>
+      <w:r>
+        <w:rPr>
+          <w:rFonts w:hint="eastAsia"/>
+        </w:rPr>
+        <w:t>キーの右キー、ESCキー、F1キーの割り当ては変更できません。</w:t>
+      </w:r>
+      <w:r>
+        <w:rPr>
+          <w:rFonts w:hint="eastAsia"/>
+        </w:rPr>
+        <w:t>操作不能になっても</w:t>
+      </w:r>
+      <w:r>
+        <w:rPr>
+          <w:rFonts w:hint="eastAsia"/>
+        </w:rPr>
+        <w:t>矢印</w:t>
+      </w:r>
+      <w:r>
+        <w:rPr>
+          <w:rFonts w:hint="eastAsia"/>
+        </w:rPr>
+        <w:t>キーの上キー、</w:t>
+      </w:r>
+      <w:r>
+        <w:rPr>
+          <w:rFonts w:hint="eastAsia"/>
+        </w:rPr>
+        <w:t>矢印</w:t>
+      </w:r>
+      <w:r>
+        <w:rPr>
+          <w:rFonts w:hint="eastAsia"/>
+        </w:rPr>
+        <w:t>キーの下キー、</w:t>
+      </w:r>
+      <w:r>
+        <w:rPr>
+          <w:rFonts w:hint="eastAsia"/>
+        </w:rPr>
+        <w:t>矢印</w:t>
+      </w:r>
+      <w:r>
+        <w:rPr>
+          <w:rFonts w:hint="eastAsia"/>
+        </w:rPr>
+        <w:t>キーの左キー、</w:t>
+      </w:r>
+      <w:r>
+        <w:rPr>
+          <w:rFonts w:hint="eastAsia"/>
+        </w:rPr>
+        <w:t>矢印</w:t>
+      </w:r>
+      <w:r>
+        <w:rPr>
+          <w:rFonts w:hint="eastAsia"/>
+        </w:rPr>
+        <w:t>キーの右キー、</w:t>
+      </w:r>
+      <w:r>
+        <w:rPr>
+          <w:rFonts w:hint="eastAsia"/>
+        </w:rPr>
+        <w:t>エンターキーでメニュー</w:t>
+      </w:r>
+      <w:r>
+        <w:rPr>
+          <w:rFonts w:hint="eastAsia"/>
+        </w:rPr>
+        <w:t>を</w:t>
+      </w:r>
+      <w:r>
+        <w:rPr>
+          <w:rFonts w:hint="eastAsia"/>
+        </w:rPr>
+        <w:t>選択</w:t>
+      </w:r>
+      <w:r>
+        <w:rPr>
+          <w:rFonts w:hint="eastAsia"/>
+        </w:rPr>
+        <w:t>できます</w:t>
+      </w:r>
+      <w:r>
+        <w:rPr>
+          <w:rFonts w:hint="eastAsia"/>
+        </w:rPr>
+        <w:t>。</w:t>
       </w:r>
     </w:p>
     <w:p/>
     <w:p>
       <w:r>
-        <w:rPr>
-          <w:rFonts w:hint="eastAsia"/>
-        </w:rPr>
-        <w:t>エンターキー、テンキーの8キー、テンキーの2キー、テンキーの4キー、テンキーの6キー、方向キーの上キー、方向キーの下キー、方向キーの左キー、方向キーの右キー、ESCキー、F1キーの割り当ては変更できません。</w:t>
-      </w:r>
-      <w:r>
-        <w:rPr>
-          <w:rFonts w:hint="eastAsia"/>
-        </w:rPr>
-        <w:t>操作不能になっても</w:t>
-      </w:r>
-      <w:r>
-        <w:rPr>
-          <w:rFonts w:hint="eastAsia"/>
-        </w:rPr>
-        <w:t>方向キーの上キー、方向キーの下キー、方向キーの左キー、方向キーの右キー、</w:t>
-      </w:r>
-      <w:r>
-        <w:rPr>
-          <w:rFonts w:hint="eastAsia"/>
-        </w:rPr>
-        <w:t>エンターキーでメニュー</w:t>
-      </w:r>
-      <w:r>
-        <w:rPr>
-          <w:rFonts w:hint="eastAsia"/>
-        </w:rPr>
-        <w:t>を</w:t>
-      </w:r>
-      <w:r>
-        <w:rPr>
-          <w:rFonts w:hint="eastAsia"/>
-        </w:rPr>
-        <w:t>選択</w:t>
-      </w:r>
-      <w:r>
-        <w:rPr>
-          <w:rFonts w:hint="eastAsia"/>
-        </w:rPr>
-        <w:t>できます</w:t>
-      </w:r>
-      <w:r>
-        <w:rPr>
-          <w:rFonts w:hint="eastAsia"/>
-        </w:rPr>
-        <w:t>。</w:t>
-      </w:r>
-    </w:p>
-    <w:p/>
-    <w:p>
-      <w:r>
-        <w:rPr>
-          <w:rFonts w:hint="eastAsia"/>
-        </w:rPr>
-        <w:t>ゲーム中にF1キーを押すと</w:t>
-      </w:r>
-      <w:r>
-        <w:rPr>
-          <w:rFonts w:hint="eastAsia"/>
-        </w:rPr>
-        <w:t>操作確認</w:t>
-      </w:r>
-      <w:r>
-        <w:rPr>
-          <w:rFonts w:hint="eastAsia"/>
-        </w:rPr>
-        <w:t>画面が表示され</w:t>
-      </w:r>
-      <w:r>
-        <w:rPr>
-          <w:rFonts w:hint="eastAsia"/>
-        </w:rPr>
-        <w:t>ます。</w:t>
-      </w:r>
-      <w:r>
-        <w:rPr>
-          <w:rFonts w:hint="eastAsia"/>
-        </w:rPr>
-        <w:t>操作確認画面</w:t>
-      </w:r>
-      <w:r>
-        <w:rPr>
-          <w:rFonts w:hint="eastAsia"/>
-        </w:rPr>
-        <w:t>の</w:t>
+        <w:t>“</w:t>
+      </w:r>
+      <w:r>
+        <w:rPr>
+          <w:rFonts w:hint="eastAsia"/>
+        </w:rPr>
+        <w:t>保存して戻る</w:t>
       </w:r>
       <w:r>
         <w:t>”</w:t>
@@ -7301,54 +6527,6 @@
         <w:rPr>
           <w:rFonts w:hint="eastAsia"/>
         </w:rPr>
-        <w:t>操作を変更する</w:t>
-      </w:r>
-      <w:r>
-        <w:t>”</w:t>
-      </w:r>
-      <w:r>
-        <w:rPr>
-          <w:rFonts w:hint="eastAsia"/>
-        </w:rPr>
-        <w:t>ボタンを選択すると</w:t>
-      </w:r>
-      <w:r>
-        <w:rPr>
-          <w:rFonts w:hint="eastAsia"/>
-        </w:rPr>
-        <w:t>操作設定</w:t>
-      </w:r>
-      <w:r>
-        <w:rPr>
-          <w:rFonts w:hint="eastAsia"/>
-        </w:rPr>
-        <w:t>画面を表示する</w:t>
-      </w:r>
-      <w:r>
-        <w:rPr>
-          <w:rFonts w:hint="eastAsia"/>
-        </w:rPr>
-        <w:t>ことができます。</w:t>
-      </w:r>
-    </w:p>
-    <w:p/>
-    <w:p>
-      <w:r>
-        <w:t>“</w:t>
-      </w:r>
-      <w:r>
-        <w:rPr>
-          <w:rFonts w:hint="eastAsia"/>
-        </w:rPr>
-        <w:t>保存して戻る</w:t>
-      </w:r>
-      <w:r>
-        <w:t>”</w:t>
-      </w:r>
-      <w:r>
-        <w:rPr>
-          <w:rFonts w:hint="eastAsia"/>
-        </w:rPr>
         <w:t>ボタンを選択すると、すべての</w:t>
       </w:r>
       <w:r>
@@ -7361,14 +6539,7 @@
         <w:rPr>
           <w:rFonts w:hint="eastAsia"/>
         </w:rPr>
-        <w:t>が適用され、前の画面に戻ります。今回変更</w:t>
-      </w:r>
-      <w:r>
-        <w:rPr>
-          <w:rFonts w:hint="eastAsia"/>
-        </w:rPr>
-        <w:lastRenderedPageBreak/>
-        <w:t>した</w:t>
+        <w:t>が適用され、前の画面に戻ります。今回変更した</w:t>
       </w:r>
       <w:r>
         <w:rPr>
@@ -7494,11 +6665,12 @@
       <w:pPr>
         <w:pStyle w:val="1"/>
       </w:pPr>
-      <w:bookmarkStart w:id="18" w:name="_Toc208741908"/>
-      <w:r>
-        <w:rPr>
-          <w:rFonts w:hint="eastAsia"/>
-        </w:rPr>
+      <w:bookmarkStart w:id="18" w:name="_Toc209104999"/>
+      <w:r>
+        <w:rPr>
+          <w:rFonts w:hint="eastAsia"/>
+        </w:rPr>
+        <w:lastRenderedPageBreak/>
         <w:t>ゲーム画面</w:t>
       </w:r>
       <w:bookmarkEnd w:id="18"/>
@@ -7780,26 +6952,92 @@
         <w:rPr>
           <w:rFonts w:hint="eastAsia"/>
         </w:rPr>
-        <w:t>ことができます。データを保存する前にゲ</w:t>
+        <w:t>ことができます。データを保存する前にゲームを終了した場合、最後に保存した後に</w:t>
+      </w:r>
+      <w:r>
+        <w:rPr>
+          <w:rFonts w:hint="eastAsia"/>
+        </w:rPr>
+        <w:t>取得したアイテム</w:t>
+      </w:r>
+      <w:r>
+        <w:rPr>
+          <w:rFonts w:hint="eastAsia"/>
+        </w:rPr>
+        <w:t>は失われます。ゲームを終了する前にメイド電話を探してデータを保存しておきましょう。</w:t>
+      </w:r>
+    </w:p>
+    <w:p>
+      <w:pPr>
+        <w:jc w:val="left"/>
+      </w:pPr>
+    </w:p>
+    <w:p>
+      <w:pPr>
+        <w:jc w:val="left"/>
+      </w:pPr>
+      <w:r>
+        <w:rPr>
+          <w:rFonts w:hint="eastAsia"/>
+        </w:rPr>
+        <w:t>フキダシのあるキャラクターの前で上キーを押すとキャラクターと会話することができます。</w:t>
+      </w:r>
+    </w:p>
+    <w:p>
+      <w:pPr>
+        <w:jc w:val="left"/>
+      </w:pPr>
+    </w:p>
+    <w:p>
+      <w:pPr>
+        <w:jc w:val="left"/>
+      </w:pPr>
+      <w:r>
+        <w:rPr>
+          <w:rFonts w:hint="eastAsia"/>
+        </w:rPr>
+        <w:t>他にも上キーを押すことで隠された何かを発見することができます。</w:t>
+      </w:r>
+    </w:p>
+    <w:p>
+      <w:pPr>
+        <w:jc w:val="left"/>
+      </w:pPr>
+    </w:p>
+    <w:p>
+      <w:pPr>
+        <w:jc w:val="left"/>
+      </w:pPr>
+      <w:r>
+        <w:rPr>
+          <w:rFonts w:hint="eastAsia"/>
+        </w:rPr>
+        <w:t>ESCキーを押すことで、いつでもゲームを中断して</w:t>
+      </w:r>
+      <w:r>
+        <w:rPr>
+          <w:rFonts w:hint="eastAsia"/>
+        </w:rPr>
+        <w:t>タイトル画面</w:t>
+      </w:r>
+      <w:r>
+        <w:rPr>
+          <w:rFonts w:hint="eastAsia"/>
+        </w:rPr>
+        <w:t>に戻ることができます。</w:t>
+      </w:r>
+      <w:r>
+        <w:rPr>
+          <w:rFonts w:hint="eastAsia"/>
+        </w:rPr>
+        <w:t>データを保存</w:t>
       </w:r>
       <w:r>
         <w:rPr>
           <w:rFonts w:hint="eastAsia"/>
         </w:rPr>
         <w:lastRenderedPageBreak/>
-        <w:t>ームを終了した場合、最後に保存した後に</w:t>
-      </w:r>
-      <w:r>
-        <w:rPr>
-          <w:rFonts w:hint="eastAsia"/>
-        </w:rPr>
-        <w:t>取得したアイテム</w:t>
-      </w:r>
-      <w:r>
-        <w:rPr>
-          <w:rFonts w:hint="eastAsia"/>
-        </w:rPr>
-        <w:t>は失われます。ゲームを終了する前にメイド電話を探してデータを保存しておきましょう。</w:t>
+        <w:t>する前にゲームを終了した場合、最後に保存した後に変化したデータは失われます。ゲームを終了する前にメイド電話を探してデータを保存しておきましょう。</w:t>
       </w:r>
     </w:p>
     <w:p>
@@ -7811,78 +7049,12 @@
       <w:pPr>
         <w:jc w:val="left"/>
       </w:pPr>
-      <w:r>
-        <w:rPr>
-          <w:rFonts w:hint="eastAsia"/>
-        </w:rPr>
-        <w:t>フキダシのあるキャラクターの前で上キーを押すとキャラクターと会話することができます。</w:t>
-      </w:r>
-    </w:p>
-    <w:p>
-      <w:pPr>
-        <w:jc w:val="left"/>
-      </w:pPr>
-    </w:p>
-    <w:p>
-      <w:pPr>
-        <w:jc w:val="left"/>
-      </w:pPr>
-      <w:r>
-        <w:rPr>
-          <w:rFonts w:hint="eastAsia"/>
-        </w:rPr>
-        <w:t>他にも上キーを押すことで隠された何かを発見することができます。</w:t>
-      </w:r>
-    </w:p>
-    <w:p>
-      <w:pPr>
-        <w:jc w:val="left"/>
-      </w:pPr>
-    </w:p>
-    <w:p>
-      <w:pPr>
-        <w:jc w:val="left"/>
-      </w:pPr>
-      <w:r>
-        <w:rPr>
-          <w:rFonts w:hint="eastAsia"/>
-        </w:rPr>
-        <w:t>ESCキーを押すことで、いつでもゲームを中断して</w:t>
-      </w:r>
-      <w:r>
-        <w:rPr>
-          <w:rFonts w:hint="eastAsia"/>
-        </w:rPr>
-        <w:t>タイトル画面</w:t>
-      </w:r>
-      <w:r>
-        <w:rPr>
-          <w:rFonts w:hint="eastAsia"/>
-        </w:rPr>
-        <w:t>に戻ることができます。</w:t>
-      </w:r>
-      <w:r>
-        <w:rPr>
-          <w:rFonts w:hint="eastAsia"/>
-        </w:rPr>
-        <w:t>データを保存する前にゲームを終了した場合、最後に保存した後に変化したデータは失われます。ゲームを終了する前にメイド電話を探してデータを保存しておきましょう。</w:t>
-      </w:r>
-    </w:p>
-    <w:p>
-      <w:pPr>
-        <w:jc w:val="left"/>
-      </w:pPr>
-    </w:p>
-    <w:p>
-      <w:pPr>
-        <w:jc w:val="left"/>
-      </w:pPr>
     </w:p>
     <w:p>
       <w:pPr>
         <w:pStyle w:val="1"/>
       </w:pPr>
-      <w:bookmarkStart w:id="19" w:name="_Toc208741909"/>
+      <w:bookmarkStart w:id="19" w:name="_Toc209105000"/>
       <w:r>
         <w:rPr>
           <w:rFonts w:hint="eastAsia"/>
@@ -8168,7 +7340,7 @@
       <w:pPr>
         <w:pStyle w:val="1"/>
       </w:pPr>
-      <w:bookmarkStart w:id="20" w:name="_Toc208741910"/>
+      <w:bookmarkStart w:id="20" w:name="_Toc209105001"/>
       <w:r>
         <w:rPr>
           <w:rFonts w:hint="eastAsia"/>
@@ -8531,7 +7703,7 @@
       <w:pPr>
         <w:pStyle w:val="1"/>
       </w:pPr>
-      <w:bookmarkStart w:id="21" w:name="_Toc208741911"/>
+      <w:bookmarkStart w:id="21" w:name="_Toc209105002"/>
       <w:r>
         <w:rPr>
           <w:rFonts w:hint="eastAsia"/>
@@ -8945,7 +8117,7 @@
       <w:pPr>
         <w:pStyle w:val="1"/>
       </w:pPr>
-      <w:bookmarkStart w:id="22" w:name="_Toc208741912"/>
+      <w:bookmarkStart w:id="22" w:name="_Toc209105003"/>
       <w:r>
         <w:rPr>
           <w:rFonts w:hint="eastAsia"/>
@@ -9673,7 +8845,7 @@
       <w:pPr>
         <w:pStyle w:val="1"/>
       </w:pPr>
-      <w:bookmarkStart w:id="23" w:name="_Toc208741913"/>
+      <w:bookmarkStart w:id="23" w:name="_Toc209105004"/>
       <w:r>
         <w:rPr>
           <w:rFonts w:hint="eastAsia"/>

--- a/documents/manual/manual.docx
+++ b/documents/manual/manual.docx
@@ -176,7 +176,7 @@
           <w:sz w:val="24"/>
           <w:szCs w:val="24"/>
         </w:rPr>
-        <w:t>2</w:t>
+        <w:t>3</w:t>
       </w:r>
       <w:r>
         <w:rPr>
@@ -192,7 +192,7 @@
           <w:sz w:val="24"/>
           <w:szCs w:val="24"/>
         </w:rPr>
-        <w:t>1</w:t>
+        <w:t>5</w:t>
       </w:r>
       <w:r>
         <w:rPr>
@@ -251,7 +251,7 @@
       <w:r>
         <w:fldChar w:fldCharType="separate"/>
       </w:r>
-      <w:hyperlink w:anchor="_Toc220842468" w:history="1">
+      <w:hyperlink w:anchor="_Toc223256240" w:history="1">
         <w:r>
           <w:rPr>
             <w:rStyle w:val="a7"/>
@@ -278,7 +278,7 @@
             <w:noProof/>
             <w:webHidden/>
           </w:rPr>
-          <w:instrText xml:space="preserve"> PAGEREF _Toc220842468 \h </w:instrText>
+          <w:instrText xml:space="preserve"> PAGEREF _Toc223256240 \h </w:instrText>
         </w:r>
         <w:r>
           <w:rPr>
@@ -321,7 +321,7 @@
           <w14:ligatures w14:val="standardContextual"/>
         </w:rPr>
       </w:pPr>
-      <w:hyperlink w:anchor="_Toc220842469" w:history="1">
+      <w:hyperlink w:anchor="_Toc223256241" w:history="1">
         <w:r>
           <w:rPr>
             <w:rStyle w:val="a7"/>
@@ -348,7 +348,7 @@
             <w:noProof/>
             <w:webHidden/>
           </w:rPr>
-          <w:instrText xml:space="preserve"> PAGEREF _Toc220842469 \h </w:instrText>
+          <w:instrText xml:space="preserve"> PAGEREF _Toc223256241 \h </w:instrText>
         </w:r>
         <w:r>
           <w:rPr>
@@ -391,7 +391,7 @@
           <w14:ligatures w14:val="standardContextual"/>
         </w:rPr>
       </w:pPr>
-      <w:hyperlink w:anchor="_Toc220842470" w:history="1">
+      <w:hyperlink w:anchor="_Toc223256242" w:history="1">
         <w:r>
           <w:rPr>
             <w:rStyle w:val="a7"/>
@@ -418,7 +418,7 @@
             <w:noProof/>
             <w:webHidden/>
           </w:rPr>
-          <w:instrText xml:space="preserve"> PAGEREF _Toc220842470 \h </w:instrText>
+          <w:instrText xml:space="preserve"> PAGEREF _Toc223256242 \h </w:instrText>
         </w:r>
         <w:r>
           <w:rPr>
@@ -461,7 +461,7 @@
           <w14:ligatures w14:val="standardContextual"/>
         </w:rPr>
       </w:pPr>
-      <w:hyperlink w:anchor="_Toc220842471" w:history="1">
+      <w:hyperlink w:anchor="_Toc223256243" w:history="1">
         <w:r>
           <w:rPr>
             <w:rStyle w:val="a7"/>
@@ -488,7 +488,7 @@
             <w:noProof/>
             <w:webHidden/>
           </w:rPr>
-          <w:instrText xml:space="preserve"> PAGEREF _Toc220842471 \h </w:instrText>
+          <w:instrText xml:space="preserve"> PAGEREF _Toc223256243 \h </w:instrText>
         </w:r>
         <w:r>
           <w:rPr>
@@ -531,7 +531,7 @@
           <w14:ligatures w14:val="standardContextual"/>
         </w:rPr>
       </w:pPr>
-      <w:hyperlink w:anchor="_Toc220842472" w:history="1">
+      <w:hyperlink w:anchor="_Toc223256244" w:history="1">
         <w:r>
           <w:rPr>
             <w:rStyle w:val="a7"/>
@@ -558,7 +558,7 @@
             <w:noProof/>
             <w:webHidden/>
           </w:rPr>
-          <w:instrText xml:space="preserve"> PAGEREF _Toc220842472 \h </w:instrText>
+          <w:instrText xml:space="preserve"> PAGEREF _Toc223256244 \h </w:instrText>
         </w:r>
         <w:r>
           <w:rPr>
@@ -601,7 +601,7 @@
           <w14:ligatures w14:val="standardContextual"/>
         </w:rPr>
       </w:pPr>
-      <w:hyperlink w:anchor="_Toc220842473" w:history="1">
+      <w:hyperlink w:anchor="_Toc223256245" w:history="1">
         <w:r>
           <w:rPr>
             <w:rStyle w:val="a7"/>
@@ -628,7 +628,7 @@
             <w:noProof/>
             <w:webHidden/>
           </w:rPr>
-          <w:instrText xml:space="preserve"> PAGEREF _Toc220842473 \h </w:instrText>
+          <w:instrText xml:space="preserve"> PAGEREF _Toc223256245 \h </w:instrText>
         </w:r>
         <w:r>
           <w:rPr>
@@ -671,7 +671,7 @@
           <w14:ligatures w14:val="standardContextual"/>
         </w:rPr>
       </w:pPr>
-      <w:hyperlink w:anchor="_Toc220842474" w:history="1">
+      <w:hyperlink w:anchor="_Toc223256246" w:history="1">
         <w:r>
           <w:rPr>
             <w:rStyle w:val="a7"/>
@@ -698,7 +698,7 @@
             <w:noProof/>
             <w:webHidden/>
           </w:rPr>
-          <w:instrText xml:space="preserve"> PAGEREF _Toc220842474 \h </w:instrText>
+          <w:instrText xml:space="preserve"> PAGEREF _Toc223256246 \h </w:instrText>
         </w:r>
         <w:r>
           <w:rPr>
@@ -741,7 +741,7 @@
           <w14:ligatures w14:val="standardContextual"/>
         </w:rPr>
       </w:pPr>
-      <w:hyperlink w:anchor="_Toc220842475" w:history="1">
+      <w:hyperlink w:anchor="_Toc223256247" w:history="1">
         <w:r>
           <w:rPr>
             <w:rStyle w:val="a7"/>
@@ -768,7 +768,7 @@
             <w:noProof/>
             <w:webHidden/>
           </w:rPr>
-          <w:instrText xml:space="preserve"> PAGEREF _Toc220842475 \h </w:instrText>
+          <w:instrText xml:space="preserve"> PAGEREF _Toc223256247 \h </w:instrText>
         </w:r>
         <w:r>
           <w:rPr>
@@ -811,7 +811,7 @@
           <w14:ligatures w14:val="standardContextual"/>
         </w:rPr>
       </w:pPr>
-      <w:hyperlink w:anchor="_Toc220842476" w:history="1">
+      <w:hyperlink w:anchor="_Toc223256248" w:history="1">
         <w:r>
           <w:rPr>
             <w:rStyle w:val="a7"/>
@@ -838,7 +838,7 @@
             <w:noProof/>
             <w:webHidden/>
           </w:rPr>
-          <w:instrText xml:space="preserve"> PAGEREF _Toc220842476 \h </w:instrText>
+          <w:instrText xml:space="preserve"> PAGEREF _Toc223256248 \h </w:instrText>
         </w:r>
         <w:r>
           <w:rPr>
@@ -881,7 +881,7 @@
           <w14:ligatures w14:val="standardContextual"/>
         </w:rPr>
       </w:pPr>
-      <w:hyperlink w:anchor="_Toc220842477" w:history="1">
+      <w:hyperlink w:anchor="_Toc223256249" w:history="1">
         <w:r>
           <w:rPr>
             <w:rStyle w:val="a7"/>
@@ -908,7 +908,7 @@
             <w:noProof/>
             <w:webHidden/>
           </w:rPr>
-          <w:instrText xml:space="preserve"> PAGEREF _Toc220842477 \h </w:instrText>
+          <w:instrText xml:space="preserve"> PAGEREF _Toc223256249 \h </w:instrText>
         </w:r>
         <w:r>
           <w:rPr>
@@ -951,7 +951,7 @@
           <w14:ligatures w14:val="standardContextual"/>
         </w:rPr>
       </w:pPr>
-      <w:hyperlink w:anchor="_Toc220842478" w:history="1">
+      <w:hyperlink w:anchor="_Toc223256250" w:history="1">
         <w:r>
           <w:rPr>
             <w:rStyle w:val="a7"/>
@@ -978,7 +978,7 @@
             <w:noProof/>
             <w:webHidden/>
           </w:rPr>
-          <w:instrText xml:space="preserve"> PAGEREF _Toc220842478 \h </w:instrText>
+          <w:instrText xml:space="preserve"> PAGEREF _Toc223256250 \h </w:instrText>
         </w:r>
         <w:r>
           <w:rPr>
@@ -1021,7 +1021,7 @@
           <w14:ligatures w14:val="standardContextual"/>
         </w:rPr>
       </w:pPr>
-      <w:hyperlink w:anchor="_Toc220842479" w:history="1">
+      <w:hyperlink w:anchor="_Toc223256251" w:history="1">
         <w:r>
           <w:rPr>
             <w:rStyle w:val="a7"/>
@@ -1048,7 +1048,7 @@
             <w:noProof/>
             <w:webHidden/>
           </w:rPr>
-          <w:instrText xml:space="preserve"> PAGEREF _Toc220842479 \h </w:instrText>
+          <w:instrText xml:space="preserve"> PAGEREF _Toc223256251 \h </w:instrText>
         </w:r>
         <w:r>
           <w:rPr>
@@ -1091,7 +1091,7 @@
           <w14:ligatures w14:val="standardContextual"/>
         </w:rPr>
       </w:pPr>
-      <w:hyperlink w:anchor="_Toc220842480" w:history="1">
+      <w:hyperlink w:anchor="_Toc223256252" w:history="1">
         <w:r>
           <w:rPr>
             <w:rStyle w:val="a7"/>
@@ -1118,7 +1118,7 @@
             <w:noProof/>
             <w:webHidden/>
           </w:rPr>
-          <w:instrText xml:space="preserve"> PAGEREF _Toc220842480 \h </w:instrText>
+          <w:instrText xml:space="preserve"> PAGEREF _Toc223256252 \h </w:instrText>
         </w:r>
         <w:r>
           <w:rPr>
@@ -1161,7 +1161,7 @@
           <w14:ligatures w14:val="standardContextual"/>
         </w:rPr>
       </w:pPr>
-      <w:hyperlink w:anchor="_Toc220842481" w:history="1">
+      <w:hyperlink w:anchor="_Toc223256253" w:history="1">
         <w:r>
           <w:rPr>
             <w:rStyle w:val="a7"/>
@@ -1188,7 +1188,7 @@
             <w:noProof/>
             <w:webHidden/>
           </w:rPr>
-          <w:instrText xml:space="preserve"> PAGEREF _Toc220842481 \h </w:instrText>
+          <w:instrText xml:space="preserve"> PAGEREF _Toc223256253 \h </w:instrText>
         </w:r>
         <w:r>
           <w:rPr>
@@ -1231,7 +1231,7 @@
           <w14:ligatures w14:val="standardContextual"/>
         </w:rPr>
       </w:pPr>
-      <w:hyperlink w:anchor="_Toc220842482" w:history="1">
+      <w:hyperlink w:anchor="_Toc223256254" w:history="1">
         <w:r>
           <w:rPr>
             <w:rStyle w:val="a7"/>
@@ -1258,7 +1258,7 @@
             <w:noProof/>
             <w:webHidden/>
           </w:rPr>
-          <w:instrText xml:space="preserve"> PAGEREF _Toc220842482 \h </w:instrText>
+          <w:instrText xml:space="preserve"> PAGEREF _Toc223256254 \h </w:instrText>
         </w:r>
         <w:r>
           <w:rPr>
@@ -1301,7 +1301,7 @@
           <w14:ligatures w14:val="standardContextual"/>
         </w:rPr>
       </w:pPr>
-      <w:hyperlink w:anchor="_Toc220842483" w:history="1">
+      <w:hyperlink w:anchor="_Toc223256255" w:history="1">
         <w:r>
           <w:rPr>
             <w:rStyle w:val="a7"/>
@@ -1328,7 +1328,7 @@
             <w:noProof/>
             <w:webHidden/>
           </w:rPr>
-          <w:instrText xml:space="preserve"> PAGEREF _Toc220842483 \h </w:instrText>
+          <w:instrText xml:space="preserve"> PAGEREF _Toc223256255 \h </w:instrText>
         </w:r>
         <w:r>
           <w:rPr>
@@ -1371,7 +1371,7 @@
           <w14:ligatures w14:val="standardContextual"/>
         </w:rPr>
       </w:pPr>
-      <w:hyperlink w:anchor="_Toc220842484" w:history="1">
+      <w:hyperlink w:anchor="_Toc223256256" w:history="1">
         <w:r>
           <w:rPr>
             <w:rStyle w:val="a7"/>
@@ -1398,7 +1398,7 @@
             <w:noProof/>
             <w:webHidden/>
           </w:rPr>
-          <w:instrText xml:space="preserve"> PAGEREF _Toc220842484 \h </w:instrText>
+          <w:instrText xml:space="preserve"> PAGEREF _Toc223256256 \h </w:instrText>
         </w:r>
         <w:r>
           <w:rPr>
@@ -1441,7 +1441,7 @@
           <w14:ligatures w14:val="standardContextual"/>
         </w:rPr>
       </w:pPr>
-      <w:hyperlink w:anchor="_Toc220842485" w:history="1">
+      <w:hyperlink w:anchor="_Toc223256257" w:history="1">
         <w:r>
           <w:rPr>
             <w:rStyle w:val="a7"/>
@@ -1468,7 +1468,7 @@
             <w:noProof/>
             <w:webHidden/>
           </w:rPr>
-          <w:instrText xml:space="preserve"> PAGEREF _Toc220842485 \h </w:instrText>
+          <w:instrText xml:space="preserve"> PAGEREF _Toc223256257 \h </w:instrText>
         </w:r>
         <w:r>
           <w:rPr>
@@ -1511,7 +1511,7 @@
       <w:pPr>
         <w:pStyle w:val="1"/>
       </w:pPr>
-      <w:bookmarkStart w:id="0" w:name="_Toc220842468"/>
+      <w:bookmarkStart w:id="0" w:name="_Toc223256240"/>
       <w:r>
         <w:rPr>
           <w:rFonts w:hint="eastAsia"/>
@@ -1737,7 +1737,7 @@
       <w:pPr>
         <w:pStyle w:val="1"/>
       </w:pPr>
-      <w:bookmarkStart w:id="1" w:name="_Toc220842469"/>
+      <w:bookmarkStart w:id="1" w:name="_Toc223256241"/>
       <w:r>
         <w:rPr>
           <w:rFonts w:hint="eastAsia"/>
@@ -2701,7 +2701,7 @@
       <w:pPr>
         <w:pStyle w:val="1"/>
       </w:pPr>
-      <w:bookmarkStart w:id="2" w:name="_Toc220842470"/>
+      <w:bookmarkStart w:id="2" w:name="_Toc223256242"/>
       <w:r>
         <w:rPr>
           <w:rFonts w:hint="eastAsia"/>
@@ -2893,7 +2893,7 @@
       <w:pPr>
         <w:pStyle w:val="2"/>
       </w:pPr>
-      <w:bookmarkStart w:id="3" w:name="_Toc220842471"/>
+      <w:bookmarkStart w:id="3" w:name="_Toc223256243"/>
       <w:r>
         <w:t>“</w:t>
       </w:r>
@@ -3101,7 +3101,7 @@
       <w:pPr>
         <w:pStyle w:val="2"/>
       </w:pPr>
-      <w:bookmarkStart w:id="4" w:name="_Toc220842472"/>
+      <w:bookmarkStart w:id="4" w:name="_Toc223256244"/>
       <w:r>
         <w:rPr>
           <w:rFonts w:hint="eastAsia"/>
@@ -3169,7 +3169,7 @@
       <w:pPr>
         <w:pStyle w:val="2"/>
       </w:pPr>
-      <w:bookmarkStart w:id="5" w:name="_Toc220842473"/>
+      <w:bookmarkStart w:id="5" w:name="_Toc223256245"/>
       <w:r>
         <w:t>“</w:t>
       </w:r>
@@ -3266,7 +3266,7 @@
       <w:pPr>
         <w:pStyle w:val="2"/>
       </w:pPr>
-      <w:bookmarkStart w:id="6" w:name="_Toc220842474"/>
+      <w:bookmarkStart w:id="6" w:name="_Toc223256246"/>
       <w:r>
         <w:t>“</w:t>
       </w:r>
@@ -3436,7 +3436,7 @@
       <w:pPr>
         <w:pStyle w:val="2"/>
       </w:pPr>
-      <w:bookmarkStart w:id="7" w:name="_Toc220842475"/>
+      <w:bookmarkStart w:id="7" w:name="_Toc223256247"/>
       <w:r>
         <w:t>“</w:t>
       </w:r>
@@ -3509,7 +3509,7 @@
       <w:pPr>
         <w:pStyle w:val="1"/>
       </w:pPr>
-      <w:bookmarkStart w:id="8" w:name="_Toc220842476"/>
+      <w:bookmarkStart w:id="8" w:name="_Toc223256248"/>
       <w:r>
         <w:rPr>
           <w:rFonts w:hint="eastAsia"/>
@@ -3768,7 +3768,7 @@
       <w:pPr>
         <w:pStyle w:val="1"/>
       </w:pPr>
-      <w:bookmarkStart w:id="9" w:name="_Toc220842477"/>
+      <w:bookmarkStart w:id="9" w:name="_Toc223256249"/>
       <w:r>
         <w:rPr>
           <w:rFonts w:hint="eastAsia"/>
@@ -4245,7 +4245,7 @@
       <w:pPr>
         <w:pStyle w:val="1"/>
       </w:pPr>
-      <w:bookmarkStart w:id="10" w:name="_Toc220842478"/>
+      <w:bookmarkStart w:id="10" w:name="_Toc223256250"/>
       <w:r>
         <w:rPr>
           <w:rFonts w:hint="eastAsia"/>
@@ -4482,7 +4482,7 @@
       <w:pPr>
         <w:pStyle w:val="1"/>
       </w:pPr>
-      <w:bookmarkStart w:id="11" w:name="_Toc220842479"/>
+      <w:bookmarkStart w:id="11" w:name="_Toc223256251"/>
       <w:r>
         <w:rPr>
           <w:rFonts w:hint="eastAsia"/>
@@ -4955,7 +4955,7 @@
       <w:pPr>
         <w:pStyle w:val="1"/>
       </w:pPr>
-      <w:bookmarkStart w:id="12" w:name="_Toc220842480"/>
+      <w:bookmarkStart w:id="12" w:name="_Toc223256252"/>
       <w:r>
         <w:rPr>
           <w:rFonts w:hint="eastAsia"/>
@@ -5344,7 +5344,7 @@
       <w:pPr>
         <w:pStyle w:val="1"/>
       </w:pPr>
-      <w:bookmarkStart w:id="13" w:name="_Toc220842481"/>
+      <w:bookmarkStart w:id="13" w:name="_Toc223256253"/>
       <w:r>
         <w:rPr>
           <w:rFonts w:hint="eastAsia"/>
@@ -5630,7 +5630,7 @@
       <w:pPr>
         <w:pStyle w:val="1"/>
       </w:pPr>
-      <w:bookmarkStart w:id="14" w:name="_Toc220842482"/>
+      <w:bookmarkStart w:id="14" w:name="_Toc223256254"/>
       <w:r>
         <w:rPr>
           <w:rFonts w:hint="eastAsia"/>
@@ -5993,7 +5993,7 @@
       <w:pPr>
         <w:pStyle w:val="1"/>
       </w:pPr>
-      <w:bookmarkStart w:id="15" w:name="_Toc220842483"/>
+      <w:bookmarkStart w:id="15" w:name="_Toc223256255"/>
       <w:r>
         <w:rPr>
           <w:rFonts w:hint="eastAsia"/>
@@ -6389,7 +6389,7 @@
       <w:pPr>
         <w:pStyle w:val="1"/>
       </w:pPr>
-      <w:bookmarkStart w:id="16" w:name="_Toc220842484"/>
+      <w:bookmarkStart w:id="16" w:name="_Toc223256256"/>
       <w:r>
         <w:rPr>
           <w:rFonts w:hint="eastAsia"/>
@@ -7057,7 +7057,7 @@
       <w:pPr>
         <w:pStyle w:val="1"/>
       </w:pPr>
-      <w:bookmarkStart w:id="17" w:name="_Toc220842485"/>
+      <w:bookmarkStart w:id="17" w:name="_Toc223256257"/>
       <w:r>
         <w:rPr>
           <w:rFonts w:hint="eastAsia"/>
